--- a/notes/res.docx
+++ b/notes/res.docx
@@ -290,8 +290,6 @@
                     <w:date w:fullDate="2026-05-13T00:00:00Z">
                       <w:dateFormat w:val="M-d-yyyy"/>
                       <w:lid w:val="en-US"/>
-                      <w:storeMappedDataAs w:val="dateTime"/>
-                      <w:calendar w:val="gregorian"/>
                     </w:date>
                   </w:sdtPr>
                   <w:sdtContent>
@@ -310,16 +308,8 @@
                       </w:rPr>
                       <w:t>5-13-2026</w:t>
                     </w:r>
-                    <w:r/>
                   </w:sdtContent>
                 </w:sdt>
-                <w:r>
-                  <w:rPr>
-                    <w:color w:themeColor="accent1" w:val="156082"/>
-                    <w:sz w:val="28"/>
-                    <w:szCs w:val="28"/>
-                  </w:rPr>
-                </w:r>
               </w:p>
               <w:p>
                 <w:pPr>
@@ -347,6 +337,9 @@
           <w:r>
             <w:rPr/>
           </w:r>
+          <w:r>
+            <w:br w:type="page"/>
+          </w:r>
         </w:p>
         <w:p>
           <w:pPr>
@@ -356,9 +349,6 @@
               <w:lang w:val="da-DK"/>
             </w:rPr>
           </w:pPr>
-          <w:r>
-            <w:br w:type="page"/>
-          </w:r>
           <w:r>
             <w:rPr>
               <w:lang w:val="da-DK"/>
@@ -381,6 +371,7 @@
           <w:r>
             <w:rPr>
               <w:rStyle w:val="IndexLink"/>
+              <w:vanish w:val="false"/>
               <w:webHidden/>
             </w:rPr>
             <w:instrText xml:space="preserve"> TOC \z \o "1-3" \u \h</w:instrText>
@@ -388,6 +379,7 @@
           <w:r>
             <w:rPr>
               <w:rStyle w:val="IndexLink"/>
+              <w:vanish w:val="false"/>
               <w:webHidden/>
             </w:rPr>
             <w:fldChar w:fldCharType="separate"/>
@@ -396,6 +388,7 @@
             <w:r>
               <w:rPr>
                 <w:rStyle w:val="IndexLink"/>
+                <w:vanish w:val="false"/>
                 <w:webHidden/>
               </w:rPr>
               <w:t>Forside</w:t>
@@ -446,13 +439,6 @@
           <w:hyperlink w:anchor="_Toc225235113">
             <w:r>
               <w:rPr>
-                <w:rStyle w:val="IndexLink"/>
-                <w:webHidden/>
-              </w:rPr>
-              <w:t>Resume</w:t>
-            </w:r>
-            <w:r>
-              <w:rPr>
                 <w:webHidden/>
               </w:rPr>
               <w:fldChar w:fldCharType="begin"/>
@@ -473,7 +459,9 @@
               <w:rPr>
                 <w:rStyle w:val="IndexLink"/>
                 <w:vanish w:val="false"/>
-              </w:rPr>
+                <w:webHidden/>
+              </w:rPr>
+              <w:t>Resume</w:t>
               <w:tab/>
               <w:t>2</w:t>
             </w:r>
@@ -497,13 +485,6 @@
           <w:hyperlink w:anchor="_Toc225235114">
             <w:r>
               <w:rPr>
-                <w:rStyle w:val="IndexLink"/>
-                <w:webHidden/>
-              </w:rPr>
-              <w:t>Problemformulering</w:t>
-            </w:r>
-            <w:r>
-              <w:rPr>
                 <w:webHidden/>
               </w:rPr>
               <w:fldChar w:fldCharType="begin"/>
@@ -524,7 +505,9 @@
               <w:rPr>
                 <w:rStyle w:val="IndexLink"/>
                 <w:vanish w:val="false"/>
-              </w:rPr>
+                <w:webHidden/>
+              </w:rPr>
+              <w:t>Problemformulering</w:t>
               <w:tab/>
               <w:t>2</w:t>
             </w:r>
@@ -548,13 +531,6 @@
           <w:hyperlink w:anchor="_Toc225235115">
             <w:r>
               <w:rPr>
-                <w:rStyle w:val="IndexLink"/>
-                <w:webHidden/>
-              </w:rPr>
-              <w:t>Programbeskrivelse</w:t>
-            </w:r>
-            <w:r>
-              <w:rPr>
                 <w:webHidden/>
               </w:rPr>
               <w:fldChar w:fldCharType="begin"/>
@@ -575,7 +551,9 @@
               <w:rPr>
                 <w:rStyle w:val="IndexLink"/>
                 <w:vanish w:val="false"/>
-              </w:rPr>
+                <w:webHidden/>
+              </w:rPr>
+              <w:t>Programbeskrivelse</w:t>
               <w:tab/>
               <w:t>2</w:t>
             </w:r>
@@ -599,13 +577,6 @@
           <w:hyperlink w:anchor="_Toc225235116">
             <w:r>
               <w:rPr>
-                <w:rStyle w:val="IndexLink"/>
-                <w:webHidden/>
-              </w:rPr>
-              <w:t>Funktionalitet</w:t>
-            </w:r>
-            <w:r>
-              <w:rPr>
                 <w:webHidden/>
               </w:rPr>
               <w:fldChar w:fldCharType="begin"/>
@@ -626,7 +597,9 @@
               <w:rPr>
                 <w:rStyle w:val="IndexLink"/>
                 <w:vanish w:val="false"/>
-              </w:rPr>
+                <w:webHidden/>
+              </w:rPr>
+              <w:t>Funktionalitet</w:t>
               <w:tab/>
               <w:t>2</w:t>
             </w:r>
@@ -650,13 +623,6 @@
           <w:hyperlink w:anchor="_Toc225235117">
             <w:r>
               <w:rPr>
-                <w:rStyle w:val="IndexLink"/>
-                <w:webHidden/>
-              </w:rPr>
-              <w:t>Brugergrænseflader</w:t>
-            </w:r>
-            <w:r>
-              <w:rPr>
                 <w:webHidden/>
               </w:rPr>
               <w:fldChar w:fldCharType="begin"/>
@@ -677,7 +643,9 @@
               <w:rPr>
                 <w:rStyle w:val="IndexLink"/>
                 <w:vanish w:val="false"/>
-              </w:rPr>
+                <w:webHidden/>
+              </w:rPr>
+              <w:t>Brugergrænseflader</w:t>
               <w:tab/>
               <w:t>2</w:t>
             </w:r>
@@ -701,13 +669,6 @@
           <w:hyperlink w:anchor="_Toc225235118">
             <w:r>
               <w:rPr>
-                <w:rStyle w:val="IndexLink"/>
-                <w:webHidden/>
-              </w:rPr>
-              <w:t>Rutediagrammer</w:t>
-            </w:r>
-            <w:r>
-              <w:rPr>
                 <w:webHidden/>
               </w:rPr>
               <w:fldChar w:fldCharType="begin"/>
@@ -728,7 +689,9 @@
               <w:rPr>
                 <w:rStyle w:val="IndexLink"/>
                 <w:vanish w:val="false"/>
-              </w:rPr>
+                <w:webHidden/>
+              </w:rPr>
+              <w:t>Rutediagrammer</w:t>
               <w:tab/>
               <w:t>3</w:t>
             </w:r>
@@ -752,13 +715,6 @@
           <w:hyperlink w:anchor="_Toc225235119">
             <w:r>
               <w:rPr>
-                <w:rStyle w:val="IndexLink"/>
-                <w:webHidden/>
-              </w:rPr>
-              <w:t>Pseudokode</w:t>
-            </w:r>
-            <w:r>
-              <w:rPr>
                 <w:webHidden/>
               </w:rPr>
               <w:fldChar w:fldCharType="begin"/>
@@ -779,7 +735,9 @@
               <w:rPr>
                 <w:rStyle w:val="IndexLink"/>
                 <w:vanish w:val="false"/>
-              </w:rPr>
+                <w:webHidden/>
+              </w:rPr>
+              <w:t>Pseudokode</w:t>
               <w:tab/>
               <w:t>3</w:t>
             </w:r>
@@ -803,13 +761,6 @@
           <w:hyperlink w:anchor="_Toc225235120">
             <w:r>
               <w:rPr>
-                <w:rStyle w:val="IndexLink"/>
-                <w:webHidden/>
-              </w:rPr>
-              <w:t>Udvalgt kode</w:t>
-            </w:r>
-            <w:r>
-              <w:rPr>
                 <w:webHidden/>
               </w:rPr>
               <w:fldChar w:fldCharType="begin"/>
@@ -830,7 +781,9 @@
               <w:rPr>
                 <w:rStyle w:val="IndexLink"/>
                 <w:vanish w:val="false"/>
-              </w:rPr>
+                <w:webHidden/>
+              </w:rPr>
+              <w:t>Udvalgt kode</w:t>
               <w:tab/>
               <w:t>3</w:t>
             </w:r>
@@ -854,13 +807,6 @@
           <w:hyperlink w:anchor="_Toc225235121">
             <w:r>
               <w:rPr>
-                <w:rStyle w:val="IndexLink"/>
-                <w:webHidden/>
-              </w:rPr>
-              <w:t>Test af programmet</w:t>
-            </w:r>
-            <w:r>
-              <w:rPr>
                 <w:webHidden/>
               </w:rPr>
               <w:fldChar w:fldCharType="begin"/>
@@ -881,7 +827,9 @@
               <w:rPr>
                 <w:rStyle w:val="IndexLink"/>
                 <w:vanish w:val="false"/>
-              </w:rPr>
+                <w:webHidden/>
+              </w:rPr>
+              <w:t>Test af programmet</w:t>
               <w:tab/>
               <w:t>3</w:t>
             </w:r>
@@ -905,13 +853,6 @@
           <w:hyperlink w:anchor="_Toc225235122">
             <w:r>
               <w:rPr>
-                <w:rStyle w:val="IndexLink"/>
-                <w:webHidden/>
-              </w:rPr>
-              <w:t>Konklusion</w:t>
-            </w:r>
-            <w:r>
-              <w:rPr>
                 <w:webHidden/>
               </w:rPr>
               <w:fldChar w:fldCharType="begin"/>
@@ -932,7 +873,9 @@
               <w:rPr>
                 <w:rStyle w:val="IndexLink"/>
                 <w:vanish w:val="false"/>
-              </w:rPr>
+                <w:webHidden/>
+              </w:rPr>
+              <w:t>Konklusion</w:t>
               <w:tab/>
               <w:t>3</w:t>
             </w:r>
@@ -956,13 +899,6 @@
           <w:hyperlink w:anchor="_Toc225235123">
             <w:r>
               <w:rPr>
-                <w:rStyle w:val="IndexLink"/>
-                <w:webHidden/>
-              </w:rPr>
-              <w:t>Bilag</w:t>
-            </w:r>
-            <w:r>
-              <w:rPr>
                 <w:webHidden/>
               </w:rPr>
               <w:fldChar w:fldCharType="begin"/>
@@ -983,7 +919,9 @@
               <w:rPr>
                 <w:rStyle w:val="IndexLink"/>
                 <w:vanish w:val="false"/>
-              </w:rPr>
+                <w:webHidden/>
+              </w:rPr>
+              <w:t>Bilag</w:t>
               <w:tab/>
               <w:t>3</w:t>
             </w:r>
@@ -994,17 +932,11 @@
               <w:fldChar w:fldCharType="end"/>
             </w:r>
           </w:hyperlink>
-        </w:p>
-        <w:p>
-          <w:pPr>
-            <w:pStyle w:val="Normal"/>
-            <w:rPr/>
-          </w:pPr>
           <w:r>
-            <w:rPr/>
-          </w:r>
-          <w:r>
-            <w:rPr/>
+            <w:rPr>
+              <w:rStyle w:val="IndexLink"/>
+              <w:vanish w:val="false"/>
+            </w:rPr>
             <w:fldChar w:fldCharType="end"/>
           </w:r>
         </w:p>
@@ -1012,6 +944,15 @@
     </w:sdt>
     <w:p>
       <w:pPr>
+        <w:pStyle w:val="Normal"/>
+        <w:rPr/>
+      </w:pPr>
+      <w:r>
+        <w:rPr/>
+      </w:r>
+    </w:p>
+    <w:p>
+      <w:pPr>
         <w:pStyle w:val="Heading1"/>
         <w:rPr/>
       </w:pPr>
@@ -1087,6 +1028,15 @@
         <w:t>Funktionalitet</w:t>
       </w:r>
       <w:bookmarkEnd w:id="3"/>
+    </w:p>
+    <w:p>
+      <w:pPr>
+        <w:pStyle w:val="Normal"/>
+        <w:rPr/>
+      </w:pPr>
+      <w:r>
+        <w:rPr/>
+      </w:r>
     </w:p>
     <w:p>
       <w:pPr>
@@ -1681,6 +1631,7 @@
     <w:rsid w:val="00cb4876"/>
     <w:pPr>
       <w:widowControl/>
+      <w:suppressAutoHyphens w:val="true"/>
       <w:bidi w:val="0"/>
       <w:spacing w:lineRule="auto" w:line="278" w:before="0" w:after="160"/>
       <w:jc w:val="start"/>
@@ -2352,12 +2303,13 @@
     <w:rsid w:val="00a67d32"/>
     <w:pPr>
       <w:widowControl/>
+      <w:suppressAutoHyphens w:val="true"/>
       <w:bidi w:val="0"/>
       <w:spacing w:lineRule="auto" w:line="240" w:before="0" w:after="0"/>
       <w:jc w:val="start"/>
     </w:pPr>
     <w:rPr>
-      <w:rFonts w:eastAsia="" w:eastAsiaTheme="minorEastAsia" w:ascii="Aptos" w:hAnsi="Aptos" w:cs=""/>
+      <w:rFonts w:ascii="Aptos" w:hAnsi="Aptos" w:eastAsia="" w:cs="" w:eastAsiaTheme="minorEastAsia"/>
       <w:color w:val="auto"/>
       <w:kern w:val="0"/>
       <w:sz w:val="22"/>
@@ -2365,6 +2317,13 @@
       <w:lang w:val="en-US" w:eastAsia="en-US" w:bidi="ar-SA"/>
       <w14:ligatures w14:val="none"/>
     </w:rPr>
+  </w:style>
+  <w:style w:type="paragraph" w:styleId="FrameContentsuser">
+    <w:name w:val="Frame Contents (user)"/>
+    <w:basedOn w:val="Normal"/>
+    <w:qFormat/>
+    <w:pPr/>
+    <w:rPr/>
   </w:style>
   <w:style w:type="paragraph" w:styleId="FrameContents">
     <w:name w:val="Frame Contents"/>
@@ -3252,35 +3211,4 @@
     </a:fmtScheme>
   </a:themeElements>
 </a:theme>
-</file>
-
-<file path=customXml/item1.xml><?xml version="1.0" encoding="utf-8"?>
-<b:Sources xmlns:b="http://schemas.openxmlformats.org/officeDocument/2006/bibliography" xmlns="http://schemas.openxmlformats.org/officeDocument/2006/bibliography" SelectedStyle="\APASixthEditionOfficeOnline.xsl" StyleName="APA" Version="6"/>
-</file>
-
-<file path=customXml/item2.xml><?xml version="1.0" encoding="utf-8"?>
-<CoverPageProperties xmlns="http://schemas.microsoft.com/office/2006/coverPageProps">
-  <PublishDate>2026-05-13T00:00:00</PublishDate>
-  <Abstract/>
-  <CompanyAddress/>
-  <CompanyPhone/>
-  <CompanyFax/>
-  <CompanyEmail/>
-</CoverPageProperties>
-</file>
-
-<file path=customXml/itemProps1.xml><?xml version="1.0" encoding="utf-8"?>
-<ds:datastoreItem xmlns:ds="http://schemas.openxmlformats.org/officeDocument/2006/customXml" ds:itemID="{F639CF7F-E8B1-40A1-A9FE-C86F05D0B629}">
-  <ds:schemaRefs>
-    <ds:schemaRef ds:uri="http://schemas.openxmlformats.org/officeDocument/2006/bibliography"/>
-  </ds:schemaRefs>
-</ds:datastoreItem>
-</file>
-
-<file path=customXml/itemProps2.xml><?xml version="1.0" encoding="utf-8"?>
-<ds:datastoreItem xmlns:ds="http://schemas.openxmlformats.org/officeDocument/2006/customXml" ds:itemID="{55AF091B-3C7A-41E3-B477-F2FDAA23CFDA}">
-  <ds:schemaRefs>
-    <ds:schemaRef ds:uri="http://schemas.microsoft.com/office/2006/coverPageProps"/>
-  </ds:schemaRefs>
-</ds:datastoreItem>
 </file>
--- a/notes/res.docx
+++ b/notes/res.docx
@@ -143,7 +143,7 @@
                         <w:szCs w:val="88"/>
                         <w:lang w:val="da-DK"/>
                       </w:rPr>
-                      <w:t>title</w:t>
+                      <w:t>Solar simulator</w:t>
                     </w:r>
                   </w:sdtContent>
                 </w:sdt>
@@ -1036,16 +1036,7 @@
       </w:pPr>
       <w:r>
         <w:rPr/>
-      </w:r>
-    </w:p>
-    <w:p>
-      <w:pPr>
-        <w:pStyle w:val="Normal"/>
-        <w:rPr/>
-      </w:pPr>
-      <w:r>
-        <w:rPr/>
-        <w:t>Kravspecifikation, brugsmønster eller lign.</w:t>
+        <w:t xml:space="preserve">Programet skal udfra start position, mass samt start velocitet, simulerer planternes samt stjernene’s påvirkning på hindanen </w:t>
       </w:r>
     </w:p>
     <w:p>
@@ -1078,6 +1069,15 @@
       <w:r>
         <w:rPr/>
         <w:t>fysik</w:t>
+      </w:r>
+    </w:p>
+    <w:p>
+      <w:pPr>
+        <w:pStyle w:val="Normal"/>
+        <w:rPr/>
+      </w:pPr>
+      <w:r>
+        <w:rPr/>
       </w:r>
     </w:p>
     <w:p>
@@ -2318,15 +2318,15 @@
       <w14:ligatures w14:val="none"/>
     </w:rPr>
   </w:style>
+  <w:style w:type="paragraph" w:styleId="FrameContents">
+    <w:name w:val="Frame Contents"/>
+    <w:basedOn w:val="Normal"/>
+    <w:qFormat/>
+    <w:pPr/>
+    <w:rPr/>
+  </w:style>
   <w:style w:type="paragraph" w:styleId="FrameContentsuser">
     <w:name w:val="Frame Contents (user)"/>
-    <w:basedOn w:val="Normal"/>
-    <w:qFormat/>
-    <w:pPr/>
-    <w:rPr/>
-  </w:style>
-  <w:style w:type="paragraph" w:styleId="FrameContents">
-    <w:name w:val="Frame Contents"/>
     <w:basedOn w:val="Normal"/>
     <w:qFormat/>
     <w:pPr/>

--- a/notes/res.docx
+++ b/notes/res.docx
@@ -1,1239 +1,2475 @@
 
 <file path=word/document.xml><?xml version="1.0" encoding="utf-8"?>
-<w:document xmlns:o="urn:schemas-microsoft-com:office:office" xmlns:r="http://schemas.openxmlformats.org/officeDocument/2006/relationships" xmlns:v="urn:schemas-microsoft-com:vml" xmlns:w="http://schemas.openxmlformats.org/wordprocessingml/2006/main" xmlns:w10="urn:schemas-microsoft-com:office:word" xmlns:wp="http://schemas.openxmlformats.org/drawingml/2006/wordprocessingDrawing" xmlns:pic="http://schemas.openxmlformats.org/drawingml/2006/picture" xmlns:wps="http://schemas.microsoft.com/office/word/2010/wordprocessingShape" xmlns:wpg="http://schemas.microsoft.com/office/word/2010/wordprocessingGroup" xmlns:mc="http://schemas.openxmlformats.org/markup-compatibility/2006" xmlns:wp14="http://schemas.microsoft.com/office/word/2010/wordprocessingDrawing" xmlns:w14="http://schemas.microsoft.com/office/word/2010/wordml" xmlns:w15="http://schemas.microsoft.com/office/word/2012/wordml" mc:Ignorable="w14 wp14 w15">
+<w:document xmlns:wpc="http://schemas.microsoft.com/office/word/2010/wordprocessingCanvas" xmlns:cx="http://schemas.microsoft.com/office/drawing/2014/chartex" xmlns:cx1="http://schemas.microsoft.com/office/drawing/2015/9/8/chartex" xmlns:cx2="http://schemas.microsoft.com/office/drawing/2015/10/21/chartex" xmlns:cx3="http://schemas.microsoft.com/office/drawing/2016/5/9/chartex" xmlns:cx4="http://schemas.microsoft.com/office/drawing/2016/5/10/chartex" xmlns:cx5="http://schemas.microsoft.com/office/drawing/2016/5/11/chartex" xmlns:cx6="http://schemas.microsoft.com/office/drawing/2016/5/12/chartex" xmlns:cx7="http://schemas.microsoft.com/office/drawing/2016/5/13/chartex" xmlns:cx8="http://schemas.microsoft.com/office/drawing/2016/5/14/chartex" xmlns:mc="http://schemas.openxmlformats.org/markup-compatibility/2006" xmlns:aink="http://schemas.microsoft.com/office/drawing/2016/ink" xmlns:am3d="http://schemas.microsoft.com/office/drawing/2017/model3d" xmlns:o="urn:schemas-microsoft-com:office:office" xmlns:oel="http://schemas.microsoft.com/office/2019/extlst" xmlns:r="http://schemas.openxmlformats.org/officeDocument/2006/relationships" xmlns:m="http://schemas.openxmlformats.org/officeDocument/2006/math" xmlns:v="urn:schemas-microsoft-com:vml" xmlns:wp14="http://schemas.microsoft.com/office/word/2010/wordprocessingDrawing" xmlns:wp="http://schemas.openxmlformats.org/drawingml/2006/wordprocessingDrawing" xmlns:w10="urn:schemas-microsoft-com:office:word" xmlns:w="http://schemas.openxmlformats.org/wordprocessingml/2006/main" xmlns:w14="http://schemas.microsoft.com/office/word/2010/wordml" xmlns:w15="http://schemas.microsoft.com/office/word/2012/wordml" xmlns:w16cex="http://schemas.microsoft.com/office/word/2018/wordml/cex" xmlns:w16cid="http://schemas.microsoft.com/office/word/2016/wordml/cid" xmlns:w16="http://schemas.microsoft.com/office/word/2018/wordml" xmlns:w16du="http://schemas.microsoft.com/office/word/2023/wordml/word16du" xmlns:w16sdtdh="http://schemas.microsoft.com/office/word/2020/wordml/sdtdatahash" xmlns:w16sdtfl="http://schemas.microsoft.com/office/word/2024/wordml/sdtformatlock" xmlns:w16se="http://schemas.microsoft.com/office/word/2015/wordml/symex" xmlns:wpg="http://schemas.microsoft.com/office/word/2010/wordprocessingGroup" xmlns:wpi="http://schemas.microsoft.com/office/word/2010/wordprocessingInk" xmlns:wne="http://schemas.microsoft.com/office/word/2006/wordml" xmlns:wps="http://schemas.microsoft.com/office/word/2010/wordprocessingShape" mc:Ignorable="w14 w15 w16se w16cid w16 w16cex w16sdtdh w16sdtfl w16du wp14">
   <w:body>
+    <w:bookmarkStart w:id="0" w:name="_Toc225235113" w:displacedByCustomXml="next"/>
     <w:sdt>
       <w:sdtPr>
-        <w:id w:val="-558322019"/>
+        <w:rPr>
+          <w:color w:val="156082" w:themeColor="accent1"/>
+        </w:rPr>
+        <w:id w:val="-1439669802"/>
         <w:docPartObj>
           <w:docPartGallery w:val="Cover Pages"/>
-          <w:docPartUnique w:val="true"/>
+          <w:docPartUnique/>
         </w:docPartObj>
       </w:sdtPr>
+      <w:sdtEndPr>
+        <w:rPr>
+          <w:rFonts w:ascii="Times New Roman" w:eastAsiaTheme="minorHAnsi" w:hAnsi="Times New Roman"/>
+          <w:color w:val="auto"/>
+          <w:kern w:val="2"/>
+          <w:sz w:val="24"/>
+          <w:szCs w:val="24"/>
+          <w:lang w:val="da-DK"/>
+          <w14:ligatures w14:val="standardContextual"/>
+        </w:rPr>
+      </w:sdtEndPr>
       <w:sdtContent>
         <w:p>
           <w:pPr>
-            <w:pStyle w:val="Normal"/>
-            <w:rPr/>
+            <w:pStyle w:val="NoSpacing"/>
+            <w:spacing w:before="1540" w:after="240"/>
+            <w:jc w:val="center"/>
+            <w:rPr>
+              <w:color w:val="156082" w:themeColor="accent1"/>
+            </w:rPr>
           </w:pPr>
           <w:r>
-            <w:rPr/>
+            <w:rPr>
+              <w:noProof/>
+              <w:color w:val="156082" w:themeColor="accent1"/>
+            </w:rPr>
+            <w:drawing>
+              <wp:inline distT="0" distB="0" distL="0" distR="0" wp14:anchorId="641DEFB4" wp14:editId="6B81A900">
+                <wp:extent cx="1417320" cy="750898"/>
+                <wp:effectExtent l="0" t="0" r="0" b="0"/>
+                <wp:docPr id="143" name="Picture 144"/>
+                <wp:cNvGraphicFramePr>
+                  <a:graphicFrameLocks xmlns:a="http://schemas.openxmlformats.org/drawingml/2006/main" noChangeAspect="1"/>
+                </wp:cNvGraphicFramePr>
+                <a:graphic xmlns:a="http://schemas.openxmlformats.org/drawingml/2006/main">
+                  <a:graphicData uri="http://schemas.openxmlformats.org/drawingml/2006/picture">
+                    <pic:pic xmlns:pic="http://schemas.openxmlformats.org/drawingml/2006/picture">
+                      <pic:nvPicPr>
+                        <pic:cNvPr id="3" name="t55.png"/>
+                        <pic:cNvPicPr/>
+                      </pic:nvPicPr>
+                      <pic:blipFill>
+                        <a:blip r:embed="rId4" cstate="print">
+                          <a:duotone>
+                            <a:schemeClr val="accent1">
+                              <a:shade val="45000"/>
+                              <a:satMod val="135000"/>
+                            </a:schemeClr>
+                            <a:prstClr val="white"/>
+                          </a:duotone>
+                          <a:extLst>
+                            <a:ext uri="{28A0092B-C50C-407E-A947-70E740481C1C}">
+                              <a14:useLocalDpi xmlns:a14="http://schemas.microsoft.com/office/drawing/2010/main" val="0"/>
+                            </a:ext>
+                          </a:extLst>
+                        </a:blip>
+                        <a:stretch>
+                          <a:fillRect/>
+                        </a:stretch>
+                      </pic:blipFill>
+                      <pic:spPr>
+                        <a:xfrm>
+                          <a:off x="0" y="0"/>
+                          <a:ext cx="1417320" cy="750898"/>
+                        </a:xfrm>
+                        <a:prstGeom prst="rect">
+                          <a:avLst/>
+                        </a:prstGeom>
+                        <a:noFill/>
+                        <a:ln>
+                          <a:noFill/>
+                        </a:ln>
+                      </pic:spPr>
+                    </pic:pic>
+                  </a:graphicData>
+                </a:graphic>
+              </wp:inline>
+            </w:drawing>
           </w:r>
         </w:p>
-        <w:tbl>
-          <w:tblPr>
-            <w:tblpPr w:vertAnchor="margin" w:horzAnchor="margin" w:tblpXSpec="center" w:leftFromText="187" w:rightFromText="187" w:tblpY="2881"/>
-            <w:tblW w:w="4000" w:type="pct"/>
-            <w:jc w:val="center"/>
-            <w:tblInd w:w="0" w:type="dxa"/>
-            <w:tblLayout w:type="fixed"/>
-            <w:tblCellMar>
-              <w:top w:w="216" w:type="dxa"/>
-              <w:start w:w="115" w:type="dxa"/>
-              <w:bottom w:w="216" w:type="dxa"/>
-              <w:end w:w="115" w:type="dxa"/>
-            </w:tblCellMar>
-            <w:tblLook w:val="04a0" w:noHBand="0" w:noVBand="1" w:firstColumn="1" w:lastRow="0" w:lastColumn="0" w:firstRow="1"/>
-          </w:tblPr>
-          <w:tblGrid>
-            <w:gridCol w:w="7221"/>
-          </w:tblGrid>
-          <w:tr>
-            <w:trPr/>
-            <w:tc>
-              <w:tcPr>
-                <w:tcW w:w="7221" w:type="dxa"/>
-                <w:tcBorders>
-                  <w:start w:val="single" w:sz="12" w:space="0" w:color="156082"/>
-                </w:tcBorders>
-              </w:tcPr>
-              <w:p>
-                <w:pPr>
-                  <w:pStyle w:val="NoSpacing"/>
-                  <w:rPr>
-                    <w:color w:themeColor="accent1" w:themeShade="bf" w:val="0F4761"/>
-                    <w:sz w:val="24"/>
-                    <w:lang w:val="da-DK"/>
-                  </w:rPr>
-                </w:pPr>
-                <w:sdt>
-                  <w:sdtPr>
-                    <w:alias w:val="Company"/>
-                    <w:id w:val="13406915"/>
-                    <w:placeholder>
-                      <w:docPart w:val="4B7B645A0D41474EB3E7F35D2D5DB226"/>
-                    </w:placeholder>
-                    <w:dataBinding w:prefixMappings="xmlns:ns0='http://schemas.openxmlformats.org/officeDocument/2006/extended-properties'" w:xpath="/ns0:Properties[1]/ns0:Company[1]" w:storeItemID="{6668398D-A668-4E3E-A5EB-62B293D839F1}"/>
-                    <w:text/>
-                  </w:sdtPr>
-                  <w:sdtContent>
-                    <w:r>
-                      <w:rPr>
-                        <w:color w:themeColor="accent1" w:themeShade="bf" w:val="0F4761"/>
-                        <w:sz w:val="24"/>
-                        <w:szCs w:val="24"/>
-                        <w:lang w:val="da-DK"/>
-                      </w:rPr>
-                    </w:r>
-                    <w:r>
-                      <w:rPr>
-                        <w:color w:themeColor="accent1" w:themeShade="bf" w:val="0F4761"/>
-                        <w:sz w:val="24"/>
-                        <w:szCs w:val="24"/>
-                        <w:lang w:val="da-DK"/>
-                      </w:rPr>
-                      <w:t>Svendborg HTX</w:t>
-                    </w:r>
-                  </w:sdtContent>
-                </w:sdt>
-              </w:p>
-            </w:tc>
-          </w:tr>
-          <w:tr>
-            <w:trPr/>
-            <w:tc>
-              <w:tcPr>
-                <w:tcW w:w="7221" w:type="dxa"/>
-                <w:tcBorders>
-                  <w:start w:val="single" w:sz="12" w:space="0" w:color="156082"/>
-                </w:tcBorders>
-                <w:tcMar>
-                  <w:top w:w="0" w:type="dxa"/>
-                  <w:start w:w="144" w:type="dxa"/>
-                  <w:bottom w:w="0" w:type="dxa"/>
-                </w:tcMar>
-              </w:tcPr>
-              <w:p>
-                <w:pPr>
-                  <w:pStyle w:val="NoSpacing"/>
-                  <w:spacing w:lineRule="auto" w:line="216"/>
-                  <w:rPr>
-                    <w:rFonts w:ascii="Aptos Display" w:hAnsi="Aptos Display" w:eastAsia="" w:cs="" w:asciiTheme="majorHAnsi" w:cstheme="majorBidi" w:eastAsiaTheme="majorEastAsia" w:hAnsiTheme="majorHAnsi"/>
-                    <w:color w:themeColor="accent1" w:val="156082"/>
-                    <w:sz w:val="88"/>
-                    <w:szCs w:val="88"/>
-                    <w:lang w:val="da-DK"/>
-                  </w:rPr>
-                </w:pPr>
-                <w:sdt>
-                  <w:sdtPr>
-                    <w:alias w:val="Title"/>
-                    <w:id w:val="13406919"/>
-                    <w:placeholder>
-                      <w:docPart w:val="72E1E113910444DC909AA2C0C1855EE4"/>
-                    </w:placeholder>
-                    <w:dataBinding w:prefixMappings="xmlns:ns0='http://schemas.openxmlformats.org/package/2006/metadata/core-properties' xmlns:ns1='http://purl.org/dc/elements/1.1/'" w:xpath="/ns0:coreProperties[1]/ns1:title[1]" w:storeItemID="{6C3C8BC8-F283-45AE-878A-BAB7291924A1}"/>
-                    <w:text/>
-                  </w:sdtPr>
-                  <w:sdtContent>
-                    <w:r>
-                      <w:rPr>
-                        <w:rFonts w:eastAsia="" w:cs="" w:ascii="Aptos Display" w:hAnsi="Aptos Display" w:asciiTheme="majorHAnsi" w:cstheme="majorBidi" w:eastAsiaTheme="majorEastAsia" w:hAnsiTheme="majorHAnsi"/>
-                        <w:color w:themeColor="accent1" w:val="156082"/>
-                        <w:sz w:val="88"/>
-                        <w:szCs w:val="88"/>
-                        <w:lang w:val="da-DK"/>
-                      </w:rPr>
-                    </w:r>
-                    <w:r>
-                      <w:rPr>
-                        <w:rFonts w:eastAsia="" w:cs="" w:ascii="Aptos Display" w:hAnsi="Aptos Display" w:asciiTheme="majorHAnsi" w:cstheme="majorBidi" w:eastAsiaTheme="majorEastAsia" w:hAnsiTheme="majorHAnsi"/>
-                        <w:color w:themeColor="accent1" w:val="156082"/>
-                        <w:sz w:val="88"/>
-                        <w:szCs w:val="88"/>
-                        <w:lang w:val="da-DK"/>
-                      </w:rPr>
-                      <w:t>Solar simulator</w:t>
-                    </w:r>
-                  </w:sdtContent>
-                </w:sdt>
-              </w:p>
-            </w:tc>
-          </w:tr>
-          <w:tr>
-            <w:trPr/>
-            <w:tc>
-              <w:tcPr>
-                <w:tcW w:w="7221" w:type="dxa"/>
-                <w:tcBorders>
-                  <w:start w:val="single" w:sz="12" w:space="0" w:color="156082"/>
-                </w:tcBorders>
-              </w:tcPr>
-              <w:p>
-                <w:pPr>
-                  <w:pStyle w:val="NoSpacing"/>
-                  <w:rPr>
-                    <w:color w:themeColor="accent1" w:themeShade="bf" w:val="0F4761"/>
-                    <w:sz w:val="24"/>
-                    <w:lang w:val="da-DK"/>
-                  </w:rPr>
-                </w:pPr>
-                <w:sdt>
-                  <w:sdtPr>
-                    <w:alias w:val="Subtitle"/>
-                    <w:id w:val="13406923"/>
-                    <w:placeholder>
-                      <w:docPart w:val="B9FFA303B9B04A98ADB0F91F0BBBF435"/>
-                    </w:placeholder>
-                    <w:dataBinding w:prefixMappings="xmlns:ns0='http://schemas.openxmlformats.org/package/2006/metadata/core-properties' xmlns:ns1='http://purl.org/dc/elements/1.1/'" w:xpath="/ns0:coreProperties[1]/ns1:subject[1]" w:storeItemID="{6C3C8BC8-F283-45AE-878A-BAB7291924A1}"/>
-                    <w:text/>
-                  </w:sdtPr>
-                  <w:sdtContent>
-                    <w:r>
-                      <w:rPr>
-                        <w:color w:themeColor="accent1" w:themeShade="bf" w:val="0F4761"/>
-                        <w:sz w:val="24"/>
-                        <w:szCs w:val="24"/>
-                        <w:lang w:val="da-DK"/>
-                      </w:rPr>
-                    </w:r>
-                    <w:r>
-                      <w:rPr>
-                        <w:color w:themeColor="accent1" w:themeShade="bf" w:val="0F4761"/>
-                        <w:sz w:val="24"/>
-                        <w:szCs w:val="24"/>
-                        <w:lang w:val="da-DK"/>
-                      </w:rPr>
-                      <w:t>Proc B exam</w:t>
-                    </w:r>
-                  </w:sdtContent>
-                </w:sdt>
-              </w:p>
-            </w:tc>
-          </w:tr>
-        </w:tbl>
-        <w:tbl>
-          <w:tblPr>
-            <w:tblpPr w:vertAnchor="margin" w:tblpYSpec="bottom" w:horzAnchor="margin" w:tblpXSpec="center" w:leftFromText="187" w:rightFromText="187"/>
-            <w:tblW w:w="3850" w:type="pct"/>
-            <w:jc w:val="center"/>
-            <w:tblInd w:w="0" w:type="dxa"/>
-            <w:tblLayout w:type="fixed"/>
-            <w:tblCellMar>
-              <w:top w:w="216" w:type="dxa"/>
-              <w:start w:w="115" w:type="dxa"/>
-              <w:bottom w:w="216" w:type="dxa"/>
-              <w:end w:w="115" w:type="dxa"/>
-            </w:tblCellMar>
-            <w:tblLook w:val="04a0" w:noHBand="0" w:noVBand="1" w:firstColumn="1" w:lastRow="0" w:lastColumn="0" w:firstRow="1"/>
-          </w:tblPr>
-          <w:tblGrid>
-            <w:gridCol w:w="6950"/>
-          </w:tblGrid>
-          <w:tr>
-            <w:trPr/>
-            <w:tc>
-              <w:tcPr>
-                <w:tcW w:w="6950" w:type="dxa"/>
-                <w:tcBorders/>
-              </w:tcPr>
-              <w:p>
-                <w:pPr>
-                  <w:pStyle w:val="NoSpacing"/>
-                  <w:rPr>
-                    <w:color w:themeColor="accent1" w:val="156082"/>
-                    <w:sz w:val="28"/>
-                    <w:szCs w:val="28"/>
-                    <w:lang w:val="da-DK"/>
-                  </w:rPr>
-                </w:pPr>
-                <w:sdt>
-                  <w:sdtPr>
-                    <w:alias w:val="Author"/>
-                    <w:id w:val="13406928"/>
-                    <w:placeholder>
-                      <w:docPart w:val="C519D2DF90B7433F9B6A6D48D089D72D"/>
-                    </w:placeholder>
-                    <w:dataBinding w:prefixMappings="xmlns:ns0='http://schemas.openxmlformats.org/package/2006/metadata/core-properties' xmlns:ns1='http://purl.org/dc/elements/1.1/'" w:xpath="/ns0:coreProperties[1]/ns1:creator[1]" w:storeItemID="{6C3C8BC8-F283-45AE-878A-BAB7291924A1}"/>
-                    <w:text/>
-                  </w:sdtPr>
-                  <w:sdtContent>
-                    <w:r>
-                      <w:rPr>
-                        <w:color w:themeColor="accent1" w:val="156082"/>
-                        <w:sz w:val="28"/>
-                        <w:szCs w:val="28"/>
-                        <w:lang w:val="da-DK"/>
-                      </w:rPr>
-                    </w:r>
-                    <w:r>
-                      <w:rPr>
-                        <w:color w:themeColor="accent1" w:val="156082"/>
-                        <w:sz w:val="28"/>
-                        <w:szCs w:val="28"/>
-                        <w:lang w:val="da-DK"/>
-                      </w:rPr>
-                      <w:t>Lucas Elias Jul Lauritsen (SESG23LEJL)</w:t>
-                    </w:r>
-                  </w:sdtContent>
-                </w:sdt>
-              </w:p>
-              <w:p>
-                <w:pPr>
-                  <w:pStyle w:val="NoSpacing"/>
-                  <w:rPr>
-                    <w:color w:themeColor="accent1" w:val="156082"/>
-                    <w:sz w:val="28"/>
-                    <w:szCs w:val="28"/>
-                    <w:lang w:val="da-DK"/>
-                  </w:rPr>
-                </w:pPr>
-                <w:sdt>
-                  <w:sdtPr>
-                    <w:alias w:val="Date"/>
-                    <w:tag w:val="Date"/>
-                    <w:id w:val="13406932"/>
-                    <w:placeholder>
-                      <w:docPart w:val="EA0D34F7A340426B954FF80DC2CF29DC"/>
-                    </w:placeholder>
-                    <w:dataBinding w:prefixMappings="xmlns:ns0='http://schemas.microsoft.com/office/2006/coverPageProps'" w:xpath="/ns0:CoverPageProperties[1]/ns0:PublishDate[1]" w:storeItemID="{55AF091B-3C7A-41E3-B477-F2FDAA23CFDA}"/>
-                    <w:date w:fullDate="2026-05-13T00:00:00Z">
-                      <w:dateFormat w:val="M-d-yyyy"/>
-                      <w:lid w:val="en-US"/>
-                    </w:date>
-                  </w:sdtPr>
-                  <w:sdtContent>
-                    <w:r>
-                      <w:rPr>
-                        <w:color w:themeColor="accent1" w:val="156082"/>
-                        <w:sz w:val="28"/>
-                        <w:szCs w:val="28"/>
-                      </w:rPr>
-                    </w:r>
-                    <w:r>
-                      <w:rPr>
-                        <w:color w:themeColor="accent1" w:val="156082"/>
-                        <w:sz w:val="28"/>
-                        <w:szCs w:val="28"/>
-                      </w:rPr>
-                      <w:t>5-13-2026</w:t>
-                    </w:r>
-                  </w:sdtContent>
-                </w:sdt>
-              </w:p>
-              <w:p>
-                <w:pPr>
-                  <w:pStyle w:val="NoSpacing"/>
-                  <w:rPr>
-                    <w:color w:themeColor="accent1" w:val="156082"/>
-                    <w:lang w:val="da-DK"/>
-                  </w:rPr>
-                </w:pPr>
-                <w:r>
-                  <w:rPr>
-                    <w:color w:themeColor="accent1" w:val="156082"/>
-                    <w:lang w:val="da-DK"/>
-                  </w:rPr>
-                </w:r>
-              </w:p>
-            </w:tc>
-          </w:tr>
-        </w:tbl>
+        <w:sdt>
+          <w:sdtPr>
+            <w:rPr>
+              <w:rFonts w:asciiTheme="majorHAnsi" w:eastAsiaTheme="majorEastAsia" w:hAnsiTheme="majorHAnsi" w:cstheme="majorBidi"/>
+              <w:caps/>
+              <w:color w:val="156082" w:themeColor="accent1"/>
+              <w:sz w:val="72"/>
+              <w:szCs w:val="72"/>
+            </w:rPr>
+            <w:alias w:val="Title"/>
+            <w:tag w:val=""/>
+            <w:id w:val="1735040861"/>
+            <w:placeholder>
+              <w:docPart w:val="79FD7EBCEA5C44F6851677FDDA11142E"/>
+            </w:placeholder>
+            <w:dataBinding w:prefixMappings="xmlns:ns0='http://purl.org/dc/elements/1.1/' xmlns:ns1='http://schemas.openxmlformats.org/package/2006/metadata/core-properties' " w:xpath="/ns1:coreProperties[1]/ns0:title[1]" w:storeItemID="{6C3C8BC8-F283-45AE-878A-BAB7291924A1}"/>
+            <w:text/>
+          </w:sdtPr>
+          <w:sdtEndPr>
+            <w:rPr>
+              <w:sz w:val="80"/>
+              <w:szCs w:val="80"/>
+            </w:rPr>
+          </w:sdtEndPr>
+          <w:sdtContent>
+            <w:p>
+              <w:pPr>
+                <w:pStyle w:val="NoSpacing"/>
+                <w:pBdr>
+                  <w:top w:val="single" w:sz="6" w:space="6" w:color="156082" w:themeColor="accent1"/>
+                  <w:bottom w:val="single" w:sz="6" w:space="6" w:color="156082" w:themeColor="accent1"/>
+                </w:pBdr>
+                <w:spacing w:after="240"/>
+                <w:jc w:val="center"/>
+                <w:rPr>
+                  <w:rFonts w:asciiTheme="majorHAnsi" w:eastAsiaTheme="majorEastAsia" w:hAnsiTheme="majorHAnsi" w:cstheme="majorBidi"/>
+                  <w:caps/>
+                  <w:color w:val="156082" w:themeColor="accent1"/>
+                  <w:sz w:val="80"/>
+                  <w:szCs w:val="80"/>
+                </w:rPr>
+              </w:pPr>
+              <w:r>
+                <w:rPr>
+                  <w:rFonts w:asciiTheme="majorHAnsi" w:eastAsiaTheme="majorEastAsia" w:hAnsiTheme="majorHAnsi" w:cstheme="majorBidi"/>
+                  <w:caps/>
+                  <w:color w:val="156082" w:themeColor="accent1"/>
+                  <w:sz w:val="72"/>
+                  <w:szCs w:val="72"/>
+                </w:rPr>
+                <w:t>title</w:t>
+              </w:r>
+            </w:p>
+          </w:sdtContent>
+        </w:sdt>
+        <w:sdt>
+          <w:sdtPr>
+            <w:rPr>
+              <w:color w:val="156082" w:themeColor="accent1"/>
+              <w:sz w:val="28"/>
+              <w:szCs w:val="28"/>
+            </w:rPr>
+            <w:alias w:val="Subtitle"/>
+            <w:tag w:val=""/>
+            <w:id w:val="328029620"/>
+            <w:placeholder>
+              <w:docPart w:val="63351396900E4A44A96B21397ADA7E8C"/>
+            </w:placeholder>
+            <w:dataBinding w:prefixMappings="xmlns:ns0='http://purl.org/dc/elements/1.1/' xmlns:ns1='http://schemas.openxmlformats.org/package/2006/metadata/core-properties' " w:xpath="/ns1:coreProperties[1]/ns0:subject[1]" w:storeItemID="{6C3C8BC8-F283-45AE-878A-BAB7291924A1}"/>
+            <w:text/>
+          </w:sdtPr>
+          <w:sdtContent>
+            <w:p>
+              <w:pPr>
+                <w:pStyle w:val="NoSpacing"/>
+                <w:jc w:val="center"/>
+                <w:rPr>
+                  <w:color w:val="156082" w:themeColor="accent1"/>
+                  <w:sz w:val="28"/>
+                  <w:szCs w:val="28"/>
+                </w:rPr>
+              </w:pPr>
+              <w:r>
+                <w:rPr>
+                  <w:color w:val="156082" w:themeColor="accent1"/>
+                  <w:sz w:val="28"/>
+                  <w:szCs w:val="28"/>
+                </w:rPr>
+                <w:t>Proc B exam</w:t>
+              </w:r>
+            </w:p>
+          </w:sdtContent>
+        </w:sdt>
         <w:p>
           <w:pPr>
-            <w:pStyle w:val="Normal"/>
-            <w:rPr/>
+            <w:pStyle w:val="NoSpacing"/>
+            <w:spacing w:before="480"/>
+            <w:jc w:val="center"/>
+            <w:rPr>
+              <w:color w:val="156082" w:themeColor="accent1"/>
+            </w:rPr>
           </w:pPr>
           <w:r>
-            <w:rPr/>
+            <w:rPr>
+              <w:noProof/>
+              <w:color w:val="156082" w:themeColor="accent1"/>
+            </w:rPr>
+            <mc:AlternateContent>
+              <mc:Choice Requires="wps">
+                <w:drawing>
+                  <wp:anchor distT="0" distB="0" distL="114300" distR="114300" simplePos="0" relativeHeight="251659264" behindDoc="0" locked="0" layoutInCell="1" allowOverlap="1" wp14:anchorId="683D5251" wp14:editId="138BEE3B">
+                    <wp:simplePos x="0" y="0"/>
+                    <wp:positionH relativeFrom="margin">
+                      <wp:align>center</wp:align>
+                    </wp:positionH>
+                    <mc:AlternateContent>
+                      <mc:Choice Requires="wp14">
+                        <wp:positionV relativeFrom="page">
+                          <wp14:pctPosVOffset>85000</wp14:pctPosVOffset>
+                        </wp:positionV>
+                      </mc:Choice>
+                      <mc:Fallback>
+                        <wp:positionV relativeFrom="page">
+                          <wp:posOffset>9088120</wp:posOffset>
+                        </wp:positionV>
+                      </mc:Fallback>
+                    </mc:AlternateContent>
+                    <wp:extent cx="6553200" cy="557784"/>
+                    <wp:effectExtent l="0" t="0" r="0" b="12700"/>
+                    <wp:wrapNone/>
+                    <wp:docPr id="142" name="Text Box 146"/>
+                    <wp:cNvGraphicFramePr/>
+                    <a:graphic xmlns:a="http://schemas.openxmlformats.org/drawingml/2006/main">
+                      <a:graphicData uri="http://schemas.microsoft.com/office/word/2010/wordprocessingShape">
+                        <wps:wsp>
+                          <wps:cNvSpPr txBox="1"/>
+                          <wps:spPr>
+                            <a:xfrm>
+                              <a:off x="0" y="0"/>
+                              <a:ext cx="6553200" cy="557784"/>
+                            </a:xfrm>
+                            <a:prstGeom prst="rect">
+                              <a:avLst/>
+                            </a:prstGeom>
+                            <a:noFill/>
+                            <a:ln w="6350">
+                              <a:noFill/>
+                            </a:ln>
+                            <a:effectLst/>
+                          </wps:spPr>
+                          <wps:style>
+                            <a:lnRef idx="0">
+                              <a:schemeClr val="accent1"/>
+                            </a:lnRef>
+                            <a:fillRef idx="0">
+                              <a:schemeClr val="accent1"/>
+                            </a:fillRef>
+                            <a:effectRef idx="0">
+                              <a:schemeClr val="accent1"/>
+                            </a:effectRef>
+                            <a:fontRef idx="minor">
+                              <a:schemeClr val="dk1"/>
+                            </a:fontRef>
+                          </wps:style>
+                          <wps:txbx>
+                            <w:txbxContent>
+                              <w:sdt>
+                                <w:sdtPr>
+                                  <w:rPr>
+                                    <w:caps/>
+                                    <w:color w:val="156082" w:themeColor="accent1"/>
+                                    <w:sz w:val="28"/>
+                                    <w:szCs w:val="28"/>
+                                  </w:rPr>
+                                  <w:alias w:val="Date"/>
+                                  <w:tag w:val=""/>
+                                  <w:id w:val="197127006"/>
+                                  <w:showingPlcHdr/>
+                                  <w:dataBinding w:prefixMappings="xmlns:ns0='http://schemas.microsoft.com/office/2006/coverPageProps' " w:xpath="/ns0:CoverPageProperties[1]/ns0:PublishDate[1]" w:storeItemID="{55AF091B-3C7A-41E3-B477-F2FDAA23CFDA}"/>
+                                  <w:date>
+                                    <w:dateFormat w:val="MMMM d, yyyy"/>
+                                    <w:lid w:val="en-US"/>
+                                    <w:storeMappedDataAs w:val="dateTime"/>
+                                    <w:calendar w:val="gregorian"/>
+                                  </w:date>
+                                </w:sdtPr>
+                                <w:sdtContent>
+                                  <w:p>
+                                    <w:pPr>
+                                      <w:pStyle w:val="NoSpacing"/>
+                                      <w:spacing w:after="40"/>
+                                      <w:jc w:val="center"/>
+                                      <w:rPr>
+                                        <w:caps/>
+                                        <w:color w:val="156082" w:themeColor="accent1"/>
+                                        <w:sz w:val="28"/>
+                                        <w:szCs w:val="28"/>
+                                      </w:rPr>
+                                    </w:pPr>
+                                    <w:r>
+                                      <w:rPr>
+                                        <w:caps/>
+                                        <w:color w:val="156082" w:themeColor="accent1"/>
+                                        <w:sz w:val="28"/>
+                                        <w:szCs w:val="28"/>
+                                      </w:rPr>
+                                      <w:t>[Date]</w:t>
+                                    </w:r>
+                                  </w:p>
+                                </w:sdtContent>
+                              </w:sdt>
+                              <w:p>
+                                <w:pPr>
+                                  <w:pStyle w:val="NoSpacing"/>
+                                  <w:jc w:val="center"/>
+                                  <w:rPr>
+                                    <w:color w:val="156082" w:themeColor="accent1"/>
+                                  </w:rPr>
+                                </w:pPr>
+                                <w:sdt>
+                                  <w:sdtPr>
+                                    <w:rPr>
+                                      <w:caps/>
+                                      <w:color w:val="156082" w:themeColor="accent1"/>
+                                    </w:rPr>
+                                    <w:alias w:val="Company"/>
+                                    <w:tag w:val=""/>
+                                    <w:id w:val="1390145197"/>
+                                    <w:dataBinding w:prefixMappings="xmlns:ns0='http://schemas.openxmlformats.org/officeDocument/2006/extended-properties' " w:xpath="/ns0:Properties[1]/ns0:Company[1]" w:storeItemID="{6668398D-A668-4E3E-A5EB-62B293D839F1}"/>
+                                    <w:text/>
+                                  </w:sdtPr>
+                                  <w:sdtContent>
+                                    <w:r>
+                                      <w:rPr>
+                                        <w:caps/>
+                                        <w:color w:val="156082" w:themeColor="accent1"/>
+                                      </w:rPr>
+                                      <w:t>Svendborg HTX</w:t>
+                                    </w:r>
+                                  </w:sdtContent>
+                                </w:sdt>
+                              </w:p>
+                              <w:p>
+                                <w:pPr>
+                                  <w:pStyle w:val="NoSpacing"/>
+                                  <w:jc w:val="center"/>
+                                  <w:rPr>
+                                    <w:color w:val="156082" w:themeColor="accent1"/>
+                                  </w:rPr>
+                                </w:pPr>
+                                <w:sdt>
+                                  <w:sdtPr>
+                                    <w:rPr>
+                                      <w:color w:val="156082" w:themeColor="accent1"/>
+                                    </w:rPr>
+                                    <w:alias w:val="Address"/>
+                                    <w:tag w:val=""/>
+                                    <w:id w:val="-726379553"/>
+                                    <w:showingPlcHdr/>
+                                    <w:dataBinding w:prefixMappings="xmlns:ns0='http://schemas.microsoft.com/office/2006/coverPageProps' " w:xpath="/ns0:CoverPageProperties[1]/ns0:CompanyAddress[1]" w:storeItemID="{55AF091B-3C7A-41E3-B477-F2FDAA23CFDA}"/>
+                                    <w:text/>
+                                  </w:sdtPr>
+                                  <w:sdtContent>
+                                    <w:r>
+                                      <w:rPr>
+                                        <w:color w:val="156082" w:themeColor="accent1"/>
+                                      </w:rPr>
+                                      <w:t>[Company address]</w:t>
+                                    </w:r>
+                                  </w:sdtContent>
+                                </w:sdt>
+                              </w:p>
+                            </w:txbxContent>
+                          </wps:txbx>
+                          <wps:bodyPr rot="0" spcFirstLastPara="0" vertOverflow="overflow" horzOverflow="overflow" vert="horz" wrap="square" lIns="0" tIns="0" rIns="0" bIns="0" numCol="1" spcCol="0" rtlCol="0" fromWordArt="0" anchor="b" anchorCtr="0" forceAA="0" compatLnSpc="1">
+                            <a:prstTxWarp prst="textNoShape">
+                              <a:avLst/>
+                            </a:prstTxWarp>
+                            <a:spAutoFit/>
+                          </wps:bodyPr>
+                        </wps:wsp>
+                      </a:graphicData>
+                    </a:graphic>
+                    <wp14:sizeRelH relativeFrom="margin">
+                      <wp14:pctWidth>100000</wp14:pctWidth>
+                    </wp14:sizeRelH>
+                    <wp14:sizeRelV relativeFrom="margin">
+                      <wp14:pctHeight>0</wp14:pctHeight>
+                    </wp14:sizeRelV>
+                  </wp:anchor>
+                </w:drawing>
+              </mc:Choice>
+              <mc:Fallback>
+                <w:pict>
+                  <v:shapetype w14:anchorId="683D5251" id="_x0000_t202" coordsize="21600,21600" o:spt="202" path="m,l,21600r21600,l21600,xe">
+                    <v:stroke joinstyle="miter"/>
+                    <v:path gradientshapeok="t" o:connecttype="rect"/>
+                  </v:shapetype>
+                  <v:shape id="Text Box 146" o:spid="_x0000_s1026" type="#_x0000_t202" style="position:absolute;left:0;text-align:left;margin-left:0;margin-top:0;width:516pt;height:43.9pt;z-index:251659264;visibility:visible;mso-wrap-style:square;mso-width-percent:1000;mso-height-percent:0;mso-top-percent:850;mso-wrap-distance-left:9pt;mso-wrap-distance-top:0;mso-wrap-distance-right:9pt;mso-wrap-distance-bottom:0;mso-position-horizontal:center;mso-position-horizontal-relative:margin;mso-position-vertical-relative:page;mso-width-percent:1000;mso-height-percent:0;mso-top-percent:850;mso-width-relative:margin;mso-height-relative:margin;v-text-anchor:bottom" o:gfxdata="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" filled="f" stroked="f" strokeweight=".5pt">
+                    <v:textbox style="mso-fit-shape-to-text:t" inset="0,0,0,0">
+                      <w:txbxContent>
+                        <w:sdt>
+                          <w:sdtPr>
+                            <w:rPr>
+                              <w:caps/>
+                              <w:color w:val="156082" w:themeColor="accent1"/>
+                              <w:sz w:val="28"/>
+                              <w:szCs w:val="28"/>
+                            </w:rPr>
+                            <w:alias w:val="Date"/>
+                            <w:tag w:val=""/>
+                            <w:id w:val="197127006"/>
+                            <w:showingPlcHdr/>
+                            <w:dataBinding w:prefixMappings="xmlns:ns0='http://schemas.microsoft.com/office/2006/coverPageProps' " w:xpath="/ns0:CoverPageProperties[1]/ns0:PublishDate[1]" w:storeItemID="{55AF091B-3C7A-41E3-B477-F2FDAA23CFDA}"/>
+                            <w:date>
+                              <w:dateFormat w:val="MMMM d, yyyy"/>
+                              <w:lid w:val="en-US"/>
+                              <w:storeMappedDataAs w:val="dateTime"/>
+                              <w:calendar w:val="gregorian"/>
+                            </w:date>
+                          </w:sdtPr>
+                          <w:sdtContent>
+                            <w:p>
+                              <w:pPr>
+                                <w:pStyle w:val="NoSpacing"/>
+                                <w:spacing w:after="40"/>
+                                <w:jc w:val="center"/>
+                                <w:rPr>
+                                  <w:caps/>
+                                  <w:color w:val="156082" w:themeColor="accent1"/>
+                                  <w:sz w:val="28"/>
+                                  <w:szCs w:val="28"/>
+                                </w:rPr>
+                              </w:pPr>
+                              <w:r>
+                                <w:rPr>
+                                  <w:caps/>
+                                  <w:color w:val="156082" w:themeColor="accent1"/>
+                                  <w:sz w:val="28"/>
+                                  <w:szCs w:val="28"/>
+                                </w:rPr>
+                                <w:t>[Date]</w:t>
+                              </w:r>
+                            </w:p>
+                          </w:sdtContent>
+                        </w:sdt>
+                        <w:p>
+                          <w:pPr>
+                            <w:pStyle w:val="NoSpacing"/>
+                            <w:jc w:val="center"/>
+                            <w:rPr>
+                              <w:color w:val="156082" w:themeColor="accent1"/>
+                            </w:rPr>
+                          </w:pPr>
+                          <w:sdt>
+                            <w:sdtPr>
+                              <w:rPr>
+                                <w:caps/>
+                                <w:color w:val="156082" w:themeColor="accent1"/>
+                              </w:rPr>
+                              <w:alias w:val="Company"/>
+                              <w:tag w:val=""/>
+                              <w:id w:val="1390145197"/>
+                              <w:dataBinding w:prefixMappings="xmlns:ns0='http://schemas.openxmlformats.org/officeDocument/2006/extended-properties' " w:xpath="/ns0:Properties[1]/ns0:Company[1]" w:storeItemID="{6668398D-A668-4E3E-A5EB-62B293D839F1}"/>
+                              <w:text/>
+                            </w:sdtPr>
+                            <w:sdtContent>
+                              <w:r>
+                                <w:rPr>
+                                  <w:caps/>
+                                  <w:color w:val="156082" w:themeColor="accent1"/>
+                                </w:rPr>
+                                <w:t>Svendborg HTX</w:t>
+                              </w:r>
+                            </w:sdtContent>
+                          </w:sdt>
+                        </w:p>
+                        <w:p>
+                          <w:pPr>
+                            <w:pStyle w:val="NoSpacing"/>
+                            <w:jc w:val="center"/>
+                            <w:rPr>
+                              <w:color w:val="156082" w:themeColor="accent1"/>
+                            </w:rPr>
+                          </w:pPr>
+                          <w:sdt>
+                            <w:sdtPr>
+                              <w:rPr>
+                                <w:color w:val="156082" w:themeColor="accent1"/>
+                              </w:rPr>
+                              <w:alias w:val="Address"/>
+                              <w:tag w:val=""/>
+                              <w:id w:val="-726379553"/>
+                              <w:showingPlcHdr/>
+                              <w:dataBinding w:prefixMappings="xmlns:ns0='http://schemas.microsoft.com/office/2006/coverPageProps' " w:xpath="/ns0:CoverPageProperties[1]/ns0:CompanyAddress[1]" w:storeItemID="{55AF091B-3C7A-41E3-B477-F2FDAA23CFDA}"/>
+                              <w:text/>
+                            </w:sdtPr>
+                            <w:sdtContent>
+                              <w:r>
+                                <w:rPr>
+                                  <w:color w:val="156082" w:themeColor="accent1"/>
+                                </w:rPr>
+                                <w:t>[Company address]</w:t>
+                              </w:r>
+                            </w:sdtContent>
+                          </w:sdt>
+                        </w:p>
+                      </w:txbxContent>
+                    </v:textbox>
+                    <w10:wrap anchorx="margin" anchory="page"/>
+                  </v:shape>
+                </w:pict>
+              </mc:Fallback>
+            </mc:AlternateContent>
           </w:r>
           <w:r>
-            <w:br w:type="page"/>
+            <w:rPr>
+              <w:noProof/>
+              <w:color w:val="156082" w:themeColor="accent1"/>
+            </w:rPr>
+            <w:drawing>
+              <wp:inline distT="0" distB="0" distL="0" distR="0" wp14:anchorId="7A3F0A1F" wp14:editId="5F744C68">
+                <wp:extent cx="758952" cy="478932"/>
+                <wp:effectExtent l="0" t="0" r="3175" b="0"/>
+                <wp:docPr id="144" name="Picture 147"/>
+                <wp:cNvGraphicFramePr>
+                  <a:graphicFrameLocks xmlns:a="http://schemas.openxmlformats.org/drawingml/2006/main" noChangeAspect="1"/>
+                </wp:cNvGraphicFramePr>
+                <a:graphic xmlns:a="http://schemas.openxmlformats.org/drawingml/2006/main">
+                  <a:graphicData uri="http://schemas.openxmlformats.org/drawingml/2006/picture">
+                    <pic:pic xmlns:pic="http://schemas.openxmlformats.org/drawingml/2006/picture">
+                      <pic:nvPicPr>
+                        <pic:cNvPr id="9" name="roco bottom.png"/>
+                        <pic:cNvPicPr/>
+                      </pic:nvPicPr>
+                      <pic:blipFill>
+                        <a:blip r:embed="rId5" cstate="print">
+                          <a:duotone>
+                            <a:schemeClr val="accent1">
+                              <a:shade val="45000"/>
+                              <a:satMod val="135000"/>
+                            </a:schemeClr>
+                            <a:prstClr val="white"/>
+                          </a:duotone>
+                          <a:extLst>
+                            <a:ext uri="{28A0092B-C50C-407E-A947-70E740481C1C}">
+                              <a14:useLocalDpi xmlns:a14="http://schemas.microsoft.com/office/drawing/2010/main" val="0"/>
+                            </a:ext>
+                          </a:extLst>
+                        </a:blip>
+                        <a:stretch>
+                          <a:fillRect/>
+                        </a:stretch>
+                      </pic:blipFill>
+                      <pic:spPr>
+                        <a:xfrm>
+                          <a:off x="0" y="0"/>
+                          <a:ext cx="758952" cy="478932"/>
+                        </a:xfrm>
+                        <a:prstGeom prst="rect">
+                          <a:avLst/>
+                        </a:prstGeom>
+                      </pic:spPr>
+                    </pic:pic>
+                  </a:graphicData>
+                </a:graphic>
+              </wp:inline>
+            </w:drawing>
           </w:r>
         </w:p>
         <w:p>
           <w:pPr>
-            <w:pStyle w:val="TOCHeading"/>
-            <w:spacing w:before="0" w:after="0"/>
+            <w:spacing w:after="0" w:line="240" w:lineRule="auto"/>
             <w:rPr>
-              <w:lang w:val="da-DK"/>
+              <w:rFonts w:eastAsiaTheme="majorEastAsia" w:cstheme="majorBidi"/>
+              <w:color w:val="0F4761" w:themeColor="accent1" w:themeShade="BF"/>
+              <w:sz w:val="40"/>
+              <w:szCs w:val="40"/>
             </w:rPr>
           </w:pPr>
           <w:r>
-            <w:rPr>
-              <w:lang w:val="da-DK"/>
-            </w:rPr>
-            <w:t>Contents</w:t>
-          </w:r>
-        </w:p>
-        <w:p>
-          <w:pPr>
-            <w:pStyle w:val="TOC1"/>
-            <w:tabs>
-              <w:tab w:val="clear" w:pos="720"/>
-              <w:tab w:val="right" w:pos="9016" w:leader="dot"/>
-            </w:tabs>
-            <w:rPr/>
-          </w:pPr>
-          <w:r>
-            <w:fldChar w:fldCharType="begin"/>
-          </w:r>
-          <w:r>
-            <w:rPr>
-              <w:rStyle w:val="IndexLink"/>
-              <w:vanish w:val="false"/>
-              <w:webHidden/>
-            </w:rPr>
-            <w:instrText xml:space="preserve"> TOC \z \o "1-3" \u \h</w:instrText>
-          </w:r>
-          <w:r>
-            <w:rPr>
-              <w:rStyle w:val="IndexLink"/>
-              <w:vanish w:val="false"/>
-              <w:webHidden/>
-            </w:rPr>
-            <w:fldChar w:fldCharType="separate"/>
-          </w:r>
-          <w:hyperlink w:anchor="_Toc225235112">
-            <w:r>
-              <w:rPr>
-                <w:rStyle w:val="IndexLink"/>
-                <w:vanish w:val="false"/>
-                <w:webHidden/>
-              </w:rPr>
-              <w:t>Forside</w:t>
-            </w:r>
-            <w:r>
-              <w:rPr>
-                <w:webHidden/>
-              </w:rPr>
-              <w:fldChar w:fldCharType="begin"/>
-            </w:r>
-            <w:r>
-              <w:rPr>
-                <w:webHidden/>
-              </w:rPr>
-              <w:instrText xml:space="preserve">PAGEREF _Toc225235112 \h</w:instrText>
-            </w:r>
-            <w:r>
-              <w:rPr>
-                <w:webHidden/>
-              </w:rPr>
-              <w:fldChar w:fldCharType="separate"/>
-            </w:r>
-            <w:r>
-              <w:rPr>
-                <w:rStyle w:val="IndexLink"/>
-                <w:vanish w:val="false"/>
-              </w:rPr>
-              <w:tab/>
-              <w:t>1</w:t>
-            </w:r>
-            <w:r>
-              <w:rPr>
-                <w:webHidden/>
-              </w:rPr>
-              <w:fldChar w:fldCharType="end"/>
-            </w:r>
-          </w:hyperlink>
-        </w:p>
-        <w:p>
-          <w:pPr>
-            <w:pStyle w:val="TOC1"/>
-            <w:tabs>
-              <w:tab w:val="clear" w:pos="720"/>
-              <w:tab w:val="right" w:pos="9016" w:leader="dot"/>
-            </w:tabs>
-            <w:rPr/>
-          </w:pPr>
-          <w:hyperlink w:anchor="_Toc225235113">
-            <w:r>
-              <w:rPr>
-                <w:webHidden/>
-              </w:rPr>
-              <w:fldChar w:fldCharType="begin"/>
-            </w:r>
-            <w:r>
-              <w:rPr>
-                <w:webHidden/>
-              </w:rPr>
-              <w:instrText xml:space="preserve">PAGEREF _Toc225235113 \h</w:instrText>
-            </w:r>
-            <w:r>
-              <w:rPr>
-                <w:webHidden/>
-              </w:rPr>
-              <w:fldChar w:fldCharType="separate"/>
-            </w:r>
-            <w:r>
-              <w:rPr>
-                <w:rStyle w:val="IndexLink"/>
-                <w:vanish w:val="false"/>
-                <w:webHidden/>
-              </w:rPr>
-              <w:t>Resume</w:t>
-              <w:tab/>
-              <w:t>2</w:t>
-            </w:r>
-            <w:r>
-              <w:rPr>
-                <w:webHidden/>
-              </w:rPr>
-              <w:fldChar w:fldCharType="end"/>
-            </w:r>
-          </w:hyperlink>
-        </w:p>
-        <w:p>
-          <w:pPr>
-            <w:pStyle w:val="TOC1"/>
-            <w:tabs>
-              <w:tab w:val="clear" w:pos="720"/>
-              <w:tab w:val="right" w:pos="9016" w:leader="dot"/>
-            </w:tabs>
-            <w:rPr/>
-          </w:pPr>
-          <w:hyperlink w:anchor="_Toc225235114">
-            <w:r>
-              <w:rPr>
-                <w:webHidden/>
-              </w:rPr>
-              <w:fldChar w:fldCharType="begin"/>
-            </w:r>
-            <w:r>
-              <w:rPr>
-                <w:webHidden/>
-              </w:rPr>
-              <w:instrText xml:space="preserve">PAGEREF _Toc225235114 \h</w:instrText>
-            </w:r>
-            <w:r>
-              <w:rPr>
-                <w:webHidden/>
-              </w:rPr>
-              <w:fldChar w:fldCharType="separate"/>
-            </w:r>
-            <w:r>
-              <w:rPr>
-                <w:rStyle w:val="IndexLink"/>
-                <w:vanish w:val="false"/>
-                <w:webHidden/>
-              </w:rPr>
-              <w:t>Problemformulering</w:t>
-              <w:tab/>
-              <w:t>2</w:t>
-            </w:r>
-            <w:r>
-              <w:rPr>
-                <w:webHidden/>
-              </w:rPr>
-              <w:fldChar w:fldCharType="end"/>
-            </w:r>
-          </w:hyperlink>
-        </w:p>
-        <w:p>
-          <w:pPr>
-            <w:pStyle w:val="TOC1"/>
-            <w:tabs>
-              <w:tab w:val="clear" w:pos="720"/>
-              <w:tab w:val="right" w:pos="9016" w:leader="dot"/>
-            </w:tabs>
-            <w:rPr/>
-          </w:pPr>
-          <w:hyperlink w:anchor="_Toc225235115">
-            <w:r>
-              <w:rPr>
-                <w:webHidden/>
-              </w:rPr>
-              <w:fldChar w:fldCharType="begin"/>
-            </w:r>
-            <w:r>
-              <w:rPr>
-                <w:webHidden/>
-              </w:rPr>
-              <w:instrText xml:space="preserve">PAGEREF _Toc225235115 \h</w:instrText>
-            </w:r>
-            <w:r>
-              <w:rPr>
-                <w:webHidden/>
-              </w:rPr>
-              <w:fldChar w:fldCharType="separate"/>
-            </w:r>
-            <w:r>
-              <w:rPr>
-                <w:rStyle w:val="IndexLink"/>
-                <w:vanish w:val="false"/>
-                <w:webHidden/>
-              </w:rPr>
-              <w:t>Programbeskrivelse</w:t>
-              <w:tab/>
-              <w:t>2</w:t>
-            </w:r>
-            <w:r>
-              <w:rPr>
-                <w:webHidden/>
-              </w:rPr>
-              <w:fldChar w:fldCharType="end"/>
-            </w:r>
-          </w:hyperlink>
-        </w:p>
-        <w:p>
-          <w:pPr>
-            <w:pStyle w:val="TOC1"/>
-            <w:tabs>
-              <w:tab w:val="clear" w:pos="720"/>
-              <w:tab w:val="right" w:pos="9016" w:leader="dot"/>
-            </w:tabs>
-            <w:rPr/>
-          </w:pPr>
-          <w:hyperlink w:anchor="_Toc225235116">
-            <w:r>
-              <w:rPr>
-                <w:webHidden/>
-              </w:rPr>
-              <w:fldChar w:fldCharType="begin"/>
-            </w:r>
-            <w:r>
-              <w:rPr>
-                <w:webHidden/>
-              </w:rPr>
-              <w:instrText xml:space="preserve">PAGEREF _Toc225235116 \h</w:instrText>
-            </w:r>
-            <w:r>
-              <w:rPr>
-                <w:webHidden/>
-              </w:rPr>
-              <w:fldChar w:fldCharType="separate"/>
-            </w:r>
-            <w:r>
-              <w:rPr>
-                <w:rStyle w:val="IndexLink"/>
-                <w:vanish w:val="false"/>
-                <w:webHidden/>
-              </w:rPr>
-              <w:t>Funktionalitet</w:t>
-              <w:tab/>
-              <w:t>2</w:t>
-            </w:r>
-            <w:r>
-              <w:rPr>
-                <w:webHidden/>
-              </w:rPr>
-              <w:fldChar w:fldCharType="end"/>
-            </w:r>
-          </w:hyperlink>
-        </w:p>
-        <w:p>
-          <w:pPr>
-            <w:pStyle w:val="TOC1"/>
-            <w:tabs>
-              <w:tab w:val="clear" w:pos="720"/>
-              <w:tab w:val="right" w:pos="9016" w:leader="dot"/>
-            </w:tabs>
-            <w:rPr/>
-          </w:pPr>
-          <w:hyperlink w:anchor="_Toc225235117">
-            <w:r>
-              <w:rPr>
-                <w:webHidden/>
-              </w:rPr>
-              <w:fldChar w:fldCharType="begin"/>
-            </w:r>
-            <w:r>
-              <w:rPr>
-                <w:webHidden/>
-              </w:rPr>
-              <w:instrText xml:space="preserve">PAGEREF _Toc225235117 \h</w:instrText>
-            </w:r>
-            <w:r>
-              <w:rPr>
-                <w:webHidden/>
-              </w:rPr>
-              <w:fldChar w:fldCharType="separate"/>
-            </w:r>
-            <w:r>
-              <w:rPr>
-                <w:rStyle w:val="IndexLink"/>
-                <w:vanish w:val="false"/>
-                <w:webHidden/>
-              </w:rPr>
-              <w:t>Brugergrænseflader</w:t>
-              <w:tab/>
-              <w:t>2</w:t>
-            </w:r>
-            <w:r>
-              <w:rPr>
-                <w:webHidden/>
-              </w:rPr>
-              <w:fldChar w:fldCharType="end"/>
-            </w:r>
-          </w:hyperlink>
-        </w:p>
-        <w:p>
-          <w:pPr>
-            <w:pStyle w:val="TOC1"/>
-            <w:tabs>
-              <w:tab w:val="clear" w:pos="720"/>
-              <w:tab w:val="right" w:pos="9016" w:leader="dot"/>
-            </w:tabs>
-            <w:rPr/>
-          </w:pPr>
-          <w:hyperlink w:anchor="_Toc225235118">
-            <w:r>
-              <w:rPr>
-                <w:webHidden/>
-              </w:rPr>
-              <w:fldChar w:fldCharType="begin"/>
-            </w:r>
-            <w:r>
-              <w:rPr>
-                <w:webHidden/>
-              </w:rPr>
-              <w:instrText xml:space="preserve">PAGEREF _Toc225235118 \h</w:instrText>
-            </w:r>
-            <w:r>
-              <w:rPr>
-                <w:webHidden/>
-              </w:rPr>
-              <w:fldChar w:fldCharType="separate"/>
-            </w:r>
-            <w:r>
-              <w:rPr>
-                <w:rStyle w:val="IndexLink"/>
-                <w:vanish w:val="false"/>
-                <w:webHidden/>
-              </w:rPr>
-              <w:t>Rutediagrammer</w:t>
-              <w:tab/>
-              <w:t>3</w:t>
-            </w:r>
-            <w:r>
-              <w:rPr>
-                <w:webHidden/>
-              </w:rPr>
-              <w:fldChar w:fldCharType="end"/>
-            </w:r>
-          </w:hyperlink>
-        </w:p>
-        <w:p>
-          <w:pPr>
-            <w:pStyle w:val="TOC1"/>
-            <w:tabs>
-              <w:tab w:val="clear" w:pos="720"/>
-              <w:tab w:val="right" w:pos="9016" w:leader="dot"/>
-            </w:tabs>
-            <w:rPr/>
-          </w:pPr>
-          <w:hyperlink w:anchor="_Toc225235119">
-            <w:r>
-              <w:rPr>
-                <w:webHidden/>
-              </w:rPr>
-              <w:fldChar w:fldCharType="begin"/>
-            </w:r>
-            <w:r>
-              <w:rPr>
-                <w:webHidden/>
-              </w:rPr>
-              <w:instrText xml:space="preserve">PAGEREF _Toc225235119 \h</w:instrText>
-            </w:r>
-            <w:r>
-              <w:rPr>
-                <w:webHidden/>
-              </w:rPr>
-              <w:fldChar w:fldCharType="separate"/>
-            </w:r>
-            <w:r>
-              <w:rPr>
-                <w:rStyle w:val="IndexLink"/>
-                <w:vanish w:val="false"/>
-                <w:webHidden/>
-              </w:rPr>
-              <w:t>Pseudokode</w:t>
-              <w:tab/>
-              <w:t>3</w:t>
-            </w:r>
-            <w:r>
-              <w:rPr>
-                <w:webHidden/>
-              </w:rPr>
-              <w:fldChar w:fldCharType="end"/>
-            </w:r>
-          </w:hyperlink>
-        </w:p>
-        <w:p>
-          <w:pPr>
-            <w:pStyle w:val="TOC1"/>
-            <w:tabs>
-              <w:tab w:val="clear" w:pos="720"/>
-              <w:tab w:val="right" w:pos="9016" w:leader="dot"/>
-            </w:tabs>
-            <w:rPr/>
-          </w:pPr>
-          <w:hyperlink w:anchor="_Toc225235120">
-            <w:r>
-              <w:rPr>
-                <w:webHidden/>
-              </w:rPr>
-              <w:fldChar w:fldCharType="begin"/>
-            </w:r>
-            <w:r>
-              <w:rPr>
-                <w:webHidden/>
-              </w:rPr>
-              <w:instrText xml:space="preserve">PAGEREF _Toc225235120 \h</w:instrText>
-            </w:r>
-            <w:r>
-              <w:rPr>
-                <w:webHidden/>
-              </w:rPr>
-              <w:fldChar w:fldCharType="separate"/>
-            </w:r>
-            <w:r>
-              <w:rPr>
-                <w:rStyle w:val="IndexLink"/>
-                <w:vanish w:val="false"/>
-                <w:webHidden/>
-              </w:rPr>
-              <w:t>Udvalgt kode</w:t>
-              <w:tab/>
-              <w:t>3</w:t>
-            </w:r>
-            <w:r>
-              <w:rPr>
-                <w:webHidden/>
-              </w:rPr>
-              <w:fldChar w:fldCharType="end"/>
-            </w:r>
-          </w:hyperlink>
-        </w:p>
-        <w:p>
-          <w:pPr>
-            <w:pStyle w:val="TOC1"/>
-            <w:tabs>
-              <w:tab w:val="clear" w:pos="720"/>
-              <w:tab w:val="right" w:pos="9016" w:leader="dot"/>
-            </w:tabs>
-            <w:rPr/>
-          </w:pPr>
-          <w:hyperlink w:anchor="_Toc225235121">
-            <w:r>
-              <w:rPr>
-                <w:webHidden/>
-              </w:rPr>
-              <w:fldChar w:fldCharType="begin"/>
-            </w:r>
-            <w:r>
-              <w:rPr>
-                <w:webHidden/>
-              </w:rPr>
-              <w:instrText xml:space="preserve">PAGEREF _Toc225235121 \h</w:instrText>
-            </w:r>
-            <w:r>
-              <w:rPr>
-                <w:webHidden/>
-              </w:rPr>
-              <w:fldChar w:fldCharType="separate"/>
-            </w:r>
-            <w:r>
-              <w:rPr>
-                <w:rStyle w:val="IndexLink"/>
-                <w:vanish w:val="false"/>
-                <w:webHidden/>
-              </w:rPr>
-              <w:t>Test af programmet</w:t>
-              <w:tab/>
-              <w:t>3</w:t>
-            </w:r>
-            <w:r>
-              <w:rPr>
-                <w:webHidden/>
-              </w:rPr>
-              <w:fldChar w:fldCharType="end"/>
-            </w:r>
-          </w:hyperlink>
-        </w:p>
-        <w:p>
-          <w:pPr>
-            <w:pStyle w:val="TOC1"/>
-            <w:tabs>
-              <w:tab w:val="clear" w:pos="720"/>
-              <w:tab w:val="right" w:pos="9016" w:leader="dot"/>
-            </w:tabs>
-            <w:rPr/>
-          </w:pPr>
-          <w:hyperlink w:anchor="_Toc225235122">
-            <w:r>
-              <w:rPr>
-                <w:webHidden/>
-              </w:rPr>
-              <w:fldChar w:fldCharType="begin"/>
-            </w:r>
-            <w:r>
-              <w:rPr>
-                <w:webHidden/>
-              </w:rPr>
-              <w:instrText xml:space="preserve">PAGEREF _Toc225235122 \h</w:instrText>
-            </w:r>
-            <w:r>
-              <w:rPr>
-                <w:webHidden/>
-              </w:rPr>
-              <w:fldChar w:fldCharType="separate"/>
-            </w:r>
-            <w:r>
-              <w:rPr>
-                <w:rStyle w:val="IndexLink"/>
-                <w:vanish w:val="false"/>
-                <w:webHidden/>
-              </w:rPr>
-              <w:t>Konklusion</w:t>
-              <w:tab/>
-              <w:t>3</w:t>
-            </w:r>
-            <w:r>
-              <w:rPr>
-                <w:webHidden/>
-              </w:rPr>
-              <w:fldChar w:fldCharType="end"/>
-            </w:r>
-          </w:hyperlink>
-        </w:p>
-        <w:p>
-          <w:pPr>
-            <w:pStyle w:val="TOC1"/>
-            <w:tabs>
-              <w:tab w:val="clear" w:pos="720"/>
-              <w:tab w:val="right" w:pos="9016" w:leader="dot"/>
-            </w:tabs>
-            <w:rPr/>
-          </w:pPr>
-          <w:hyperlink w:anchor="_Toc225235123">
-            <w:r>
-              <w:rPr>
-                <w:webHidden/>
-              </w:rPr>
-              <w:fldChar w:fldCharType="begin"/>
-            </w:r>
-            <w:r>
-              <w:rPr>
-                <w:webHidden/>
-              </w:rPr>
-              <w:instrText xml:space="preserve">PAGEREF _Toc225235123 \h</w:instrText>
-            </w:r>
-            <w:r>
-              <w:rPr>
-                <w:webHidden/>
-              </w:rPr>
-              <w:fldChar w:fldCharType="separate"/>
-            </w:r>
-            <w:r>
-              <w:rPr>
-                <w:rStyle w:val="IndexLink"/>
-                <w:vanish w:val="false"/>
-                <w:webHidden/>
-              </w:rPr>
-              <w:t>Bilag</w:t>
-              <w:tab/>
-              <w:t>3</w:t>
-            </w:r>
-            <w:r>
-              <w:rPr>
-                <w:webHidden/>
-              </w:rPr>
-              <w:fldChar w:fldCharType="end"/>
-            </w:r>
-          </w:hyperlink>
-          <w:r>
-            <w:rPr>
-              <w:rStyle w:val="IndexLink"/>
-              <w:vanish w:val="false"/>
-            </w:rPr>
-            <w:fldChar w:fldCharType="end"/>
+            <w:br w:type="page"/>
           </w:r>
         </w:p>
       </w:sdtContent>
     </w:sdt>
     <w:p>
       <w:pPr>
-        <w:pStyle w:val="Normal"/>
-        <w:rPr/>
+        <w:pStyle w:val="Heading1"/>
       </w:pPr>
       <w:r>
-        <w:rPr/>
+        <w:lastRenderedPageBreak/>
+        <w:t>Resume</w:t>
+      </w:r>
+      <w:bookmarkEnd w:id="0"/>
+    </w:p>
+    <w:p>
+      <w:r>
+        <w:t>Projektets indhold i kort form</w:t>
       </w:r>
     </w:p>
     <w:p>
       <w:pPr>
         <w:pStyle w:val="Heading1"/>
-        <w:rPr/>
       </w:pPr>
-      <w:bookmarkStart w:id="0" w:name="_Toc225235113"/>
-      <w:r>
-        <w:rPr/>
-        <w:t>Resume</w:t>
-      </w:r>
-      <w:bookmarkEnd w:id="0"/>
+      <w:bookmarkStart w:id="1" w:name="_Toc225235114"/>
+      <w:r>
+        <w:t>Problemformulering</w:t>
+      </w:r>
+      <w:bookmarkEnd w:id="1"/>
     </w:p>
     <w:p>
-      <w:pPr>
-        <w:pStyle w:val="Normal"/>
-        <w:rPr/>
-      </w:pPr>
-      <w:r>
-        <w:rPr/>
-        <w:t>Projektets indhold i kort form</w:t>
+      <w:r>
+        <w:t xml:space="preserve">Ved en givet stjerne og en givet planet hvordan vil bane i rummet se ud, og hvilken fysiske </w:t>
+      </w:r>
+      <w:r>
+        <w:t>størrelser</w:t>
+      </w:r>
+      <w:r>
+        <w:t xml:space="preserve"> indgår der.</w:t>
       </w:r>
     </w:p>
     <w:p>
       <w:pPr>
         <w:pStyle w:val="Heading1"/>
-        <w:rPr/>
       </w:pPr>
-      <w:bookmarkStart w:id="1" w:name="_Toc225235114"/>
-      <w:r>
-        <w:rPr/>
-        <w:t>Problemformulering</w:t>
-      </w:r>
-      <w:bookmarkEnd w:id="1"/>
+      <w:bookmarkStart w:id="2" w:name="_Toc225235115"/>
+      <w:r>
+        <w:t>Programbeskrivelse</w:t>
+      </w:r>
+      <w:bookmarkEnd w:id="2"/>
     </w:p>
     <w:p>
-      <w:pPr>
-        <w:pStyle w:val="Normal"/>
-        <w:rPr/>
-      </w:pPr>
-      <w:r>
-        <w:rPr/>
-        <w:t>Ved en givet stjerne og en givet planet hvordan vil bane i rummet se ud, og hvilken fysiske størelser indgår der.</w:t>
+      <w:r>
+        <w:t>Programmet er en visualisering af udvalget komponenter fra den virkelige verden som opgør vores solsystem, programmet skal kunne udregne og visualiserer en planet af vilkårlig størrelses bane i kredsløb om en stjerne.</w:t>
       </w:r>
     </w:p>
     <w:p>
       <w:pPr>
         <w:pStyle w:val="Heading1"/>
-        <w:rPr/>
       </w:pPr>
-      <w:bookmarkStart w:id="2" w:name="_Toc225235115"/>
-      <w:r>
-        <w:rPr/>
-        <w:t>Programbeskrivelse</w:t>
-      </w:r>
-      <w:bookmarkEnd w:id="2"/>
+      <w:bookmarkStart w:id="3" w:name="_Toc225235116"/>
+      <w:r>
+        <w:t>Funktionalitet</w:t>
+      </w:r>
+      <w:bookmarkEnd w:id="3"/>
     </w:p>
     <w:p>
-      <w:pPr>
-        <w:pStyle w:val="Normal"/>
-        <w:rPr/>
-      </w:pPr>
-      <w:r>
-        <w:rPr/>
-        <w:t>Programet er en visualisring af udvalget komponeter fra den virkelige verden som opgøre vores sol system, programet skal kunne udregne og visualizerer en planet af vilkårlig størelse’s bane i kredsløb om en stjerne.</w:t>
+      <w:r>
+        <w:t xml:space="preserve">Programmet skal ud fra start position, masse samt start velocity, simulerer planternes samt stjernernes påvirkning på hindanen </w:t>
       </w:r>
     </w:p>
     <w:p>
       <w:pPr>
         <w:pStyle w:val="Heading1"/>
-        <w:rPr/>
       </w:pPr>
-      <w:bookmarkStart w:id="3" w:name="_Toc225235116"/>
-      <w:r>
-        <w:rPr/>
-        <w:t>Funktionalitet</w:t>
-      </w:r>
-      <w:bookmarkEnd w:id="3"/>
+      <w:bookmarkStart w:id="4" w:name="_Toc225235117"/>
+      <w:r>
+        <w:t>Brugergrænseflader</w:t>
+      </w:r>
+      <w:bookmarkEnd w:id="4"/>
+    </w:p>
+    <w:p>
+      <w:r>
+        <w:t>Skitser/prototyper og interaktionsmuligheder</w:t>
+      </w:r>
+    </w:p>
+    <w:p/>
+    <w:p/>
+    <w:p>
+      <w:pPr>
+        <w:pStyle w:val="Heading1"/>
+      </w:pPr>
+      <w:r>
+        <w:t>fysik</w:t>
+      </w:r>
     </w:p>
     <w:p>
       <w:pPr>
-        <w:pStyle w:val="Normal"/>
-        <w:rPr/>
+        <w:jc w:val="both"/>
+        <w:rPr>
+          <w:rFonts w:eastAsiaTheme="minorEastAsia"/>
+        </w:rPr>
       </w:pPr>
       <w:r>
-        <w:rPr/>
-        <w:t xml:space="preserve">Programet skal udfra start position, mass samt start velocitet, simulerer planternes samt stjernene’s påvirkning på hindanen </w:t>
-      </w:r>
+        <w:t xml:space="preserve">På jorden er tyngdekraften mellem jorden og et vilkårligt objekt beskrevet som </w:t>
+      </w:r>
+      <m:oMath>
+        <m:sSub>
+          <m:sSubPr>
+            <m:ctrlPr>
+              <w:rPr>
+                <w:rFonts w:ascii="Cambria Math" w:hAnsi="Cambria Math"/>
+                <w:i/>
+              </w:rPr>
+            </m:ctrlPr>
+          </m:sSubPr>
+          <m:e>
+            <m:r>
+              <w:rPr>
+                <w:rFonts w:ascii="Cambria Math" w:hAnsi="Cambria Math"/>
+              </w:rPr>
+              <m:t>f</m:t>
+            </m:r>
+          </m:e>
+          <m:sub>
+            <m:r>
+              <w:rPr>
+                <w:rFonts w:ascii="Cambria Math" w:hAnsi="Cambria Math"/>
+              </w:rPr>
+              <m:t>t</m:t>
+            </m:r>
+          </m:sub>
+        </m:sSub>
+        <m:r>
+          <w:rPr>
+            <w:rFonts w:ascii="Cambria Math" w:hAnsi="Cambria Math"/>
+          </w:rPr>
+          <m:t>=m·g</m:t>
+        </m:r>
+      </m:oMath>
+      <w:r>
+        <w:rPr>
+          <w:rFonts w:eastAsiaTheme="minorEastAsia"/>
+        </w:rPr>
+        <w:t xml:space="preserve">, hvor m er massen for det vilkårlige objekt og </w:t>
+      </w:r>
+      <w:r>
+        <w:rPr>
+          <w:rFonts w:eastAsiaTheme="minorEastAsia"/>
+          <w:i/>
+          <w:iCs/>
+        </w:rPr>
+        <w:t>g</w:t>
+      </w:r>
+      <w:r>
+        <w:rPr>
+          <w:rFonts w:eastAsiaTheme="minorEastAsia"/>
+          <w:i/>
+          <w:iCs/>
+        </w:rPr>
+        <w:t xml:space="preserve"> </w:t>
+      </w:r>
+      <w:r>
+        <w:rPr>
+          <w:rFonts w:eastAsiaTheme="minorEastAsia"/>
+        </w:rPr>
+        <w:t xml:space="preserve">er </w:t>
+      </w:r>
+      <w:r>
+        <w:rPr>
+          <w:rFonts w:eastAsiaTheme="minorEastAsia"/>
+        </w:rPr>
+        <w:t>tyngdeaccelerationen</w:t>
+      </w:r>
+      <w:r>
+        <w:rPr>
+          <w:rFonts w:eastAsiaTheme="minorEastAsia"/>
+        </w:rPr>
+        <w:t>.</w:t>
+      </w:r>
+    </w:p>
+    <w:p>
+      <w:pPr>
+        <w:jc w:val="both"/>
+        <w:rPr>
+          <w:rFonts w:eastAsiaTheme="minorEastAsia"/>
+        </w:rPr>
+      </w:pPr>
+      <w:r>
+        <w:rPr>
+          <w:rFonts w:eastAsiaTheme="minorEastAsia"/>
+        </w:rPr>
+        <w:t>T</w:t>
+      </w:r>
+      <w:r>
+        <w:rPr>
+          <w:rFonts w:eastAsiaTheme="minorEastAsia"/>
+        </w:rPr>
+        <w:t>yngdeaccelerationen</w:t>
+      </w:r>
+      <w:r>
+        <w:rPr>
+          <w:rFonts w:eastAsiaTheme="minorEastAsia"/>
+        </w:rPr>
+        <w:t xml:space="preserve"> er en værdi som beskriver jordens kraft ved dens overflade, g kan blive fundet med</w:t>
+      </w:r>
+      <w:r>
+        <w:rPr>
+          <w:rFonts w:eastAsiaTheme="minorEastAsia"/>
+        </w:rPr>
+        <w:t xml:space="preserve"> formlen</w:t>
+      </w:r>
+      <w:r>
+        <w:rPr>
+          <w:rFonts w:eastAsiaTheme="minorEastAsia"/>
+        </w:rPr>
+        <w:t xml:space="preserve"> </w:t>
+      </w:r>
+      <m:oMath>
+        <m:r>
+          <w:rPr>
+            <w:rFonts w:ascii="Cambria Math" w:eastAsiaTheme="minorEastAsia" w:hAnsi="Cambria Math"/>
+          </w:rPr>
+          <m:t>g=</m:t>
+        </m:r>
+        <m:f>
+          <m:fPr>
+            <m:ctrlPr>
+              <w:rPr>
+                <w:rFonts w:ascii="Cambria Math" w:eastAsiaTheme="minorEastAsia" w:hAnsi="Cambria Math"/>
+                <w:i/>
+              </w:rPr>
+            </m:ctrlPr>
+          </m:fPr>
+          <m:num>
+            <m:r>
+              <w:rPr>
+                <w:rFonts w:ascii="Cambria Math" w:eastAsiaTheme="minorEastAsia" w:hAnsi="Cambria Math"/>
+              </w:rPr>
+              <m:t>G·M</m:t>
+            </m:r>
+            <m:ctrlPr>
+              <w:rPr>
+                <w:rFonts w:ascii="Cambria Math" w:hAnsi="Cambria Math"/>
+                <w:i/>
+              </w:rPr>
+            </m:ctrlPr>
+          </m:num>
+          <m:den>
+            <m:sSup>
+              <m:sSupPr>
+                <m:ctrlPr>
+                  <w:rPr>
+                    <w:rFonts w:ascii="Cambria Math" w:hAnsi="Cambria Math"/>
+                    <w:i/>
+                  </w:rPr>
+                </m:ctrlPr>
+              </m:sSupPr>
+              <m:e>
+                <m:r>
+                  <w:rPr>
+                    <w:rFonts w:ascii="Cambria Math" w:hAnsi="Cambria Math"/>
+                  </w:rPr>
+                  <m:t>r</m:t>
+                </m:r>
+              </m:e>
+              <m:sup>
+                <m:r>
+                  <w:rPr>
+                    <w:rFonts w:ascii="Cambria Math" w:hAnsi="Cambria Math"/>
+                  </w:rPr>
+                  <m:t>2</m:t>
+                </m:r>
+              </m:sup>
+            </m:sSup>
+          </m:den>
+        </m:f>
+        <m:r>
+          <w:rPr>
+            <w:rFonts w:ascii="Cambria Math" w:eastAsiaTheme="minorEastAsia" w:hAnsi="Cambria Math"/>
+          </w:rPr>
+          <m:t>·</m:t>
+        </m:r>
+        <m:acc>
+          <m:accPr>
+            <m:ctrlPr>
+              <w:rPr>
+                <w:rFonts w:ascii="Cambria Math" w:eastAsiaTheme="minorEastAsia" w:hAnsi="Cambria Math"/>
+                <w:i/>
+              </w:rPr>
+            </m:ctrlPr>
+          </m:accPr>
+          <m:e>
+            <m:r>
+              <w:rPr>
+                <w:rFonts w:ascii="Cambria Math" w:eastAsiaTheme="minorEastAsia" w:hAnsi="Cambria Math"/>
+              </w:rPr>
+              <m:t>r</m:t>
+            </m:r>
+          </m:e>
+        </m:acc>
+      </m:oMath>
+      <w:r>
+        <w:rPr>
+          <w:rFonts w:eastAsiaTheme="minorEastAsia"/>
+        </w:rPr>
+        <w:t xml:space="preserve">. G er den </w:t>
+      </w:r>
+      <w:r>
+        <w:rPr>
+          <w:rFonts w:eastAsiaTheme="minorEastAsia"/>
+        </w:rPr>
+        <w:t>universal gravitations konstant</w:t>
+      </w:r>
+      <w:r>
+        <w:rPr>
+          <w:rFonts w:eastAsiaTheme="minorEastAsia"/>
+        </w:rPr>
+        <w:t>,</w:t>
+      </w:r>
+      <w:r>
+        <w:rPr>
+          <w:rFonts w:eastAsiaTheme="minorEastAsia"/>
+        </w:rPr>
+        <w:t xml:space="preserve"> </w:t>
+      </w:r>
+      <m:oMath>
+        <m:acc>
+          <m:accPr>
+            <m:ctrlPr>
+              <w:rPr>
+                <w:rFonts w:ascii="Cambria Math" w:eastAsiaTheme="minorEastAsia" w:hAnsi="Cambria Math"/>
+                <w:i/>
+              </w:rPr>
+            </m:ctrlPr>
+          </m:accPr>
+          <m:e>
+            <m:r>
+              <w:rPr>
+                <w:rFonts w:ascii="Cambria Math" w:eastAsiaTheme="minorEastAsia" w:hAnsi="Cambria Math"/>
+              </w:rPr>
+              <m:t>r</m:t>
+            </m:r>
+          </m:e>
+        </m:acc>
+      </m:oMath>
+      <w:r>
+        <w:rPr>
+          <w:rFonts w:eastAsiaTheme="minorEastAsia"/>
+        </w:rPr>
+        <w:t xml:space="preserve"> er en unit vektor hvilket kan ses som retningen fra det påvirkende objekt til det påvirket objekt,</w:t>
+      </w:r>
+      <w:r>
+        <w:rPr>
+          <w:rFonts w:eastAsiaTheme="minorEastAsia"/>
+        </w:rPr>
+        <w:t xml:space="preserve"> M er massen af det objekt som påvirker </w:t>
+      </w:r>
+      <w:r>
+        <w:rPr>
+          <w:rFonts w:eastAsiaTheme="minorEastAsia"/>
+        </w:rPr>
+        <w:t>et sekunder objekt og r som er afstanden mellem de to objekter.</w:t>
+      </w:r>
+    </w:p>
+    <w:p>
+      <w:pPr>
+        <w:jc w:val="center"/>
+        <w:rPr>
+          <w:rFonts w:eastAsiaTheme="minorEastAsia"/>
+        </w:rPr>
+      </w:pPr>
+      <w:r>
+        <w:rPr>
+          <w:rFonts w:eastAsiaTheme="minorEastAsia"/>
+        </w:rPr>
+        <w:drawing>
+          <wp:inline distT="0" distB="0" distL="0" distR="0" wp14:anchorId="304CD51B" wp14:editId="0FA31E2D">
+            <wp:extent cx="2341498" cy="754385"/>
+            <wp:effectExtent l="0" t="0" r="1905" b="7620"/>
+            <wp:docPr id="1077341527" name="Picture 1"/>
+            <wp:cNvGraphicFramePr>
+              <a:graphicFrameLocks xmlns:a="http://schemas.openxmlformats.org/drawingml/2006/main" noChangeAspect="1"/>
+            </wp:cNvGraphicFramePr>
+            <a:graphic xmlns:a="http://schemas.openxmlformats.org/drawingml/2006/main">
+              <a:graphicData uri="http://schemas.openxmlformats.org/drawingml/2006/picture">
+                <pic:pic xmlns:pic="http://schemas.openxmlformats.org/drawingml/2006/picture">
+                  <pic:nvPicPr>
+                    <pic:cNvPr id="1077341527" name=""/>
+                    <pic:cNvPicPr/>
+                  </pic:nvPicPr>
+                  <pic:blipFill>
+                    <a:blip r:embed="rId6"/>
+                    <a:stretch>
+                      <a:fillRect/>
+                    </a:stretch>
+                  </pic:blipFill>
+                  <pic:spPr>
+                    <a:xfrm>
+                      <a:off x="0" y="0"/>
+                      <a:ext cx="2359964" cy="760334"/>
+                    </a:xfrm>
+                    <a:prstGeom prst="rect">
+                      <a:avLst/>
+                    </a:prstGeom>
+                  </pic:spPr>
+                </pic:pic>
+              </a:graphicData>
+            </a:graphic>
+          </wp:inline>
+        </w:drawing>
+      </w:r>
+    </w:p>
+    <w:p>
+      <w:pPr>
+        <w:jc w:val="both"/>
+        <w:rPr>
+          <w:rFonts w:eastAsiaTheme="minorEastAsia"/>
+        </w:rPr>
+      </w:pPr>
+      <w:r>
+        <w:rPr>
+          <w:rFonts w:eastAsiaTheme="minorEastAsia"/>
+        </w:rPr>
+        <w:t xml:space="preserve">I jordens tilfælde ville </w:t>
+      </w:r>
+      <w:r>
+        <w:rPr>
+          <w:rFonts w:eastAsiaTheme="minorEastAsia"/>
+          <w:i/>
+          <w:iCs/>
+        </w:rPr>
+        <w:t>r</w:t>
+      </w:r>
+      <w:r>
+        <w:rPr>
+          <w:rFonts w:eastAsiaTheme="minorEastAsia"/>
+        </w:rPr>
+        <w:t xml:space="preserve"> være afstanden fra </w:t>
+      </w:r>
+      <w:r>
+        <w:rPr>
+          <w:rFonts w:eastAsiaTheme="minorEastAsia"/>
+        </w:rPr>
+        <w:t xml:space="preserve">jordens kerne til </w:t>
+      </w:r>
+      <w:r>
+        <w:rPr>
+          <w:rFonts w:eastAsiaTheme="minorEastAsia"/>
+        </w:rPr>
+        <w:t xml:space="preserve">jordskorpen, hvilket også er det samme som jordens radius. Jeg kan derfor indsætte jordens masse og radius for at finde </w:t>
+      </w:r>
+      <w:r>
+        <w:rPr>
+          <w:rFonts w:eastAsiaTheme="minorEastAsia"/>
+          <w:i/>
+          <w:iCs/>
+        </w:rPr>
+        <w:t>g</w:t>
+      </w:r>
+    </w:p>
+    <w:p>
+      <w:pPr>
+        <w:jc w:val="both"/>
+        <w:rPr>
+          <w:rFonts w:eastAsiaTheme="minorEastAsia"/>
+        </w:rPr>
+      </w:pPr>
+      <m:oMathPara>
+        <m:oMath>
+          <m:r>
+            <w:rPr>
+              <w:rFonts w:ascii="Cambria Math" w:eastAsiaTheme="minorEastAsia" w:hAnsi="Cambria Math"/>
+            </w:rPr>
+            <w:lastRenderedPageBreak/>
+            <m:t>g=</m:t>
+          </m:r>
+          <m:f>
+            <m:fPr>
+              <m:ctrlPr>
+                <w:rPr>
+                  <w:rFonts w:ascii="Cambria Math" w:eastAsiaTheme="minorEastAsia" w:hAnsi="Cambria Math"/>
+                  <w:i/>
+                </w:rPr>
+              </m:ctrlPr>
+            </m:fPr>
+            <m:num>
+              <m:d>
+                <m:dPr>
+                  <m:ctrlPr>
+                    <w:rPr>
+                      <w:rFonts w:ascii="Cambria Math" w:eastAsiaTheme="minorEastAsia" w:hAnsi="Cambria Math"/>
+                      <w:i/>
+                    </w:rPr>
+                  </m:ctrlPr>
+                </m:dPr>
+                <m:e>
+                  <m:r>
+                    <w:rPr>
+                      <w:rFonts w:ascii="Cambria Math" w:eastAsiaTheme="minorEastAsia" w:hAnsi="Cambria Math"/>
+                    </w:rPr>
+                    <m:t>6.6743</m:t>
+                  </m:r>
+                  <m:r>
+                    <w:rPr>
+                      <w:rFonts w:ascii="Cambria Math" w:eastAsiaTheme="minorEastAsia" w:hAnsi="Cambria Math"/>
+                    </w:rPr>
+                    <m:t>·</m:t>
+                  </m:r>
+                  <m:sSup>
+                    <m:sSupPr>
+                      <m:ctrlPr>
+                        <w:rPr>
+                          <w:rFonts w:ascii="Cambria Math" w:eastAsiaTheme="minorEastAsia" w:hAnsi="Cambria Math"/>
+                          <w:i/>
+                        </w:rPr>
+                      </m:ctrlPr>
+                    </m:sSupPr>
+                    <m:e>
+                      <m:r>
+                        <w:rPr>
+                          <w:rFonts w:ascii="Cambria Math" w:eastAsiaTheme="minorEastAsia" w:hAnsi="Cambria Math"/>
+                        </w:rPr>
+                        <m:t>10</m:t>
+                      </m:r>
+                    </m:e>
+                    <m:sup>
+                      <m:r>
+                        <w:rPr>
+                          <w:rFonts w:ascii="Cambria Math" w:eastAsiaTheme="minorEastAsia" w:hAnsi="Cambria Math"/>
+                        </w:rPr>
+                        <m:t>-11</m:t>
+                      </m:r>
+                    </m:sup>
+                  </m:sSup>
+                </m:e>
+              </m:d>
+              <m:r>
+                <w:rPr>
+                  <w:rFonts w:ascii="Cambria Math" w:eastAsiaTheme="minorEastAsia" w:hAnsi="Cambria Math"/>
+                </w:rPr>
+                <m:t>·</m:t>
+              </m:r>
+              <m:r>
+                <w:rPr>
+                  <w:rFonts w:ascii="Cambria Math" w:eastAsiaTheme="minorEastAsia" w:hAnsi="Cambria Math"/>
+                </w:rPr>
+                <m:t>5,972</m:t>
+              </m:r>
+              <m:r>
+                <w:rPr>
+                  <w:rFonts w:ascii="Cambria Math" w:eastAsiaTheme="minorEastAsia" w:hAnsi="Cambria Math"/>
+                </w:rPr>
+                <m:t>·</m:t>
+              </m:r>
+              <m:sSup>
+                <m:sSupPr>
+                  <m:ctrlPr>
+                    <w:rPr>
+                      <w:rFonts w:ascii="Cambria Math" w:eastAsiaTheme="minorEastAsia" w:hAnsi="Cambria Math"/>
+                      <w:i/>
+                    </w:rPr>
+                  </m:ctrlPr>
+                </m:sSupPr>
+                <m:e>
+                  <m:r>
+                    <w:rPr>
+                      <w:rFonts w:ascii="Cambria Math" w:eastAsiaTheme="minorEastAsia" w:hAnsi="Cambria Math"/>
+                    </w:rPr>
+                    <m:t>10</m:t>
+                  </m:r>
+                </m:e>
+                <m:sup>
+                  <m:r>
+                    <w:rPr>
+                      <w:rFonts w:ascii="Cambria Math" w:eastAsiaTheme="minorEastAsia" w:hAnsi="Cambria Math"/>
+                    </w:rPr>
+                    <m:t>24</m:t>
+                  </m:r>
+                </m:sup>
+              </m:sSup>
+            </m:num>
+            <m:den>
+              <m:sSup>
+                <m:sSupPr>
+                  <m:ctrlPr>
+                    <w:rPr>
+                      <w:rFonts w:ascii="Cambria Math" w:eastAsiaTheme="minorEastAsia" w:hAnsi="Cambria Math"/>
+                      <w:i/>
+                    </w:rPr>
+                  </m:ctrlPr>
+                </m:sSupPr>
+                <m:e>
+                  <m:r>
+                    <w:rPr>
+                      <w:rFonts w:ascii="Cambria Math" w:eastAsiaTheme="minorEastAsia" w:hAnsi="Cambria Math"/>
+                    </w:rPr>
+                    <m:t>6371000</m:t>
+                  </m:r>
+                </m:e>
+                <m:sup>
+                  <m:r>
+                    <w:rPr>
+                      <w:rFonts w:ascii="Cambria Math" w:eastAsiaTheme="minorEastAsia" w:hAnsi="Cambria Math"/>
+                    </w:rPr>
+                    <m:t>2</m:t>
+                  </m:r>
+                </m:sup>
+              </m:sSup>
+            </m:den>
+          </m:f>
+          <m:r>
+            <w:rPr>
+              <w:rFonts w:ascii="Cambria Math" w:eastAsiaTheme="minorEastAsia" w:hAnsi="Cambria Math"/>
+            </w:rPr>
+            <m:t>≈9,819973</m:t>
+          </m:r>
+        </m:oMath>
+      </m:oMathPara>
+    </w:p>
+    <w:p>
+      <w:pPr>
+        <w:jc w:val="both"/>
+        <w:rPr>
+          <w:rFonts w:eastAsiaTheme="minorEastAsia"/>
+        </w:rPr>
+      </w:pPr>
+      <w:r>
+        <w:rPr>
+          <w:rFonts w:eastAsiaTheme="minorEastAsia"/>
+        </w:rPr>
+        <w:t xml:space="preserve">Jeg kan derefter sætter de to formler sammen, hvilket giver mig </w:t>
+      </w:r>
+      <m:oMath>
+        <m:sSub>
+          <m:sSubPr>
+            <m:ctrlPr>
+              <w:rPr>
+                <w:rFonts w:ascii="Cambria Math" w:eastAsiaTheme="minorEastAsia" w:hAnsi="Cambria Math"/>
+                <w:i/>
+              </w:rPr>
+            </m:ctrlPr>
+          </m:sSubPr>
+          <m:e>
+            <m:r>
+              <w:rPr>
+                <w:rFonts w:ascii="Cambria Math" w:eastAsiaTheme="minorEastAsia" w:hAnsi="Cambria Math"/>
+              </w:rPr>
+              <m:t>f</m:t>
+            </m:r>
+          </m:e>
+          <m:sub>
+            <m:r>
+              <w:rPr>
+                <w:rFonts w:ascii="Cambria Math" w:eastAsiaTheme="minorEastAsia" w:hAnsi="Cambria Math"/>
+              </w:rPr>
+              <m:t>t</m:t>
+            </m:r>
+          </m:sub>
+        </m:sSub>
+        <m:r>
+          <w:rPr>
+            <w:rFonts w:ascii="Cambria Math" w:eastAsiaTheme="minorEastAsia" w:hAnsi="Cambria Math"/>
+          </w:rPr>
+          <m:t>=m·</m:t>
+        </m:r>
+        <m:f>
+          <m:fPr>
+            <m:ctrlPr>
+              <w:rPr>
+                <w:rFonts w:ascii="Cambria Math" w:eastAsiaTheme="minorEastAsia" w:hAnsi="Cambria Math"/>
+                <w:i/>
+              </w:rPr>
+            </m:ctrlPr>
+          </m:fPr>
+          <m:num>
+            <m:r>
+              <w:rPr>
+                <w:rFonts w:ascii="Cambria Math" w:eastAsiaTheme="minorEastAsia" w:hAnsi="Cambria Math"/>
+              </w:rPr>
+              <m:t>G·M</m:t>
+            </m:r>
+          </m:num>
+          <m:den>
+            <m:sSup>
+              <m:sSupPr>
+                <m:ctrlPr>
+                  <w:rPr>
+                    <w:rFonts w:ascii="Cambria Math" w:eastAsiaTheme="minorEastAsia" w:hAnsi="Cambria Math"/>
+                    <w:i/>
+                  </w:rPr>
+                </m:ctrlPr>
+              </m:sSupPr>
+              <m:e>
+                <m:r>
+                  <w:rPr>
+                    <w:rFonts w:ascii="Cambria Math" w:eastAsiaTheme="minorEastAsia" w:hAnsi="Cambria Math"/>
+                  </w:rPr>
+                  <m:t>r</m:t>
+                </m:r>
+              </m:e>
+              <m:sup>
+                <m:r>
+                  <w:rPr>
+                    <w:rFonts w:ascii="Cambria Math" w:eastAsiaTheme="minorEastAsia" w:hAnsi="Cambria Math"/>
+                  </w:rPr>
+                  <m:t>2</m:t>
+                </m:r>
+              </m:sup>
+            </m:sSup>
+          </m:den>
+        </m:f>
+        <m:r>
+          <w:rPr>
+            <w:rFonts w:ascii="Cambria Math" w:eastAsiaTheme="minorEastAsia" w:hAnsi="Cambria Math"/>
+          </w:rPr>
+          <m:t>·</m:t>
+        </m:r>
+        <m:acc>
+          <m:accPr>
+            <m:ctrlPr>
+              <w:rPr>
+                <w:rFonts w:ascii="Cambria Math" w:eastAsiaTheme="minorEastAsia" w:hAnsi="Cambria Math"/>
+                <w:i/>
+              </w:rPr>
+            </m:ctrlPr>
+          </m:accPr>
+          <m:e>
+            <m:r>
+              <w:rPr>
+                <w:rFonts w:ascii="Cambria Math" w:eastAsiaTheme="minorEastAsia" w:hAnsi="Cambria Math"/>
+              </w:rPr>
+              <m:t>r</m:t>
+            </m:r>
+          </m:e>
+        </m:acc>
+      </m:oMath>
+    </w:p>
+    <w:p>
+      <w:pPr>
+        <w:jc w:val="both"/>
+        <w:rPr>
+          <w:rFonts w:eastAsiaTheme="minorEastAsia"/>
+        </w:rPr>
+      </w:pPr>
+      <m:oMathPara>
+        <m:oMath>
+          <m:sSub>
+            <m:sSubPr>
+              <m:ctrlPr>
+                <w:rPr>
+                  <w:rFonts w:ascii="Cambria Math" w:eastAsiaTheme="minorEastAsia" w:hAnsi="Cambria Math"/>
+                  <w:i/>
+                </w:rPr>
+              </m:ctrlPr>
+            </m:sSubPr>
+            <m:e>
+              <m:r>
+                <w:rPr>
+                  <w:rFonts w:ascii="Cambria Math" w:eastAsiaTheme="minorEastAsia" w:hAnsi="Cambria Math"/>
+                </w:rPr>
+                <m:t>p</m:t>
+              </m:r>
+            </m:e>
+            <m:sub>
+              <m:r>
+                <w:rPr>
+                  <w:rFonts w:ascii="Cambria Math" w:eastAsiaTheme="minorEastAsia" w:hAnsi="Cambria Math"/>
+                </w:rPr>
+                <m:t>1</m:t>
+              </m:r>
+            </m:sub>
+          </m:sSub>
+          <m:r>
+            <w:rPr>
+              <w:rFonts w:ascii="Cambria Math" w:eastAsiaTheme="minorEastAsia" w:hAnsi="Cambria Math"/>
+            </w:rPr>
+            <m:t>=(</m:t>
+          </m:r>
+          <m:sSub>
+            <m:sSubPr>
+              <m:ctrlPr>
+                <w:rPr>
+                  <w:rFonts w:ascii="Cambria Math" w:eastAsiaTheme="minorEastAsia" w:hAnsi="Cambria Math"/>
+                  <w:i/>
+                </w:rPr>
+              </m:ctrlPr>
+            </m:sSubPr>
+            <m:e>
+              <m:r>
+                <w:rPr>
+                  <w:rFonts w:ascii="Cambria Math" w:eastAsiaTheme="minorEastAsia" w:hAnsi="Cambria Math"/>
+                </w:rPr>
+                <m:t>x</m:t>
+              </m:r>
+            </m:e>
+            <m:sub>
+              <m:r>
+                <w:rPr>
+                  <w:rFonts w:ascii="Cambria Math" w:eastAsiaTheme="minorEastAsia" w:hAnsi="Cambria Math"/>
+                </w:rPr>
+                <m:t>1</m:t>
+              </m:r>
+            </m:sub>
+          </m:sSub>
+          <m:r>
+            <w:rPr>
+              <w:rFonts w:ascii="Cambria Math" w:eastAsiaTheme="minorEastAsia" w:hAnsi="Cambria Math"/>
+            </w:rPr>
+            <m:t>,</m:t>
+          </m:r>
+          <m:sSub>
+            <m:sSubPr>
+              <m:ctrlPr>
+                <w:rPr>
+                  <w:rFonts w:ascii="Cambria Math" w:eastAsiaTheme="minorEastAsia" w:hAnsi="Cambria Math"/>
+                  <w:i/>
+                </w:rPr>
+              </m:ctrlPr>
+            </m:sSubPr>
+            <m:e>
+              <m:r>
+                <w:rPr>
+                  <w:rFonts w:ascii="Cambria Math" w:eastAsiaTheme="minorEastAsia" w:hAnsi="Cambria Math"/>
+                </w:rPr>
+                <m:t>y</m:t>
+              </m:r>
+            </m:e>
+            <m:sub>
+              <m:r>
+                <w:rPr>
+                  <w:rFonts w:ascii="Cambria Math" w:eastAsiaTheme="minorEastAsia" w:hAnsi="Cambria Math"/>
+                </w:rPr>
+                <m:t>1</m:t>
+              </m:r>
+            </m:sub>
+          </m:sSub>
+          <m:r>
+            <w:rPr>
+              <w:rFonts w:ascii="Cambria Math" w:eastAsiaTheme="minorEastAsia" w:hAnsi="Cambria Math"/>
+            </w:rPr>
+            <m:t>)</m:t>
+          </m:r>
+        </m:oMath>
+      </m:oMathPara>
+    </w:p>
+    <w:p>
+      <w:pPr>
+        <w:jc w:val="both"/>
+        <w:rPr>
+          <w:rFonts w:eastAsiaTheme="minorEastAsia"/>
+        </w:rPr>
+      </w:pPr>
+      <m:oMathPara>
+        <m:oMath>
+          <m:r>
+            <w:rPr>
+              <w:rFonts w:ascii="Cambria Math" w:eastAsiaTheme="minorEastAsia" w:hAnsi="Cambria Math"/>
+            </w:rPr>
+            <m:t>p2=(</m:t>
+          </m:r>
+          <m:sSub>
+            <m:sSubPr>
+              <m:ctrlPr>
+                <w:rPr>
+                  <w:rFonts w:ascii="Cambria Math" w:eastAsiaTheme="minorEastAsia" w:hAnsi="Cambria Math"/>
+                  <w:i/>
+                </w:rPr>
+              </m:ctrlPr>
+            </m:sSubPr>
+            <m:e>
+              <m:r>
+                <w:rPr>
+                  <w:rFonts w:ascii="Cambria Math" w:eastAsiaTheme="minorEastAsia" w:hAnsi="Cambria Math"/>
+                </w:rPr>
+                <m:t>x</m:t>
+              </m:r>
+            </m:e>
+            <m:sub>
+              <m:r>
+                <w:rPr>
+                  <w:rFonts w:ascii="Cambria Math" w:eastAsiaTheme="minorEastAsia" w:hAnsi="Cambria Math"/>
+                </w:rPr>
+                <m:t>2</m:t>
+              </m:r>
+            </m:sub>
+          </m:sSub>
+          <m:r>
+            <w:rPr>
+              <w:rFonts w:ascii="Cambria Math" w:eastAsiaTheme="minorEastAsia" w:hAnsi="Cambria Math"/>
+            </w:rPr>
+            <m:t>,</m:t>
+          </m:r>
+          <m:sSub>
+            <m:sSubPr>
+              <m:ctrlPr>
+                <w:rPr>
+                  <w:rFonts w:ascii="Cambria Math" w:eastAsiaTheme="minorEastAsia" w:hAnsi="Cambria Math"/>
+                  <w:i/>
+                </w:rPr>
+              </m:ctrlPr>
+            </m:sSubPr>
+            <m:e>
+              <m:r>
+                <w:rPr>
+                  <w:rFonts w:ascii="Cambria Math" w:eastAsiaTheme="minorEastAsia" w:hAnsi="Cambria Math"/>
+                </w:rPr>
+                <m:t>y</m:t>
+              </m:r>
+            </m:e>
+            <m:sub>
+              <m:r>
+                <w:rPr>
+                  <w:rFonts w:ascii="Cambria Math" w:eastAsiaTheme="minorEastAsia" w:hAnsi="Cambria Math"/>
+                </w:rPr>
+                <m:t>2</m:t>
+              </m:r>
+            </m:sub>
+          </m:sSub>
+          <m:r>
+            <w:rPr>
+              <w:rFonts w:ascii="Cambria Math" w:eastAsiaTheme="minorEastAsia" w:hAnsi="Cambria Math"/>
+            </w:rPr>
+            <m:t>)</m:t>
+          </m:r>
+        </m:oMath>
+      </m:oMathPara>
+    </w:p>
+    <w:p>
+      <w:pPr>
+        <w:jc w:val="both"/>
+        <w:rPr>
+          <w:rFonts w:eastAsiaTheme="minorEastAsia"/>
+        </w:rPr>
+      </w:pPr>
+      <m:oMathPara>
+        <m:oMath>
+          <m:r>
+            <w:rPr>
+              <w:rFonts w:ascii="Cambria Math" w:eastAsiaTheme="minorEastAsia" w:hAnsi="Cambria Math"/>
+            </w:rPr>
+            <m:t>r=</m:t>
+          </m:r>
+          <m:d>
+            <m:dPr>
+              <m:ctrlPr>
+                <w:rPr>
+                  <w:rFonts w:ascii="Cambria Math" w:eastAsiaTheme="minorEastAsia" w:hAnsi="Cambria Math"/>
+                  <w:i/>
+                </w:rPr>
+              </m:ctrlPr>
+            </m:dPr>
+            <m:e>
+              <m:eqArr>
+                <m:eqArrPr>
+                  <m:ctrlPr>
+                    <w:rPr>
+                      <w:rFonts w:ascii="Cambria Math" w:eastAsiaTheme="minorEastAsia" w:hAnsi="Cambria Math"/>
+                      <w:i/>
+                    </w:rPr>
+                  </m:ctrlPr>
+                </m:eqArrPr>
+                <m:e>
+                  <m:r>
+                    <w:rPr>
+                      <w:rFonts w:ascii="Cambria Math" w:eastAsiaTheme="minorEastAsia" w:hAnsi="Cambria Math"/>
+                    </w:rPr>
+                    <m:t>a</m:t>
+                  </m:r>
+                </m:e>
+                <m:e>
+                  <m:r>
+                    <w:rPr>
+                      <w:rFonts w:ascii="Cambria Math" w:eastAsiaTheme="minorEastAsia" w:hAnsi="Cambria Math"/>
+                    </w:rPr>
+                    <m:t>b</m:t>
+                  </m:r>
+                </m:e>
+              </m:eqArr>
+            </m:e>
+          </m:d>
+          <m:r>
+            <w:rPr>
+              <w:rFonts w:ascii="Cambria Math" w:eastAsiaTheme="minorEastAsia" w:hAnsi="Cambria Math"/>
+            </w:rPr>
+            <m:t>=</m:t>
+          </m:r>
+          <m:d>
+            <m:dPr>
+              <m:ctrlPr>
+                <w:rPr>
+                  <w:rFonts w:ascii="Cambria Math" w:eastAsiaTheme="minorEastAsia" w:hAnsi="Cambria Math"/>
+                  <w:i/>
+                </w:rPr>
+              </m:ctrlPr>
+            </m:dPr>
+            <m:e>
+              <m:eqArr>
+                <m:eqArrPr>
+                  <m:ctrlPr>
+                    <w:rPr>
+                      <w:rFonts w:ascii="Cambria Math" w:eastAsiaTheme="minorEastAsia" w:hAnsi="Cambria Math"/>
+                      <w:i/>
+                    </w:rPr>
+                  </m:ctrlPr>
+                </m:eqArrPr>
+                <m:e>
+                  <m:sSub>
+                    <m:sSubPr>
+                      <m:ctrlPr>
+                        <w:rPr>
+                          <w:rFonts w:ascii="Cambria Math" w:eastAsiaTheme="minorEastAsia" w:hAnsi="Cambria Math"/>
+                          <w:i/>
+                        </w:rPr>
+                      </m:ctrlPr>
+                    </m:sSubPr>
+                    <m:e>
+                      <m:r>
+                        <w:rPr>
+                          <w:rFonts w:ascii="Cambria Math" w:eastAsiaTheme="minorEastAsia" w:hAnsi="Cambria Math"/>
+                        </w:rPr>
+                        <m:t>x</m:t>
+                      </m:r>
+                    </m:e>
+                    <m:sub>
+                      <m:r>
+                        <w:rPr>
+                          <w:rFonts w:ascii="Cambria Math" w:eastAsiaTheme="minorEastAsia" w:hAnsi="Cambria Math"/>
+                        </w:rPr>
+                        <m:t>2</m:t>
+                      </m:r>
+                    </m:sub>
+                  </m:sSub>
+                  <m:r>
+                    <w:rPr>
+                      <w:rFonts w:ascii="Cambria Math" w:eastAsiaTheme="minorEastAsia" w:hAnsi="Cambria Math"/>
+                    </w:rPr>
+                    <m:t>-</m:t>
+                  </m:r>
+                  <m:sSub>
+                    <m:sSubPr>
+                      <m:ctrlPr>
+                        <w:rPr>
+                          <w:rFonts w:ascii="Cambria Math" w:eastAsiaTheme="minorEastAsia" w:hAnsi="Cambria Math"/>
+                          <w:i/>
+                        </w:rPr>
+                      </m:ctrlPr>
+                    </m:sSubPr>
+                    <m:e>
+                      <m:r>
+                        <w:rPr>
+                          <w:rFonts w:ascii="Cambria Math" w:eastAsiaTheme="minorEastAsia" w:hAnsi="Cambria Math"/>
+                        </w:rPr>
+                        <m:t>x</m:t>
+                      </m:r>
+                    </m:e>
+                    <m:sub>
+                      <m:r>
+                        <w:rPr>
+                          <w:rFonts w:ascii="Cambria Math" w:eastAsiaTheme="minorEastAsia" w:hAnsi="Cambria Math"/>
+                        </w:rPr>
+                        <m:t>1</m:t>
+                      </m:r>
+                    </m:sub>
+                  </m:sSub>
+                </m:e>
+                <m:e>
+                  <m:sSub>
+                    <m:sSubPr>
+                      <m:ctrlPr>
+                        <w:rPr>
+                          <w:rFonts w:ascii="Cambria Math" w:eastAsiaTheme="minorEastAsia" w:hAnsi="Cambria Math"/>
+                          <w:i/>
+                        </w:rPr>
+                      </m:ctrlPr>
+                    </m:sSubPr>
+                    <m:e>
+                      <m:r>
+                        <w:rPr>
+                          <w:rFonts w:ascii="Cambria Math" w:eastAsiaTheme="minorEastAsia" w:hAnsi="Cambria Math"/>
+                        </w:rPr>
+                        <m:t>y</m:t>
+                      </m:r>
+                    </m:e>
+                    <m:sub>
+                      <m:r>
+                        <w:rPr>
+                          <w:rFonts w:ascii="Cambria Math" w:eastAsiaTheme="minorEastAsia" w:hAnsi="Cambria Math"/>
+                        </w:rPr>
+                        <m:t>2</m:t>
+                      </m:r>
+                    </m:sub>
+                  </m:sSub>
+                  <m:r>
+                    <w:rPr>
+                      <w:rFonts w:ascii="Cambria Math" w:eastAsiaTheme="minorEastAsia" w:hAnsi="Cambria Math"/>
+                    </w:rPr>
+                    <m:t>-</m:t>
+                  </m:r>
+                  <m:sSub>
+                    <m:sSubPr>
+                      <m:ctrlPr>
+                        <w:rPr>
+                          <w:rFonts w:ascii="Cambria Math" w:eastAsiaTheme="minorEastAsia" w:hAnsi="Cambria Math"/>
+                          <w:i/>
+                        </w:rPr>
+                      </m:ctrlPr>
+                    </m:sSubPr>
+                    <m:e>
+                      <m:r>
+                        <w:rPr>
+                          <w:rFonts w:ascii="Cambria Math" w:eastAsiaTheme="minorEastAsia" w:hAnsi="Cambria Math"/>
+                        </w:rPr>
+                        <m:t>x</m:t>
+                      </m:r>
+                    </m:e>
+                    <m:sub>
+                      <m:r>
+                        <w:rPr>
+                          <w:rFonts w:ascii="Cambria Math" w:eastAsiaTheme="minorEastAsia" w:hAnsi="Cambria Math"/>
+                        </w:rPr>
+                        <m:t>1</m:t>
+                      </m:r>
+                    </m:sub>
+                  </m:sSub>
+                </m:e>
+              </m:eqArr>
+            </m:e>
+          </m:d>
+        </m:oMath>
+      </m:oMathPara>
+    </w:p>
+    <w:p>
+      <w:pPr>
+        <w:jc w:val="both"/>
+        <w:rPr>
+          <w:rFonts w:eastAsiaTheme="minorEastAsia"/>
+        </w:rPr>
+      </w:pPr>
+      <m:oMathPara>
+        <m:oMath>
+          <m:f>
+            <m:fPr>
+              <m:ctrlPr>
+                <w:rPr>
+                  <w:rFonts w:ascii="Cambria Math" w:eastAsiaTheme="minorEastAsia" w:hAnsi="Cambria Math"/>
+                  <w:i/>
+                </w:rPr>
+              </m:ctrlPr>
+            </m:fPr>
+            <m:num>
+              <m:r>
+                <w:rPr>
+                  <w:rFonts w:ascii="Cambria Math" w:eastAsiaTheme="minorEastAsia" w:hAnsi="Cambria Math"/>
+                </w:rPr>
+                <m:t>r</m:t>
+              </m:r>
+            </m:num>
+            <m:den>
+              <m:r>
+                <w:rPr>
+                  <w:rFonts w:ascii="Cambria Math" w:eastAsiaTheme="minorEastAsia" w:hAnsi="Cambria Math"/>
+                </w:rPr>
+                <m:t>|r|</m:t>
+              </m:r>
+            </m:den>
+          </m:f>
+          <m:r>
+            <w:rPr>
+              <w:rFonts w:ascii="Cambria Math" w:eastAsiaTheme="minorEastAsia" w:hAnsi="Cambria Math"/>
+            </w:rPr>
+            <m:t>=</m:t>
+          </m:r>
+          <m:acc>
+            <m:accPr>
+              <m:ctrlPr>
+                <w:rPr>
+                  <w:rFonts w:ascii="Cambria Math" w:eastAsiaTheme="minorEastAsia" w:hAnsi="Cambria Math"/>
+                  <w:i/>
+                </w:rPr>
+              </m:ctrlPr>
+            </m:accPr>
+            <m:e>
+              <m:r>
+                <w:rPr>
+                  <w:rFonts w:ascii="Cambria Math" w:eastAsiaTheme="minorEastAsia" w:hAnsi="Cambria Math"/>
+                </w:rPr>
+                <m:t>r</m:t>
+              </m:r>
+            </m:e>
+          </m:acc>
+        </m:oMath>
+      </m:oMathPara>
+    </w:p>
+    <w:p>
+      <w:pPr>
+        <w:jc w:val="both"/>
+        <w:rPr>
+          <w:rFonts w:eastAsiaTheme="minorEastAsia"/>
+        </w:rPr>
+      </w:pPr>
+      <m:oMathPara>
+        <m:oMath>
+          <m:d>
+            <m:dPr>
+              <m:begChr m:val="|"/>
+              <m:endChr m:val="|"/>
+              <m:ctrlPr>
+                <w:rPr>
+                  <w:rFonts w:ascii="Cambria Math" w:eastAsiaTheme="minorEastAsia" w:hAnsi="Cambria Math"/>
+                  <w:i/>
+                </w:rPr>
+              </m:ctrlPr>
+            </m:dPr>
+            <m:e>
+              <m:r>
+                <w:rPr>
+                  <w:rFonts w:ascii="Cambria Math" w:eastAsiaTheme="minorEastAsia" w:hAnsi="Cambria Math"/>
+                </w:rPr>
+                <m:t>r</m:t>
+              </m:r>
+            </m:e>
+          </m:d>
+          <m:r>
+            <w:rPr>
+              <w:rFonts w:ascii="Cambria Math" w:eastAsiaTheme="minorEastAsia" w:hAnsi="Cambria Math"/>
+            </w:rPr>
+            <m:t>=</m:t>
+          </m:r>
+          <m:rad>
+            <m:radPr>
+              <m:degHide m:val="1"/>
+              <m:ctrlPr>
+                <w:rPr>
+                  <w:rFonts w:ascii="Cambria Math" w:eastAsiaTheme="minorEastAsia" w:hAnsi="Cambria Math"/>
+                  <w:i/>
+                </w:rPr>
+              </m:ctrlPr>
+            </m:radPr>
+            <m:deg/>
+            <m:e>
+              <m:sSup>
+                <m:sSupPr>
+                  <m:ctrlPr>
+                    <w:rPr>
+                      <w:rFonts w:ascii="Cambria Math" w:eastAsiaTheme="minorEastAsia" w:hAnsi="Cambria Math"/>
+                      <w:i/>
+                    </w:rPr>
+                  </m:ctrlPr>
+                </m:sSupPr>
+                <m:e>
+                  <m:r>
+                    <w:rPr>
+                      <w:rFonts w:ascii="Cambria Math" w:eastAsiaTheme="minorEastAsia" w:hAnsi="Cambria Math"/>
+                    </w:rPr>
+                    <m:t>a</m:t>
+                  </m:r>
+                </m:e>
+                <m:sup>
+                  <m:r>
+                    <w:rPr>
+                      <w:rFonts w:ascii="Cambria Math" w:eastAsiaTheme="minorEastAsia" w:hAnsi="Cambria Math"/>
+                    </w:rPr>
+                    <m:t>2</m:t>
+                  </m:r>
+                </m:sup>
+              </m:sSup>
+              <m:r>
+                <w:rPr>
+                  <w:rFonts w:ascii="Cambria Math" w:eastAsiaTheme="minorEastAsia" w:hAnsi="Cambria Math"/>
+                </w:rPr>
+                <m:t>+</m:t>
+              </m:r>
+              <m:sSup>
+                <m:sSupPr>
+                  <m:ctrlPr>
+                    <w:rPr>
+                      <w:rFonts w:ascii="Cambria Math" w:eastAsiaTheme="minorEastAsia" w:hAnsi="Cambria Math"/>
+                      <w:i/>
+                    </w:rPr>
+                  </m:ctrlPr>
+                </m:sSupPr>
+                <m:e>
+                  <m:r>
+                    <w:rPr>
+                      <w:rFonts w:ascii="Cambria Math" w:eastAsiaTheme="minorEastAsia" w:hAnsi="Cambria Math"/>
+                    </w:rPr>
+                    <m:t>b</m:t>
+                  </m:r>
+                </m:e>
+                <m:sup>
+                  <m:r>
+                    <w:rPr>
+                      <w:rFonts w:ascii="Cambria Math" w:eastAsiaTheme="minorEastAsia" w:hAnsi="Cambria Math"/>
+                    </w:rPr>
+                    <m:t>2</m:t>
+                  </m:r>
+                </m:sup>
+              </m:sSup>
+            </m:e>
+          </m:rad>
+        </m:oMath>
+      </m:oMathPara>
+    </w:p>
+    <w:p>
+      <w:pPr>
+        <w:jc w:val="both"/>
+        <w:rPr>
+          <w:rFonts w:eastAsiaTheme="minorEastAsia"/>
+        </w:rPr>
+      </w:pPr>
+      <m:oMathPara>
+        <m:oMath>
+          <m:sSub>
+            <m:sSubPr>
+              <m:ctrlPr>
+                <w:rPr>
+                  <w:rFonts w:ascii="Cambria Math" w:eastAsiaTheme="minorEastAsia" w:hAnsi="Cambria Math"/>
+                  <w:i/>
+                </w:rPr>
+              </m:ctrlPr>
+            </m:sSubPr>
+            <m:e>
+              <m:r>
+                <w:rPr>
+                  <w:rFonts w:ascii="Cambria Math" w:eastAsiaTheme="minorEastAsia" w:hAnsi="Cambria Math"/>
+                </w:rPr>
+                <m:t>f</m:t>
+              </m:r>
+            </m:e>
+            <m:sub>
+              <m:r>
+                <w:rPr>
+                  <w:rFonts w:ascii="Cambria Math" w:eastAsiaTheme="minorEastAsia" w:hAnsi="Cambria Math"/>
+                </w:rPr>
+                <m:t>t</m:t>
+              </m:r>
+            </m:sub>
+          </m:sSub>
+          <m:r>
+            <w:rPr>
+              <w:rFonts w:ascii="Cambria Math" w:eastAsiaTheme="minorEastAsia" w:hAnsi="Cambria Math"/>
+            </w:rPr>
+            <m:t>=</m:t>
+          </m:r>
+          <m:f>
+            <m:fPr>
+              <m:ctrlPr>
+                <w:rPr>
+                  <w:rFonts w:ascii="Cambria Math" w:eastAsiaTheme="minorEastAsia" w:hAnsi="Cambria Math"/>
+                  <w:i/>
+                </w:rPr>
+              </m:ctrlPr>
+            </m:fPr>
+            <m:num>
+              <m:r>
+                <w:rPr>
+                  <w:rFonts w:ascii="Cambria Math" w:eastAsiaTheme="minorEastAsia" w:hAnsi="Cambria Math"/>
+                </w:rPr>
+                <m:t>G·M</m:t>
+              </m:r>
+              <m:r>
+                <w:rPr>
+                  <w:rFonts w:ascii="Cambria Math" w:eastAsiaTheme="minorEastAsia" w:hAnsi="Cambria Math"/>
+                </w:rPr>
+                <m:t>·m</m:t>
+              </m:r>
+            </m:num>
+            <m:den>
+              <m:sSup>
+                <m:sSupPr>
+                  <m:ctrlPr>
+                    <w:rPr>
+                      <w:rFonts w:ascii="Cambria Math" w:eastAsiaTheme="minorEastAsia" w:hAnsi="Cambria Math"/>
+                      <w:i/>
+                    </w:rPr>
+                  </m:ctrlPr>
+                </m:sSupPr>
+                <m:e>
+                  <m:r>
+                    <w:rPr>
+                      <w:rFonts w:ascii="Cambria Math" w:eastAsiaTheme="minorEastAsia" w:hAnsi="Cambria Math"/>
+                    </w:rPr>
+                    <m:t>|</m:t>
+                  </m:r>
+                  <m:r>
+                    <w:rPr>
+                      <w:rFonts w:ascii="Cambria Math" w:eastAsiaTheme="minorEastAsia" w:hAnsi="Cambria Math"/>
+                    </w:rPr>
+                    <m:t>r</m:t>
+                  </m:r>
+                  <m:r>
+                    <w:rPr>
+                      <w:rFonts w:ascii="Cambria Math" w:eastAsiaTheme="minorEastAsia" w:hAnsi="Cambria Math"/>
+                    </w:rPr>
+                    <m:t>|</m:t>
+                  </m:r>
+                </m:e>
+                <m:sup>
+                  <m:r>
+                    <w:rPr>
+                      <w:rFonts w:ascii="Cambria Math" w:eastAsiaTheme="minorEastAsia" w:hAnsi="Cambria Math"/>
+                    </w:rPr>
+                    <m:t>2</m:t>
+                  </m:r>
+                </m:sup>
+              </m:sSup>
+            </m:den>
+          </m:f>
+          <m:r>
+            <w:rPr>
+              <w:rFonts w:ascii="Cambria Math" w:eastAsiaTheme="minorEastAsia" w:hAnsi="Cambria Math"/>
+            </w:rPr>
+            <m:t>·</m:t>
+          </m:r>
+          <m:f>
+            <m:fPr>
+              <m:ctrlPr>
+                <w:rPr>
+                  <w:rFonts w:ascii="Cambria Math" w:eastAsiaTheme="minorEastAsia" w:hAnsi="Cambria Math"/>
+                  <w:i/>
+                </w:rPr>
+              </m:ctrlPr>
+            </m:fPr>
+            <m:num>
+              <m:r>
+                <w:rPr>
+                  <w:rFonts w:ascii="Cambria Math" w:eastAsiaTheme="minorEastAsia" w:hAnsi="Cambria Math"/>
+                </w:rPr>
+                <m:t>r</m:t>
+              </m:r>
+            </m:num>
+            <m:den>
+              <m:r>
+                <w:rPr>
+                  <w:rFonts w:ascii="Cambria Math" w:eastAsiaTheme="minorEastAsia" w:hAnsi="Cambria Math"/>
+                </w:rPr>
+                <m:t>|r|</m:t>
+              </m:r>
+            </m:den>
+          </m:f>
+        </m:oMath>
+      </m:oMathPara>
+    </w:p>
+    <w:p>
+      <w:pPr>
+        <w:jc w:val="both"/>
+        <w:rPr>
+          <w:rFonts w:eastAsiaTheme="minorEastAsia"/>
+        </w:rPr>
+      </w:pPr>
+      <m:oMathPara>
+        <m:oMath>
+          <m:sSub>
+            <m:sSubPr>
+              <m:ctrlPr>
+                <w:rPr>
+                  <w:rFonts w:ascii="Cambria Math" w:eastAsiaTheme="minorEastAsia" w:hAnsi="Cambria Math"/>
+                  <w:i/>
+                </w:rPr>
+              </m:ctrlPr>
+            </m:sSubPr>
+            <m:e>
+              <m:r>
+                <w:rPr>
+                  <w:rFonts w:ascii="Cambria Math" w:eastAsiaTheme="minorEastAsia" w:hAnsi="Cambria Math"/>
+                </w:rPr>
+                <m:t>f</m:t>
+              </m:r>
+            </m:e>
+            <m:sub>
+              <m:r>
+                <w:rPr>
+                  <w:rFonts w:ascii="Cambria Math" w:eastAsiaTheme="minorEastAsia" w:hAnsi="Cambria Math"/>
+                </w:rPr>
+                <m:t>t</m:t>
+              </m:r>
+            </m:sub>
+          </m:sSub>
+          <m:r>
+            <w:rPr>
+              <w:rFonts w:ascii="Cambria Math" w:eastAsiaTheme="minorEastAsia" w:hAnsi="Cambria Math"/>
+            </w:rPr>
+            <m:t>=</m:t>
+          </m:r>
+          <m:r>
+            <w:rPr>
+              <w:rFonts w:ascii="Cambria Math" w:eastAsiaTheme="minorEastAsia" w:hAnsi="Cambria Math"/>
+            </w:rPr>
+            <m:t>G·M·m</m:t>
+          </m:r>
+          <m:r>
+            <w:rPr>
+              <w:rFonts w:ascii="Cambria Math" w:eastAsiaTheme="minorEastAsia" w:hAnsi="Cambria Math"/>
+            </w:rPr>
+            <m:t>·</m:t>
+          </m:r>
+          <m:f>
+            <m:fPr>
+              <m:ctrlPr>
+                <w:rPr>
+                  <w:rFonts w:ascii="Cambria Math" w:eastAsiaTheme="minorEastAsia" w:hAnsi="Cambria Math"/>
+                  <w:i/>
+                </w:rPr>
+              </m:ctrlPr>
+            </m:fPr>
+            <m:num>
+              <m:f>
+                <m:fPr>
+                  <m:ctrlPr>
+                    <w:rPr>
+                      <w:rFonts w:ascii="Cambria Math" w:eastAsiaTheme="minorEastAsia" w:hAnsi="Cambria Math"/>
+                      <w:i/>
+                    </w:rPr>
+                  </m:ctrlPr>
+                </m:fPr>
+                <m:num>
+                  <m:r>
+                    <w:rPr>
+                      <w:rFonts w:ascii="Cambria Math" w:eastAsiaTheme="minorEastAsia" w:hAnsi="Cambria Math"/>
+                    </w:rPr>
+                    <m:t>r</m:t>
+                  </m:r>
+                </m:num>
+                <m:den>
+                  <m:r>
+                    <w:rPr>
+                      <w:rFonts w:ascii="Cambria Math" w:eastAsiaTheme="minorEastAsia" w:hAnsi="Cambria Math"/>
+                    </w:rPr>
+                    <m:t>|r|</m:t>
+                  </m:r>
+                </m:den>
+              </m:f>
+            </m:num>
+            <m:den>
+              <m:sSup>
+                <m:sSupPr>
+                  <m:ctrlPr>
+                    <w:rPr>
+                      <w:rFonts w:ascii="Cambria Math" w:eastAsiaTheme="minorEastAsia" w:hAnsi="Cambria Math"/>
+                      <w:i/>
+                    </w:rPr>
+                  </m:ctrlPr>
+                </m:sSupPr>
+                <m:e>
+                  <m:r>
+                    <w:rPr>
+                      <w:rFonts w:ascii="Cambria Math" w:eastAsiaTheme="minorEastAsia" w:hAnsi="Cambria Math"/>
+                    </w:rPr>
+                    <m:t>|r|</m:t>
+                  </m:r>
+                </m:e>
+                <m:sup>
+                  <m:r>
+                    <w:rPr>
+                      <w:rFonts w:ascii="Cambria Math" w:eastAsiaTheme="minorEastAsia" w:hAnsi="Cambria Math"/>
+                    </w:rPr>
+                    <m:t>2</m:t>
+                  </m:r>
+                </m:sup>
+              </m:sSup>
+            </m:den>
+          </m:f>
+        </m:oMath>
+      </m:oMathPara>
+    </w:p>
+    <w:p>
+      <w:pPr>
+        <w:jc w:val="both"/>
+        <w:rPr>
+          <w:rFonts w:eastAsiaTheme="minorEastAsia"/>
+        </w:rPr>
+      </w:pPr>
+      <m:oMathPara>
+        <m:oMath>
+          <m:r>
+            <w:rPr>
+              <w:rFonts w:ascii="Cambria Math" w:eastAsiaTheme="minorEastAsia" w:hAnsi="Cambria Math"/>
+            </w:rPr>
+            <m:t>G·M·m</m:t>
+          </m:r>
+          <m:r>
+            <w:rPr>
+              <w:rFonts w:ascii="Cambria Math" w:eastAsiaTheme="minorEastAsia" w:hAnsi="Cambria Math"/>
+            </w:rPr>
+            <m:t>·</m:t>
+          </m:r>
+          <m:f>
+            <m:fPr>
+              <m:ctrlPr>
+                <w:rPr>
+                  <w:rFonts w:ascii="Cambria Math" w:eastAsiaTheme="minorEastAsia" w:hAnsi="Cambria Math"/>
+                  <w:i/>
+                </w:rPr>
+              </m:ctrlPr>
+            </m:fPr>
+            <m:num>
+              <m:r>
+                <w:rPr>
+                  <w:rFonts w:ascii="Cambria Math" w:eastAsiaTheme="minorEastAsia" w:hAnsi="Cambria Math"/>
+                </w:rPr>
+                <m:t>r</m:t>
+              </m:r>
+            </m:num>
+            <m:den>
+              <m:sSup>
+                <m:sSupPr>
+                  <m:ctrlPr>
+                    <w:rPr>
+                      <w:rFonts w:ascii="Cambria Math" w:eastAsiaTheme="minorEastAsia" w:hAnsi="Cambria Math"/>
+                      <w:i/>
+                    </w:rPr>
+                  </m:ctrlPr>
+                </m:sSupPr>
+                <m:e>
+                  <m:r>
+                    <w:rPr>
+                      <w:rFonts w:ascii="Cambria Math" w:eastAsiaTheme="minorEastAsia" w:hAnsi="Cambria Math"/>
+                    </w:rPr>
+                    <m:t>|r|</m:t>
+                  </m:r>
+                </m:e>
+                <m:sup>
+                  <m:r>
+                    <w:rPr>
+                      <w:rFonts w:ascii="Cambria Math" w:eastAsiaTheme="minorEastAsia" w:hAnsi="Cambria Math"/>
+                    </w:rPr>
+                    <m:t>3</m:t>
+                  </m:r>
+                </m:sup>
+              </m:sSup>
+            </m:den>
+          </m:f>
+        </m:oMath>
+      </m:oMathPara>
+    </w:p>
+    <w:p>
+      <w:pPr>
+        <w:jc w:val="both"/>
+        <w:rPr>
+          <w:rFonts w:eastAsiaTheme="minorEastAsia"/>
+        </w:rPr>
+      </w:pPr>
+      <m:oMathPara>
+        <m:oMath>
+          <m:sSub>
+            <m:sSubPr>
+              <m:ctrlPr>
+                <w:rPr>
+                  <w:rFonts w:ascii="Cambria Math" w:eastAsiaTheme="minorEastAsia" w:hAnsi="Cambria Math"/>
+                  <w:i/>
+                </w:rPr>
+              </m:ctrlPr>
+            </m:sSubPr>
+            <m:e>
+              <m:r>
+                <w:rPr>
+                  <w:rFonts w:ascii="Cambria Math" w:eastAsiaTheme="minorEastAsia" w:hAnsi="Cambria Math"/>
+                </w:rPr>
+                <m:t>f</m:t>
+              </m:r>
+            </m:e>
+            <m:sub>
+              <m:r>
+                <w:rPr>
+                  <w:rFonts w:ascii="Cambria Math" w:eastAsiaTheme="minorEastAsia" w:hAnsi="Cambria Math"/>
+                </w:rPr>
+                <m:t>t</m:t>
+              </m:r>
+            </m:sub>
+          </m:sSub>
+          <m:r>
+            <w:rPr>
+              <w:rFonts w:ascii="Cambria Math" w:eastAsiaTheme="minorEastAsia" w:hAnsi="Cambria Math"/>
+            </w:rPr>
+            <m:t>=</m:t>
+          </m:r>
+          <m:f>
+            <m:fPr>
+              <m:ctrlPr>
+                <w:rPr>
+                  <w:rFonts w:ascii="Cambria Math" w:eastAsiaTheme="minorEastAsia" w:hAnsi="Cambria Math"/>
+                  <w:i/>
+                </w:rPr>
+              </m:ctrlPr>
+            </m:fPr>
+            <m:num>
+              <m:r>
+                <w:rPr>
+                  <w:rFonts w:ascii="Cambria Math" w:eastAsiaTheme="minorEastAsia" w:hAnsi="Cambria Math"/>
+                </w:rPr>
+                <m:t>G·M·m</m:t>
+              </m:r>
+              <m:r>
+                <w:rPr>
+                  <w:rFonts w:ascii="Cambria Math" w:eastAsiaTheme="minorEastAsia" w:hAnsi="Cambria Math"/>
+                </w:rPr>
+                <m:t>·</m:t>
+              </m:r>
+              <m:r>
+                <w:rPr>
+                  <w:rFonts w:ascii="Cambria Math" w:eastAsiaTheme="minorEastAsia" w:hAnsi="Cambria Math"/>
+                </w:rPr>
+                <m:t>r</m:t>
+              </m:r>
+            </m:num>
+            <m:den>
+              <m:sSup>
+                <m:sSupPr>
+                  <m:ctrlPr>
+                    <w:rPr>
+                      <w:rFonts w:ascii="Cambria Math" w:eastAsiaTheme="minorEastAsia" w:hAnsi="Cambria Math"/>
+                      <w:i/>
+                    </w:rPr>
+                  </m:ctrlPr>
+                </m:sSupPr>
+                <m:e>
+                  <m:r>
+                    <w:rPr>
+                      <w:rFonts w:ascii="Cambria Math" w:eastAsiaTheme="minorEastAsia" w:hAnsi="Cambria Math"/>
+                    </w:rPr>
+                    <m:t>|r|</m:t>
+                  </m:r>
+                </m:e>
+                <m:sup>
+                  <m:r>
+                    <w:rPr>
+                      <w:rFonts w:ascii="Cambria Math" w:eastAsiaTheme="minorEastAsia" w:hAnsi="Cambria Math"/>
+                    </w:rPr>
+                    <m:t>3</m:t>
+                  </m:r>
+                </m:sup>
+              </m:sSup>
+            </m:den>
+          </m:f>
+        </m:oMath>
+      </m:oMathPara>
+    </w:p>
+    <w:p>
+      <w:pPr>
+        <w:jc w:val="both"/>
+        <w:rPr>
+          <w:rFonts w:eastAsiaTheme="minorEastAsia"/>
+        </w:rPr>
+      </w:pPr>
+    </w:p>
+    <w:p>
+      <w:pPr>
+        <w:jc w:val="both"/>
+        <w:rPr>
+          <w:rFonts w:eastAsiaTheme="minorEastAsia"/>
+        </w:rPr>
+      </w:pPr>
+    </w:p>
+    <w:p>
+      <w:pPr>
+        <w:jc w:val="both"/>
+        <w:rPr>
+          <w:rFonts w:eastAsiaTheme="minorEastAsia"/>
+        </w:rPr>
+      </w:pPr>
+    </w:p>
+    <w:p>
+      <w:pPr>
+        <w:jc w:val="both"/>
+        <w:rPr>
+          <w:rFonts w:eastAsiaTheme="minorEastAsia"/>
+        </w:rPr>
+      </w:pPr>
+    </w:p>
+    <w:p>
+      <w:pPr>
+        <w:jc w:val="both"/>
+      </w:pPr>
     </w:p>
     <w:p>
       <w:pPr>
         <w:pStyle w:val="Heading1"/>
-        <w:rPr/>
       </w:pPr>
-      <w:bookmarkStart w:id="4" w:name="_Toc225235117"/>
-      <w:r>
-        <w:rPr/>
-        <w:t>Brugergrænseflader</w:t>
-      </w:r>
-      <w:bookmarkEnd w:id="4"/>
+      <w:bookmarkStart w:id="5" w:name="_Toc225235118"/>
+      <w:r>
+        <w:t>Rutediagrammer</w:t>
+      </w:r>
+      <w:bookmarkEnd w:id="5"/>
     </w:p>
     <w:p>
-      <w:pPr>
-        <w:pStyle w:val="Normal"/>
-        <w:rPr/>
-      </w:pPr>
-      <w:r>
-        <w:rPr/>
-        <w:t>Skitser/prototyper og interaktionsmuligheder</w:t>
+      <w:r>
+        <w:t>Visuel repræsentation af udvalgte programdele</w:t>
       </w:r>
     </w:p>
     <w:p>
       <w:pPr>
         <w:pStyle w:val="Heading1"/>
-        <w:rPr/>
       </w:pPr>
-      <w:r>
-        <w:rPr/>
-        <w:t>fysik</w:t>
-      </w:r>
+      <w:bookmarkStart w:id="6" w:name="_Toc225235119"/>
+      <w:r>
+        <w:t>Pseudokode</w:t>
+      </w:r>
+      <w:bookmarkEnd w:id="6"/>
     </w:p>
     <w:p>
-      <w:pPr>
-        <w:pStyle w:val="Normal"/>
-        <w:rPr/>
-      </w:pPr>
-      <w:r>
-        <w:rPr/>
+      <w:r>
+        <w:t>Tekstrepræsentation af udvalgte programdele</w:t>
       </w:r>
     </w:p>
     <w:p>
       <w:pPr>
         <w:pStyle w:val="Heading1"/>
-        <w:rPr/>
       </w:pPr>
-      <w:bookmarkStart w:id="5" w:name="_Toc225235118"/>
-      <w:r>
-        <w:rPr/>
-        <w:t>Rutediagrammer</w:t>
-      </w:r>
-      <w:bookmarkEnd w:id="5"/>
+      <w:bookmarkStart w:id="7" w:name="_Toc225235120"/>
+      <w:r>
+        <w:t>Udvalgt kode</w:t>
+      </w:r>
+      <w:bookmarkEnd w:id="7"/>
     </w:p>
     <w:p>
-      <w:pPr>
-        <w:pStyle w:val="Normal"/>
-        <w:rPr/>
-      </w:pPr>
-      <w:r>
-        <w:rPr/>
-        <w:t>Visuel repræsentation af udvalgte programdele</w:t>
+      <w:r>
+        <w:t>Beskrivelse af variabler, objekter, hændelser og lign.</w:t>
       </w:r>
     </w:p>
     <w:p>
       <w:pPr>
         <w:pStyle w:val="Heading1"/>
-        <w:rPr/>
       </w:pPr>
-      <w:bookmarkStart w:id="6" w:name="_Toc225235119"/>
-      <w:r>
-        <w:rPr/>
-        <w:t>Pseudokode</w:t>
-      </w:r>
-      <w:bookmarkEnd w:id="6"/>
+      <w:bookmarkStart w:id="8" w:name="_Toc225235121"/>
+      <w:r>
+        <w:lastRenderedPageBreak/>
+        <w:t>Test af programmet</w:t>
+      </w:r>
+      <w:bookmarkEnd w:id="8"/>
     </w:p>
     <w:p>
-      <w:pPr>
-        <w:pStyle w:val="Normal"/>
-        <w:rPr/>
-      </w:pPr>
-      <w:r>
-        <w:rPr/>
-        <w:t>Tekstrepræsentation af udvalgte programdele</w:t>
+      <w:r>
+        <w:t>Dokumentation af programmets afprøvning</w:t>
       </w:r>
     </w:p>
     <w:p>
       <w:pPr>
         <w:pStyle w:val="Heading1"/>
-        <w:rPr/>
       </w:pPr>
-      <w:bookmarkStart w:id="7" w:name="_Toc225235120"/>
-      <w:r>
-        <w:rPr/>
-        <w:t>Udvalgt kode</w:t>
-      </w:r>
-      <w:bookmarkEnd w:id="7"/>
+      <w:bookmarkStart w:id="9" w:name="_Toc225235122"/>
+      <w:r>
+        <w:t>Konklusion</w:t>
+      </w:r>
+      <w:bookmarkEnd w:id="9"/>
     </w:p>
     <w:p>
-      <w:pPr>
-        <w:pStyle w:val="Normal"/>
-        <w:rPr/>
-      </w:pPr>
-      <w:r>
-        <w:rPr/>
-        <w:t>Beskrivelse af variabler, objekter, hændelser og lign.</w:t>
+      <w:r>
+        <w:t>Opfølgning på problemformuleringen og mangler</w:t>
       </w:r>
     </w:p>
     <w:p>
       <w:pPr>
         <w:pStyle w:val="Heading1"/>
-        <w:rPr/>
-      </w:pPr>
-      <w:bookmarkStart w:id="8" w:name="_Toc225235121"/>
-      <w:r>
-        <w:rPr/>
-        <w:t>Test af programmet</w:t>
-      </w:r>
-      <w:bookmarkEnd w:id="8"/>
-    </w:p>
-    <w:p>
-      <w:pPr>
-        <w:pStyle w:val="Normal"/>
-        <w:rPr/>
-      </w:pPr>
-      <w:r>
-        <w:rPr/>
-        <w:t>Dokumentation af programmets afprøvning</w:t>
-      </w:r>
-    </w:p>
-    <w:p>
-      <w:pPr>
-        <w:pStyle w:val="Heading1"/>
-        <w:rPr/>
-      </w:pPr>
-      <w:bookmarkStart w:id="9" w:name="_Toc225235122"/>
-      <w:r>
-        <w:rPr/>
-        <w:t>Konklusion</w:t>
-      </w:r>
-      <w:bookmarkEnd w:id="9"/>
-    </w:p>
-    <w:p>
-      <w:pPr>
-        <w:pStyle w:val="Normal"/>
-        <w:rPr/>
-      </w:pPr>
-      <w:r>
-        <w:rPr/>
-        <w:t>Opfølgning på problemformuleringen og mangler</w:t>
-      </w:r>
-    </w:p>
-    <w:p>
-      <w:pPr>
-        <w:pStyle w:val="Heading1"/>
-        <w:rPr/>
       </w:pPr>
       <w:bookmarkStart w:id="10" w:name="_Toc225235123"/>
       <w:r>
-        <w:rPr/>
         <w:t>Bilag</w:t>
       </w:r>
       <w:bookmarkEnd w:id="10"/>
     </w:p>
     <w:p>
       <w:pPr>
-        <w:pStyle w:val="Normal"/>
-        <w:spacing w:before="0" w:after="160"/>
         <w:rPr>
           <w:lang w:val="en-DK"/>
         </w:rPr>
       </w:pPr>
-      <w:r>
-        <w:rPr/>
-        <w:t>Samtlig kode, problemtræer, data med mere</w:t>
+      <w:proofErr w:type="spellStart"/>
+      <w:r>
+        <w:t>Samtlig</w:t>
+      </w:r>
+      <w:proofErr w:type="spellEnd"/>
+      <w:r>
+        <w:t xml:space="preserve"> kode, problemtræer, data med mere</w:t>
       </w:r>
     </w:p>
     <w:sectPr>
-      <w:type w:val="nextPage"/>
       <w:pgSz w:w="11906" w:h="16838"/>
-      <w:pgMar w:left="1440" w:right="1440" w:gutter="0" w:header="0" w:top="1440" w:footer="0" w:bottom="1440"/>
-      <w:pgNumType w:start="0" w:fmt="decimal"/>
-      <w:formProt w:val="false"/>
-      <w:textDirection w:val="lrTb"/>
-      <w:docGrid w:type="default" w:linePitch="360" w:charSpace="0"/>
+      <w:pgMar w:top="1440" w:right="1440" w:bottom="1440" w:left="1440" w:header="0" w:footer="0" w:gutter="0"/>
+      <w:pgNumType w:start="0"/>
+      <w:cols w:space="720"/>
+      <w:formProt w:val="0"/>
+      <w:titlePg/>
+      <w:docGrid w:linePitch="360"/>
     </w:sectPr>
   </w:body>
 </w:document>
 </file>
 
 <file path=word/styles.xml><?xml version="1.0" encoding="utf-8"?>
-<w:styles xmlns:w="http://schemas.openxmlformats.org/wordprocessingml/2006/main" xmlns:w14="http://schemas.microsoft.com/office/word/2010/wordml" xmlns:mc="http://schemas.openxmlformats.org/markup-compatibility/2006" mc:Ignorable="w14">
+<w:styles xmlns:mc="http://schemas.openxmlformats.org/markup-compatibility/2006" xmlns:r="http://schemas.openxmlformats.org/officeDocument/2006/relationships" xmlns:w="http://schemas.openxmlformats.org/wordprocessingml/2006/main" xmlns:w14="http://schemas.microsoft.com/office/word/2010/wordml" xmlns:w15="http://schemas.microsoft.com/office/word/2012/wordml" xmlns:w16cex="http://schemas.microsoft.com/office/word/2018/wordml/cex" xmlns:w16cid="http://schemas.microsoft.com/office/word/2016/wordml/cid" xmlns:w16="http://schemas.microsoft.com/office/word/2018/wordml" xmlns:w16du="http://schemas.microsoft.com/office/word/2023/wordml/word16du" xmlns:w16sdtdh="http://schemas.microsoft.com/office/word/2020/wordml/sdtdatahash" xmlns:w16sdtfl="http://schemas.microsoft.com/office/word/2024/wordml/sdtformatlock" xmlns:w16se="http://schemas.microsoft.com/office/word/2015/wordml/symex" mc:Ignorable="w14 w15 w16se w16cid w16 w16cex w16sdtdh w16sdtfl w16du">
   <w:docDefaults>
     <w:rPrDefault>
       <w:rPr>
-        <w:rFonts w:ascii="Aptos" w:hAnsi="Aptos" w:eastAsia="Aptos" w:cs="" w:asciiTheme="minorHAnsi" w:cstheme="minorBidi" w:eastAsiaTheme="minorHAnsi" w:hAnsiTheme="minorHAnsi"/>
+        <w:rFonts w:asciiTheme="minorHAnsi" w:eastAsiaTheme="minorHAnsi" w:hAnsiTheme="minorHAnsi" w:cstheme="minorBidi"/>
         <w:kern w:val="2"/>
         <w:sz w:val="24"/>
         <w:szCs w:val="24"/>
@@ -1243,21 +2479,21 @@
     </w:rPrDefault>
     <w:pPrDefault>
       <w:pPr>
-        <w:suppressAutoHyphens w:val="true"/>
+        <w:suppressAutoHyphens/>
       </w:pPr>
     </w:pPrDefault>
   </w:docDefaults>
   <w:latentStyles w:defLockedState="0" w:defUIPriority="99" w:defSemiHidden="0" w:defUnhideWhenUsed="0" w:defQFormat="0" w:count="376">
     <w:lsdException w:name="Normal" w:uiPriority="0" w:qFormat="1"/>
     <w:lsdException w:name="heading 1" w:uiPriority="9" w:qFormat="1"/>
-    <w:lsdException w:name="heading 2" w:uiPriority="9" w:semiHidden="1" w:unhideWhenUsed="1" w:qFormat="1"/>
-    <w:lsdException w:name="heading 3" w:uiPriority="9" w:semiHidden="1" w:unhideWhenUsed="1" w:qFormat="1"/>
-    <w:lsdException w:name="heading 4" w:uiPriority="9" w:semiHidden="1" w:unhideWhenUsed="1" w:qFormat="1"/>
-    <w:lsdException w:name="heading 5" w:uiPriority="9" w:semiHidden="1" w:unhideWhenUsed="1" w:qFormat="1"/>
-    <w:lsdException w:name="heading 6" w:uiPriority="9" w:semiHidden="1" w:unhideWhenUsed="1" w:qFormat="1"/>
-    <w:lsdException w:name="heading 7" w:uiPriority="9" w:semiHidden="1" w:unhideWhenUsed="1" w:qFormat="1"/>
-    <w:lsdException w:name="heading 8" w:uiPriority="9" w:semiHidden="1" w:unhideWhenUsed="1" w:qFormat="1"/>
-    <w:lsdException w:name="heading 9" w:uiPriority="9" w:semiHidden="1" w:unhideWhenUsed="1" w:qFormat="1"/>
+    <w:lsdException w:name="heading 2" w:semiHidden="1" w:uiPriority="9" w:unhideWhenUsed="1" w:qFormat="1"/>
+    <w:lsdException w:name="heading 3" w:semiHidden="1" w:uiPriority="9" w:unhideWhenUsed="1" w:qFormat="1"/>
+    <w:lsdException w:name="heading 4" w:semiHidden="1" w:uiPriority="9" w:unhideWhenUsed="1" w:qFormat="1"/>
+    <w:lsdException w:name="heading 5" w:semiHidden="1" w:uiPriority="9" w:unhideWhenUsed="1" w:qFormat="1"/>
+    <w:lsdException w:name="heading 6" w:semiHidden="1" w:uiPriority="9" w:unhideWhenUsed="1" w:qFormat="1"/>
+    <w:lsdException w:name="heading 7" w:semiHidden="1" w:uiPriority="9" w:unhideWhenUsed="1" w:qFormat="1"/>
+    <w:lsdException w:name="heading 8" w:semiHidden="1" w:uiPriority="9" w:unhideWhenUsed="1" w:qFormat="1"/>
+    <w:lsdException w:name="heading 9" w:semiHidden="1" w:uiPriority="9" w:unhideWhenUsed="1" w:qFormat="1"/>
     <w:lsdException w:name="index 1" w:semiHidden="1" w:unhideWhenUsed="1"/>
     <w:lsdException w:name="index 2" w:semiHidden="1" w:unhideWhenUsed="1"/>
     <w:lsdException w:name="index 3" w:semiHidden="1" w:unhideWhenUsed="1"/>
@@ -1267,22 +2503,22 @@
     <w:lsdException w:name="index 7" w:semiHidden="1" w:unhideWhenUsed="1"/>
     <w:lsdException w:name="index 8" w:semiHidden="1" w:unhideWhenUsed="1"/>
     <w:lsdException w:name="index 9" w:semiHidden="1" w:unhideWhenUsed="1"/>
-    <w:lsdException w:name="toc 1" w:uiPriority="39" w:semiHidden="1" w:unhideWhenUsed="1"/>
-    <w:lsdException w:name="toc 2" w:uiPriority="39" w:semiHidden="1" w:unhideWhenUsed="1"/>
-    <w:lsdException w:name="toc 3" w:uiPriority="39" w:semiHidden="1" w:unhideWhenUsed="1"/>
-    <w:lsdException w:name="toc 4" w:uiPriority="39" w:semiHidden="1" w:unhideWhenUsed="1"/>
-    <w:lsdException w:name="toc 5" w:uiPriority="39" w:semiHidden="1" w:unhideWhenUsed="1"/>
-    <w:lsdException w:name="toc 6" w:uiPriority="39" w:semiHidden="1" w:unhideWhenUsed="1"/>
-    <w:lsdException w:name="toc 7" w:uiPriority="39" w:semiHidden="1" w:unhideWhenUsed="1"/>
-    <w:lsdException w:name="toc 8" w:uiPriority="39" w:semiHidden="1" w:unhideWhenUsed="1"/>
-    <w:lsdException w:name="toc 9" w:uiPriority="39" w:semiHidden="1" w:unhideWhenUsed="1"/>
+    <w:lsdException w:name="toc 1" w:semiHidden="1" w:uiPriority="39" w:unhideWhenUsed="1"/>
+    <w:lsdException w:name="toc 2" w:semiHidden="1" w:uiPriority="39" w:unhideWhenUsed="1"/>
+    <w:lsdException w:name="toc 3" w:semiHidden="1" w:uiPriority="39" w:unhideWhenUsed="1"/>
+    <w:lsdException w:name="toc 4" w:semiHidden="1" w:uiPriority="39" w:unhideWhenUsed="1"/>
+    <w:lsdException w:name="toc 5" w:semiHidden="1" w:uiPriority="39" w:unhideWhenUsed="1"/>
+    <w:lsdException w:name="toc 6" w:semiHidden="1" w:uiPriority="39" w:unhideWhenUsed="1"/>
+    <w:lsdException w:name="toc 7" w:semiHidden="1" w:uiPriority="39" w:unhideWhenUsed="1"/>
+    <w:lsdException w:name="toc 8" w:semiHidden="1" w:uiPriority="39" w:unhideWhenUsed="1"/>
+    <w:lsdException w:name="toc 9" w:semiHidden="1" w:uiPriority="39" w:unhideWhenUsed="1"/>
     <w:lsdException w:name="Normal Indent" w:semiHidden="1" w:unhideWhenUsed="1"/>
     <w:lsdException w:name="footnote text" w:semiHidden="1" w:unhideWhenUsed="1"/>
     <w:lsdException w:name="annotation text" w:semiHidden="1" w:unhideWhenUsed="1"/>
     <w:lsdException w:name="header" w:semiHidden="1" w:unhideWhenUsed="1"/>
     <w:lsdException w:name="footer" w:semiHidden="1" w:unhideWhenUsed="1"/>
     <w:lsdException w:name="index heading" w:semiHidden="1" w:unhideWhenUsed="1"/>
-    <w:lsdException w:name="caption" w:uiPriority="35" w:semiHidden="1" w:unhideWhenUsed="1" w:qFormat="1"/>
+    <w:lsdException w:name="caption" w:semiHidden="1" w:uiPriority="35" w:unhideWhenUsed="1" w:qFormat="1"/>
     <w:lsdException w:name="table of figures" w:semiHidden="1" w:unhideWhenUsed="1"/>
     <w:lsdException w:name="envelope address" w:semiHidden="1" w:unhideWhenUsed="1"/>
     <w:lsdException w:name="envelope return" w:semiHidden="1" w:unhideWhenUsed="1"/>
@@ -1313,7 +2549,7 @@
     <w:lsdException w:name="Title" w:uiPriority="10" w:qFormat="1"/>
     <w:lsdException w:name="Closing" w:semiHidden="1" w:unhideWhenUsed="1"/>
     <w:lsdException w:name="Signature" w:semiHidden="1" w:unhideWhenUsed="1"/>
-    <w:lsdException w:name="Default Paragraph Font" w:uiPriority="1" w:semiHidden="1" w:unhideWhenUsed="1"/>
+    <w:lsdException w:name="Default Paragraph Font" w:semiHidden="1" w:uiPriority="1" w:unhideWhenUsed="1"/>
     <w:lsdException w:name="Body Text" w:semiHidden="1" w:unhideWhenUsed="1"/>
     <w:lsdException w:name="Body Text Indent" w:semiHidden="1" w:unhideWhenUsed="1"/>
     <w:lsdException w:name="List Continue" w:semiHidden="1" w:unhideWhenUsed="1"/>
@@ -1513,8 +2749,8 @@
     <w:lsdException w:name="Subtle Reference" w:uiPriority="31" w:qFormat="1"/>
     <w:lsdException w:name="Intense Reference" w:uiPriority="32" w:qFormat="1"/>
     <w:lsdException w:name="Book Title" w:uiPriority="33" w:qFormat="1"/>
-    <w:lsdException w:name="Bibliography" w:uiPriority="37" w:semiHidden="1" w:unhideWhenUsed="1"/>
-    <w:lsdException w:name="TOC Heading" w:uiPriority="39" w:semiHidden="1" w:unhideWhenUsed="1" w:qFormat="1"/>
+    <w:lsdException w:name="Bibliography" w:semiHidden="1" w:uiPriority="37" w:unhideWhenUsed="1"/>
+    <w:lsdException w:name="TOC Heading" w:semiHidden="1" w:uiPriority="39" w:unhideWhenUsed="1" w:qFormat="1"/>
     <w:lsdException w:name="Plain Table 1" w:uiPriority="41"/>
     <w:lsdException w:name="Plain Table 2" w:uiPriority="42"/>
     <w:lsdException w:name="Plain Table 3" w:uiPriority="43"/>
@@ -1625,25 +2861,16 @@
     <w:lsdException w:name="Unresolved Mention" w:semiHidden="1" w:unhideWhenUsed="1"/>
     <w:lsdException w:name="Smart Link" w:semiHidden="1" w:unhideWhenUsed="1"/>
   </w:latentStyles>
-  <w:style w:type="paragraph" w:styleId="Normal" w:default="1">
+  <w:style w:type="paragraph" w:default="1" w:styleId="Normal">
     <w:name w:val="Normal"/>
     <w:qFormat/>
-    <w:rsid w:val="00cb4876"/>
+    <w:rsid w:val="009B4027"/>
     <w:pPr>
-      <w:widowControl/>
-      <w:suppressAutoHyphens w:val="true"/>
-      <w:bidi w:val="0"/>
-      <w:spacing w:lineRule="auto" w:line="278" w:before="0" w:after="160"/>
-      <w:jc w:val="start"/>
+      <w:spacing w:after="160" w:line="278" w:lineRule="auto"/>
     </w:pPr>
     <w:rPr>
-      <w:rFonts w:ascii="Times New Roman" w:hAnsi="Times New Roman" w:eastAsia="Aptos" w:cs="" w:cstheme="minorBidi" w:eastAsiaTheme="minorHAnsi"/>
-      <w:color w:val="auto"/>
-      <w:kern w:val="2"/>
-      <w:sz w:val="24"/>
-      <w:szCs w:val="24"/>
-      <w:lang w:val="da-DK" w:eastAsia="en-US" w:bidi="ar-SA"/>
-      <w14:ligatures w14:val="standardContextual"/>
+      <w:rFonts w:ascii="Times New Roman" w:hAnsi="Times New Roman"/>
+      <w:lang w:val="da-DK"/>
     </w:rPr>
   </w:style>
   <w:style w:type="paragraph" w:styleId="Heading1">
@@ -1654,16 +2881,16 @@
     <w:autoRedefine/>
     <w:uiPriority w:val="9"/>
     <w:qFormat/>
-    <w:rsid w:val="00cb4876"/>
+    <w:rsid w:val="00CB4876"/>
     <w:pPr>
-      <w:keepNext w:val="true"/>
+      <w:keepNext/>
       <w:keepLines/>
       <w:spacing w:before="360" w:after="80"/>
       <w:outlineLvl w:val="0"/>
     </w:pPr>
     <w:rPr>
-      <w:rFonts w:eastAsia="" w:cs="" w:cstheme="majorBidi" w:eastAsiaTheme="majorEastAsia"/>
-      <w:color w:themeColor="accent1" w:themeShade="bf" w:val="0F4761"/>
+      <w:rFonts w:eastAsiaTheme="majorEastAsia" w:cstheme="majorBidi"/>
+      <w:color w:val="0F4761" w:themeColor="accent1" w:themeShade="BF"/>
       <w:sz w:val="40"/>
       <w:szCs w:val="40"/>
     </w:rPr>
@@ -1677,16 +2904,16 @@
     <w:semiHidden/>
     <w:unhideWhenUsed/>
     <w:qFormat/>
-    <w:rsid w:val="00622b58"/>
+    <w:rsid w:val="00622B58"/>
     <w:pPr>
-      <w:keepNext w:val="true"/>
+      <w:keepNext/>
       <w:keepLines/>
       <w:spacing w:before="160" w:after="80"/>
       <w:outlineLvl w:val="1"/>
     </w:pPr>
     <w:rPr>
-      <w:rFonts w:ascii="Aptos Display" w:hAnsi="Aptos Display" w:eastAsia="" w:cs="" w:asciiTheme="majorHAnsi" w:cstheme="majorBidi" w:eastAsiaTheme="majorEastAsia" w:hAnsiTheme="majorHAnsi"/>
-      <w:color w:themeColor="accent1" w:themeShade="bf" w:val="0F4761"/>
+      <w:rFonts w:asciiTheme="majorHAnsi" w:eastAsiaTheme="majorEastAsia" w:hAnsiTheme="majorHAnsi" w:cstheme="majorBidi"/>
+      <w:color w:val="0F4761" w:themeColor="accent1" w:themeShade="BF"/>
       <w:sz w:val="32"/>
       <w:szCs w:val="32"/>
     </w:rPr>
@@ -1700,16 +2927,16 @@
     <w:semiHidden/>
     <w:unhideWhenUsed/>
     <w:qFormat/>
-    <w:rsid w:val="00622b58"/>
+    <w:rsid w:val="00622B58"/>
     <w:pPr>
-      <w:keepNext w:val="true"/>
+      <w:keepNext/>
       <w:keepLines/>
       <w:spacing w:before="160" w:after="80"/>
       <w:outlineLvl w:val="2"/>
     </w:pPr>
     <w:rPr>
-      <w:rFonts w:ascii="Aptos" w:hAnsi="Aptos" w:eastAsia="" w:cs="" w:asciiTheme="minorHAnsi" w:cstheme="majorBidi" w:eastAsiaTheme="majorEastAsia" w:hAnsiTheme="minorHAnsi"/>
-      <w:color w:themeColor="accent1" w:themeShade="bf" w:val="0F4761"/>
+      <w:rFonts w:asciiTheme="minorHAnsi" w:eastAsiaTheme="majorEastAsia" w:hAnsiTheme="minorHAnsi" w:cstheme="majorBidi"/>
+      <w:color w:val="0F4761" w:themeColor="accent1" w:themeShade="BF"/>
       <w:sz w:val="28"/>
       <w:szCs w:val="28"/>
     </w:rPr>
@@ -1723,18 +2950,18 @@
     <w:semiHidden/>
     <w:unhideWhenUsed/>
     <w:qFormat/>
-    <w:rsid w:val="00622b58"/>
+    <w:rsid w:val="00622B58"/>
     <w:pPr>
-      <w:keepNext w:val="true"/>
+      <w:keepNext/>
       <w:keepLines/>
       <w:spacing w:before="80" w:after="40"/>
       <w:outlineLvl w:val="3"/>
     </w:pPr>
     <w:rPr>
-      <w:rFonts w:ascii="Aptos" w:hAnsi="Aptos" w:eastAsia="" w:cs="" w:asciiTheme="minorHAnsi" w:cstheme="majorBidi" w:eastAsiaTheme="majorEastAsia" w:hAnsiTheme="minorHAnsi"/>
+      <w:rFonts w:asciiTheme="minorHAnsi" w:eastAsiaTheme="majorEastAsia" w:hAnsiTheme="minorHAnsi" w:cstheme="majorBidi"/>
       <w:i/>
       <w:iCs/>
-      <w:color w:themeColor="accent1" w:themeShade="bf" w:val="0F4761"/>
+      <w:color w:val="0F4761" w:themeColor="accent1" w:themeShade="BF"/>
     </w:rPr>
   </w:style>
   <w:style w:type="paragraph" w:styleId="Heading5">
@@ -1746,16 +2973,16 @@
     <w:semiHidden/>
     <w:unhideWhenUsed/>
     <w:qFormat/>
-    <w:rsid w:val="00622b58"/>
+    <w:rsid w:val="00622B58"/>
     <w:pPr>
-      <w:keepNext w:val="true"/>
+      <w:keepNext/>
       <w:keepLines/>
       <w:spacing w:before="80" w:after="40"/>
       <w:outlineLvl w:val="4"/>
     </w:pPr>
     <w:rPr>
-      <w:rFonts w:ascii="Aptos" w:hAnsi="Aptos" w:eastAsia="" w:cs="" w:asciiTheme="minorHAnsi" w:cstheme="majorBidi" w:eastAsiaTheme="majorEastAsia" w:hAnsiTheme="minorHAnsi"/>
-      <w:color w:themeColor="accent1" w:themeShade="bf" w:val="0F4761"/>
+      <w:rFonts w:asciiTheme="minorHAnsi" w:eastAsiaTheme="majorEastAsia" w:hAnsiTheme="minorHAnsi" w:cstheme="majorBidi"/>
+      <w:color w:val="0F4761" w:themeColor="accent1" w:themeShade="BF"/>
     </w:rPr>
   </w:style>
   <w:style w:type="paragraph" w:styleId="Heading6">
@@ -1767,18 +2994,18 @@
     <w:semiHidden/>
     <w:unhideWhenUsed/>
     <w:qFormat/>
-    <w:rsid w:val="00622b58"/>
+    <w:rsid w:val="00622B58"/>
     <w:pPr>
-      <w:keepNext w:val="true"/>
+      <w:keepNext/>
       <w:keepLines/>
       <w:spacing w:before="40" w:after="0"/>
       <w:outlineLvl w:val="5"/>
     </w:pPr>
     <w:rPr>
-      <w:rFonts w:ascii="Aptos" w:hAnsi="Aptos" w:eastAsia="" w:cs="" w:asciiTheme="minorHAnsi" w:cstheme="majorBidi" w:eastAsiaTheme="majorEastAsia" w:hAnsiTheme="minorHAnsi"/>
+      <w:rFonts w:asciiTheme="minorHAnsi" w:eastAsiaTheme="majorEastAsia" w:hAnsiTheme="minorHAnsi" w:cstheme="majorBidi"/>
       <w:i/>
       <w:iCs/>
-      <w:color w:themeColor="text1" w:themeTint="a6" w:val="595959"/>
+      <w:color w:val="595959" w:themeColor="text1" w:themeTint="A6"/>
     </w:rPr>
   </w:style>
   <w:style w:type="paragraph" w:styleId="Heading7">
@@ -1790,16 +3017,16 @@
     <w:semiHidden/>
     <w:unhideWhenUsed/>
     <w:qFormat/>
-    <w:rsid w:val="00622b58"/>
+    <w:rsid w:val="00622B58"/>
     <w:pPr>
-      <w:keepNext w:val="true"/>
+      <w:keepNext/>
       <w:keepLines/>
       <w:spacing w:before="40" w:after="0"/>
       <w:outlineLvl w:val="6"/>
     </w:pPr>
     <w:rPr>
-      <w:rFonts w:ascii="Aptos" w:hAnsi="Aptos" w:eastAsia="" w:cs="" w:asciiTheme="minorHAnsi" w:cstheme="majorBidi" w:eastAsiaTheme="majorEastAsia" w:hAnsiTheme="minorHAnsi"/>
-      <w:color w:themeColor="text1" w:themeTint="a6" w:val="595959"/>
+      <w:rFonts w:asciiTheme="minorHAnsi" w:eastAsiaTheme="majorEastAsia" w:hAnsiTheme="minorHAnsi" w:cstheme="majorBidi"/>
+      <w:color w:val="595959" w:themeColor="text1" w:themeTint="A6"/>
     </w:rPr>
   </w:style>
   <w:style w:type="paragraph" w:styleId="Heading8">
@@ -1811,18 +3038,18 @@
     <w:semiHidden/>
     <w:unhideWhenUsed/>
     <w:qFormat/>
-    <w:rsid w:val="00622b58"/>
+    <w:rsid w:val="00622B58"/>
     <w:pPr>
-      <w:keepNext w:val="true"/>
+      <w:keepNext/>
       <w:keepLines/>
-      <w:spacing w:before="0" w:after="0"/>
+      <w:spacing w:after="0"/>
       <w:outlineLvl w:val="7"/>
     </w:pPr>
     <w:rPr>
-      <w:rFonts w:ascii="Aptos" w:hAnsi="Aptos" w:eastAsia="" w:cs="" w:asciiTheme="minorHAnsi" w:cstheme="majorBidi" w:eastAsiaTheme="majorEastAsia" w:hAnsiTheme="minorHAnsi"/>
+      <w:rFonts w:asciiTheme="minorHAnsi" w:eastAsiaTheme="majorEastAsia" w:hAnsiTheme="minorHAnsi" w:cstheme="majorBidi"/>
       <w:i/>
       <w:iCs/>
-      <w:color w:themeColor="text1" w:themeTint="d8" w:val="272727"/>
+      <w:color w:val="272727" w:themeColor="text1" w:themeTint="D8"/>
     </w:rPr>
   </w:style>
   <w:style w:type="paragraph" w:styleId="Heading9">
@@ -1834,172 +3061,190 @@
     <w:semiHidden/>
     <w:unhideWhenUsed/>
     <w:qFormat/>
-    <w:rsid w:val="00622b58"/>
+    <w:rsid w:val="00622B58"/>
     <w:pPr>
-      <w:keepNext w:val="true"/>
+      <w:keepNext/>
       <w:keepLines/>
-      <w:spacing w:before="0" w:after="0"/>
+      <w:spacing w:after="0"/>
       <w:outlineLvl w:val="8"/>
     </w:pPr>
     <w:rPr>
-      <w:rFonts w:ascii="Aptos" w:hAnsi="Aptos" w:eastAsia="" w:cs="" w:asciiTheme="minorHAnsi" w:cstheme="majorBidi" w:eastAsiaTheme="majorEastAsia" w:hAnsiTheme="minorHAnsi"/>
-      <w:color w:themeColor="text1" w:themeTint="d8" w:val="272727"/>
+      <w:rFonts w:asciiTheme="minorHAnsi" w:eastAsiaTheme="majorEastAsia" w:hAnsiTheme="minorHAnsi" w:cstheme="majorBidi"/>
+      <w:color w:val="272727" w:themeColor="text1" w:themeTint="D8"/>
     </w:rPr>
   </w:style>
-  <w:style w:type="character" w:styleId="DefaultParagraphFont" w:default="1">
+  <w:style w:type="character" w:default="1" w:styleId="DefaultParagraphFont">
     <w:name w:val="Default Paragraph Font"/>
     <w:uiPriority w:val="1"/>
+    <w:unhideWhenUsed/>
+  </w:style>
+  <w:style w:type="table" w:default="1" w:styleId="TableNormal">
+    <w:name w:val="Normal Table"/>
+    <w:uiPriority w:val="99"/>
     <w:semiHidden/>
     <w:unhideWhenUsed/>
-    <w:qFormat/>
-    <w:rPr/>
-  </w:style>
-  <w:style w:type="character" w:styleId="Heading1Char" w:customStyle="1">
+    <w:tblPr>
+      <w:tblInd w:w="0" w:type="dxa"/>
+      <w:tblCellMar>
+        <w:top w:w="0" w:type="dxa"/>
+        <w:left w:w="108" w:type="dxa"/>
+        <w:bottom w:w="0" w:type="dxa"/>
+        <w:right w:w="108" w:type="dxa"/>
+      </w:tblCellMar>
+    </w:tblPr>
+  </w:style>
+  <w:style w:type="numbering" w:default="1" w:styleId="NoList">
+    <w:name w:val="No List"/>
+    <w:uiPriority w:val="99"/>
+    <w:semiHidden/>
+    <w:unhideWhenUsed/>
+  </w:style>
+  <w:style w:type="character" w:customStyle="1" w:styleId="Heading1Char">
     <w:name w:val="Heading 1 Char"/>
     <w:basedOn w:val="DefaultParagraphFont"/>
     <w:link w:val="Heading1"/>
     <w:uiPriority w:val="9"/>
     <w:qFormat/>
-    <w:rsid w:val="00cb4876"/>
+    <w:rsid w:val="00CB4876"/>
     <w:rPr>
-      <w:rFonts w:ascii="Times New Roman" w:hAnsi="Times New Roman" w:eastAsia="" w:cs="" w:cstheme="majorBidi" w:eastAsiaTheme="majorEastAsia"/>
-      <w:color w:themeColor="accent1" w:themeShade="bf" w:val="0F4761"/>
+      <w:rFonts w:ascii="Times New Roman" w:eastAsiaTheme="majorEastAsia" w:hAnsi="Times New Roman" w:cstheme="majorBidi"/>
+      <w:color w:val="0F4761" w:themeColor="accent1" w:themeShade="BF"/>
       <w:sz w:val="40"/>
       <w:szCs w:val="40"/>
       <w:lang w:val="da-DK"/>
     </w:rPr>
   </w:style>
-  <w:style w:type="character" w:styleId="Heading2Char" w:customStyle="1">
+  <w:style w:type="character" w:customStyle="1" w:styleId="Heading2Char">
     <w:name w:val="Heading 2 Char"/>
     <w:basedOn w:val="DefaultParagraphFont"/>
     <w:link w:val="Heading2"/>
     <w:uiPriority w:val="9"/>
     <w:semiHidden/>
     <w:qFormat/>
-    <w:rsid w:val="00622b58"/>
+    <w:rsid w:val="00622B58"/>
     <w:rPr>
-      <w:rFonts w:ascii="Aptos Display" w:hAnsi="Aptos Display" w:eastAsia="" w:cs="" w:asciiTheme="majorHAnsi" w:cstheme="majorBidi" w:eastAsiaTheme="majorEastAsia" w:hAnsiTheme="majorHAnsi"/>
-      <w:color w:themeColor="accent1" w:themeShade="bf" w:val="0F4761"/>
+      <w:rFonts w:asciiTheme="majorHAnsi" w:eastAsiaTheme="majorEastAsia" w:hAnsiTheme="majorHAnsi" w:cstheme="majorBidi"/>
+      <w:color w:val="0F4761" w:themeColor="accent1" w:themeShade="BF"/>
       <w:sz w:val="32"/>
       <w:szCs w:val="32"/>
       <w:lang w:val="da-DK"/>
     </w:rPr>
   </w:style>
-  <w:style w:type="character" w:styleId="Heading3Char" w:customStyle="1">
+  <w:style w:type="character" w:customStyle="1" w:styleId="Heading3Char">
     <w:name w:val="Heading 3 Char"/>
     <w:basedOn w:val="DefaultParagraphFont"/>
     <w:link w:val="Heading3"/>
     <w:uiPriority w:val="9"/>
     <w:semiHidden/>
     <w:qFormat/>
-    <w:rsid w:val="00622b58"/>
+    <w:rsid w:val="00622B58"/>
     <w:rPr>
-      <w:rFonts w:eastAsia="" w:cs="" w:cstheme="majorBidi" w:eastAsiaTheme="majorEastAsia"/>
-      <w:color w:themeColor="accent1" w:themeShade="bf" w:val="0F4761"/>
+      <w:rFonts w:eastAsiaTheme="majorEastAsia" w:cstheme="majorBidi"/>
+      <w:color w:val="0F4761" w:themeColor="accent1" w:themeShade="BF"/>
       <w:sz w:val="28"/>
       <w:szCs w:val="28"/>
       <w:lang w:val="da-DK"/>
     </w:rPr>
   </w:style>
-  <w:style w:type="character" w:styleId="Heading4Char" w:customStyle="1">
+  <w:style w:type="character" w:customStyle="1" w:styleId="Heading4Char">
     <w:name w:val="Heading 4 Char"/>
     <w:basedOn w:val="DefaultParagraphFont"/>
     <w:link w:val="Heading4"/>
     <w:uiPriority w:val="9"/>
     <w:semiHidden/>
     <w:qFormat/>
-    <w:rsid w:val="00622b58"/>
+    <w:rsid w:val="00622B58"/>
     <w:rPr>
-      <w:rFonts w:eastAsia="" w:cs="" w:cstheme="majorBidi" w:eastAsiaTheme="majorEastAsia"/>
+      <w:rFonts w:eastAsiaTheme="majorEastAsia" w:cstheme="majorBidi"/>
       <w:i/>
       <w:iCs/>
-      <w:color w:themeColor="accent1" w:themeShade="bf" w:val="0F4761"/>
+      <w:color w:val="0F4761" w:themeColor="accent1" w:themeShade="BF"/>
       <w:lang w:val="da-DK"/>
     </w:rPr>
   </w:style>
-  <w:style w:type="character" w:styleId="Heading5Char" w:customStyle="1">
+  <w:style w:type="character" w:customStyle="1" w:styleId="Heading5Char">
     <w:name w:val="Heading 5 Char"/>
     <w:basedOn w:val="DefaultParagraphFont"/>
     <w:link w:val="Heading5"/>
     <w:uiPriority w:val="9"/>
     <w:semiHidden/>
     <w:qFormat/>
-    <w:rsid w:val="00622b58"/>
+    <w:rsid w:val="00622B58"/>
     <w:rPr>
-      <w:rFonts w:eastAsia="" w:cs="" w:cstheme="majorBidi" w:eastAsiaTheme="majorEastAsia"/>
-      <w:color w:themeColor="accent1" w:themeShade="bf" w:val="0F4761"/>
+      <w:rFonts w:eastAsiaTheme="majorEastAsia" w:cstheme="majorBidi"/>
+      <w:color w:val="0F4761" w:themeColor="accent1" w:themeShade="BF"/>
       <w:lang w:val="da-DK"/>
     </w:rPr>
   </w:style>
-  <w:style w:type="character" w:styleId="Heading6Char" w:customStyle="1">
+  <w:style w:type="character" w:customStyle="1" w:styleId="Heading6Char">
     <w:name w:val="Heading 6 Char"/>
     <w:basedOn w:val="DefaultParagraphFont"/>
     <w:link w:val="Heading6"/>
     <w:uiPriority w:val="9"/>
     <w:semiHidden/>
     <w:qFormat/>
-    <w:rsid w:val="00622b58"/>
+    <w:rsid w:val="00622B58"/>
     <w:rPr>
-      <w:rFonts w:eastAsia="" w:cs="" w:cstheme="majorBidi" w:eastAsiaTheme="majorEastAsia"/>
+      <w:rFonts w:eastAsiaTheme="majorEastAsia" w:cstheme="majorBidi"/>
       <w:i/>
       <w:iCs/>
-      <w:color w:themeColor="text1" w:themeTint="a6" w:val="595959"/>
+      <w:color w:val="595959" w:themeColor="text1" w:themeTint="A6"/>
       <w:lang w:val="da-DK"/>
     </w:rPr>
   </w:style>
-  <w:style w:type="character" w:styleId="Heading7Char" w:customStyle="1">
+  <w:style w:type="character" w:customStyle="1" w:styleId="Heading7Char">
     <w:name w:val="Heading 7 Char"/>
     <w:basedOn w:val="DefaultParagraphFont"/>
     <w:link w:val="Heading7"/>
     <w:uiPriority w:val="9"/>
     <w:semiHidden/>
     <w:qFormat/>
-    <w:rsid w:val="00622b58"/>
+    <w:rsid w:val="00622B58"/>
     <w:rPr>
-      <w:rFonts w:eastAsia="" w:cs="" w:cstheme="majorBidi" w:eastAsiaTheme="majorEastAsia"/>
-      <w:color w:themeColor="text1" w:themeTint="a6" w:val="595959"/>
+      <w:rFonts w:eastAsiaTheme="majorEastAsia" w:cstheme="majorBidi"/>
+      <w:color w:val="595959" w:themeColor="text1" w:themeTint="A6"/>
       <w:lang w:val="da-DK"/>
     </w:rPr>
   </w:style>
-  <w:style w:type="character" w:styleId="Heading8Char" w:customStyle="1">
+  <w:style w:type="character" w:customStyle="1" w:styleId="Heading8Char">
     <w:name w:val="Heading 8 Char"/>
     <w:basedOn w:val="DefaultParagraphFont"/>
     <w:link w:val="Heading8"/>
     <w:uiPriority w:val="9"/>
     <w:semiHidden/>
     <w:qFormat/>
-    <w:rsid w:val="00622b58"/>
+    <w:rsid w:val="00622B58"/>
     <w:rPr>
-      <w:rFonts w:eastAsia="" w:cs="" w:cstheme="majorBidi" w:eastAsiaTheme="majorEastAsia"/>
+      <w:rFonts w:eastAsiaTheme="majorEastAsia" w:cstheme="majorBidi"/>
       <w:i/>
       <w:iCs/>
-      <w:color w:themeColor="text1" w:themeTint="d8" w:val="272727"/>
+      <w:color w:val="272727" w:themeColor="text1" w:themeTint="D8"/>
       <w:lang w:val="da-DK"/>
     </w:rPr>
   </w:style>
-  <w:style w:type="character" w:styleId="Heading9Char" w:customStyle="1">
+  <w:style w:type="character" w:customStyle="1" w:styleId="Heading9Char">
     <w:name w:val="Heading 9 Char"/>
     <w:basedOn w:val="DefaultParagraphFont"/>
     <w:link w:val="Heading9"/>
     <w:uiPriority w:val="9"/>
     <w:semiHidden/>
     <w:qFormat/>
-    <w:rsid w:val="00622b58"/>
+    <w:rsid w:val="00622B58"/>
     <w:rPr>
-      <w:rFonts w:eastAsia="" w:cs="" w:cstheme="majorBidi" w:eastAsiaTheme="majorEastAsia"/>
-      <w:color w:themeColor="text1" w:themeTint="d8" w:val="272727"/>
+      <w:rFonts w:eastAsiaTheme="majorEastAsia" w:cstheme="majorBidi"/>
+      <w:color w:val="272727" w:themeColor="text1" w:themeTint="D8"/>
       <w:lang w:val="da-DK"/>
     </w:rPr>
   </w:style>
-  <w:style w:type="character" w:styleId="TitleChar" w:customStyle="1">
+  <w:style w:type="character" w:customStyle="1" w:styleId="TitleChar">
     <w:name w:val="Title Char"/>
     <w:basedOn w:val="DefaultParagraphFont"/>
     <w:link w:val="Title"/>
     <w:uiPriority w:val="10"/>
     <w:qFormat/>
-    <w:rsid w:val="00622b58"/>
+    <w:rsid w:val="00622B58"/>
     <w:rPr>
-      <w:rFonts w:ascii="Aptos Display" w:hAnsi="Aptos Display" w:eastAsia="" w:cs="" w:asciiTheme="majorHAnsi" w:cstheme="majorBidi" w:eastAsiaTheme="majorEastAsia" w:hAnsiTheme="majorHAnsi"/>
+      <w:rFonts w:asciiTheme="majorHAnsi" w:eastAsiaTheme="majorEastAsia" w:hAnsiTheme="majorHAnsi" w:cstheme="majorBidi"/>
       <w:spacing w:val="-10"/>
       <w:kern w:val="2"/>
       <w:sz w:val="56"/>
@@ -2007,34 +3252,34 @@
       <w:lang w:val="da-DK"/>
     </w:rPr>
   </w:style>
-  <w:style w:type="character" w:styleId="SubtitleChar" w:customStyle="1">
+  <w:style w:type="character" w:customStyle="1" w:styleId="SubtitleChar">
     <w:name w:val="Subtitle Char"/>
     <w:basedOn w:val="DefaultParagraphFont"/>
     <w:link w:val="Subtitle"/>
     <w:uiPriority w:val="11"/>
     <w:qFormat/>
-    <w:rsid w:val="00622b58"/>
+    <w:rsid w:val="00622B58"/>
     <w:rPr>
-      <w:rFonts w:eastAsia="" w:cs="" w:cstheme="majorBidi" w:eastAsiaTheme="majorEastAsia"/>
-      <w:color w:themeColor="text1" w:themeTint="a6" w:val="595959"/>
+      <w:rFonts w:eastAsiaTheme="majorEastAsia" w:cstheme="majorBidi"/>
+      <w:color w:val="595959" w:themeColor="text1" w:themeTint="A6"/>
       <w:spacing w:val="15"/>
       <w:sz w:val="28"/>
       <w:szCs w:val="28"/>
       <w:lang w:val="da-DK"/>
     </w:rPr>
   </w:style>
-  <w:style w:type="character" w:styleId="QuoteChar" w:customStyle="1">
+  <w:style w:type="character" w:customStyle="1" w:styleId="QuoteChar">
     <w:name w:val="Quote Char"/>
     <w:basedOn w:val="DefaultParagraphFont"/>
     <w:link w:val="Quote"/>
     <w:uiPriority w:val="29"/>
     <w:qFormat/>
-    <w:rsid w:val="00622b58"/>
+    <w:rsid w:val="00622B58"/>
     <w:rPr>
       <w:rFonts w:ascii="Times New Roman" w:hAnsi="Times New Roman"/>
       <w:i/>
       <w:iCs/>
-      <w:color w:themeColor="text1" w:themeTint="bf" w:val="404040"/>
+      <w:color w:val="404040" w:themeColor="text1" w:themeTint="BF"/>
       <w:lang w:val="da-DK"/>
     </w:rPr>
   </w:style>
@@ -2043,25 +3288,25 @@
     <w:basedOn w:val="DefaultParagraphFont"/>
     <w:uiPriority w:val="21"/>
     <w:qFormat/>
-    <w:rsid w:val="00622b58"/>
+    <w:rsid w:val="00622B58"/>
     <w:rPr>
       <w:i/>
       <w:iCs/>
-      <w:color w:themeColor="accent1" w:themeShade="bf" w:val="0F4761"/>
+      <w:color w:val="0F4761" w:themeColor="accent1" w:themeShade="BF"/>
     </w:rPr>
   </w:style>
-  <w:style w:type="character" w:styleId="IntenseQuoteChar" w:customStyle="1">
+  <w:style w:type="character" w:customStyle="1" w:styleId="IntenseQuoteChar">
     <w:name w:val="Intense Quote Char"/>
     <w:basedOn w:val="DefaultParagraphFont"/>
     <w:link w:val="IntenseQuote"/>
     <w:uiPriority w:val="30"/>
     <w:qFormat/>
-    <w:rsid w:val="00622b58"/>
+    <w:rsid w:val="00622B58"/>
     <w:rPr>
       <w:rFonts w:ascii="Times New Roman" w:hAnsi="Times New Roman"/>
       <w:i/>
       <w:iCs/>
-      <w:color w:themeColor="accent1" w:themeShade="bf" w:val="0F4761"/>
+      <w:color w:val="0F4761" w:themeColor="accent1" w:themeShade="BF"/>
       <w:lang w:val="da-DK"/>
     </w:rPr>
   </w:style>
@@ -2070,12 +3315,12 @@
     <w:basedOn w:val="DefaultParagraphFont"/>
     <w:uiPriority w:val="32"/>
     <w:qFormat/>
-    <w:rsid w:val="00622b58"/>
+    <w:rsid w:val="00622B58"/>
     <w:rPr>
       <w:b/>
       <w:bCs/>
       <w:smallCaps/>
-      <w:color w:themeColor="accent1" w:themeShade="bf" w:val="0F4761"/>
+      <w:color w:val="0F4761" w:themeColor="accent1" w:themeShade="BF"/>
       <w:spacing w:val="5"/>
     </w:rPr>
   </w:style>
@@ -2084,21 +3329,21 @@
     <w:basedOn w:val="DefaultParagraphFont"/>
     <w:uiPriority w:val="99"/>
     <w:unhideWhenUsed/>
-    <w:rsid w:val="00a67d32"/>
+    <w:rsid w:val="00A67D32"/>
     <w:rPr>
-      <w:color w:themeColor="hyperlink" w:val="467886"/>
+      <w:color w:val="467886" w:themeColor="hyperlink"/>
       <w:u w:val="single"/>
     </w:rPr>
   </w:style>
-  <w:style w:type="character" w:styleId="NoSpacingChar" w:customStyle="1">
+  <w:style w:type="character" w:customStyle="1" w:styleId="NoSpacingChar">
     <w:name w:val="No Spacing Char"/>
     <w:basedOn w:val="DefaultParagraphFont"/>
     <w:link w:val="NoSpacing"/>
     <w:uiPriority w:val="1"/>
     <w:qFormat/>
-    <w:rsid w:val="00a67d32"/>
+    <w:rsid w:val="00A67D32"/>
     <w:rPr>
-      <w:rFonts w:eastAsia="" w:eastAsiaTheme="minorEastAsia"/>
+      <w:rFonts w:eastAsiaTheme="minorEastAsia"/>
       <w:kern w:val="0"/>
       <w:sz w:val="22"/>
       <w:szCs w:val="22"/>
@@ -2106,22 +3351,21 @@
       <w14:ligatures w14:val="none"/>
     </w:rPr>
   </w:style>
-  <w:style w:type="character" w:styleId="IndexLink">
+  <w:style w:type="character" w:customStyle="1" w:styleId="IndexLink">
     <w:name w:val="Index Link"/>
     <w:qFormat/>
-    <w:rPr/>
-  </w:style>
-  <w:style w:type="paragraph" w:styleId="Heading">
+  </w:style>
+  <w:style w:type="paragraph" w:customStyle="1" w:styleId="Heading">
     <w:name w:val="Heading"/>
     <w:basedOn w:val="Normal"/>
     <w:next w:val="BodyText"/>
     <w:qFormat/>
     <w:pPr>
-      <w:keepNext w:val="true"/>
+      <w:keepNext/>
       <w:spacing w:before="240" w:after="120"/>
     </w:pPr>
     <w:rPr>
-      <w:rFonts w:ascii="Liberation Sans" w:hAnsi="Liberation Sans" w:eastAsia="Liberation Sans" w:cs="Liberation Sans"/>
+      <w:rFonts w:ascii="Liberation Sans" w:eastAsia="Liberation Sans" w:hAnsi="Liberation Sans" w:cs="Liberation Sans"/>
       <w:sz w:val="28"/>
       <w:szCs w:val="28"/>
     </w:rPr>
@@ -2130,15 +3374,12 @@
     <w:name w:val="Body Text"/>
     <w:basedOn w:val="Normal"/>
     <w:pPr>
-      <w:spacing w:lineRule="auto" w:line="276" w:before="0" w:after="140"/>
+      <w:spacing w:after="140" w:line="276" w:lineRule="auto"/>
     </w:pPr>
-    <w:rPr/>
   </w:style>
   <w:style w:type="paragraph" w:styleId="List">
     <w:name w:val="List"/>
     <w:basedOn w:val="BodyText"/>
-    <w:pPr/>
-    <w:rPr/>
   </w:style>
   <w:style w:type="paragraph" w:styleId="Caption">
     <w:name w:val="caption"/>
@@ -2151,18 +3392,15 @@
     <w:rPr>
       <w:i/>
       <w:iCs/>
-      <w:sz w:val="24"/>
-      <w:szCs w:val="24"/>
     </w:rPr>
   </w:style>
-  <w:style w:type="paragraph" w:styleId="Index">
+  <w:style w:type="paragraph" w:customStyle="1" w:styleId="Index">
     <w:name w:val="Index"/>
     <w:basedOn w:val="Normal"/>
     <w:qFormat/>
     <w:pPr>
       <w:suppressLineNumbers/>
     </w:pPr>
-    <w:rPr/>
   </w:style>
   <w:style w:type="paragraph" w:styleId="Title">
     <w:name w:val="Title"/>
@@ -2171,15 +3409,14 @@
     <w:link w:val="TitleChar"/>
     <w:uiPriority w:val="10"/>
     <w:qFormat/>
-    <w:rsid w:val="00622b58"/>
+    <w:rsid w:val="00622B58"/>
     <w:pPr>
-      <w:spacing w:lineRule="auto" w:line="240" w:before="0" w:after="80"/>
+      <w:spacing w:after="80" w:line="240" w:lineRule="auto"/>
       <w:contextualSpacing/>
     </w:pPr>
     <w:rPr>
-      <w:rFonts w:ascii="Aptos Display" w:hAnsi="Aptos Display" w:eastAsia="" w:cs="" w:asciiTheme="majorHAnsi" w:cstheme="majorBidi" w:eastAsiaTheme="majorEastAsia" w:hAnsiTheme="majorHAnsi"/>
+      <w:rFonts w:asciiTheme="majorHAnsi" w:eastAsiaTheme="majorEastAsia" w:hAnsiTheme="majorHAnsi" w:cstheme="majorBidi"/>
       <w:spacing w:val="-10"/>
-      <w:kern w:val="2"/>
       <w:sz w:val="56"/>
       <w:szCs w:val="56"/>
     </w:rPr>
@@ -2191,11 +3428,10 @@
     <w:link w:val="SubtitleChar"/>
     <w:uiPriority w:val="11"/>
     <w:qFormat/>
-    <w:rsid w:val="00622b58"/>
-    <w:pPr/>
+    <w:rsid w:val="00622B58"/>
     <w:rPr>
-      <w:rFonts w:ascii="Aptos" w:hAnsi="Aptos" w:eastAsia="" w:cs="" w:asciiTheme="minorHAnsi" w:cstheme="majorBidi" w:eastAsiaTheme="majorEastAsia" w:hAnsiTheme="minorHAnsi"/>
-      <w:color w:themeColor="text1" w:themeTint="a6" w:val="595959"/>
+      <w:rFonts w:asciiTheme="minorHAnsi" w:eastAsiaTheme="majorEastAsia" w:hAnsiTheme="minorHAnsi" w:cstheme="majorBidi"/>
+      <w:color w:val="595959" w:themeColor="text1" w:themeTint="A6"/>
       <w:spacing w:val="15"/>
       <w:sz w:val="28"/>
       <w:szCs w:val="28"/>
@@ -2208,15 +3444,15 @@
     <w:link w:val="QuoteChar"/>
     <w:uiPriority w:val="29"/>
     <w:qFormat/>
-    <w:rsid w:val="00622b58"/>
+    <w:rsid w:val="00622B58"/>
     <w:pPr>
-      <w:spacing w:before="160" w:after="160"/>
+      <w:spacing w:before="160"/>
       <w:jc w:val="center"/>
     </w:pPr>
     <w:rPr>
       <w:i/>
       <w:iCs/>
-      <w:color w:themeColor="text1" w:themeTint="bf" w:val="404040"/>
+      <w:color w:val="404040" w:themeColor="text1" w:themeTint="BF"/>
     </w:rPr>
   </w:style>
   <w:style w:type="paragraph" w:styleId="ListParagraph">
@@ -2224,13 +3460,11 @@
     <w:basedOn w:val="Normal"/>
     <w:uiPriority w:val="34"/>
     <w:qFormat/>
-    <w:rsid w:val="00622b58"/>
+    <w:rsid w:val="00622B58"/>
     <w:pPr>
-      <w:spacing w:before="0" w:after="160"/>
-      <w:ind w:start="720"/>
+      <w:ind w:left="720"/>
       <w:contextualSpacing/>
     </w:pPr>
-    <w:rPr/>
   </w:style>
   <w:style w:type="paragraph" w:styleId="IntenseQuote">
     <w:name w:val="Intense Quote"/>
@@ -2239,27 +3473,25 @@
     <w:link w:val="IntenseQuoteChar"/>
     <w:uiPriority w:val="30"/>
     <w:qFormat/>
-    <w:rsid w:val="00622b58"/>
+    <w:rsid w:val="00622B58"/>
     <w:pPr>
       <w:pBdr>
-        <w:top w:val="single" w:sz="4" w:space="10" w:color="0F4761" w:themeColor="accent1" w:themeShade="bf"/>
-        <w:bottom w:val="single" w:sz="4" w:space="10" w:color="0F4761" w:themeColor="accent1" w:themeShade="bf"/>
+        <w:top w:val="single" w:sz="4" w:space="10" w:color="0F4761" w:themeColor="accent1" w:themeShade="BF"/>
+        <w:bottom w:val="single" w:sz="4" w:space="10" w:color="0F4761" w:themeColor="accent1" w:themeShade="BF"/>
       </w:pBdr>
       <w:spacing w:before="360" w:after="360"/>
-      <w:ind w:start="864" w:end="864"/>
+      <w:ind w:left="864" w:right="864"/>
       <w:jc w:val="center"/>
     </w:pPr>
     <w:rPr>
       <w:i/>
       <w:iCs/>
-      <w:color w:themeColor="accent1" w:themeShade="bf" w:val="0F4761"/>
+      <w:color w:val="0F4761" w:themeColor="accent1" w:themeShade="BF"/>
     </w:rPr>
   </w:style>
   <w:style w:type="paragraph" w:styleId="IndexHeading">
     <w:name w:val="index heading"/>
     <w:basedOn w:val="Heading"/>
-    <w:pPr/>
-    <w:rPr/>
   </w:style>
   <w:style w:type="paragraph" w:styleId="TOCHeading">
     <w:name w:val="TOC Heading"/>
@@ -2268,13 +3500,13 @@
     <w:uiPriority w:val="39"/>
     <w:unhideWhenUsed/>
     <w:qFormat/>
-    <w:rsid w:val="00a67d32"/>
+    <w:rsid w:val="00A67D32"/>
     <w:pPr>
-      <w:spacing w:lineRule="auto" w:line="259" w:before="240" w:after="0"/>
+      <w:spacing w:before="240" w:after="0" w:line="259" w:lineRule="auto"/>
       <w:outlineLvl w:val="9"/>
     </w:pPr>
     <w:rPr>
-      <w:rFonts w:ascii="Aptos Display" w:hAnsi="Aptos Display" w:asciiTheme="majorHAnsi" w:hAnsiTheme="majorHAnsi"/>
+      <w:rFonts w:asciiTheme="majorHAnsi" w:hAnsiTheme="majorHAnsi"/>
       <w:kern w:val="0"/>
       <w:sz w:val="32"/>
       <w:szCs w:val="32"/>
@@ -2289,69 +3521,45 @@
     <w:autoRedefine/>
     <w:uiPriority w:val="39"/>
     <w:unhideWhenUsed/>
-    <w:rsid w:val="00a67d32"/>
+    <w:rsid w:val="00A67D32"/>
     <w:pPr>
-      <w:spacing w:before="0" w:after="100"/>
+      <w:spacing w:after="100"/>
     </w:pPr>
-    <w:rPr/>
   </w:style>
   <w:style w:type="paragraph" w:styleId="NoSpacing">
     <w:name w:val="No Spacing"/>
     <w:link w:val="NoSpacingChar"/>
     <w:uiPriority w:val="1"/>
     <w:qFormat/>
-    <w:rsid w:val="00a67d32"/>
-    <w:pPr>
-      <w:widowControl/>
-      <w:suppressAutoHyphens w:val="true"/>
-      <w:bidi w:val="0"/>
-      <w:spacing w:lineRule="auto" w:line="240" w:before="0" w:after="0"/>
-      <w:jc w:val="start"/>
-    </w:pPr>
+    <w:rsid w:val="00A67D32"/>
     <w:rPr>
-      <w:rFonts w:ascii="Aptos" w:hAnsi="Aptos" w:eastAsia="" w:cs="" w:eastAsiaTheme="minorEastAsia"/>
-      <w:color w:val="auto"/>
+      <w:rFonts w:ascii="Aptos" w:eastAsiaTheme="minorEastAsia" w:hAnsi="Aptos"/>
       <w:kern w:val="0"/>
       <w:sz w:val="22"/>
       <w:szCs w:val="22"/>
-      <w:lang w:val="en-US" w:eastAsia="en-US" w:bidi="ar-SA"/>
+      <w:lang w:val="en-US"/>
       <w14:ligatures w14:val="none"/>
     </w:rPr>
   </w:style>
-  <w:style w:type="paragraph" w:styleId="FrameContents">
+  <w:style w:type="paragraph" w:customStyle="1" w:styleId="FrameContents">
     <w:name w:val="Frame Contents"/>
     <w:basedOn w:val="Normal"/>
     <w:qFormat/>
-    <w:pPr/>
-    <w:rPr/>
-  </w:style>
-  <w:style w:type="paragraph" w:styleId="FrameContentsuser">
+  </w:style>
+  <w:style w:type="paragraph" w:customStyle="1" w:styleId="FrameContentsuser">
     <w:name w:val="Frame Contents (user)"/>
     <w:basedOn w:val="Normal"/>
     <w:qFormat/>
-    <w:pPr/>
-    <w:rPr/>
-  </w:style>
-  <w:style w:type="numbering" w:styleId="NoList" w:default="1">
-    <w:name w:val="No List"/>
+  </w:style>
+  <w:style w:type="character" w:styleId="PlaceholderText">
+    <w:name w:val="Placeholder Text"/>
+    <w:basedOn w:val="DefaultParagraphFont"/>
     <w:uiPriority w:val="99"/>
     <w:semiHidden/>
-    <w:unhideWhenUsed/>
-    <w:qFormat/>
-  </w:style>
-  <w:style w:type="table" w:default="1" w:styleId="TableNormal">
-    <w:name w:val="Normal Table"/>
-    <w:uiPriority w:val="99"/>
-    <w:semiHidden/>
-    <w:unhideWhenUsed/>
-    <w:tblPr>
-      <w:tblCellMar>
-        <w:top w:w="0" w:type="dxa"/>
-        <w:left w:w="108" w:type="dxa"/>
-        <w:bottom w:w="0" w:type="dxa"/>
-        <w:right w:w="108" w:type="dxa"/>
-      </w:tblCellMar>
-    </w:tblPr>
+    <w:rsid w:val="007C00CE"/>
+    <w:rPr>
+      <w:color w:val="666666"/>
+    </w:rPr>
   </w:style>
 </w:styles>
 </file>
@@ -2361,7 +3569,7 @@
   <w:docParts>
     <w:docPart>
       <w:docPartPr>
-        <w:name w:val="4B7B645A0D41474EB3E7F35D2D5DB226"/>
+        <w:name w:val="79FD7EBCEA5C44F6851677FDDA11142E"/>
         <w:category>
           <w:name w:val="General"/>
           <w:gallery w:val="placeholder"/>
@@ -2372,25 +3580,29 @@
         <w:behaviors>
           <w:behavior w:val="content"/>
         </w:behaviors>
-        <w:guid w:val="{C04840FA-919D-4CB1-9EF4-E6369264EDC8}"/>
+        <w:guid w:val="{FF42B8E7-49C8-43D2-9E9A-7D2214590A2D}"/>
       </w:docPartPr>
       <w:docPartBody>
         <w:p>
           <w:pPr>
-            <w:pStyle w:val="4B7B645A0D41474EB3E7F35D2D5DB226"/>
+            <w:pStyle w:val="79FD7EBCEA5C44F6851677FDDA11142E"/>
           </w:pPr>
           <w:r>
             <w:rPr>
-              <w:color w:val="0F4761" w:themeColor="accent1" w:themeShade="BF"/>
+              <w:rFonts w:asciiTheme="majorHAnsi" w:eastAsiaTheme="majorEastAsia" w:hAnsiTheme="majorHAnsi" w:cstheme="majorBidi"/>
+              <w:caps/>
+              <w:color w:val="156082" w:themeColor="accent1"/>
+              <w:sz w:val="80"/>
+              <w:szCs w:val="80"/>
             </w:rPr>
-            <w:t>[Company name]</w:t>
+            <w:t>[Document title]</w:t>
           </w:r>
         </w:p>
       </w:docPartBody>
     </w:docPart>
     <w:docPart>
       <w:docPartPr>
-        <w:name w:val="72E1E113910444DC909AA2C0C1855EE4"/>
+        <w:name w:val="63351396900E4A44A96B21397ADA7E8C"/>
         <w:category>
           <w:name w:val="General"/>
           <w:gallery w:val="placeholder"/>
@@ -2401,73 +3613,12 @@
         <w:behaviors>
           <w:behavior w:val="content"/>
         </w:behaviors>
-        <w:guid w:val="{F7A20C06-4E2F-4A74-AFA8-2538BDB0784C}"/>
+        <w:guid w:val="{3EAB7865-49BC-4157-A373-672AE033E1B8}"/>
       </w:docPartPr>
       <w:docPartBody>
         <w:p>
           <w:pPr>
-            <w:pStyle w:val="72E1E113910444DC909AA2C0C1855EE4"/>
-          </w:pPr>
-          <w:r>
-            <w:rPr>
-              <w:rFonts w:asciiTheme="majorHAnsi" w:eastAsiaTheme="majorEastAsia" w:hAnsiTheme="majorHAnsi" w:cstheme="majorBidi"/>
-              <w:color w:val="156082" w:themeColor="accent1"/>
-              <w:sz w:val="88"/>
-              <w:szCs w:val="88"/>
-            </w:rPr>
-            <w:t>[Document title]</w:t>
-          </w:r>
-        </w:p>
-      </w:docPartBody>
-    </w:docPart>
-    <w:docPart>
-      <w:docPartPr>
-        <w:name w:val="B9FFA303B9B04A98ADB0F91F0BBBF435"/>
-        <w:category>
-          <w:name w:val="General"/>
-          <w:gallery w:val="placeholder"/>
-        </w:category>
-        <w:types>
-          <w:type w:val="bbPlcHdr"/>
-        </w:types>
-        <w:behaviors>
-          <w:behavior w:val="content"/>
-        </w:behaviors>
-        <w:guid w:val="{5C325AD9-C58E-4B87-B80F-05F62197BA94}"/>
-      </w:docPartPr>
-      <w:docPartBody>
-        <w:p>
-          <w:pPr>
-            <w:pStyle w:val="B9FFA303B9B04A98ADB0F91F0BBBF435"/>
-          </w:pPr>
-          <w:r>
-            <w:rPr>
-              <w:color w:val="0F4761" w:themeColor="accent1" w:themeShade="BF"/>
-            </w:rPr>
-            <w:t>[Document subtitle]</w:t>
-          </w:r>
-        </w:p>
-      </w:docPartBody>
-    </w:docPart>
-    <w:docPart>
-      <w:docPartPr>
-        <w:name w:val="C519D2DF90B7433F9B6A6D48D089D72D"/>
-        <w:category>
-          <w:name w:val="General"/>
-          <w:gallery w:val="placeholder"/>
-        </w:category>
-        <w:types>
-          <w:type w:val="bbPlcHdr"/>
-        </w:types>
-        <w:behaviors>
-          <w:behavior w:val="content"/>
-        </w:behaviors>
-        <w:guid w:val="{75A19FBB-9C1A-400D-8A86-A151F4C8E765}"/>
-      </w:docPartPr>
-      <w:docPartBody>
-        <w:p>
-          <w:pPr>
-            <w:pStyle w:val="C519D2DF90B7433F9B6A6D48D089D72D"/>
+            <w:pStyle w:val="63351396900E4A44A96B21397ADA7E8C"/>
           </w:pPr>
           <w:r>
             <w:rPr>
@@ -2475,38 +3626,7 @@
               <w:sz w:val="28"/>
               <w:szCs w:val="28"/>
             </w:rPr>
-            <w:t>[Author name]</w:t>
-          </w:r>
-        </w:p>
-      </w:docPartBody>
-    </w:docPart>
-    <w:docPart>
-      <w:docPartPr>
-        <w:name w:val="EA0D34F7A340426B954FF80DC2CF29DC"/>
-        <w:category>
-          <w:name w:val="General"/>
-          <w:gallery w:val="placeholder"/>
-        </w:category>
-        <w:types>
-          <w:type w:val="bbPlcHdr"/>
-        </w:types>
-        <w:behaviors>
-          <w:behavior w:val="content"/>
-        </w:behaviors>
-        <w:guid w:val="{D9D1E5C6-B4F4-4AA7-9D6F-0361716533F7}"/>
-      </w:docPartPr>
-      <w:docPartBody>
-        <w:p>
-          <w:pPr>
-            <w:pStyle w:val="EA0D34F7A340426B954FF80DC2CF29DC"/>
-          </w:pPr>
-          <w:r>
-            <w:rPr>
-              <w:color w:val="156082" w:themeColor="accent1"/>
-              <w:sz w:val="28"/>
-              <w:szCs w:val="28"/>
-            </w:rPr>
-            <w:t>[Date]</w:t>
+            <w:t>[Document subtitle]</w:t>
           </w:r>
         </w:p>
       </w:docPartBody>
@@ -2536,6 +3656,19 @@
     <w:pitch w:val="variable"/>
     <w:sig w:usb0="20000287" w:usb1="00000003" w:usb2="00000000" w:usb3="00000000" w:csb0="0000019F" w:csb1="00000000"/>
   </w:font>
+  <w:font w:name="Liberation Sans">
+    <w:altName w:val="Arial"/>
+    <w:charset w:val="01"/>
+    <w:family w:val="swiss"/>
+    <w:pitch w:val="variable"/>
+  </w:font>
+  <w:font w:name="Cambria Math">
+    <w:panose1 w:val="02040503050406030204"/>
+    <w:charset w:val="00"/>
+    <w:family w:val="roman"/>
+    <w:pitch w:val="variable"/>
+    <w:sig w:usb0="E00006FF" w:usb1="420024FF" w:usb2="02000000" w:usb3="00000000" w:csb0="0000019F" w:csb1="00000000"/>
+  </w:font>
 </w:fonts>
 </file>
 
@@ -2555,11 +3688,16 @@
   </w:compat>
   <w:rsids>
     <w:rsidRoot w:val="00560E4C"/>
+    <w:rsid w:val="00014513"/>
+    <w:rsid w:val="00036F8A"/>
     <w:rsid w:val="001F5ABE"/>
+    <w:rsid w:val="00315E7B"/>
+    <w:rsid w:val="004E1A68"/>
     <w:rsid w:val="00520D27"/>
     <w:rsid w:val="00560E4C"/>
     <w:rsid w:val="008A708E"/>
     <w:rsid w:val="00B50222"/>
+    <w:rsid w:val="00C87345"/>
     <w:rsid w:val="00C976FA"/>
   </w:rsids>
   <m:mathPr>
@@ -3031,6 +4169,30 @@
     <w:name w:val="EA0D34F7A340426B954FF80DC2CF29DC"/>
     <w:rsid w:val="00560E4C"/>
   </w:style>
+  <w:style w:type="paragraph" w:customStyle="1" w:styleId="79FD7EBCEA5C44F6851677FDDA11142E">
+    <w:name w:val="79FD7EBCEA5C44F6851677FDDA11142E"/>
+    <w:rsid w:val="00315E7B"/>
+    <w:rPr>
+      <w:lang w:val="en-DK" w:eastAsia="en-DK"/>
+    </w:rPr>
+  </w:style>
+  <w:style w:type="paragraph" w:customStyle="1" w:styleId="63351396900E4A44A96B21397ADA7E8C">
+    <w:name w:val="63351396900E4A44A96B21397ADA7E8C"/>
+    <w:rsid w:val="00315E7B"/>
+    <w:rPr>
+      <w:lang w:val="en-DK" w:eastAsia="en-DK"/>
+    </w:rPr>
+  </w:style>
+  <w:style w:type="character" w:styleId="PlaceholderText">
+    <w:name w:val="Placeholder Text"/>
+    <w:basedOn w:val="DefaultParagraphFont"/>
+    <w:uiPriority w:val="99"/>
+    <w:semiHidden/>
+    <w:rsid w:val="00315E7B"/>
+    <w:rPr>
+      <w:color w:val="666666"/>
+    </w:rPr>
+  </w:style>
 </w:styles>
 </file>
 
@@ -3042,54 +4204,54 @@
 </file>
 
 <file path=word/theme/theme1.xml><?xml version="1.0" encoding="utf-8"?>
-<a:theme xmlns:a="http://schemas.openxmlformats.org/drawingml/2006/main" xmlns:r="http://schemas.openxmlformats.org/officeDocument/2006/relationships" name="Office Theme">
+<a:theme xmlns:a="http://schemas.openxmlformats.org/drawingml/2006/main" name="Office Theme">
   <a:themeElements>
     <a:clrScheme name="Office">
       <a:dk1>
         <a:srgbClr val="000000"/>
       </a:dk1>
       <a:lt1>
-        <a:srgbClr val="ffffff"/>
+        <a:srgbClr val="FFFFFF"/>
       </a:lt1>
       <a:dk2>
-        <a:srgbClr val="0e2841"/>
+        <a:srgbClr val="0E2841"/>
       </a:dk2>
       <a:lt2>
-        <a:srgbClr val="e8e8e8"/>
+        <a:srgbClr val="E8E8E8"/>
       </a:lt2>
       <a:accent1>
         <a:srgbClr val="156082"/>
       </a:accent1>
       <a:accent2>
-        <a:srgbClr val="e97132"/>
+        <a:srgbClr val="E97132"/>
       </a:accent2>
       <a:accent3>
-        <a:srgbClr val="196b24"/>
+        <a:srgbClr val="196B24"/>
       </a:accent3>
       <a:accent4>
-        <a:srgbClr val="0f9ed5"/>
+        <a:srgbClr val="0F9ED5"/>
       </a:accent4>
       <a:accent5>
-        <a:srgbClr val="a02b93"/>
+        <a:srgbClr val="A02B93"/>
       </a:accent5>
       <a:accent6>
-        <a:srgbClr val="4ea72e"/>
+        <a:srgbClr val="4EA72E"/>
       </a:accent6>
       <a:hlink>
         <a:srgbClr val="467886"/>
       </a:hlink>
       <a:folHlink>
-        <a:srgbClr val="96607d"/>
+        <a:srgbClr val="96607D"/>
       </a:folHlink>
     </a:clrScheme>
     <a:fontScheme name="Office">
       <a:majorFont>
-        <a:latin typeface="Aptos Display" panose="02110004020202020204" pitchFamily="0" charset="1"/>
+        <a:latin typeface="Aptos Display" panose="02110004020202020204"/>
         <a:ea typeface=""/>
         <a:cs typeface=""/>
       </a:majorFont>
       <a:minorFont>
-        <a:latin typeface="Aptos" panose="02110004020202020204" pitchFamily="0" charset="1"/>
+        <a:latin typeface="Aptos" panose="02110004020202020204"/>
         <a:ea typeface=""/>
         <a:cs typeface=""/>
       </a:minorFont>
@@ -3121,7 +4283,7 @@
             </a:gs>
           </a:gsLst>
           <a:lin ang="5400000" scaled="0"/>
-          <a:tileRect l="0" t="0" r="0" b="0"/>
+          <a:tileRect/>
         </a:gradFill>
         <a:gradFill>
           <a:gsLst>
@@ -3145,7 +4307,7 @@
             </a:gs>
           </a:gsLst>
           <a:lin ang="5400000" scaled="0"/>
-          <a:tileRect l="0" t="0" r="0" b="0"/>
+          <a:tileRect/>
         </a:gradFill>
       </a:fillStyleLst>
       <a:lnStyleLst>
@@ -3205,10 +4367,12 @@
             </a:gs>
           </a:gsLst>
           <a:lin ang="5400000" scaled="0"/>
-          <a:tileRect l="0" t="0" r="0" b="0"/>
+          <a:tileRect/>
         </a:gradFill>
       </a:bgFillStyleLst>
     </a:fmtScheme>
   </a:themeElements>
+  <a:objectDefaults/>
+  <a:extraClrSchemeLst/>
 </a:theme>
 </file>
--- a/notes/res.docx
+++ b/notes/res.docx
@@ -56,7 +56,7 @@
                         <pic:cNvPicPr/>
                       </pic:nvPicPr>
                       <pic:blipFill>
-                        <a:blip r:embed="rId4" cstate="print">
+                        <a:blip r:embed="rId5" cstate="print">
                           <a:duotone>
                             <a:schemeClr val="accent1">
                               <a:shade val="45000"/>
@@ -144,7 +144,7 @@
                   <w:sz w:val="72"/>
                   <w:szCs w:val="72"/>
                 </w:rPr>
-                <w:t>title</w:t>
+                <w:t>Solar simulator</w:t>
               </w:r>
             </w:p>
           </w:sdtContent>
@@ -291,6 +291,7 @@
                                         <w:color w:val="156082" w:themeColor="accent1"/>
                                         <w:sz w:val="28"/>
                                         <w:szCs w:val="28"/>
+                                        <w:lang w:val="da-DK"/>
                                       </w:rPr>
                                     </w:pPr>
                                     <w:r>
@@ -300,7 +301,7 @@
                                         <w:sz w:val="28"/>
                                         <w:szCs w:val="28"/>
                                       </w:rPr>
-                                      <w:t>[Date]</w:t>
+                                      <w:t xml:space="preserve">     </w:t>
                                     </w:r>
                                   </w:p>
                                 </w:sdtContent>
@@ -311,6 +312,7 @@
                                   <w:jc w:val="center"/>
                                   <w:rPr>
                                     <w:color w:val="156082" w:themeColor="accent1"/>
+                                    <w:lang w:val="da-DK"/>
                                   </w:rPr>
                                 </w:pPr>
                                 <w:sdt>
@@ -318,6 +320,7 @@
                                     <w:rPr>
                                       <w:caps/>
                                       <w:color w:val="156082" w:themeColor="accent1"/>
+                                      <w:lang w:val="da-DK"/>
                                     </w:rPr>
                                     <w:alias w:val="Company"/>
                                     <w:tag w:val=""/>
@@ -330,8 +333,9 @@
                                       <w:rPr>
                                         <w:caps/>
                                         <w:color w:val="156082" w:themeColor="accent1"/>
+                                        <w:lang w:val="da-DK"/>
                                       </w:rPr>
-                                      <w:t>Svendborg HTX</w:t>
+                                      <w:t>Lucas lauritsen</w:t>
                                     </w:r>
                                   </w:sdtContent>
                                 </w:sdt>
@@ -342,17 +346,18 @@
                                   <w:jc w:val="center"/>
                                   <w:rPr>
                                     <w:color w:val="156082" w:themeColor="accent1"/>
+                                    <w:lang w:val="da-DK"/>
                                   </w:rPr>
                                 </w:pPr>
                                 <w:sdt>
                                   <w:sdtPr>
                                     <w:rPr>
                                       <w:color w:val="156082" w:themeColor="accent1"/>
+                                      <w:lang w:val="da-DK"/>
                                     </w:rPr>
                                     <w:alias w:val="Address"/>
                                     <w:tag w:val=""/>
                                     <w:id w:val="-726379553"/>
-                                    <w:showingPlcHdr/>
                                     <w:dataBinding w:prefixMappings="xmlns:ns0='http://schemas.microsoft.com/office/2006/coverPageProps' " w:xpath="/ns0:CoverPageProperties[1]/ns0:CompanyAddress[1]" w:storeItemID="{55AF091B-3C7A-41E3-B477-F2FDAA23CFDA}"/>
                                     <w:text/>
                                   </w:sdtPr>
@@ -360,8 +365,16 @@
                                     <w:r>
                                       <w:rPr>
                                         <w:color w:val="156082" w:themeColor="accent1"/>
+                                        <w:lang w:val="da-DK"/>
                                       </w:rPr>
-                                      <w:t>[Company address]</w:t>
+                                      <w:t>SESG HTX S</w:t>
+                                    </w:r>
+                                    <w:r>
+                                      <w:rPr>
+                                        <w:color w:val="156082" w:themeColor="accent1"/>
+                                        <w:lang w:val="da-DK"/>
+                                      </w:rPr>
+                                      <w:t>vendborg</w:t>
                                     </w:r>
                                   </w:sdtContent>
                                 </w:sdt>
@@ -426,6 +439,7 @@
                                   <w:color w:val="156082" w:themeColor="accent1"/>
                                   <w:sz w:val="28"/>
                                   <w:szCs w:val="28"/>
+                                  <w:lang w:val="da-DK"/>
                                 </w:rPr>
                               </w:pPr>
                               <w:r>
@@ -435,7 +449,7 @@
                                   <w:sz w:val="28"/>
                                   <w:szCs w:val="28"/>
                                 </w:rPr>
-                                <w:t>[Date]</w:t>
+                                <w:t xml:space="preserve">     </w:t>
                               </w:r>
                             </w:p>
                           </w:sdtContent>
@@ -446,6 +460,7 @@
                             <w:jc w:val="center"/>
                             <w:rPr>
                               <w:color w:val="156082" w:themeColor="accent1"/>
+                              <w:lang w:val="da-DK"/>
                             </w:rPr>
                           </w:pPr>
                           <w:sdt>
@@ -453,6 +468,7 @@
                               <w:rPr>
                                 <w:caps/>
                                 <w:color w:val="156082" w:themeColor="accent1"/>
+                                <w:lang w:val="da-DK"/>
                               </w:rPr>
                               <w:alias w:val="Company"/>
                               <w:tag w:val=""/>
@@ -465,8 +481,9 @@
                                 <w:rPr>
                                   <w:caps/>
                                   <w:color w:val="156082" w:themeColor="accent1"/>
+                                  <w:lang w:val="da-DK"/>
                                 </w:rPr>
-                                <w:t>Svendborg HTX</w:t>
+                                <w:t>Lucas lauritsen</w:t>
                               </w:r>
                             </w:sdtContent>
                           </w:sdt>
@@ -477,17 +494,18 @@
                             <w:jc w:val="center"/>
                             <w:rPr>
                               <w:color w:val="156082" w:themeColor="accent1"/>
+                              <w:lang w:val="da-DK"/>
                             </w:rPr>
                           </w:pPr>
                           <w:sdt>
                             <w:sdtPr>
                               <w:rPr>
                                 <w:color w:val="156082" w:themeColor="accent1"/>
+                                <w:lang w:val="da-DK"/>
                               </w:rPr>
                               <w:alias w:val="Address"/>
                               <w:tag w:val=""/>
                               <w:id w:val="-726379553"/>
-                              <w:showingPlcHdr/>
                               <w:dataBinding w:prefixMappings="xmlns:ns0='http://schemas.microsoft.com/office/2006/coverPageProps' " w:xpath="/ns0:CoverPageProperties[1]/ns0:CompanyAddress[1]" w:storeItemID="{55AF091B-3C7A-41E3-B477-F2FDAA23CFDA}"/>
                               <w:text/>
                             </w:sdtPr>
@@ -495,8 +513,16 @@
                               <w:r>
                                 <w:rPr>
                                   <w:color w:val="156082" w:themeColor="accent1"/>
+                                  <w:lang w:val="da-DK"/>
                                 </w:rPr>
-                                <w:t>[Company address]</w:t>
+                                <w:t>SESG HTX S</w:t>
+                              </w:r>
+                              <w:r>
+                                <w:rPr>
+                                  <w:color w:val="156082" w:themeColor="accent1"/>
+                                  <w:lang w:val="da-DK"/>
+                                </w:rPr>
+                                <w:t>vendborg</w:t>
                               </w:r>
                             </w:sdtContent>
                           </w:sdt>
@@ -530,7 +556,7 @@
                         <pic:cNvPicPr/>
                       </pic:nvPicPr>
                       <pic:blipFill>
-                        <a:blip r:embed="rId5" cstate="print">
+                        <a:blip r:embed="rId6" cstate="print">
                           <a:duotone>
                             <a:schemeClr val="accent1">
                               <a:shade val="45000"/>
@@ -646,23 +672,6 @@
         <w:t xml:space="preserve">Programmet skal ud fra start position, masse samt start velocity, simulerer planternes samt stjernernes påvirkning på hindanen </w:t>
       </w:r>
     </w:p>
-    <w:p>
-      <w:pPr>
-        <w:pStyle w:val="Heading1"/>
-      </w:pPr>
-      <w:bookmarkStart w:id="4" w:name="_Toc225235117"/>
-      <w:r>
-        <w:t>Brugergrænseflader</w:t>
-      </w:r>
-      <w:bookmarkEnd w:id="4"/>
-    </w:p>
-    <w:p>
-      <w:r>
-        <w:t>Skitser/prototyper og interaktionsmuligheder</w:t>
-      </w:r>
-    </w:p>
-    <w:p/>
-    <w:p/>
     <w:p>
       <w:pPr>
         <w:pStyle w:val="Heading1"/>
@@ -967,7 +976,7 @@
                     <pic:cNvPicPr/>
                   </pic:nvPicPr>
                   <pic:blipFill>
-                    <a:blip r:embed="rId6"/>
+                    <a:blip r:embed="rId7"/>
                     <a:stretch>
                       <a:fillRect/>
                     </a:stretch>
@@ -1049,7 +1058,6 @@
             <w:rPr>
               <w:rFonts w:ascii="Cambria Math" w:eastAsiaTheme="minorEastAsia" w:hAnsi="Cambria Math"/>
             </w:rPr>
-            <w:lastRenderedPageBreak/>
             <m:t>g=</m:t>
           </m:r>
           <m:f>
@@ -1516,6 +1524,7 @@
             <w:rPr>
               <w:rFonts w:ascii="Cambria Math" w:eastAsiaTheme="minorEastAsia" w:hAnsi="Cambria Math"/>
             </w:rPr>
+            <w:lastRenderedPageBreak/>
             <m:t>r=</m:t>
           </m:r>
           <m:d>
@@ -2315,126 +2324,88 @@
     </w:p>
     <w:p>
       <w:pPr>
-        <w:jc w:val="both"/>
-        <w:rPr>
-          <w:rFonts w:eastAsiaTheme="minorEastAsia"/>
-        </w:rPr>
+        <w:pStyle w:val="Heading1"/>
       </w:pPr>
+      <w:bookmarkStart w:id="4" w:name="_Toc225235118"/>
+      <w:bookmarkStart w:id="5" w:name="_Toc225235120"/>
+      <w:bookmarkStart w:id="6" w:name="_Toc225235119"/>
+      <w:r>
+        <w:t>Pseudokode</w:t>
+      </w:r>
+      <w:bookmarkEnd w:id="6"/>
     </w:p>
     <w:p>
-      <w:pPr>
-        <w:jc w:val="both"/>
-        <w:rPr>
-          <w:rFonts w:eastAsiaTheme="minorEastAsia"/>
-        </w:rPr>
-      </w:pPr>
-    </w:p>
-    <w:p>
-      <w:pPr>
-        <w:jc w:val="both"/>
-        <w:rPr>
-          <w:rFonts w:eastAsiaTheme="minorEastAsia"/>
-        </w:rPr>
-      </w:pPr>
-    </w:p>
-    <w:p>
-      <w:pPr>
-        <w:jc w:val="both"/>
-        <w:rPr>
-          <w:rFonts w:eastAsiaTheme="minorEastAsia"/>
-        </w:rPr>
-      </w:pPr>
-    </w:p>
-    <w:p>
-      <w:pPr>
-        <w:jc w:val="both"/>
-      </w:pPr>
+      <w:r>
+        <w:t>Tekstrepræsentation af udvalgte programdele</w:t>
+      </w:r>
     </w:p>
     <w:p>
       <w:pPr>
         <w:pStyle w:val="Heading1"/>
       </w:pPr>
-      <w:bookmarkStart w:id="5" w:name="_Toc225235118"/>
-      <w:r>
-        <w:t>Rutediagrammer</w:t>
+      <w:r>
+        <w:t>Udvalgt kode</w:t>
       </w:r>
       <w:bookmarkEnd w:id="5"/>
     </w:p>
     <w:p>
       <w:r>
-        <w:t>Visuel repræsentation af udvalgte programdele</w:t>
+        <w:t>Beskrivelse af variabler, objekter, hændelser og lign.</w:t>
       </w:r>
     </w:p>
     <w:p>
       <w:pPr>
         <w:pStyle w:val="Heading1"/>
       </w:pPr>
-      <w:bookmarkStart w:id="6" w:name="_Toc225235119"/>
-      <w:r>
-        <w:t>Pseudokode</w:t>
-      </w:r>
-      <w:bookmarkEnd w:id="6"/>
+      <w:r>
+        <w:t>Rutediagrammer</w:t>
+      </w:r>
+      <w:bookmarkEnd w:id="4"/>
     </w:p>
     <w:p>
       <w:r>
-        <w:t>Tekstrepræsentation af udvalgte programdele</w:t>
+        <w:t>Visuel repræsentation af udvalgte programdele</w:t>
       </w:r>
     </w:p>
     <w:p>
       <w:pPr>
         <w:pStyle w:val="Heading1"/>
       </w:pPr>
-      <w:bookmarkStart w:id="7" w:name="_Toc225235120"/>
-      <w:r>
-        <w:t>Udvalgt kode</w:t>
+      <w:bookmarkStart w:id="7" w:name="_Toc225235121"/>
+      <w:r>
+        <w:t>Test af programmet</w:t>
       </w:r>
       <w:bookmarkEnd w:id="7"/>
     </w:p>
     <w:p>
       <w:r>
-        <w:t>Beskrivelse af variabler, objekter, hændelser og lign.</w:t>
+        <w:t>Dokumentation af programmets afprøvning</w:t>
       </w:r>
     </w:p>
     <w:p>
       <w:pPr>
         <w:pStyle w:val="Heading1"/>
       </w:pPr>
-      <w:bookmarkStart w:id="8" w:name="_Toc225235121"/>
-      <w:r>
-        <w:lastRenderedPageBreak/>
-        <w:t>Test af programmet</w:t>
+      <w:bookmarkStart w:id="8" w:name="_Toc225235122"/>
+      <w:r>
+        <w:t>Konklusion</w:t>
       </w:r>
       <w:bookmarkEnd w:id="8"/>
     </w:p>
     <w:p>
       <w:r>
-        <w:t>Dokumentation af programmets afprøvning</w:t>
+        <w:t>Opfølgning på problemformuleringen og mangler</w:t>
       </w:r>
     </w:p>
     <w:p>
       <w:pPr>
         <w:pStyle w:val="Heading1"/>
       </w:pPr>
-      <w:bookmarkStart w:id="9" w:name="_Toc225235122"/>
-      <w:r>
-        <w:t>Konklusion</w:t>
+      <w:bookmarkStart w:id="9" w:name="_Toc225235123"/>
+      <w:r>
+        <w:t>Bilag</w:t>
       </w:r>
       <w:bookmarkEnd w:id="9"/>
-    </w:p>
-    <w:p>
-      <w:r>
-        <w:t>Opfølgning på problemformuleringen og mangler</w:t>
-      </w:r>
-    </w:p>
-    <w:p>
-      <w:pPr>
-        <w:pStyle w:val="Heading1"/>
-      </w:pPr>
-      <w:bookmarkStart w:id="10" w:name="_Toc225235123"/>
-      <w:r>
-        <w:t>Bilag</w:t>
-      </w:r>
-      <w:bookmarkEnd w:id="10"/>
     </w:p>
     <w:p>
       <w:pPr>
@@ -2442,14 +2413,6 @@
           <w:lang w:val="en-DK"/>
         </w:rPr>
       </w:pPr>
-      <w:proofErr w:type="spellStart"/>
-      <w:r>
-        <w:t>Samtlig</w:t>
-      </w:r>
-      <w:proofErr w:type="spellEnd"/>
-      <w:r>
-        <w:t xml:space="preserve"> kode, problemtræer, data med mere</w:t>
-      </w:r>
     </w:p>
     <w:sectPr>
       <w:pgSz w:w="11906" w:h="16838"/>
@@ -3692,9 +3655,9 @@
     <w:rsid w:val="00036F8A"/>
     <w:rsid w:val="001F5ABE"/>
     <w:rsid w:val="00315E7B"/>
-    <w:rsid w:val="004E1A68"/>
     <w:rsid w:val="00520D27"/>
     <w:rsid w:val="00560E4C"/>
+    <w:rsid w:val="00631C0A"/>
     <w:rsid w:val="008A708E"/>
     <w:rsid w:val="00B50222"/>
     <w:rsid w:val="00C87345"/>
@@ -4375,4 +4338,23 @@
   <a:objectDefaults/>
   <a:extraClrSchemeLst/>
 </a:theme>
+</file>
+
+<file path=customXml/item1.xml><?xml version="1.0" encoding="utf-8"?>
+<CoverPageProperties xmlns="http://schemas.microsoft.com/office/2006/coverPageProps">
+  <PublishDate/>
+  <Abstract/>
+  <CompanyAddress>SESG HTX Svendborg</CompanyAddress>
+  <CompanyPhone/>
+  <CompanyFax/>
+  <CompanyEmail/>
+</CoverPageProperties>
+</file>
+
+<file path=customXml/itemProps1.xml><?xml version="1.0" encoding="utf-8"?>
+<ds:datastoreItem xmlns:ds="http://schemas.openxmlformats.org/officeDocument/2006/customXml" ds:itemID="{55AF091B-3C7A-41E3-B477-F2FDAA23CFDA}">
+  <ds:schemaRefs>
+    <ds:schemaRef ds:uri="http://schemas.microsoft.com/office/2006/coverPageProps"/>
+  </ds:schemaRefs>
+</ds:datastoreItem>
 </file>
--- a/notes/res.docx
+++ b/notes/res.docx
@@ -6,7 +6,13 @@
     <w:sdt>
       <w:sdtPr>
         <w:rPr>
+          <w:rFonts w:ascii="Times New Roman" w:eastAsiaTheme="minorHAnsi" w:hAnsi="Times New Roman"/>
           <w:color w:val="156082" w:themeColor="accent1"/>
+          <w:kern w:val="2"/>
+          <w:sz w:val="24"/>
+          <w:szCs w:val="24"/>
+          <w:lang w:val="da-DK"/>
+          <w14:ligatures w14:val="standardContextual"/>
         </w:rPr>
         <w:id w:val="-1439669802"/>
         <w:docPartObj>
@@ -16,13 +22,7 @@
       </w:sdtPr>
       <w:sdtEndPr>
         <w:rPr>
-          <w:rFonts w:ascii="Times New Roman" w:eastAsiaTheme="minorHAnsi" w:hAnsi="Times New Roman"/>
           <w:color w:val="auto"/>
-          <w:kern w:val="2"/>
-          <w:sz w:val="24"/>
-          <w:szCs w:val="24"/>
-          <w:lang w:val="da-DK"/>
-          <w14:ligatures w14:val="standardContextual"/>
         </w:rPr>
       </w:sdtEndPr>
       <w:sdtContent>
@@ -776,13 +776,7 @@
         <w:rPr>
           <w:rFonts w:eastAsiaTheme="minorEastAsia"/>
         </w:rPr>
-        <w:t>T</w:t>
-      </w:r>
-      <w:r>
-        <w:rPr>
-          <w:rFonts w:eastAsiaTheme="minorEastAsia"/>
-        </w:rPr>
-        <w:t>yngdeaccelerationen</w:t>
+        <w:t>Tyngdeaccelerationen</w:t>
       </w:r>
       <w:r>
         <w:rPr>
@@ -959,6 +953,7 @@
       <w:r>
         <w:rPr>
           <w:rFonts w:eastAsiaTheme="minorEastAsia"/>
+          <w:noProof/>
         </w:rPr>
         <w:drawing>
           <wp:inline distT="0" distB="0" distL="0" distR="0" wp14:anchorId="304CD51B" wp14:editId="0FA31E2D">
@@ -1022,13 +1017,7 @@
         <w:rPr>
           <w:rFonts w:eastAsiaTheme="minorEastAsia"/>
         </w:rPr>
-        <w:t xml:space="preserve"> være afstanden fra </w:t>
-      </w:r>
-      <w:r>
-        <w:rPr>
-          <w:rFonts w:eastAsiaTheme="minorEastAsia"/>
-        </w:rPr>
-        <w:t xml:space="preserve">jordens kerne til </w:t>
+        <w:t xml:space="preserve"> være afstanden fra jordens kerne til </w:t>
       </w:r>
       <w:r>
         <w:rPr>
@@ -1084,13 +1073,7 @@
                     <w:rPr>
                       <w:rFonts w:ascii="Cambria Math" w:eastAsiaTheme="minorEastAsia" w:hAnsi="Cambria Math"/>
                     </w:rPr>
-                    <m:t>6.6743</m:t>
-                  </m:r>
-                  <m:r>
-                    <w:rPr>
-                      <w:rFonts w:ascii="Cambria Math" w:eastAsiaTheme="minorEastAsia" w:hAnsi="Cambria Math"/>
-                    </w:rPr>
-                    <m:t>·</m:t>
+                    <m:t>6.6743·</m:t>
                   </m:r>
                   <m:sSup>
                     <m:sSupPr>
@@ -1124,19 +1107,7 @@
                 <w:rPr>
                   <w:rFonts w:ascii="Cambria Math" w:eastAsiaTheme="minorEastAsia" w:hAnsi="Cambria Math"/>
                 </w:rPr>
-                <m:t>·</m:t>
-              </m:r>
-              <m:r>
-                <w:rPr>
-                  <w:rFonts w:ascii="Cambria Math" w:eastAsiaTheme="minorEastAsia" w:hAnsi="Cambria Math"/>
-                </w:rPr>
-                <m:t>5,972</m:t>
-              </m:r>
-              <m:r>
-                <w:rPr>
-                  <w:rFonts w:ascii="Cambria Math" w:eastAsiaTheme="minorEastAsia" w:hAnsi="Cambria Math"/>
-                </w:rPr>
-                <m:t>·</m:t>
+                <m:t>·5,972·</m:t>
               </m:r>
               <m:sSup>
                 <m:sSupPr>
@@ -1943,13 +1914,7 @@
                 <w:rPr>
                   <w:rFonts w:ascii="Cambria Math" w:eastAsiaTheme="minorEastAsia" w:hAnsi="Cambria Math"/>
                 </w:rPr>
-                <m:t>G·M</m:t>
-              </m:r>
-              <m:r>
-                <w:rPr>
-                  <w:rFonts w:ascii="Cambria Math" w:eastAsiaTheme="minorEastAsia" w:hAnsi="Cambria Math"/>
-                </w:rPr>
-                <m:t>·m</m:t>
+                <m:t>G·M·m</m:t>
               </m:r>
             </m:num>
             <m:den>
@@ -1967,19 +1932,7 @@
                     <w:rPr>
                       <w:rFonts w:ascii="Cambria Math" w:eastAsiaTheme="minorEastAsia" w:hAnsi="Cambria Math"/>
                     </w:rPr>
-                    <m:t>|</m:t>
-                  </m:r>
-                  <m:r>
-                    <w:rPr>
-                      <w:rFonts w:ascii="Cambria Math" w:eastAsiaTheme="minorEastAsia" w:hAnsi="Cambria Math"/>
-                    </w:rPr>
-                    <m:t>r</m:t>
-                  </m:r>
-                  <m:r>
-                    <w:rPr>
-                      <w:rFonts w:ascii="Cambria Math" w:eastAsiaTheme="minorEastAsia" w:hAnsi="Cambria Math"/>
-                    </w:rPr>
-                    <m:t>|</m:t>
+                    <m:t>|r|</m:t>
                   </m:r>
                 </m:e>
                 <m:sup>
@@ -2067,19 +2020,7 @@
             <w:rPr>
               <w:rFonts w:ascii="Cambria Math" w:eastAsiaTheme="minorEastAsia" w:hAnsi="Cambria Math"/>
             </w:rPr>
-            <m:t>=</m:t>
-          </m:r>
-          <m:r>
-            <w:rPr>
-              <w:rFonts w:ascii="Cambria Math" w:eastAsiaTheme="minorEastAsia" w:hAnsi="Cambria Math"/>
-            </w:rPr>
-            <m:t>G·M·m</m:t>
-          </m:r>
-          <m:r>
-            <w:rPr>
-              <w:rFonts w:ascii="Cambria Math" w:eastAsiaTheme="minorEastAsia" w:hAnsi="Cambria Math"/>
-            </w:rPr>
-            <m:t>·</m:t>
+            <m:t>=G·M·m·</m:t>
           </m:r>
           <m:f>
             <m:fPr>
@@ -2163,13 +2104,7 @@
             <w:rPr>
               <w:rFonts w:ascii="Cambria Math" w:eastAsiaTheme="minorEastAsia" w:hAnsi="Cambria Math"/>
             </w:rPr>
-            <m:t>G·M·m</m:t>
-          </m:r>
-          <m:r>
-            <w:rPr>
-              <w:rFonts w:ascii="Cambria Math" w:eastAsiaTheme="minorEastAsia" w:hAnsi="Cambria Math"/>
-            </w:rPr>
-            <m:t>·</m:t>
+            <m:t>G·M·m·</m:t>
           </m:r>
           <m:f>
             <m:fPr>
@@ -2275,19 +2210,7 @@
                 <w:rPr>
                   <w:rFonts w:ascii="Cambria Math" w:eastAsiaTheme="minorEastAsia" w:hAnsi="Cambria Math"/>
                 </w:rPr>
-                <m:t>G·M·m</m:t>
-              </m:r>
-              <m:r>
-                <w:rPr>
-                  <w:rFonts w:ascii="Cambria Math" w:eastAsiaTheme="minorEastAsia" w:hAnsi="Cambria Math"/>
-                </w:rPr>
-                <m:t>·</m:t>
-              </m:r>
-              <m:r>
-                <w:rPr>
-                  <w:rFonts w:ascii="Cambria Math" w:eastAsiaTheme="minorEastAsia" w:hAnsi="Cambria Math"/>
-                </w:rPr>
-                <m:t>r</m:t>
+                <m:t>G·M·m·r</m:t>
               </m:r>
             </m:num>
             <m:den>
@@ -2326,13 +2249,13 @@
       <w:pPr>
         <w:pStyle w:val="Heading1"/>
       </w:pPr>
-      <w:bookmarkStart w:id="4" w:name="_Toc225235118"/>
+      <w:bookmarkStart w:id="4" w:name="_Toc225235119"/>
       <w:bookmarkStart w:id="5" w:name="_Toc225235120"/>
-      <w:bookmarkStart w:id="6" w:name="_Toc225235119"/>
+      <w:bookmarkStart w:id="6" w:name="_Toc225235118"/>
       <w:r>
         <w:t>Pseudokode</w:t>
       </w:r>
-      <w:bookmarkEnd w:id="6"/>
+      <w:bookmarkEnd w:id="4"/>
     </w:p>
     <w:p>
       <w:r>
@@ -2354,13 +2277,3471 @@
       </w:r>
     </w:p>
     <w:p>
+      <w:r>
+        <w:t>Den udvalgte kode er min Gravi class</w:t>
+      </w:r>
+      <w:r>
+        <w:t xml:space="preserve">, Gravi stå for at beregne tyngdepåvirkningen mellem to eller flere objekter. Gravi classen har </w:t>
+      </w:r>
+    </w:p>
+    <w:tbl>
+      <w:tblPr>
+        <w:tblStyle w:val="TableGrid"/>
+        <w:tblW w:w="0" w:type="auto"/>
+        <w:tblLook w:val="04A0" w:firstRow="1" w:lastRow="0" w:firstColumn="1" w:lastColumn="0" w:noHBand="0" w:noVBand="1"/>
+      </w:tblPr>
+      <w:tblGrid>
+        <w:gridCol w:w="9016"/>
+      </w:tblGrid>
+      <w:tr>
+        <w:tc>
+          <w:tcPr>
+            <w:tcW w:w="9016" w:type="dxa"/>
+            <w:shd w:val="clear" w:color="auto" w:fill="F2F2F2" w:themeFill="background1" w:themeFillShade="F2"/>
+          </w:tcPr>
+          <w:p>
+            <w:pPr>
+              <w:rPr>
+                <w:rFonts w:ascii="Segoe MDL2 Assets" w:hAnsi="Segoe MDL2 Assets" w:cs="Times New Roman"/>
+                <w:lang w:val="en-DK"/>
+              </w:rPr>
+            </w:pPr>
+            <w:r>
+              <w:rPr>
+                <w:rFonts w:ascii="Segoe MDL2 Assets" w:hAnsi="Segoe MDL2 Assets" w:cs="Times New Roman"/>
+                <w:lang w:val="en-DK"/>
+              </w:rPr>
+              <w:t>import math</w:t>
+            </w:r>
+          </w:p>
+          <w:p>
+            <w:pPr>
+              <w:rPr>
+                <w:rFonts w:ascii="Segoe MDL2 Assets" w:hAnsi="Segoe MDL2 Assets" w:cs="Times New Roman"/>
+                <w:lang w:val="en-DK"/>
+              </w:rPr>
+            </w:pPr>
+            <w:r>
+              <w:rPr>
+                <w:rFonts w:ascii="Segoe MDL2 Assets" w:hAnsi="Segoe MDL2 Assets" w:cs="Times New Roman"/>
+                <w:lang w:val="en-DK"/>
+              </w:rPr>
+              <w:t xml:space="preserve">class </w:t>
+            </w:r>
+            <w:proofErr w:type="spellStart"/>
+            <w:r>
+              <w:rPr>
+                <w:rFonts w:ascii="Segoe MDL2 Assets" w:hAnsi="Segoe MDL2 Assets" w:cs="Times New Roman"/>
+                <w:lang w:val="en-DK"/>
+              </w:rPr>
+              <w:t>Gravi</w:t>
+            </w:r>
+            <w:proofErr w:type="spellEnd"/>
+            <w:r>
+              <w:rPr>
+                <w:rFonts w:ascii="Segoe MDL2 Assets" w:hAnsi="Segoe MDL2 Assets" w:cs="Times New Roman"/>
+                <w:lang w:val="en-DK"/>
+              </w:rPr>
+              <w:t>:</w:t>
+            </w:r>
+          </w:p>
+          <w:p>
+            <w:pPr>
+              <w:rPr>
+                <w:rFonts w:ascii="Segoe MDL2 Assets" w:hAnsi="Segoe MDL2 Assets" w:cs="Times New Roman"/>
+                <w:lang w:val="en-DK"/>
+              </w:rPr>
+            </w:pPr>
+            <w:r>
+              <w:rPr>
+                <w:rFonts w:ascii="Cambria" w:hAnsi="Cambria" w:cs="Cambria"/>
+                <w:lang w:val="en-DK"/>
+              </w:rPr>
+              <w:t> </w:t>
+            </w:r>
+            <w:r>
+              <w:rPr>
+                <w:rFonts w:ascii="Segoe MDL2 Assets" w:hAnsi="Segoe MDL2 Assets" w:cs="Times New Roman"/>
+                <w:lang w:val="en-DK"/>
+              </w:rPr>
+              <w:t xml:space="preserve"> </w:t>
+            </w:r>
+            <w:r>
+              <w:rPr>
+                <w:rFonts w:ascii="Cambria" w:hAnsi="Cambria" w:cs="Cambria"/>
+                <w:lang w:val="en-DK"/>
+              </w:rPr>
+              <w:t> </w:t>
+            </w:r>
+            <w:r>
+              <w:rPr>
+                <w:rFonts w:ascii="Segoe MDL2 Assets" w:hAnsi="Segoe MDL2 Assets" w:cs="Times New Roman"/>
+                <w:lang w:val="en-DK"/>
+              </w:rPr>
+              <w:t xml:space="preserve"> def __</w:t>
+            </w:r>
+            <w:proofErr w:type="spellStart"/>
+            <w:r>
+              <w:rPr>
+                <w:rFonts w:ascii="Segoe MDL2 Assets" w:hAnsi="Segoe MDL2 Assets" w:cs="Times New Roman"/>
+                <w:lang w:val="en-DK"/>
+              </w:rPr>
+              <w:t>init</w:t>
+            </w:r>
+            <w:proofErr w:type="spellEnd"/>
+            <w:r>
+              <w:rPr>
+                <w:rFonts w:ascii="Segoe MDL2 Assets" w:hAnsi="Segoe MDL2 Assets" w:cs="Times New Roman"/>
+                <w:lang w:val="en-DK"/>
+              </w:rPr>
+              <w:t>__(self) -&gt; None:</w:t>
+            </w:r>
+          </w:p>
+          <w:p>
+            <w:pPr>
+              <w:rPr>
+                <w:rFonts w:ascii="Segoe MDL2 Assets" w:hAnsi="Segoe MDL2 Assets" w:cs="Times New Roman"/>
+                <w:lang w:val="en-DK"/>
+              </w:rPr>
+            </w:pPr>
+            <w:r>
+              <w:rPr>
+                <w:rFonts w:ascii="Cambria" w:hAnsi="Cambria" w:cs="Cambria"/>
+                <w:lang w:val="en-DK"/>
+              </w:rPr>
+              <w:t> </w:t>
+            </w:r>
+            <w:r>
+              <w:rPr>
+                <w:rFonts w:ascii="Segoe MDL2 Assets" w:hAnsi="Segoe MDL2 Assets" w:cs="Times New Roman"/>
+                <w:lang w:val="en-DK"/>
+              </w:rPr>
+              <w:t xml:space="preserve"> </w:t>
+            </w:r>
+            <w:r>
+              <w:rPr>
+                <w:rFonts w:ascii="Cambria" w:hAnsi="Cambria" w:cs="Cambria"/>
+                <w:lang w:val="en-DK"/>
+              </w:rPr>
+              <w:t> </w:t>
+            </w:r>
+            <w:r>
+              <w:rPr>
+                <w:rFonts w:ascii="Segoe MDL2 Assets" w:hAnsi="Segoe MDL2 Assets" w:cs="Times New Roman"/>
+                <w:lang w:val="en-DK"/>
+              </w:rPr>
+              <w:t xml:space="preserve"> </w:t>
+            </w:r>
+            <w:r>
+              <w:rPr>
+                <w:rFonts w:ascii="Cambria" w:hAnsi="Cambria" w:cs="Cambria"/>
+                <w:lang w:val="en-DK"/>
+              </w:rPr>
+              <w:t> </w:t>
+            </w:r>
+            <w:r>
+              <w:rPr>
+                <w:rFonts w:ascii="Segoe MDL2 Assets" w:hAnsi="Segoe MDL2 Assets" w:cs="Times New Roman"/>
+                <w:lang w:val="en-DK"/>
+              </w:rPr>
+              <w:t xml:space="preserve"> </w:t>
+            </w:r>
+            <w:r>
+              <w:rPr>
+                <w:rFonts w:ascii="Cambria" w:hAnsi="Cambria" w:cs="Cambria"/>
+                <w:lang w:val="en-DK"/>
+              </w:rPr>
+              <w:t> </w:t>
+            </w:r>
+            <w:r>
+              <w:rPr>
+                <w:rFonts w:ascii="Segoe MDL2 Assets" w:hAnsi="Segoe MDL2 Assets" w:cs="Times New Roman"/>
+                <w:lang w:val="en-DK"/>
+              </w:rPr>
+              <w:t xml:space="preserve"> </w:t>
+            </w:r>
+            <w:proofErr w:type="spellStart"/>
+            <w:r>
+              <w:rPr>
+                <w:rFonts w:ascii="Segoe MDL2 Assets" w:hAnsi="Segoe MDL2 Assets" w:cs="Times New Roman"/>
+                <w:lang w:val="en-DK"/>
+              </w:rPr>
+              <w:t>self.G</w:t>
+            </w:r>
+            <w:proofErr w:type="spellEnd"/>
+            <w:r>
+              <w:rPr>
+                <w:rFonts w:ascii="Segoe MDL2 Assets" w:hAnsi="Segoe MDL2 Assets" w:cs="Times New Roman"/>
+                <w:lang w:val="en-DK"/>
+              </w:rPr>
+              <w:t>: float =</w:t>
+            </w:r>
+            <w:r>
+              <w:rPr>
+                <w:rFonts w:ascii="Cambria" w:hAnsi="Cambria" w:cs="Cambria"/>
+                <w:lang w:val="en-DK"/>
+              </w:rPr>
+              <w:t> </w:t>
+            </w:r>
+            <w:r>
+              <w:rPr>
+                <w:rFonts w:ascii="Segoe MDL2 Assets" w:hAnsi="Segoe MDL2 Assets" w:cs="Times New Roman"/>
+                <w:lang w:val="en-DK"/>
+              </w:rPr>
+              <w:t>6.67430 * (10**(-11))</w:t>
+            </w:r>
+          </w:p>
+          <w:p>
+            <w:pPr>
+              <w:rPr>
+                <w:rFonts w:ascii="Segoe MDL2 Assets" w:hAnsi="Segoe MDL2 Assets" w:cs="Times New Roman"/>
+                <w:lang w:val="en-DK"/>
+              </w:rPr>
+            </w:pPr>
+            <w:r>
+              <w:rPr>
+                <w:rFonts w:ascii="Cambria" w:hAnsi="Cambria" w:cs="Cambria"/>
+                <w:lang w:val="en-DK"/>
+              </w:rPr>
+              <w:t> </w:t>
+            </w:r>
+            <w:r>
+              <w:rPr>
+                <w:rFonts w:ascii="Segoe MDL2 Assets" w:hAnsi="Segoe MDL2 Assets" w:cs="Times New Roman"/>
+                <w:lang w:val="en-DK"/>
+              </w:rPr>
+              <w:t xml:space="preserve"> </w:t>
+            </w:r>
+            <w:r>
+              <w:rPr>
+                <w:rFonts w:ascii="Cambria" w:hAnsi="Cambria" w:cs="Cambria"/>
+                <w:lang w:val="en-DK"/>
+              </w:rPr>
+              <w:t> </w:t>
+            </w:r>
+            <w:r>
+              <w:rPr>
+                <w:rFonts w:ascii="Segoe MDL2 Assets" w:hAnsi="Segoe MDL2 Assets" w:cs="Times New Roman"/>
+                <w:lang w:val="en-DK"/>
+              </w:rPr>
+              <w:t xml:space="preserve"> </w:t>
+            </w:r>
+            <w:r>
+              <w:rPr>
+                <w:rFonts w:ascii="Cambria" w:hAnsi="Cambria" w:cs="Cambria"/>
+                <w:lang w:val="en-DK"/>
+              </w:rPr>
+              <w:t> </w:t>
+            </w:r>
+            <w:r>
+              <w:rPr>
+                <w:rFonts w:ascii="Segoe MDL2 Assets" w:hAnsi="Segoe MDL2 Assets" w:cs="Times New Roman"/>
+                <w:lang w:val="en-DK"/>
+              </w:rPr>
+              <w:t xml:space="preserve"> </w:t>
+            </w:r>
+            <w:r>
+              <w:rPr>
+                <w:rFonts w:ascii="Cambria" w:hAnsi="Cambria" w:cs="Cambria"/>
+                <w:lang w:val="en-DK"/>
+              </w:rPr>
+              <w:t> </w:t>
+            </w:r>
+            <w:r>
+              <w:rPr>
+                <w:rFonts w:ascii="Segoe MDL2 Assets" w:hAnsi="Segoe MDL2 Assets" w:cs="Times New Roman"/>
+                <w:lang w:val="en-DK"/>
+              </w:rPr>
+              <w:t xml:space="preserve"> </w:t>
+            </w:r>
+            <w:proofErr w:type="spellStart"/>
+            <w:r>
+              <w:rPr>
+                <w:rFonts w:ascii="Segoe MDL2 Assets" w:hAnsi="Segoe MDL2 Assets" w:cs="Times New Roman"/>
+                <w:lang w:val="en-DK"/>
+              </w:rPr>
+              <w:t>self.bodies</w:t>
+            </w:r>
+            <w:proofErr w:type="spellEnd"/>
+            <w:r>
+              <w:rPr>
+                <w:rFonts w:ascii="Segoe MDL2 Assets" w:hAnsi="Segoe MDL2 Assets" w:cs="Times New Roman"/>
+                <w:lang w:val="en-DK"/>
+              </w:rPr>
+              <w:t>: list = []</w:t>
+            </w:r>
+          </w:p>
+          <w:p>
+            <w:pPr>
+              <w:rPr>
+                <w:rFonts w:ascii="Segoe MDL2 Assets" w:hAnsi="Segoe MDL2 Assets" w:cs="Times New Roman"/>
+                <w:lang w:val="en-DK"/>
+              </w:rPr>
+            </w:pPr>
+            <w:r>
+              <w:rPr>
+                <w:rFonts w:ascii="Cambria" w:hAnsi="Cambria" w:cs="Cambria"/>
+                <w:lang w:val="en-DK"/>
+              </w:rPr>
+              <w:t> </w:t>
+            </w:r>
+            <w:r>
+              <w:rPr>
+                <w:rFonts w:ascii="Segoe MDL2 Assets" w:hAnsi="Segoe MDL2 Assets" w:cs="Times New Roman"/>
+                <w:lang w:val="en-DK"/>
+              </w:rPr>
+              <w:t xml:space="preserve"> </w:t>
+            </w:r>
+            <w:r>
+              <w:rPr>
+                <w:rFonts w:ascii="Cambria" w:hAnsi="Cambria" w:cs="Cambria"/>
+                <w:lang w:val="en-DK"/>
+              </w:rPr>
+              <w:t> </w:t>
+            </w:r>
+            <w:r>
+              <w:rPr>
+                <w:rFonts w:ascii="Segoe MDL2 Assets" w:hAnsi="Segoe MDL2 Assets" w:cs="Times New Roman"/>
+                <w:lang w:val="en-DK"/>
+              </w:rPr>
+              <w:t xml:space="preserve"> </w:t>
+            </w:r>
+            <w:r>
+              <w:rPr>
+                <w:rFonts w:ascii="Cambria" w:hAnsi="Cambria" w:cs="Cambria"/>
+                <w:lang w:val="en-DK"/>
+              </w:rPr>
+              <w:t> </w:t>
+            </w:r>
+            <w:r>
+              <w:rPr>
+                <w:rFonts w:ascii="Segoe MDL2 Assets" w:hAnsi="Segoe MDL2 Assets" w:cs="Times New Roman"/>
+                <w:lang w:val="en-DK"/>
+              </w:rPr>
+              <w:t xml:space="preserve"> </w:t>
+            </w:r>
+            <w:r>
+              <w:rPr>
+                <w:rFonts w:ascii="Cambria" w:hAnsi="Cambria" w:cs="Cambria"/>
+                <w:lang w:val="en-DK"/>
+              </w:rPr>
+              <w:t> </w:t>
+            </w:r>
+            <w:r>
+              <w:rPr>
+                <w:rFonts w:ascii="Segoe MDL2 Assets" w:hAnsi="Segoe MDL2 Assets" w:cs="Times New Roman"/>
+                <w:lang w:val="en-DK"/>
+              </w:rPr>
+              <w:t xml:space="preserve"> </w:t>
+            </w:r>
+            <w:proofErr w:type="spellStart"/>
+            <w:r>
+              <w:rPr>
+                <w:rFonts w:ascii="Segoe MDL2 Assets" w:hAnsi="Segoe MDL2 Assets" w:cs="Times New Roman"/>
+                <w:lang w:val="en-DK"/>
+              </w:rPr>
+              <w:t>self.QUEUE</w:t>
+            </w:r>
+            <w:proofErr w:type="spellEnd"/>
+            <w:r>
+              <w:rPr>
+                <w:rFonts w:ascii="Segoe MDL2 Assets" w:hAnsi="Segoe MDL2 Assets" w:cs="Times New Roman"/>
+                <w:lang w:val="en-DK"/>
+              </w:rPr>
+              <w:t>: list = []</w:t>
+            </w:r>
+          </w:p>
+          <w:p>
+            <w:pPr>
+              <w:rPr>
+                <w:rFonts w:ascii="Segoe MDL2 Assets" w:hAnsi="Segoe MDL2 Assets" w:cs="Times New Roman"/>
+                <w:lang w:val="en-DK"/>
+              </w:rPr>
+            </w:pPr>
+            <w:r>
+              <w:rPr>
+                <w:rFonts w:ascii="Cambria" w:hAnsi="Cambria" w:cs="Cambria"/>
+                <w:lang w:val="en-DK"/>
+              </w:rPr>
+              <w:t> </w:t>
+            </w:r>
+            <w:r>
+              <w:rPr>
+                <w:rFonts w:ascii="Segoe MDL2 Assets" w:hAnsi="Segoe MDL2 Assets" w:cs="Times New Roman"/>
+                <w:lang w:val="en-DK"/>
+              </w:rPr>
+              <w:t xml:space="preserve"> </w:t>
+            </w:r>
+            <w:r>
+              <w:rPr>
+                <w:rFonts w:ascii="Cambria" w:hAnsi="Cambria" w:cs="Cambria"/>
+                <w:lang w:val="en-DK"/>
+              </w:rPr>
+              <w:t> </w:t>
+            </w:r>
+            <w:r>
+              <w:rPr>
+                <w:rFonts w:ascii="Segoe MDL2 Assets" w:hAnsi="Segoe MDL2 Assets" w:cs="Times New Roman"/>
+                <w:lang w:val="en-DK"/>
+              </w:rPr>
+              <w:t xml:space="preserve"> </w:t>
+            </w:r>
+            <w:r>
+              <w:rPr>
+                <w:rFonts w:ascii="Cambria" w:hAnsi="Cambria" w:cs="Cambria"/>
+                <w:lang w:val="en-DK"/>
+              </w:rPr>
+              <w:t> </w:t>
+            </w:r>
+            <w:r>
+              <w:rPr>
+                <w:rFonts w:ascii="Segoe MDL2 Assets" w:hAnsi="Segoe MDL2 Assets" w:cs="Times New Roman"/>
+                <w:lang w:val="en-DK"/>
+              </w:rPr>
+              <w:t xml:space="preserve"> </w:t>
+            </w:r>
+            <w:r>
+              <w:rPr>
+                <w:rFonts w:ascii="Cambria" w:hAnsi="Cambria" w:cs="Cambria"/>
+                <w:lang w:val="en-DK"/>
+              </w:rPr>
+              <w:t> </w:t>
+            </w:r>
+            <w:r>
+              <w:rPr>
+                <w:rFonts w:ascii="Segoe MDL2 Assets" w:hAnsi="Segoe MDL2 Assets" w:cs="Times New Roman"/>
+                <w:lang w:val="en-DK"/>
+              </w:rPr>
+              <w:t xml:space="preserve"> </w:t>
+            </w:r>
+            <w:proofErr w:type="spellStart"/>
+            <w:r>
+              <w:rPr>
+                <w:rFonts w:ascii="Segoe MDL2 Assets" w:hAnsi="Segoe MDL2 Assets" w:cs="Times New Roman"/>
+                <w:lang w:val="en-DK"/>
+              </w:rPr>
+              <w:t>self.dt</w:t>
+            </w:r>
+            <w:proofErr w:type="spellEnd"/>
+            <w:r>
+              <w:rPr>
+                <w:rFonts w:ascii="Segoe MDL2 Assets" w:hAnsi="Segoe MDL2 Assets" w:cs="Times New Roman"/>
+                <w:lang w:val="en-DK"/>
+              </w:rPr>
+              <w:t>: float = 0.000001</w:t>
+            </w:r>
+          </w:p>
+          <w:p>
+            <w:pPr>
+              <w:rPr>
+                <w:rFonts w:ascii="Segoe MDL2 Assets" w:hAnsi="Segoe MDL2 Assets" w:cs="Times New Roman"/>
+                <w:lang w:val="en-DK"/>
+              </w:rPr>
+            </w:pPr>
+            <w:r>
+              <w:rPr>
+                <w:rFonts w:ascii="Cambria" w:hAnsi="Cambria" w:cs="Cambria"/>
+                <w:lang w:val="en-DK"/>
+              </w:rPr>
+              <w:t> </w:t>
+            </w:r>
+            <w:r>
+              <w:rPr>
+                <w:rFonts w:ascii="Segoe MDL2 Assets" w:hAnsi="Segoe MDL2 Assets" w:cs="Times New Roman"/>
+                <w:lang w:val="en-DK"/>
+              </w:rPr>
+              <w:t xml:space="preserve"> </w:t>
+            </w:r>
+            <w:r>
+              <w:rPr>
+                <w:rFonts w:ascii="Cambria" w:hAnsi="Cambria" w:cs="Cambria"/>
+                <w:lang w:val="en-DK"/>
+              </w:rPr>
+              <w:t> </w:t>
+            </w:r>
+            <w:r>
+              <w:rPr>
+                <w:rFonts w:ascii="Segoe MDL2 Assets" w:hAnsi="Segoe MDL2 Assets" w:cs="Times New Roman"/>
+                <w:lang w:val="en-DK"/>
+              </w:rPr>
+              <w:t xml:space="preserve"> </w:t>
+            </w:r>
+          </w:p>
+          <w:p>
+            <w:pPr>
+              <w:rPr>
+                <w:rFonts w:ascii="Segoe MDL2 Assets" w:hAnsi="Segoe MDL2 Assets" w:cs="Times New Roman"/>
+                <w:lang w:val="en-DK"/>
+              </w:rPr>
+            </w:pPr>
+            <w:r>
+              <w:rPr>
+                <w:rFonts w:ascii="Cambria" w:hAnsi="Cambria" w:cs="Cambria"/>
+                <w:lang w:val="en-DK"/>
+              </w:rPr>
+              <w:t> </w:t>
+            </w:r>
+            <w:r>
+              <w:rPr>
+                <w:rFonts w:ascii="Segoe MDL2 Assets" w:hAnsi="Segoe MDL2 Assets" w:cs="Times New Roman"/>
+                <w:lang w:val="en-DK"/>
+              </w:rPr>
+              <w:t xml:space="preserve"> </w:t>
+            </w:r>
+            <w:r>
+              <w:rPr>
+                <w:rFonts w:ascii="Cambria" w:hAnsi="Cambria" w:cs="Cambria"/>
+                <w:lang w:val="en-DK"/>
+              </w:rPr>
+              <w:t> </w:t>
+            </w:r>
+            <w:r>
+              <w:rPr>
+                <w:rFonts w:ascii="Segoe MDL2 Assets" w:hAnsi="Segoe MDL2 Assets" w:cs="Times New Roman"/>
+                <w:lang w:val="en-DK"/>
+              </w:rPr>
+              <w:t xml:space="preserve"> def </w:t>
+            </w:r>
+            <w:proofErr w:type="spellStart"/>
+            <w:r>
+              <w:rPr>
+                <w:rFonts w:ascii="Segoe MDL2 Assets" w:hAnsi="Segoe MDL2 Assets" w:cs="Times New Roman"/>
+                <w:b/>
+                <w:bCs/>
+                <w:lang w:val="en-DK"/>
+              </w:rPr>
+              <w:t>appenedBody</w:t>
+            </w:r>
+            <w:proofErr w:type="spellEnd"/>
+            <w:r>
+              <w:rPr>
+                <w:rFonts w:ascii="Segoe MDL2 Assets" w:hAnsi="Segoe MDL2 Assets" w:cs="Times New Roman"/>
+                <w:lang w:val="en-DK"/>
+              </w:rPr>
+              <w:t>(self, BODY):</w:t>
+            </w:r>
+          </w:p>
+          <w:p>
+            <w:pPr>
+              <w:rPr>
+                <w:rFonts w:ascii="Segoe MDL2 Assets" w:hAnsi="Segoe MDL2 Assets" w:cs="Times New Roman"/>
+                <w:lang w:val="en-DK"/>
+              </w:rPr>
+            </w:pPr>
+            <w:r>
+              <w:rPr>
+                <w:rFonts w:ascii="Cambria" w:hAnsi="Cambria" w:cs="Cambria"/>
+                <w:lang w:val="en-DK"/>
+              </w:rPr>
+              <w:t> </w:t>
+            </w:r>
+            <w:r>
+              <w:rPr>
+                <w:rFonts w:ascii="Segoe MDL2 Assets" w:hAnsi="Segoe MDL2 Assets" w:cs="Times New Roman"/>
+                <w:lang w:val="en-DK"/>
+              </w:rPr>
+              <w:t xml:space="preserve"> </w:t>
+            </w:r>
+            <w:r>
+              <w:rPr>
+                <w:rFonts w:ascii="Cambria" w:hAnsi="Cambria" w:cs="Cambria"/>
+                <w:lang w:val="en-DK"/>
+              </w:rPr>
+              <w:t> </w:t>
+            </w:r>
+            <w:r>
+              <w:rPr>
+                <w:rFonts w:ascii="Segoe MDL2 Assets" w:hAnsi="Segoe MDL2 Assets" w:cs="Times New Roman"/>
+                <w:lang w:val="en-DK"/>
+              </w:rPr>
+              <w:t xml:space="preserve"> </w:t>
+            </w:r>
+            <w:r>
+              <w:rPr>
+                <w:rFonts w:ascii="Cambria" w:hAnsi="Cambria" w:cs="Cambria"/>
+                <w:lang w:val="en-DK"/>
+              </w:rPr>
+              <w:t> </w:t>
+            </w:r>
+            <w:r>
+              <w:rPr>
+                <w:rFonts w:ascii="Segoe MDL2 Assets" w:hAnsi="Segoe MDL2 Assets" w:cs="Times New Roman"/>
+                <w:lang w:val="en-DK"/>
+              </w:rPr>
+              <w:t xml:space="preserve"> </w:t>
+            </w:r>
+            <w:r>
+              <w:rPr>
+                <w:rFonts w:ascii="Cambria" w:hAnsi="Cambria" w:cs="Cambria"/>
+                <w:lang w:val="en-DK"/>
+              </w:rPr>
+              <w:t> </w:t>
+            </w:r>
+            <w:r>
+              <w:rPr>
+                <w:rFonts w:ascii="Segoe MDL2 Assets" w:hAnsi="Segoe MDL2 Assets" w:cs="Times New Roman"/>
+                <w:lang w:val="en-DK"/>
+              </w:rPr>
+              <w:t xml:space="preserve"> </w:t>
+            </w:r>
+            <w:proofErr w:type="spellStart"/>
+            <w:r>
+              <w:rPr>
+                <w:rFonts w:ascii="Segoe MDL2 Assets" w:hAnsi="Segoe MDL2 Assets" w:cs="Times New Roman"/>
+                <w:lang w:val="en-DK"/>
+              </w:rPr>
+              <w:t>self.bodies.append</w:t>
+            </w:r>
+            <w:proofErr w:type="spellEnd"/>
+            <w:r>
+              <w:rPr>
+                <w:rFonts w:ascii="Segoe MDL2 Assets" w:hAnsi="Segoe MDL2 Assets" w:cs="Times New Roman"/>
+                <w:lang w:val="en-DK"/>
+              </w:rPr>
+              <w:t>(BODY)</w:t>
+            </w:r>
+          </w:p>
+          <w:p>
+            <w:pPr>
+              <w:rPr>
+                <w:rFonts w:ascii="Segoe MDL2 Assets" w:hAnsi="Segoe MDL2 Assets" w:cs="Times New Roman"/>
+                <w:lang w:val="en-DK"/>
+              </w:rPr>
+            </w:pPr>
+            <w:r>
+              <w:rPr>
+                <w:rFonts w:ascii="Cambria" w:hAnsi="Cambria" w:cs="Cambria"/>
+                <w:lang w:val="en-DK"/>
+              </w:rPr>
+              <w:lastRenderedPageBreak/>
+              <w:t> </w:t>
+            </w:r>
+            <w:r>
+              <w:rPr>
+                <w:rFonts w:ascii="Segoe MDL2 Assets" w:hAnsi="Segoe MDL2 Assets" w:cs="Times New Roman"/>
+                <w:lang w:val="en-DK"/>
+              </w:rPr>
+              <w:t xml:space="preserve"> </w:t>
+            </w:r>
+            <w:r>
+              <w:rPr>
+                <w:rFonts w:ascii="Cambria" w:hAnsi="Cambria" w:cs="Cambria"/>
+                <w:lang w:val="en-DK"/>
+              </w:rPr>
+              <w:t> </w:t>
+            </w:r>
+            <w:r>
+              <w:rPr>
+                <w:rFonts w:ascii="Segoe MDL2 Assets" w:hAnsi="Segoe MDL2 Assets" w:cs="Times New Roman"/>
+                <w:lang w:val="en-DK"/>
+              </w:rPr>
+              <w:t xml:space="preserve"> def </w:t>
+            </w:r>
+            <w:r>
+              <w:rPr>
+                <w:rFonts w:ascii="Segoe MDL2 Assets" w:hAnsi="Segoe MDL2 Assets" w:cs="Times New Roman"/>
+                <w:b/>
+                <w:bCs/>
+                <w:lang w:val="en-DK"/>
+              </w:rPr>
+              <w:t>compute</w:t>
+            </w:r>
+            <w:r>
+              <w:rPr>
+                <w:rFonts w:ascii="Segoe MDL2 Assets" w:hAnsi="Segoe MDL2 Assets" w:cs="Times New Roman"/>
+                <w:lang w:val="en-DK"/>
+              </w:rPr>
+              <w:t>(self):</w:t>
+            </w:r>
+          </w:p>
+          <w:p>
+            <w:pPr>
+              <w:rPr>
+                <w:rFonts w:ascii="Segoe MDL2 Assets" w:hAnsi="Segoe MDL2 Assets" w:cs="Times New Roman"/>
+                <w:lang w:val="en-DK"/>
+              </w:rPr>
+            </w:pPr>
+            <w:r>
+              <w:rPr>
+                <w:rFonts w:ascii="Cambria" w:hAnsi="Cambria" w:cs="Cambria"/>
+                <w:lang w:val="en-DK"/>
+              </w:rPr>
+              <w:t> </w:t>
+            </w:r>
+            <w:r>
+              <w:rPr>
+                <w:rFonts w:ascii="Segoe MDL2 Assets" w:hAnsi="Segoe MDL2 Assets" w:cs="Times New Roman"/>
+                <w:lang w:val="en-DK"/>
+              </w:rPr>
+              <w:t xml:space="preserve"> </w:t>
+            </w:r>
+            <w:r>
+              <w:rPr>
+                <w:rFonts w:ascii="Cambria" w:hAnsi="Cambria" w:cs="Cambria"/>
+                <w:lang w:val="en-DK"/>
+              </w:rPr>
+              <w:t> </w:t>
+            </w:r>
+            <w:r>
+              <w:rPr>
+                <w:rFonts w:ascii="Segoe MDL2 Assets" w:hAnsi="Segoe MDL2 Assets" w:cs="Times New Roman"/>
+                <w:lang w:val="en-DK"/>
+              </w:rPr>
+              <w:t xml:space="preserve"> </w:t>
+            </w:r>
+            <w:r>
+              <w:rPr>
+                <w:rFonts w:ascii="Cambria" w:hAnsi="Cambria" w:cs="Cambria"/>
+                <w:lang w:val="en-DK"/>
+              </w:rPr>
+              <w:t> </w:t>
+            </w:r>
+            <w:r>
+              <w:rPr>
+                <w:rFonts w:ascii="Segoe MDL2 Assets" w:hAnsi="Segoe MDL2 Assets" w:cs="Times New Roman"/>
+                <w:lang w:val="en-DK"/>
+              </w:rPr>
+              <w:t xml:space="preserve"> </w:t>
+            </w:r>
+            <w:r>
+              <w:rPr>
+                <w:rFonts w:ascii="Cambria" w:hAnsi="Cambria" w:cs="Cambria"/>
+                <w:lang w:val="en-DK"/>
+              </w:rPr>
+              <w:t> </w:t>
+            </w:r>
+            <w:r>
+              <w:rPr>
+                <w:rFonts w:ascii="Segoe MDL2 Assets" w:hAnsi="Segoe MDL2 Assets" w:cs="Times New Roman"/>
+                <w:lang w:val="en-DK"/>
+              </w:rPr>
+              <w:t xml:space="preserve"> for body1 in </w:t>
+            </w:r>
+            <w:proofErr w:type="spellStart"/>
+            <w:r>
+              <w:rPr>
+                <w:rFonts w:ascii="Segoe MDL2 Assets" w:hAnsi="Segoe MDL2 Assets" w:cs="Times New Roman"/>
+                <w:lang w:val="en-DK"/>
+              </w:rPr>
+              <w:t>self.bodies</w:t>
+            </w:r>
+            <w:proofErr w:type="spellEnd"/>
+            <w:r>
+              <w:rPr>
+                <w:rFonts w:ascii="Segoe MDL2 Assets" w:hAnsi="Segoe MDL2 Assets" w:cs="Times New Roman"/>
+                <w:lang w:val="en-DK"/>
+              </w:rPr>
+              <w:t>:</w:t>
+            </w:r>
+          </w:p>
+          <w:p>
+            <w:pPr>
+              <w:rPr>
+                <w:rFonts w:ascii="Segoe MDL2 Assets" w:hAnsi="Segoe MDL2 Assets" w:cs="Times New Roman"/>
+                <w:lang w:val="en-DK"/>
+              </w:rPr>
+            </w:pPr>
+            <w:r>
+              <w:rPr>
+                <w:rFonts w:ascii="Cambria" w:hAnsi="Cambria" w:cs="Cambria"/>
+                <w:lang w:val="en-DK"/>
+              </w:rPr>
+              <w:t> </w:t>
+            </w:r>
+            <w:r>
+              <w:rPr>
+                <w:rFonts w:ascii="Segoe MDL2 Assets" w:hAnsi="Segoe MDL2 Assets" w:cs="Times New Roman"/>
+                <w:lang w:val="en-DK"/>
+              </w:rPr>
+              <w:t xml:space="preserve"> </w:t>
+            </w:r>
+            <w:r>
+              <w:rPr>
+                <w:rFonts w:ascii="Cambria" w:hAnsi="Cambria" w:cs="Cambria"/>
+                <w:lang w:val="en-DK"/>
+              </w:rPr>
+              <w:t> </w:t>
+            </w:r>
+            <w:r>
+              <w:rPr>
+                <w:rFonts w:ascii="Segoe MDL2 Assets" w:hAnsi="Segoe MDL2 Assets" w:cs="Times New Roman"/>
+                <w:lang w:val="en-DK"/>
+              </w:rPr>
+              <w:t xml:space="preserve"> </w:t>
+            </w:r>
+            <w:r>
+              <w:rPr>
+                <w:rFonts w:ascii="Cambria" w:hAnsi="Cambria" w:cs="Cambria"/>
+                <w:lang w:val="en-DK"/>
+              </w:rPr>
+              <w:t> </w:t>
+            </w:r>
+            <w:r>
+              <w:rPr>
+                <w:rFonts w:ascii="Segoe MDL2 Assets" w:hAnsi="Segoe MDL2 Assets" w:cs="Times New Roman"/>
+                <w:lang w:val="en-DK"/>
+              </w:rPr>
+              <w:t xml:space="preserve"> </w:t>
+            </w:r>
+            <w:r>
+              <w:rPr>
+                <w:rFonts w:ascii="Cambria" w:hAnsi="Cambria" w:cs="Cambria"/>
+                <w:lang w:val="en-DK"/>
+              </w:rPr>
+              <w:t> </w:t>
+            </w:r>
+            <w:r>
+              <w:rPr>
+                <w:rFonts w:ascii="Segoe MDL2 Assets" w:hAnsi="Segoe MDL2 Assets" w:cs="Times New Roman"/>
+                <w:lang w:val="en-DK"/>
+              </w:rPr>
+              <w:t xml:space="preserve"> </w:t>
+            </w:r>
+            <w:r>
+              <w:rPr>
+                <w:rFonts w:ascii="Cambria" w:hAnsi="Cambria" w:cs="Cambria"/>
+                <w:lang w:val="en-DK"/>
+              </w:rPr>
+              <w:t> </w:t>
+            </w:r>
+            <w:r>
+              <w:rPr>
+                <w:rFonts w:ascii="Segoe MDL2 Assets" w:hAnsi="Segoe MDL2 Assets" w:cs="Times New Roman"/>
+                <w:lang w:val="en-DK"/>
+              </w:rPr>
+              <w:t xml:space="preserve"> </w:t>
+            </w:r>
+            <w:r>
+              <w:rPr>
+                <w:rFonts w:ascii="Cambria" w:hAnsi="Cambria" w:cs="Cambria"/>
+                <w:lang w:val="en-DK"/>
+              </w:rPr>
+              <w:t> </w:t>
+            </w:r>
+            <w:r>
+              <w:rPr>
+                <w:rFonts w:ascii="Segoe MDL2 Assets" w:hAnsi="Segoe MDL2 Assets" w:cs="Times New Roman"/>
+                <w:lang w:val="en-DK"/>
+              </w:rPr>
+              <w:t xml:space="preserve"> POS1 = body1.position</w:t>
+            </w:r>
+          </w:p>
+          <w:p>
+            <w:pPr>
+              <w:rPr>
+                <w:rFonts w:ascii="Segoe MDL2 Assets" w:hAnsi="Segoe MDL2 Assets" w:cs="Times New Roman"/>
+                <w:lang w:val="en-DK"/>
+              </w:rPr>
+            </w:pPr>
+            <w:r>
+              <w:rPr>
+                <w:rFonts w:ascii="Cambria" w:hAnsi="Cambria" w:cs="Cambria"/>
+                <w:lang w:val="en-DK"/>
+              </w:rPr>
+              <w:t> </w:t>
+            </w:r>
+            <w:r>
+              <w:rPr>
+                <w:rFonts w:ascii="Segoe MDL2 Assets" w:hAnsi="Segoe MDL2 Assets" w:cs="Times New Roman"/>
+                <w:lang w:val="en-DK"/>
+              </w:rPr>
+              <w:t xml:space="preserve"> </w:t>
+            </w:r>
+            <w:r>
+              <w:rPr>
+                <w:rFonts w:ascii="Cambria" w:hAnsi="Cambria" w:cs="Cambria"/>
+                <w:lang w:val="en-DK"/>
+              </w:rPr>
+              <w:t> </w:t>
+            </w:r>
+            <w:r>
+              <w:rPr>
+                <w:rFonts w:ascii="Segoe MDL2 Assets" w:hAnsi="Segoe MDL2 Assets" w:cs="Times New Roman"/>
+                <w:lang w:val="en-DK"/>
+              </w:rPr>
+              <w:t xml:space="preserve"> </w:t>
+            </w:r>
+            <w:r>
+              <w:rPr>
+                <w:rFonts w:ascii="Cambria" w:hAnsi="Cambria" w:cs="Cambria"/>
+                <w:lang w:val="en-DK"/>
+              </w:rPr>
+              <w:t> </w:t>
+            </w:r>
+            <w:r>
+              <w:rPr>
+                <w:rFonts w:ascii="Segoe MDL2 Assets" w:hAnsi="Segoe MDL2 Assets" w:cs="Times New Roman"/>
+                <w:lang w:val="en-DK"/>
+              </w:rPr>
+              <w:t xml:space="preserve"> </w:t>
+            </w:r>
+            <w:r>
+              <w:rPr>
+                <w:rFonts w:ascii="Cambria" w:hAnsi="Cambria" w:cs="Cambria"/>
+                <w:lang w:val="en-DK"/>
+              </w:rPr>
+              <w:t> </w:t>
+            </w:r>
+            <w:r>
+              <w:rPr>
+                <w:rFonts w:ascii="Segoe MDL2 Assets" w:hAnsi="Segoe MDL2 Assets" w:cs="Times New Roman"/>
+                <w:lang w:val="en-DK"/>
+              </w:rPr>
+              <w:t xml:space="preserve"> </w:t>
+            </w:r>
+            <w:r>
+              <w:rPr>
+                <w:rFonts w:ascii="Cambria" w:hAnsi="Cambria" w:cs="Cambria"/>
+                <w:lang w:val="en-DK"/>
+              </w:rPr>
+              <w:t> </w:t>
+            </w:r>
+            <w:r>
+              <w:rPr>
+                <w:rFonts w:ascii="Segoe MDL2 Assets" w:hAnsi="Segoe MDL2 Assets" w:cs="Times New Roman"/>
+                <w:lang w:val="en-DK"/>
+              </w:rPr>
+              <w:t xml:space="preserve"> </w:t>
+            </w:r>
+            <w:r>
+              <w:rPr>
+                <w:rFonts w:ascii="Cambria" w:hAnsi="Cambria" w:cs="Cambria"/>
+                <w:lang w:val="en-DK"/>
+              </w:rPr>
+              <w:t> </w:t>
+            </w:r>
+            <w:r>
+              <w:rPr>
+                <w:rFonts w:ascii="Segoe MDL2 Assets" w:hAnsi="Segoe MDL2 Assets" w:cs="Times New Roman"/>
+                <w:lang w:val="en-DK"/>
+              </w:rPr>
+              <w:t xml:space="preserve"> VELOCITY = body1.velocity</w:t>
+            </w:r>
+          </w:p>
+          <w:p>
+            <w:pPr>
+              <w:rPr>
+                <w:rFonts w:ascii="Segoe MDL2 Assets" w:hAnsi="Segoe MDL2 Assets" w:cs="Times New Roman"/>
+                <w:lang w:val="en-DK"/>
+              </w:rPr>
+            </w:pPr>
+          </w:p>
+          <w:p>
+            <w:pPr>
+              <w:rPr>
+                <w:rFonts w:ascii="Segoe MDL2 Assets" w:hAnsi="Segoe MDL2 Assets" w:cs="Times New Roman"/>
+                <w:lang w:val="en-DK"/>
+              </w:rPr>
+            </w:pPr>
+            <w:r>
+              <w:rPr>
+                <w:rFonts w:ascii="Cambria" w:hAnsi="Cambria" w:cs="Cambria"/>
+                <w:lang w:val="en-DK"/>
+              </w:rPr>
+              <w:t> </w:t>
+            </w:r>
+            <w:r>
+              <w:rPr>
+                <w:rFonts w:ascii="Segoe MDL2 Assets" w:hAnsi="Segoe MDL2 Assets" w:cs="Times New Roman"/>
+                <w:lang w:val="en-DK"/>
+              </w:rPr>
+              <w:t xml:space="preserve"> </w:t>
+            </w:r>
+            <w:r>
+              <w:rPr>
+                <w:rFonts w:ascii="Cambria" w:hAnsi="Cambria" w:cs="Cambria"/>
+                <w:lang w:val="en-DK"/>
+              </w:rPr>
+              <w:t> </w:t>
+            </w:r>
+            <w:r>
+              <w:rPr>
+                <w:rFonts w:ascii="Segoe MDL2 Assets" w:hAnsi="Segoe MDL2 Assets" w:cs="Times New Roman"/>
+                <w:lang w:val="en-DK"/>
+              </w:rPr>
+              <w:t xml:space="preserve"> </w:t>
+            </w:r>
+            <w:r>
+              <w:rPr>
+                <w:rFonts w:ascii="Cambria" w:hAnsi="Cambria" w:cs="Cambria"/>
+                <w:lang w:val="en-DK"/>
+              </w:rPr>
+              <w:t> </w:t>
+            </w:r>
+            <w:r>
+              <w:rPr>
+                <w:rFonts w:ascii="Segoe MDL2 Assets" w:hAnsi="Segoe MDL2 Assets" w:cs="Times New Roman"/>
+                <w:lang w:val="en-DK"/>
+              </w:rPr>
+              <w:t xml:space="preserve"> </w:t>
+            </w:r>
+            <w:r>
+              <w:rPr>
+                <w:rFonts w:ascii="Cambria" w:hAnsi="Cambria" w:cs="Cambria"/>
+                <w:lang w:val="en-DK"/>
+              </w:rPr>
+              <w:t> </w:t>
+            </w:r>
+            <w:r>
+              <w:rPr>
+                <w:rFonts w:ascii="Segoe MDL2 Assets" w:hAnsi="Segoe MDL2 Assets" w:cs="Times New Roman"/>
+                <w:lang w:val="en-DK"/>
+              </w:rPr>
+              <w:t xml:space="preserve"> </w:t>
+            </w:r>
+            <w:r>
+              <w:rPr>
+                <w:rFonts w:ascii="Cambria" w:hAnsi="Cambria" w:cs="Cambria"/>
+                <w:lang w:val="en-DK"/>
+              </w:rPr>
+              <w:t> </w:t>
+            </w:r>
+            <w:r>
+              <w:rPr>
+                <w:rFonts w:ascii="Segoe MDL2 Assets" w:hAnsi="Segoe MDL2 Assets" w:cs="Times New Roman"/>
+                <w:lang w:val="en-DK"/>
+              </w:rPr>
+              <w:t xml:space="preserve"> </w:t>
+            </w:r>
+            <w:r>
+              <w:rPr>
+                <w:rFonts w:ascii="Cambria" w:hAnsi="Cambria" w:cs="Cambria"/>
+                <w:lang w:val="en-DK"/>
+              </w:rPr>
+              <w:t> </w:t>
+            </w:r>
+            <w:r>
+              <w:rPr>
+                <w:rFonts w:ascii="Segoe MDL2 Assets" w:hAnsi="Segoe MDL2 Assets" w:cs="Times New Roman"/>
+                <w:lang w:val="en-DK"/>
+              </w:rPr>
+              <w:t xml:space="preserve"> </w:t>
+            </w:r>
+            <w:proofErr w:type="spellStart"/>
+            <w:r>
+              <w:rPr>
+                <w:rFonts w:ascii="Segoe MDL2 Assets" w:hAnsi="Segoe MDL2 Assets" w:cs="Times New Roman"/>
+                <w:lang w:val="en-DK"/>
+              </w:rPr>
+              <w:t>ax</w:t>
+            </w:r>
+            <w:proofErr w:type="spellEnd"/>
+            <w:r>
+              <w:rPr>
+                <w:rFonts w:ascii="Segoe MDL2 Assets" w:hAnsi="Segoe MDL2 Assets" w:cs="Times New Roman"/>
+                <w:lang w:val="en-DK"/>
+              </w:rPr>
+              <w:t xml:space="preserve"> = 0</w:t>
+            </w:r>
+          </w:p>
+          <w:p>
+            <w:pPr>
+              <w:rPr>
+                <w:rFonts w:ascii="Segoe MDL2 Assets" w:hAnsi="Segoe MDL2 Assets" w:cs="Times New Roman"/>
+                <w:lang w:val="en-DK"/>
+              </w:rPr>
+            </w:pPr>
+            <w:r>
+              <w:rPr>
+                <w:rFonts w:ascii="Cambria" w:hAnsi="Cambria" w:cs="Cambria"/>
+                <w:lang w:val="en-DK"/>
+              </w:rPr>
+              <w:t> </w:t>
+            </w:r>
+            <w:r>
+              <w:rPr>
+                <w:rFonts w:ascii="Segoe MDL2 Assets" w:hAnsi="Segoe MDL2 Assets" w:cs="Times New Roman"/>
+                <w:lang w:val="en-DK"/>
+              </w:rPr>
+              <w:t xml:space="preserve"> </w:t>
+            </w:r>
+            <w:r>
+              <w:rPr>
+                <w:rFonts w:ascii="Cambria" w:hAnsi="Cambria" w:cs="Cambria"/>
+                <w:lang w:val="en-DK"/>
+              </w:rPr>
+              <w:t> </w:t>
+            </w:r>
+            <w:r>
+              <w:rPr>
+                <w:rFonts w:ascii="Segoe MDL2 Assets" w:hAnsi="Segoe MDL2 Assets" w:cs="Times New Roman"/>
+                <w:lang w:val="en-DK"/>
+              </w:rPr>
+              <w:t xml:space="preserve"> </w:t>
+            </w:r>
+            <w:r>
+              <w:rPr>
+                <w:rFonts w:ascii="Cambria" w:hAnsi="Cambria" w:cs="Cambria"/>
+                <w:lang w:val="en-DK"/>
+              </w:rPr>
+              <w:t> </w:t>
+            </w:r>
+            <w:r>
+              <w:rPr>
+                <w:rFonts w:ascii="Segoe MDL2 Assets" w:hAnsi="Segoe MDL2 Assets" w:cs="Times New Roman"/>
+                <w:lang w:val="en-DK"/>
+              </w:rPr>
+              <w:t xml:space="preserve"> </w:t>
+            </w:r>
+            <w:r>
+              <w:rPr>
+                <w:rFonts w:ascii="Cambria" w:hAnsi="Cambria" w:cs="Cambria"/>
+                <w:lang w:val="en-DK"/>
+              </w:rPr>
+              <w:t> </w:t>
+            </w:r>
+            <w:r>
+              <w:rPr>
+                <w:rFonts w:ascii="Segoe MDL2 Assets" w:hAnsi="Segoe MDL2 Assets" w:cs="Times New Roman"/>
+                <w:lang w:val="en-DK"/>
+              </w:rPr>
+              <w:t xml:space="preserve"> </w:t>
+            </w:r>
+            <w:r>
+              <w:rPr>
+                <w:rFonts w:ascii="Cambria" w:hAnsi="Cambria" w:cs="Cambria"/>
+                <w:lang w:val="en-DK"/>
+              </w:rPr>
+              <w:t> </w:t>
+            </w:r>
+            <w:r>
+              <w:rPr>
+                <w:rFonts w:ascii="Segoe MDL2 Assets" w:hAnsi="Segoe MDL2 Assets" w:cs="Times New Roman"/>
+                <w:lang w:val="en-DK"/>
+              </w:rPr>
+              <w:t xml:space="preserve"> </w:t>
+            </w:r>
+            <w:r>
+              <w:rPr>
+                <w:rFonts w:ascii="Cambria" w:hAnsi="Cambria" w:cs="Cambria"/>
+                <w:lang w:val="en-DK"/>
+              </w:rPr>
+              <w:t> </w:t>
+            </w:r>
+            <w:r>
+              <w:rPr>
+                <w:rFonts w:ascii="Segoe MDL2 Assets" w:hAnsi="Segoe MDL2 Assets" w:cs="Times New Roman"/>
+                <w:lang w:val="en-DK"/>
+              </w:rPr>
+              <w:t xml:space="preserve"> ay = 0</w:t>
+            </w:r>
+          </w:p>
+          <w:p>
+            <w:pPr>
+              <w:rPr>
+                <w:rFonts w:ascii="Segoe MDL2 Assets" w:hAnsi="Segoe MDL2 Assets" w:cs="Times New Roman"/>
+                <w:lang w:val="en-DK"/>
+              </w:rPr>
+            </w:pPr>
+          </w:p>
+          <w:p>
+            <w:pPr>
+              <w:rPr>
+                <w:rFonts w:ascii="Segoe MDL2 Assets" w:hAnsi="Segoe MDL2 Assets" w:cs="Times New Roman"/>
+                <w:lang w:val="en-DK"/>
+              </w:rPr>
+            </w:pPr>
+            <w:r>
+              <w:rPr>
+                <w:rFonts w:ascii="Cambria" w:hAnsi="Cambria" w:cs="Cambria"/>
+                <w:lang w:val="en-DK"/>
+              </w:rPr>
+              <w:t> </w:t>
+            </w:r>
+            <w:r>
+              <w:rPr>
+                <w:rFonts w:ascii="Segoe MDL2 Assets" w:hAnsi="Segoe MDL2 Assets" w:cs="Times New Roman"/>
+                <w:lang w:val="en-DK"/>
+              </w:rPr>
+              <w:t xml:space="preserve"> </w:t>
+            </w:r>
+            <w:r>
+              <w:rPr>
+                <w:rFonts w:ascii="Cambria" w:hAnsi="Cambria" w:cs="Cambria"/>
+                <w:lang w:val="en-DK"/>
+              </w:rPr>
+              <w:t> </w:t>
+            </w:r>
+            <w:r>
+              <w:rPr>
+                <w:rFonts w:ascii="Segoe MDL2 Assets" w:hAnsi="Segoe MDL2 Assets" w:cs="Times New Roman"/>
+                <w:lang w:val="en-DK"/>
+              </w:rPr>
+              <w:t xml:space="preserve"> </w:t>
+            </w:r>
+            <w:r>
+              <w:rPr>
+                <w:rFonts w:ascii="Cambria" w:hAnsi="Cambria" w:cs="Cambria"/>
+                <w:lang w:val="en-DK"/>
+              </w:rPr>
+              <w:t> </w:t>
+            </w:r>
+            <w:r>
+              <w:rPr>
+                <w:rFonts w:ascii="Segoe MDL2 Assets" w:hAnsi="Segoe MDL2 Assets" w:cs="Times New Roman"/>
+                <w:lang w:val="en-DK"/>
+              </w:rPr>
+              <w:t xml:space="preserve"> </w:t>
+            </w:r>
+            <w:r>
+              <w:rPr>
+                <w:rFonts w:ascii="Cambria" w:hAnsi="Cambria" w:cs="Cambria"/>
+                <w:lang w:val="en-DK"/>
+              </w:rPr>
+              <w:t> </w:t>
+            </w:r>
+            <w:r>
+              <w:rPr>
+                <w:rFonts w:ascii="Segoe MDL2 Assets" w:hAnsi="Segoe MDL2 Assets" w:cs="Times New Roman"/>
+                <w:lang w:val="en-DK"/>
+              </w:rPr>
+              <w:t xml:space="preserve"> </w:t>
+            </w:r>
+            <w:r>
+              <w:rPr>
+                <w:rFonts w:ascii="Cambria" w:hAnsi="Cambria" w:cs="Cambria"/>
+                <w:lang w:val="en-DK"/>
+              </w:rPr>
+              <w:t> </w:t>
+            </w:r>
+            <w:r>
+              <w:rPr>
+                <w:rFonts w:ascii="Segoe MDL2 Assets" w:hAnsi="Segoe MDL2 Assets" w:cs="Times New Roman"/>
+                <w:lang w:val="en-DK"/>
+              </w:rPr>
+              <w:t xml:space="preserve"> </w:t>
+            </w:r>
+            <w:r>
+              <w:rPr>
+                <w:rFonts w:ascii="Cambria" w:hAnsi="Cambria" w:cs="Cambria"/>
+                <w:lang w:val="en-DK"/>
+              </w:rPr>
+              <w:t> </w:t>
+            </w:r>
+            <w:r>
+              <w:rPr>
+                <w:rFonts w:ascii="Segoe MDL2 Assets" w:hAnsi="Segoe MDL2 Assets" w:cs="Times New Roman"/>
+                <w:lang w:val="en-DK"/>
+              </w:rPr>
+              <w:t xml:space="preserve"> for body2 in </w:t>
+            </w:r>
+            <w:proofErr w:type="spellStart"/>
+            <w:r>
+              <w:rPr>
+                <w:rFonts w:ascii="Segoe MDL2 Assets" w:hAnsi="Segoe MDL2 Assets" w:cs="Times New Roman"/>
+                <w:lang w:val="en-DK"/>
+              </w:rPr>
+              <w:t>self.bodies</w:t>
+            </w:r>
+            <w:proofErr w:type="spellEnd"/>
+            <w:r>
+              <w:rPr>
+                <w:rFonts w:ascii="Segoe MDL2 Assets" w:hAnsi="Segoe MDL2 Assets" w:cs="Times New Roman"/>
+                <w:lang w:val="en-DK"/>
+              </w:rPr>
+              <w:t>:</w:t>
+            </w:r>
+          </w:p>
+          <w:p>
+            <w:pPr>
+              <w:rPr>
+                <w:rFonts w:ascii="Segoe MDL2 Assets" w:hAnsi="Segoe MDL2 Assets" w:cs="Times New Roman"/>
+                <w:lang w:val="en-DK"/>
+              </w:rPr>
+            </w:pPr>
+            <w:r>
+              <w:rPr>
+                <w:rFonts w:ascii="Cambria" w:hAnsi="Cambria" w:cs="Cambria"/>
+                <w:lang w:val="en-DK"/>
+              </w:rPr>
+              <w:t> </w:t>
+            </w:r>
+            <w:r>
+              <w:rPr>
+                <w:rFonts w:ascii="Segoe MDL2 Assets" w:hAnsi="Segoe MDL2 Assets" w:cs="Times New Roman"/>
+                <w:lang w:val="en-DK"/>
+              </w:rPr>
+              <w:t xml:space="preserve"> </w:t>
+            </w:r>
+            <w:r>
+              <w:rPr>
+                <w:rFonts w:ascii="Cambria" w:hAnsi="Cambria" w:cs="Cambria"/>
+                <w:lang w:val="en-DK"/>
+              </w:rPr>
+              <w:t> </w:t>
+            </w:r>
+            <w:r>
+              <w:rPr>
+                <w:rFonts w:ascii="Segoe MDL2 Assets" w:hAnsi="Segoe MDL2 Assets" w:cs="Times New Roman"/>
+                <w:lang w:val="en-DK"/>
+              </w:rPr>
+              <w:t xml:space="preserve"> </w:t>
+            </w:r>
+            <w:r>
+              <w:rPr>
+                <w:rFonts w:ascii="Cambria" w:hAnsi="Cambria" w:cs="Cambria"/>
+                <w:lang w:val="en-DK"/>
+              </w:rPr>
+              <w:t> </w:t>
+            </w:r>
+            <w:r>
+              <w:rPr>
+                <w:rFonts w:ascii="Segoe MDL2 Assets" w:hAnsi="Segoe MDL2 Assets" w:cs="Times New Roman"/>
+                <w:lang w:val="en-DK"/>
+              </w:rPr>
+              <w:t xml:space="preserve"> </w:t>
+            </w:r>
+            <w:r>
+              <w:rPr>
+                <w:rFonts w:ascii="Cambria" w:hAnsi="Cambria" w:cs="Cambria"/>
+                <w:lang w:val="en-DK"/>
+              </w:rPr>
+              <w:t> </w:t>
+            </w:r>
+            <w:r>
+              <w:rPr>
+                <w:rFonts w:ascii="Segoe MDL2 Assets" w:hAnsi="Segoe MDL2 Assets" w:cs="Times New Roman"/>
+                <w:lang w:val="en-DK"/>
+              </w:rPr>
+              <w:t xml:space="preserve"> </w:t>
+            </w:r>
+            <w:r>
+              <w:rPr>
+                <w:rFonts w:ascii="Cambria" w:hAnsi="Cambria" w:cs="Cambria"/>
+                <w:lang w:val="en-DK"/>
+              </w:rPr>
+              <w:t> </w:t>
+            </w:r>
+            <w:r>
+              <w:rPr>
+                <w:rFonts w:ascii="Segoe MDL2 Assets" w:hAnsi="Segoe MDL2 Assets" w:cs="Times New Roman"/>
+                <w:lang w:val="en-DK"/>
+              </w:rPr>
+              <w:t xml:space="preserve"> </w:t>
+            </w:r>
+            <w:r>
+              <w:rPr>
+                <w:rFonts w:ascii="Cambria" w:hAnsi="Cambria" w:cs="Cambria"/>
+                <w:lang w:val="en-DK"/>
+              </w:rPr>
+              <w:t> </w:t>
+            </w:r>
+            <w:r>
+              <w:rPr>
+                <w:rFonts w:ascii="Segoe MDL2 Assets" w:hAnsi="Segoe MDL2 Assets" w:cs="Times New Roman"/>
+                <w:lang w:val="en-DK"/>
+              </w:rPr>
+              <w:t xml:space="preserve"> </w:t>
+            </w:r>
+            <w:r>
+              <w:rPr>
+                <w:rFonts w:ascii="Cambria" w:hAnsi="Cambria" w:cs="Cambria"/>
+                <w:lang w:val="en-DK"/>
+              </w:rPr>
+              <w:t> </w:t>
+            </w:r>
+            <w:r>
+              <w:rPr>
+                <w:rFonts w:ascii="Segoe MDL2 Assets" w:hAnsi="Segoe MDL2 Assets" w:cs="Times New Roman"/>
+                <w:lang w:val="en-DK"/>
+              </w:rPr>
+              <w:t xml:space="preserve"> </w:t>
+            </w:r>
+            <w:r>
+              <w:rPr>
+                <w:rFonts w:ascii="Cambria" w:hAnsi="Cambria" w:cs="Cambria"/>
+                <w:lang w:val="en-DK"/>
+              </w:rPr>
+              <w:t> </w:t>
+            </w:r>
+            <w:r>
+              <w:rPr>
+                <w:rFonts w:ascii="Segoe MDL2 Assets" w:hAnsi="Segoe MDL2 Assets" w:cs="Times New Roman"/>
+                <w:lang w:val="en-DK"/>
+              </w:rPr>
+              <w:t xml:space="preserve"> if body2 is body1:</w:t>
+            </w:r>
+          </w:p>
+          <w:p>
+            <w:pPr>
+              <w:rPr>
+                <w:rFonts w:ascii="Segoe MDL2 Assets" w:hAnsi="Segoe MDL2 Assets" w:cs="Times New Roman"/>
+                <w:lang w:val="en-DK"/>
+              </w:rPr>
+            </w:pPr>
+            <w:r>
+              <w:rPr>
+                <w:rFonts w:ascii="Cambria" w:hAnsi="Cambria" w:cs="Cambria"/>
+                <w:lang w:val="en-DK"/>
+              </w:rPr>
+              <w:t> </w:t>
+            </w:r>
+            <w:r>
+              <w:rPr>
+                <w:rFonts w:ascii="Segoe MDL2 Assets" w:hAnsi="Segoe MDL2 Assets" w:cs="Times New Roman"/>
+                <w:lang w:val="en-DK"/>
+              </w:rPr>
+              <w:t xml:space="preserve"> </w:t>
+            </w:r>
+            <w:r>
+              <w:rPr>
+                <w:rFonts w:ascii="Cambria" w:hAnsi="Cambria" w:cs="Cambria"/>
+                <w:lang w:val="en-DK"/>
+              </w:rPr>
+              <w:t> </w:t>
+            </w:r>
+            <w:r>
+              <w:rPr>
+                <w:rFonts w:ascii="Segoe MDL2 Assets" w:hAnsi="Segoe MDL2 Assets" w:cs="Times New Roman"/>
+                <w:lang w:val="en-DK"/>
+              </w:rPr>
+              <w:t xml:space="preserve"> </w:t>
+            </w:r>
+            <w:r>
+              <w:rPr>
+                <w:rFonts w:ascii="Cambria" w:hAnsi="Cambria" w:cs="Cambria"/>
+                <w:lang w:val="en-DK"/>
+              </w:rPr>
+              <w:t> </w:t>
+            </w:r>
+            <w:r>
+              <w:rPr>
+                <w:rFonts w:ascii="Segoe MDL2 Assets" w:hAnsi="Segoe MDL2 Assets" w:cs="Times New Roman"/>
+                <w:lang w:val="en-DK"/>
+              </w:rPr>
+              <w:t xml:space="preserve"> </w:t>
+            </w:r>
+            <w:r>
+              <w:rPr>
+                <w:rFonts w:ascii="Cambria" w:hAnsi="Cambria" w:cs="Cambria"/>
+                <w:lang w:val="en-DK"/>
+              </w:rPr>
+              <w:t> </w:t>
+            </w:r>
+            <w:r>
+              <w:rPr>
+                <w:rFonts w:ascii="Segoe MDL2 Assets" w:hAnsi="Segoe MDL2 Assets" w:cs="Times New Roman"/>
+                <w:lang w:val="en-DK"/>
+              </w:rPr>
+              <w:t xml:space="preserve"> </w:t>
+            </w:r>
+            <w:r>
+              <w:rPr>
+                <w:rFonts w:ascii="Cambria" w:hAnsi="Cambria" w:cs="Cambria"/>
+                <w:lang w:val="en-DK"/>
+              </w:rPr>
+              <w:t> </w:t>
+            </w:r>
+            <w:r>
+              <w:rPr>
+                <w:rFonts w:ascii="Segoe MDL2 Assets" w:hAnsi="Segoe MDL2 Assets" w:cs="Times New Roman"/>
+                <w:lang w:val="en-DK"/>
+              </w:rPr>
+              <w:t xml:space="preserve"> </w:t>
+            </w:r>
+            <w:r>
+              <w:rPr>
+                <w:rFonts w:ascii="Cambria" w:hAnsi="Cambria" w:cs="Cambria"/>
+                <w:lang w:val="en-DK"/>
+              </w:rPr>
+              <w:t> </w:t>
+            </w:r>
+            <w:r>
+              <w:rPr>
+                <w:rFonts w:ascii="Segoe MDL2 Assets" w:hAnsi="Segoe MDL2 Assets" w:cs="Times New Roman"/>
+                <w:lang w:val="en-DK"/>
+              </w:rPr>
+              <w:t xml:space="preserve"> </w:t>
+            </w:r>
+            <w:r>
+              <w:rPr>
+                <w:rFonts w:ascii="Cambria" w:hAnsi="Cambria" w:cs="Cambria"/>
+                <w:lang w:val="en-DK"/>
+              </w:rPr>
+              <w:t> </w:t>
+            </w:r>
+            <w:r>
+              <w:rPr>
+                <w:rFonts w:ascii="Segoe MDL2 Assets" w:hAnsi="Segoe MDL2 Assets" w:cs="Times New Roman"/>
+                <w:lang w:val="en-DK"/>
+              </w:rPr>
+              <w:t xml:space="preserve"> </w:t>
+            </w:r>
+            <w:r>
+              <w:rPr>
+                <w:rFonts w:ascii="Cambria" w:hAnsi="Cambria" w:cs="Cambria"/>
+                <w:lang w:val="en-DK"/>
+              </w:rPr>
+              <w:t> </w:t>
+            </w:r>
+            <w:r>
+              <w:rPr>
+                <w:rFonts w:ascii="Segoe MDL2 Assets" w:hAnsi="Segoe MDL2 Assets" w:cs="Times New Roman"/>
+                <w:lang w:val="en-DK"/>
+              </w:rPr>
+              <w:t xml:space="preserve"> </w:t>
+            </w:r>
+            <w:r>
+              <w:rPr>
+                <w:rFonts w:ascii="Cambria" w:hAnsi="Cambria" w:cs="Cambria"/>
+                <w:lang w:val="en-DK"/>
+              </w:rPr>
+              <w:t> </w:t>
+            </w:r>
+            <w:r>
+              <w:rPr>
+                <w:rFonts w:ascii="Segoe MDL2 Assets" w:hAnsi="Segoe MDL2 Assets" w:cs="Times New Roman"/>
+                <w:lang w:val="en-DK"/>
+              </w:rPr>
+              <w:t xml:space="preserve"> </w:t>
+            </w:r>
+            <w:r>
+              <w:rPr>
+                <w:rFonts w:ascii="Cambria" w:hAnsi="Cambria" w:cs="Cambria"/>
+                <w:lang w:val="en-DK"/>
+              </w:rPr>
+              <w:t> </w:t>
+            </w:r>
+            <w:r>
+              <w:rPr>
+                <w:rFonts w:ascii="Segoe MDL2 Assets" w:hAnsi="Segoe MDL2 Assets" w:cs="Times New Roman"/>
+                <w:lang w:val="en-DK"/>
+              </w:rPr>
+              <w:t xml:space="preserve"> continue</w:t>
+            </w:r>
+          </w:p>
+          <w:p>
+            <w:pPr>
+              <w:rPr>
+                <w:rFonts w:ascii="Segoe MDL2 Assets" w:hAnsi="Segoe MDL2 Assets" w:cs="Times New Roman"/>
+                <w:lang w:val="en-DK"/>
+              </w:rPr>
+            </w:pPr>
+          </w:p>
+          <w:p>
+            <w:pPr>
+              <w:rPr>
+                <w:rFonts w:ascii="Segoe MDL2 Assets" w:hAnsi="Segoe MDL2 Assets" w:cs="Times New Roman"/>
+                <w:lang w:val="en-DK"/>
+              </w:rPr>
+            </w:pPr>
+            <w:r>
+              <w:rPr>
+                <w:rFonts w:ascii="Cambria" w:hAnsi="Cambria" w:cs="Cambria"/>
+                <w:lang w:val="en-DK"/>
+              </w:rPr>
+              <w:t> </w:t>
+            </w:r>
+            <w:r>
+              <w:rPr>
+                <w:rFonts w:ascii="Segoe MDL2 Assets" w:hAnsi="Segoe MDL2 Assets" w:cs="Times New Roman"/>
+                <w:lang w:val="en-DK"/>
+              </w:rPr>
+              <w:t xml:space="preserve"> </w:t>
+            </w:r>
+            <w:r>
+              <w:rPr>
+                <w:rFonts w:ascii="Cambria" w:hAnsi="Cambria" w:cs="Cambria"/>
+                <w:lang w:val="en-DK"/>
+              </w:rPr>
+              <w:t> </w:t>
+            </w:r>
+            <w:r>
+              <w:rPr>
+                <w:rFonts w:ascii="Segoe MDL2 Assets" w:hAnsi="Segoe MDL2 Assets" w:cs="Times New Roman"/>
+                <w:lang w:val="en-DK"/>
+              </w:rPr>
+              <w:t xml:space="preserve"> </w:t>
+            </w:r>
+            <w:r>
+              <w:rPr>
+                <w:rFonts w:ascii="Cambria" w:hAnsi="Cambria" w:cs="Cambria"/>
+                <w:lang w:val="en-DK"/>
+              </w:rPr>
+              <w:t> </w:t>
+            </w:r>
+            <w:r>
+              <w:rPr>
+                <w:rFonts w:ascii="Segoe MDL2 Assets" w:hAnsi="Segoe MDL2 Assets" w:cs="Times New Roman"/>
+                <w:lang w:val="en-DK"/>
+              </w:rPr>
+              <w:t xml:space="preserve"> </w:t>
+            </w:r>
+            <w:r>
+              <w:rPr>
+                <w:rFonts w:ascii="Cambria" w:hAnsi="Cambria" w:cs="Cambria"/>
+                <w:lang w:val="en-DK"/>
+              </w:rPr>
+              <w:t> </w:t>
+            </w:r>
+            <w:r>
+              <w:rPr>
+                <w:rFonts w:ascii="Segoe MDL2 Assets" w:hAnsi="Segoe MDL2 Assets" w:cs="Times New Roman"/>
+                <w:lang w:val="en-DK"/>
+              </w:rPr>
+              <w:t xml:space="preserve"> </w:t>
+            </w:r>
+            <w:r>
+              <w:rPr>
+                <w:rFonts w:ascii="Cambria" w:hAnsi="Cambria" w:cs="Cambria"/>
+                <w:lang w:val="en-DK"/>
+              </w:rPr>
+              <w:t> </w:t>
+            </w:r>
+            <w:r>
+              <w:rPr>
+                <w:rFonts w:ascii="Segoe MDL2 Assets" w:hAnsi="Segoe MDL2 Assets" w:cs="Times New Roman"/>
+                <w:lang w:val="en-DK"/>
+              </w:rPr>
+              <w:t xml:space="preserve"> </w:t>
+            </w:r>
+            <w:r>
+              <w:rPr>
+                <w:rFonts w:ascii="Cambria" w:hAnsi="Cambria" w:cs="Cambria"/>
+                <w:lang w:val="en-DK"/>
+              </w:rPr>
+              <w:t> </w:t>
+            </w:r>
+            <w:r>
+              <w:rPr>
+                <w:rFonts w:ascii="Segoe MDL2 Assets" w:hAnsi="Segoe MDL2 Assets" w:cs="Times New Roman"/>
+                <w:lang w:val="en-DK"/>
+              </w:rPr>
+              <w:t xml:space="preserve"> </w:t>
+            </w:r>
+            <w:r>
+              <w:rPr>
+                <w:rFonts w:ascii="Cambria" w:hAnsi="Cambria" w:cs="Cambria"/>
+                <w:lang w:val="en-DK"/>
+              </w:rPr>
+              <w:t> </w:t>
+            </w:r>
+            <w:r>
+              <w:rPr>
+                <w:rFonts w:ascii="Segoe MDL2 Assets" w:hAnsi="Segoe MDL2 Assets" w:cs="Times New Roman"/>
+                <w:lang w:val="en-DK"/>
+              </w:rPr>
+              <w:t xml:space="preserve"> </w:t>
+            </w:r>
+            <w:r>
+              <w:rPr>
+                <w:rFonts w:ascii="Cambria" w:hAnsi="Cambria" w:cs="Cambria"/>
+                <w:lang w:val="en-DK"/>
+              </w:rPr>
+              <w:t> </w:t>
+            </w:r>
+            <w:r>
+              <w:rPr>
+                <w:rFonts w:ascii="Segoe MDL2 Assets" w:hAnsi="Segoe MDL2 Assets" w:cs="Times New Roman"/>
+                <w:lang w:val="en-DK"/>
+              </w:rPr>
+              <w:t xml:space="preserve"> POS2 = body2.position</w:t>
+            </w:r>
+          </w:p>
+          <w:p>
+            <w:pPr>
+              <w:rPr>
+                <w:rFonts w:ascii="Segoe MDL2 Assets" w:hAnsi="Segoe MDL2 Assets" w:cs="Times New Roman"/>
+                <w:lang w:val="en-DK"/>
+              </w:rPr>
+            </w:pPr>
+            <w:r>
+              <w:rPr>
+                <w:rFonts w:ascii="Cambria" w:hAnsi="Cambria" w:cs="Cambria"/>
+                <w:lang w:val="en-DK"/>
+              </w:rPr>
+              <w:t> </w:t>
+            </w:r>
+            <w:r>
+              <w:rPr>
+                <w:rFonts w:ascii="Segoe MDL2 Assets" w:hAnsi="Segoe MDL2 Assets" w:cs="Times New Roman"/>
+                <w:lang w:val="en-DK"/>
+              </w:rPr>
+              <w:t xml:space="preserve"> </w:t>
+            </w:r>
+            <w:r>
+              <w:rPr>
+                <w:rFonts w:ascii="Cambria" w:hAnsi="Cambria" w:cs="Cambria"/>
+                <w:lang w:val="en-DK"/>
+              </w:rPr>
+              <w:t> </w:t>
+            </w:r>
+            <w:r>
+              <w:rPr>
+                <w:rFonts w:ascii="Segoe MDL2 Assets" w:hAnsi="Segoe MDL2 Assets" w:cs="Times New Roman"/>
+                <w:lang w:val="en-DK"/>
+              </w:rPr>
+              <w:t xml:space="preserve"> </w:t>
+            </w:r>
+            <w:r>
+              <w:rPr>
+                <w:rFonts w:ascii="Cambria" w:hAnsi="Cambria" w:cs="Cambria"/>
+                <w:lang w:val="en-DK"/>
+              </w:rPr>
+              <w:t> </w:t>
+            </w:r>
+            <w:r>
+              <w:rPr>
+                <w:rFonts w:ascii="Segoe MDL2 Assets" w:hAnsi="Segoe MDL2 Assets" w:cs="Times New Roman"/>
+                <w:lang w:val="en-DK"/>
+              </w:rPr>
+              <w:t xml:space="preserve"> </w:t>
+            </w:r>
+            <w:r>
+              <w:rPr>
+                <w:rFonts w:ascii="Cambria" w:hAnsi="Cambria" w:cs="Cambria"/>
+                <w:lang w:val="en-DK"/>
+              </w:rPr>
+              <w:t> </w:t>
+            </w:r>
+            <w:r>
+              <w:rPr>
+                <w:rFonts w:ascii="Segoe MDL2 Assets" w:hAnsi="Segoe MDL2 Assets" w:cs="Times New Roman"/>
+                <w:lang w:val="en-DK"/>
+              </w:rPr>
+              <w:t xml:space="preserve"> </w:t>
+            </w:r>
+            <w:r>
+              <w:rPr>
+                <w:rFonts w:ascii="Cambria" w:hAnsi="Cambria" w:cs="Cambria"/>
+                <w:lang w:val="en-DK"/>
+              </w:rPr>
+              <w:t> </w:t>
+            </w:r>
+            <w:r>
+              <w:rPr>
+                <w:rFonts w:ascii="Segoe MDL2 Assets" w:hAnsi="Segoe MDL2 Assets" w:cs="Times New Roman"/>
+                <w:lang w:val="en-DK"/>
+              </w:rPr>
+              <w:t xml:space="preserve"> </w:t>
+            </w:r>
+            <w:r>
+              <w:rPr>
+                <w:rFonts w:ascii="Cambria" w:hAnsi="Cambria" w:cs="Cambria"/>
+                <w:lang w:val="en-DK"/>
+              </w:rPr>
+              <w:t> </w:t>
+            </w:r>
+            <w:r>
+              <w:rPr>
+                <w:rFonts w:ascii="Segoe MDL2 Assets" w:hAnsi="Segoe MDL2 Assets" w:cs="Times New Roman"/>
+                <w:lang w:val="en-DK"/>
+              </w:rPr>
+              <w:t xml:space="preserve"> </w:t>
+            </w:r>
+            <w:r>
+              <w:rPr>
+                <w:rFonts w:ascii="Cambria" w:hAnsi="Cambria" w:cs="Cambria"/>
+                <w:lang w:val="en-DK"/>
+              </w:rPr>
+              <w:t> </w:t>
+            </w:r>
+            <w:r>
+              <w:rPr>
+                <w:rFonts w:ascii="Segoe MDL2 Assets" w:hAnsi="Segoe MDL2 Assets" w:cs="Times New Roman"/>
+                <w:lang w:val="en-DK"/>
+              </w:rPr>
+              <w:t xml:space="preserve"> </w:t>
+            </w:r>
+            <w:r>
+              <w:rPr>
+                <w:rFonts w:ascii="Cambria" w:hAnsi="Cambria" w:cs="Cambria"/>
+                <w:lang w:val="en-DK"/>
+              </w:rPr>
+              <w:t> </w:t>
+            </w:r>
+            <w:r>
+              <w:rPr>
+                <w:rFonts w:ascii="Segoe MDL2 Assets" w:hAnsi="Segoe MDL2 Assets" w:cs="Times New Roman"/>
+                <w:lang w:val="en-DK"/>
+              </w:rPr>
+              <w:t xml:space="preserve"> MASS = body2.mass</w:t>
+            </w:r>
+          </w:p>
+          <w:p>
+            <w:pPr>
+              <w:rPr>
+                <w:rFonts w:ascii="Segoe MDL2 Assets" w:hAnsi="Segoe MDL2 Assets" w:cs="Times New Roman"/>
+                <w:lang w:val="en-DK"/>
+              </w:rPr>
+            </w:pPr>
+          </w:p>
+          <w:p>
+            <w:pPr>
+              <w:rPr>
+                <w:rFonts w:ascii="Segoe MDL2 Assets" w:hAnsi="Segoe MDL2 Assets" w:cs="Times New Roman"/>
+                <w:lang w:val="en-DK"/>
+              </w:rPr>
+            </w:pPr>
+            <w:r>
+              <w:rPr>
+                <w:rFonts w:ascii="Cambria" w:hAnsi="Cambria" w:cs="Cambria"/>
+                <w:lang w:val="en-DK"/>
+              </w:rPr>
+              <w:t> </w:t>
+            </w:r>
+            <w:r>
+              <w:rPr>
+                <w:rFonts w:ascii="Segoe MDL2 Assets" w:hAnsi="Segoe MDL2 Assets" w:cs="Times New Roman"/>
+                <w:lang w:val="en-DK"/>
+              </w:rPr>
+              <w:t xml:space="preserve"> </w:t>
+            </w:r>
+            <w:r>
+              <w:rPr>
+                <w:rFonts w:ascii="Cambria" w:hAnsi="Cambria" w:cs="Cambria"/>
+                <w:lang w:val="en-DK"/>
+              </w:rPr>
+              <w:t> </w:t>
+            </w:r>
+            <w:r>
+              <w:rPr>
+                <w:rFonts w:ascii="Segoe MDL2 Assets" w:hAnsi="Segoe MDL2 Assets" w:cs="Times New Roman"/>
+                <w:lang w:val="en-DK"/>
+              </w:rPr>
+              <w:t xml:space="preserve"> </w:t>
+            </w:r>
+            <w:r>
+              <w:rPr>
+                <w:rFonts w:ascii="Cambria" w:hAnsi="Cambria" w:cs="Cambria"/>
+                <w:lang w:val="en-DK"/>
+              </w:rPr>
+              <w:t> </w:t>
+            </w:r>
+            <w:r>
+              <w:rPr>
+                <w:rFonts w:ascii="Segoe MDL2 Assets" w:hAnsi="Segoe MDL2 Assets" w:cs="Times New Roman"/>
+                <w:lang w:val="en-DK"/>
+              </w:rPr>
+              <w:t xml:space="preserve"> </w:t>
+            </w:r>
+            <w:r>
+              <w:rPr>
+                <w:rFonts w:ascii="Cambria" w:hAnsi="Cambria" w:cs="Cambria"/>
+                <w:lang w:val="en-DK"/>
+              </w:rPr>
+              <w:t> </w:t>
+            </w:r>
+            <w:r>
+              <w:rPr>
+                <w:rFonts w:ascii="Segoe MDL2 Assets" w:hAnsi="Segoe MDL2 Assets" w:cs="Times New Roman"/>
+                <w:lang w:val="en-DK"/>
+              </w:rPr>
+              <w:t xml:space="preserve"> </w:t>
+            </w:r>
+            <w:r>
+              <w:rPr>
+                <w:rFonts w:ascii="Cambria" w:hAnsi="Cambria" w:cs="Cambria"/>
+                <w:lang w:val="en-DK"/>
+              </w:rPr>
+              <w:t> </w:t>
+            </w:r>
+            <w:r>
+              <w:rPr>
+                <w:rFonts w:ascii="Segoe MDL2 Assets" w:hAnsi="Segoe MDL2 Assets" w:cs="Times New Roman"/>
+                <w:lang w:val="en-DK"/>
+              </w:rPr>
+              <w:t xml:space="preserve"> </w:t>
+            </w:r>
+            <w:r>
+              <w:rPr>
+                <w:rFonts w:ascii="Cambria" w:hAnsi="Cambria" w:cs="Cambria"/>
+                <w:lang w:val="en-DK"/>
+              </w:rPr>
+              <w:t> </w:t>
+            </w:r>
+            <w:r>
+              <w:rPr>
+                <w:rFonts w:ascii="Segoe MDL2 Assets" w:hAnsi="Segoe MDL2 Assets" w:cs="Times New Roman"/>
+                <w:lang w:val="en-DK"/>
+              </w:rPr>
+              <w:t xml:space="preserve"> </w:t>
+            </w:r>
+            <w:r>
+              <w:rPr>
+                <w:rFonts w:ascii="Cambria" w:hAnsi="Cambria" w:cs="Cambria"/>
+                <w:lang w:val="en-DK"/>
+              </w:rPr>
+              <w:t> </w:t>
+            </w:r>
+            <w:r>
+              <w:rPr>
+                <w:rFonts w:ascii="Segoe MDL2 Assets" w:hAnsi="Segoe MDL2 Assets" w:cs="Times New Roman"/>
+                <w:lang w:val="en-DK"/>
+              </w:rPr>
+              <w:t xml:space="preserve"> </w:t>
+            </w:r>
+            <w:r>
+              <w:rPr>
+                <w:rFonts w:ascii="Cambria" w:hAnsi="Cambria" w:cs="Cambria"/>
+                <w:lang w:val="en-DK"/>
+              </w:rPr>
+              <w:t> </w:t>
+            </w:r>
+            <w:r>
+              <w:rPr>
+                <w:rFonts w:ascii="Segoe MDL2 Assets" w:hAnsi="Segoe MDL2 Assets" w:cs="Times New Roman"/>
+                <w:lang w:val="en-DK"/>
+              </w:rPr>
+              <w:t xml:space="preserve"> dx = POS2[0] - POS1[0]</w:t>
+            </w:r>
+          </w:p>
+          <w:p>
+            <w:pPr>
+              <w:rPr>
+                <w:rFonts w:ascii="Segoe MDL2 Assets" w:hAnsi="Segoe MDL2 Assets" w:cs="Times New Roman"/>
+                <w:lang w:val="en-DK"/>
+              </w:rPr>
+            </w:pPr>
+            <w:r>
+              <w:rPr>
+                <w:rFonts w:ascii="Cambria" w:hAnsi="Cambria" w:cs="Cambria"/>
+                <w:lang w:val="en-DK"/>
+              </w:rPr>
+              <w:t> </w:t>
+            </w:r>
+            <w:r>
+              <w:rPr>
+                <w:rFonts w:ascii="Segoe MDL2 Assets" w:hAnsi="Segoe MDL2 Assets" w:cs="Times New Roman"/>
+                <w:lang w:val="en-DK"/>
+              </w:rPr>
+              <w:t xml:space="preserve"> </w:t>
+            </w:r>
+            <w:r>
+              <w:rPr>
+                <w:rFonts w:ascii="Cambria" w:hAnsi="Cambria" w:cs="Cambria"/>
+                <w:lang w:val="en-DK"/>
+              </w:rPr>
+              <w:t> </w:t>
+            </w:r>
+            <w:r>
+              <w:rPr>
+                <w:rFonts w:ascii="Segoe MDL2 Assets" w:hAnsi="Segoe MDL2 Assets" w:cs="Times New Roman"/>
+                <w:lang w:val="en-DK"/>
+              </w:rPr>
+              <w:t xml:space="preserve"> </w:t>
+            </w:r>
+            <w:r>
+              <w:rPr>
+                <w:rFonts w:ascii="Cambria" w:hAnsi="Cambria" w:cs="Cambria"/>
+                <w:lang w:val="en-DK"/>
+              </w:rPr>
+              <w:t> </w:t>
+            </w:r>
+            <w:r>
+              <w:rPr>
+                <w:rFonts w:ascii="Segoe MDL2 Assets" w:hAnsi="Segoe MDL2 Assets" w:cs="Times New Roman"/>
+                <w:lang w:val="en-DK"/>
+              </w:rPr>
+              <w:t xml:space="preserve"> </w:t>
+            </w:r>
+            <w:r>
+              <w:rPr>
+                <w:rFonts w:ascii="Cambria" w:hAnsi="Cambria" w:cs="Cambria"/>
+                <w:lang w:val="en-DK"/>
+              </w:rPr>
+              <w:t> </w:t>
+            </w:r>
+            <w:r>
+              <w:rPr>
+                <w:rFonts w:ascii="Segoe MDL2 Assets" w:hAnsi="Segoe MDL2 Assets" w:cs="Times New Roman"/>
+                <w:lang w:val="en-DK"/>
+              </w:rPr>
+              <w:t xml:space="preserve"> </w:t>
+            </w:r>
+            <w:r>
+              <w:rPr>
+                <w:rFonts w:ascii="Cambria" w:hAnsi="Cambria" w:cs="Cambria"/>
+                <w:lang w:val="en-DK"/>
+              </w:rPr>
+              <w:t> </w:t>
+            </w:r>
+            <w:r>
+              <w:rPr>
+                <w:rFonts w:ascii="Segoe MDL2 Assets" w:hAnsi="Segoe MDL2 Assets" w:cs="Times New Roman"/>
+                <w:lang w:val="en-DK"/>
+              </w:rPr>
+              <w:t xml:space="preserve"> </w:t>
+            </w:r>
+            <w:r>
+              <w:rPr>
+                <w:rFonts w:ascii="Cambria" w:hAnsi="Cambria" w:cs="Cambria"/>
+                <w:lang w:val="en-DK"/>
+              </w:rPr>
+              <w:t> </w:t>
+            </w:r>
+            <w:r>
+              <w:rPr>
+                <w:rFonts w:ascii="Segoe MDL2 Assets" w:hAnsi="Segoe MDL2 Assets" w:cs="Times New Roman"/>
+                <w:lang w:val="en-DK"/>
+              </w:rPr>
+              <w:t xml:space="preserve"> </w:t>
+            </w:r>
+            <w:r>
+              <w:rPr>
+                <w:rFonts w:ascii="Cambria" w:hAnsi="Cambria" w:cs="Cambria"/>
+                <w:lang w:val="en-DK"/>
+              </w:rPr>
+              <w:t> </w:t>
+            </w:r>
+            <w:r>
+              <w:rPr>
+                <w:rFonts w:ascii="Segoe MDL2 Assets" w:hAnsi="Segoe MDL2 Assets" w:cs="Times New Roman"/>
+                <w:lang w:val="en-DK"/>
+              </w:rPr>
+              <w:t xml:space="preserve"> </w:t>
+            </w:r>
+            <w:r>
+              <w:rPr>
+                <w:rFonts w:ascii="Cambria" w:hAnsi="Cambria" w:cs="Cambria"/>
+                <w:lang w:val="en-DK"/>
+              </w:rPr>
+              <w:t> </w:t>
+            </w:r>
+            <w:r>
+              <w:rPr>
+                <w:rFonts w:ascii="Segoe MDL2 Assets" w:hAnsi="Segoe MDL2 Assets" w:cs="Times New Roman"/>
+                <w:lang w:val="en-DK"/>
+              </w:rPr>
+              <w:t xml:space="preserve"> </w:t>
+            </w:r>
+            <w:proofErr w:type="spellStart"/>
+            <w:r>
+              <w:rPr>
+                <w:rFonts w:ascii="Segoe MDL2 Assets" w:hAnsi="Segoe MDL2 Assets" w:cs="Times New Roman"/>
+                <w:lang w:val="en-DK"/>
+              </w:rPr>
+              <w:t>dy</w:t>
+            </w:r>
+            <w:proofErr w:type="spellEnd"/>
+            <w:r>
+              <w:rPr>
+                <w:rFonts w:ascii="Segoe MDL2 Assets" w:hAnsi="Segoe MDL2 Assets" w:cs="Times New Roman"/>
+                <w:lang w:val="en-DK"/>
+              </w:rPr>
+              <w:t xml:space="preserve"> = POS2[1] - POS1[1]</w:t>
+            </w:r>
+          </w:p>
+          <w:p>
+            <w:pPr>
+              <w:rPr>
+                <w:rFonts w:ascii="Segoe MDL2 Assets" w:hAnsi="Segoe MDL2 Assets" w:cs="Times New Roman"/>
+                <w:lang w:val="en-DK"/>
+              </w:rPr>
+            </w:pPr>
+          </w:p>
+          <w:p>
+            <w:pPr>
+              <w:rPr>
+                <w:rFonts w:ascii="Segoe MDL2 Assets" w:hAnsi="Segoe MDL2 Assets" w:cs="Times New Roman"/>
+                <w:lang w:val="en-DK"/>
+              </w:rPr>
+            </w:pPr>
+            <w:r>
+              <w:rPr>
+                <w:rFonts w:ascii="Cambria" w:hAnsi="Cambria" w:cs="Cambria"/>
+                <w:lang w:val="en-DK"/>
+              </w:rPr>
+              <w:t> </w:t>
+            </w:r>
+            <w:r>
+              <w:rPr>
+                <w:rFonts w:ascii="Segoe MDL2 Assets" w:hAnsi="Segoe MDL2 Assets" w:cs="Times New Roman"/>
+                <w:lang w:val="en-DK"/>
+              </w:rPr>
+              <w:t xml:space="preserve"> </w:t>
+            </w:r>
+            <w:r>
+              <w:rPr>
+                <w:rFonts w:ascii="Cambria" w:hAnsi="Cambria" w:cs="Cambria"/>
+                <w:lang w:val="en-DK"/>
+              </w:rPr>
+              <w:t> </w:t>
+            </w:r>
+            <w:r>
+              <w:rPr>
+                <w:rFonts w:ascii="Segoe MDL2 Assets" w:hAnsi="Segoe MDL2 Assets" w:cs="Times New Roman"/>
+                <w:lang w:val="en-DK"/>
+              </w:rPr>
+              <w:t xml:space="preserve"> </w:t>
+            </w:r>
+            <w:r>
+              <w:rPr>
+                <w:rFonts w:ascii="Cambria" w:hAnsi="Cambria" w:cs="Cambria"/>
+                <w:lang w:val="en-DK"/>
+              </w:rPr>
+              <w:t> </w:t>
+            </w:r>
+            <w:r>
+              <w:rPr>
+                <w:rFonts w:ascii="Segoe MDL2 Assets" w:hAnsi="Segoe MDL2 Assets" w:cs="Times New Roman"/>
+                <w:lang w:val="en-DK"/>
+              </w:rPr>
+              <w:t xml:space="preserve"> </w:t>
+            </w:r>
+            <w:r>
+              <w:rPr>
+                <w:rFonts w:ascii="Cambria" w:hAnsi="Cambria" w:cs="Cambria"/>
+                <w:lang w:val="en-DK"/>
+              </w:rPr>
+              <w:t> </w:t>
+            </w:r>
+            <w:r>
+              <w:rPr>
+                <w:rFonts w:ascii="Segoe MDL2 Assets" w:hAnsi="Segoe MDL2 Assets" w:cs="Times New Roman"/>
+                <w:lang w:val="en-DK"/>
+              </w:rPr>
+              <w:t xml:space="preserve"> </w:t>
+            </w:r>
+            <w:r>
+              <w:rPr>
+                <w:rFonts w:ascii="Cambria" w:hAnsi="Cambria" w:cs="Cambria"/>
+                <w:lang w:val="en-DK"/>
+              </w:rPr>
+              <w:t> </w:t>
+            </w:r>
+            <w:r>
+              <w:rPr>
+                <w:rFonts w:ascii="Segoe MDL2 Assets" w:hAnsi="Segoe MDL2 Assets" w:cs="Times New Roman"/>
+                <w:lang w:val="en-DK"/>
+              </w:rPr>
+              <w:t xml:space="preserve"> </w:t>
+            </w:r>
+            <w:r>
+              <w:rPr>
+                <w:rFonts w:ascii="Cambria" w:hAnsi="Cambria" w:cs="Cambria"/>
+                <w:lang w:val="en-DK"/>
+              </w:rPr>
+              <w:t> </w:t>
+            </w:r>
+            <w:r>
+              <w:rPr>
+                <w:rFonts w:ascii="Segoe MDL2 Assets" w:hAnsi="Segoe MDL2 Assets" w:cs="Times New Roman"/>
+                <w:lang w:val="en-DK"/>
+              </w:rPr>
+              <w:t xml:space="preserve"> </w:t>
+            </w:r>
+            <w:r>
+              <w:rPr>
+                <w:rFonts w:ascii="Cambria" w:hAnsi="Cambria" w:cs="Cambria"/>
+                <w:lang w:val="en-DK"/>
+              </w:rPr>
+              <w:t> </w:t>
+            </w:r>
+            <w:r>
+              <w:rPr>
+                <w:rFonts w:ascii="Segoe MDL2 Assets" w:hAnsi="Segoe MDL2 Assets" w:cs="Times New Roman"/>
+                <w:lang w:val="en-DK"/>
+              </w:rPr>
+              <w:t xml:space="preserve"> </w:t>
+            </w:r>
+            <w:r>
+              <w:rPr>
+                <w:rFonts w:ascii="Cambria" w:hAnsi="Cambria" w:cs="Cambria"/>
+                <w:lang w:val="en-DK"/>
+              </w:rPr>
+              <w:t> </w:t>
+            </w:r>
+            <w:r>
+              <w:rPr>
+                <w:rFonts w:ascii="Segoe MDL2 Assets" w:hAnsi="Segoe MDL2 Assets" w:cs="Times New Roman"/>
+                <w:lang w:val="en-DK"/>
+              </w:rPr>
+              <w:t xml:space="preserve"> dist = </w:t>
+            </w:r>
+            <w:proofErr w:type="spellStart"/>
+            <w:r>
+              <w:rPr>
+                <w:rFonts w:ascii="Segoe MDL2 Assets" w:hAnsi="Segoe MDL2 Assets" w:cs="Times New Roman"/>
+                <w:lang w:val="en-DK"/>
+              </w:rPr>
+              <w:t>math.sqrt</w:t>
+            </w:r>
+            <w:proofErr w:type="spellEnd"/>
+            <w:r>
+              <w:rPr>
+                <w:rFonts w:ascii="Segoe MDL2 Assets" w:hAnsi="Segoe MDL2 Assets" w:cs="Times New Roman"/>
+                <w:lang w:val="en-DK"/>
+              </w:rPr>
+              <w:t xml:space="preserve">(dx**2 + </w:t>
+            </w:r>
+            <w:proofErr w:type="spellStart"/>
+            <w:r>
+              <w:rPr>
+                <w:rFonts w:ascii="Segoe MDL2 Assets" w:hAnsi="Segoe MDL2 Assets" w:cs="Times New Roman"/>
+                <w:lang w:val="en-DK"/>
+              </w:rPr>
+              <w:t>dy</w:t>
+            </w:r>
+            <w:proofErr w:type="spellEnd"/>
+            <w:r>
+              <w:rPr>
+                <w:rFonts w:ascii="Segoe MDL2 Assets" w:hAnsi="Segoe MDL2 Assets" w:cs="Times New Roman"/>
+                <w:lang w:val="en-DK"/>
+              </w:rPr>
+              <w:t>**2)</w:t>
+            </w:r>
+          </w:p>
+          <w:p>
+            <w:pPr>
+              <w:rPr>
+                <w:rFonts w:ascii="Segoe MDL2 Assets" w:hAnsi="Segoe MDL2 Assets" w:cs="Times New Roman"/>
+                <w:lang w:val="en-DK"/>
+              </w:rPr>
+            </w:pPr>
+          </w:p>
+          <w:p>
+            <w:pPr>
+              <w:rPr>
+                <w:rFonts w:ascii="Segoe MDL2 Assets" w:hAnsi="Segoe MDL2 Assets" w:cs="Times New Roman"/>
+                <w:lang w:val="en-DK"/>
+              </w:rPr>
+            </w:pPr>
+            <w:r>
+              <w:rPr>
+                <w:rFonts w:ascii="Cambria" w:hAnsi="Cambria" w:cs="Cambria"/>
+                <w:lang w:val="en-DK"/>
+              </w:rPr>
+              <w:t> </w:t>
+            </w:r>
+            <w:r>
+              <w:rPr>
+                <w:rFonts w:ascii="Segoe MDL2 Assets" w:hAnsi="Segoe MDL2 Assets" w:cs="Times New Roman"/>
+                <w:lang w:val="en-DK"/>
+              </w:rPr>
+              <w:t xml:space="preserve"> </w:t>
+            </w:r>
+            <w:r>
+              <w:rPr>
+                <w:rFonts w:ascii="Cambria" w:hAnsi="Cambria" w:cs="Cambria"/>
+                <w:lang w:val="en-DK"/>
+              </w:rPr>
+              <w:t> </w:t>
+            </w:r>
+            <w:r>
+              <w:rPr>
+                <w:rFonts w:ascii="Segoe MDL2 Assets" w:hAnsi="Segoe MDL2 Assets" w:cs="Times New Roman"/>
+                <w:lang w:val="en-DK"/>
+              </w:rPr>
+              <w:t xml:space="preserve"> </w:t>
+            </w:r>
+            <w:r>
+              <w:rPr>
+                <w:rFonts w:ascii="Cambria" w:hAnsi="Cambria" w:cs="Cambria"/>
+                <w:lang w:val="en-DK"/>
+              </w:rPr>
+              <w:t> </w:t>
+            </w:r>
+            <w:r>
+              <w:rPr>
+                <w:rFonts w:ascii="Segoe MDL2 Assets" w:hAnsi="Segoe MDL2 Assets" w:cs="Times New Roman"/>
+                <w:lang w:val="en-DK"/>
+              </w:rPr>
+              <w:t xml:space="preserve"> </w:t>
+            </w:r>
+            <w:r>
+              <w:rPr>
+                <w:rFonts w:ascii="Cambria" w:hAnsi="Cambria" w:cs="Cambria"/>
+                <w:lang w:val="en-DK"/>
+              </w:rPr>
+              <w:t> </w:t>
+            </w:r>
+            <w:r>
+              <w:rPr>
+                <w:rFonts w:ascii="Segoe MDL2 Assets" w:hAnsi="Segoe MDL2 Assets" w:cs="Times New Roman"/>
+                <w:lang w:val="en-DK"/>
+              </w:rPr>
+              <w:t xml:space="preserve"> </w:t>
+            </w:r>
+            <w:r>
+              <w:rPr>
+                <w:rFonts w:ascii="Cambria" w:hAnsi="Cambria" w:cs="Cambria"/>
+                <w:lang w:val="en-DK"/>
+              </w:rPr>
+              <w:t> </w:t>
+            </w:r>
+            <w:r>
+              <w:rPr>
+                <w:rFonts w:ascii="Segoe MDL2 Assets" w:hAnsi="Segoe MDL2 Assets" w:cs="Times New Roman"/>
+                <w:lang w:val="en-DK"/>
+              </w:rPr>
+              <w:t xml:space="preserve"> </w:t>
+            </w:r>
+            <w:r>
+              <w:rPr>
+                <w:rFonts w:ascii="Cambria" w:hAnsi="Cambria" w:cs="Cambria"/>
+                <w:lang w:val="en-DK"/>
+              </w:rPr>
+              <w:t> </w:t>
+            </w:r>
+            <w:r>
+              <w:rPr>
+                <w:rFonts w:ascii="Segoe MDL2 Assets" w:hAnsi="Segoe MDL2 Assets" w:cs="Times New Roman"/>
+                <w:lang w:val="en-DK"/>
+              </w:rPr>
+              <w:t xml:space="preserve"> </w:t>
+            </w:r>
+            <w:r>
+              <w:rPr>
+                <w:rFonts w:ascii="Cambria" w:hAnsi="Cambria" w:cs="Cambria"/>
+                <w:lang w:val="en-DK"/>
+              </w:rPr>
+              <w:t> </w:t>
+            </w:r>
+            <w:r>
+              <w:rPr>
+                <w:rFonts w:ascii="Segoe MDL2 Assets" w:hAnsi="Segoe MDL2 Assets" w:cs="Times New Roman"/>
+                <w:lang w:val="en-DK"/>
+              </w:rPr>
+              <w:t xml:space="preserve"> </w:t>
+            </w:r>
+            <w:r>
+              <w:rPr>
+                <w:rFonts w:ascii="Cambria" w:hAnsi="Cambria" w:cs="Cambria"/>
+                <w:lang w:val="en-DK"/>
+              </w:rPr>
+              <w:t> </w:t>
+            </w:r>
+            <w:r>
+              <w:rPr>
+                <w:rFonts w:ascii="Segoe MDL2 Assets" w:hAnsi="Segoe MDL2 Assets" w:cs="Times New Roman"/>
+                <w:lang w:val="en-DK"/>
+              </w:rPr>
+              <w:t xml:space="preserve"> if dist &lt; 1:</w:t>
+            </w:r>
+          </w:p>
+          <w:p>
+            <w:pPr>
+              <w:rPr>
+                <w:rFonts w:ascii="Segoe MDL2 Assets" w:hAnsi="Segoe MDL2 Assets" w:cs="Times New Roman"/>
+                <w:lang w:val="en-DK"/>
+              </w:rPr>
+            </w:pPr>
+            <w:r>
+              <w:rPr>
+                <w:rFonts w:ascii="Cambria" w:hAnsi="Cambria" w:cs="Cambria"/>
+                <w:lang w:val="en-DK"/>
+              </w:rPr>
+              <w:t> </w:t>
+            </w:r>
+            <w:r>
+              <w:rPr>
+                <w:rFonts w:ascii="Segoe MDL2 Assets" w:hAnsi="Segoe MDL2 Assets" w:cs="Times New Roman"/>
+                <w:lang w:val="en-DK"/>
+              </w:rPr>
+              <w:t xml:space="preserve"> </w:t>
+            </w:r>
+            <w:r>
+              <w:rPr>
+                <w:rFonts w:ascii="Cambria" w:hAnsi="Cambria" w:cs="Cambria"/>
+                <w:lang w:val="en-DK"/>
+              </w:rPr>
+              <w:t> </w:t>
+            </w:r>
+            <w:r>
+              <w:rPr>
+                <w:rFonts w:ascii="Segoe MDL2 Assets" w:hAnsi="Segoe MDL2 Assets" w:cs="Times New Roman"/>
+                <w:lang w:val="en-DK"/>
+              </w:rPr>
+              <w:t xml:space="preserve"> </w:t>
+            </w:r>
+            <w:r>
+              <w:rPr>
+                <w:rFonts w:ascii="Cambria" w:hAnsi="Cambria" w:cs="Cambria"/>
+                <w:lang w:val="en-DK"/>
+              </w:rPr>
+              <w:t> </w:t>
+            </w:r>
+            <w:r>
+              <w:rPr>
+                <w:rFonts w:ascii="Segoe MDL2 Assets" w:hAnsi="Segoe MDL2 Assets" w:cs="Times New Roman"/>
+                <w:lang w:val="en-DK"/>
+              </w:rPr>
+              <w:t xml:space="preserve"> </w:t>
+            </w:r>
+            <w:r>
+              <w:rPr>
+                <w:rFonts w:ascii="Cambria" w:hAnsi="Cambria" w:cs="Cambria"/>
+                <w:lang w:val="en-DK"/>
+              </w:rPr>
+              <w:t> </w:t>
+            </w:r>
+            <w:r>
+              <w:rPr>
+                <w:rFonts w:ascii="Segoe MDL2 Assets" w:hAnsi="Segoe MDL2 Assets" w:cs="Times New Roman"/>
+                <w:lang w:val="en-DK"/>
+              </w:rPr>
+              <w:t xml:space="preserve"> </w:t>
+            </w:r>
+            <w:r>
+              <w:rPr>
+                <w:rFonts w:ascii="Cambria" w:hAnsi="Cambria" w:cs="Cambria"/>
+                <w:lang w:val="en-DK"/>
+              </w:rPr>
+              <w:t> </w:t>
+            </w:r>
+            <w:r>
+              <w:rPr>
+                <w:rFonts w:ascii="Segoe MDL2 Assets" w:hAnsi="Segoe MDL2 Assets" w:cs="Times New Roman"/>
+                <w:lang w:val="en-DK"/>
+              </w:rPr>
+              <w:t xml:space="preserve"> </w:t>
+            </w:r>
+            <w:r>
+              <w:rPr>
+                <w:rFonts w:ascii="Cambria" w:hAnsi="Cambria" w:cs="Cambria"/>
+                <w:lang w:val="en-DK"/>
+              </w:rPr>
+              <w:t> </w:t>
+            </w:r>
+            <w:r>
+              <w:rPr>
+                <w:rFonts w:ascii="Segoe MDL2 Assets" w:hAnsi="Segoe MDL2 Assets" w:cs="Times New Roman"/>
+                <w:lang w:val="en-DK"/>
+              </w:rPr>
+              <w:t xml:space="preserve"> </w:t>
+            </w:r>
+            <w:r>
+              <w:rPr>
+                <w:rFonts w:ascii="Cambria" w:hAnsi="Cambria" w:cs="Cambria"/>
+                <w:lang w:val="en-DK"/>
+              </w:rPr>
+              <w:t> </w:t>
+            </w:r>
+            <w:r>
+              <w:rPr>
+                <w:rFonts w:ascii="Segoe MDL2 Assets" w:hAnsi="Segoe MDL2 Assets" w:cs="Times New Roman"/>
+                <w:lang w:val="en-DK"/>
+              </w:rPr>
+              <w:t xml:space="preserve"> </w:t>
+            </w:r>
+            <w:r>
+              <w:rPr>
+                <w:rFonts w:ascii="Cambria" w:hAnsi="Cambria" w:cs="Cambria"/>
+                <w:lang w:val="en-DK"/>
+              </w:rPr>
+              <w:t> </w:t>
+            </w:r>
+            <w:r>
+              <w:rPr>
+                <w:rFonts w:ascii="Segoe MDL2 Assets" w:hAnsi="Segoe MDL2 Assets" w:cs="Times New Roman"/>
+                <w:lang w:val="en-DK"/>
+              </w:rPr>
+              <w:t xml:space="preserve"> </w:t>
+            </w:r>
+            <w:r>
+              <w:rPr>
+                <w:rFonts w:ascii="Cambria" w:hAnsi="Cambria" w:cs="Cambria"/>
+                <w:lang w:val="en-DK"/>
+              </w:rPr>
+              <w:t> </w:t>
+            </w:r>
+            <w:r>
+              <w:rPr>
+                <w:rFonts w:ascii="Segoe MDL2 Assets" w:hAnsi="Segoe MDL2 Assets" w:cs="Times New Roman"/>
+                <w:lang w:val="en-DK"/>
+              </w:rPr>
+              <w:t xml:space="preserve"> </w:t>
+            </w:r>
+            <w:r>
+              <w:rPr>
+                <w:rFonts w:ascii="Cambria" w:hAnsi="Cambria" w:cs="Cambria"/>
+                <w:lang w:val="en-DK"/>
+              </w:rPr>
+              <w:t> </w:t>
+            </w:r>
+            <w:r>
+              <w:rPr>
+                <w:rFonts w:ascii="Segoe MDL2 Assets" w:hAnsi="Segoe MDL2 Assets" w:cs="Times New Roman"/>
+                <w:lang w:val="en-DK"/>
+              </w:rPr>
+              <w:t xml:space="preserve"> continue</w:t>
+            </w:r>
+          </w:p>
+          <w:p>
+            <w:pPr>
+              <w:rPr>
+                <w:rFonts w:ascii="Segoe MDL2 Assets" w:hAnsi="Segoe MDL2 Assets" w:cs="Times New Roman"/>
+                <w:lang w:val="en-DK"/>
+              </w:rPr>
+            </w:pPr>
+          </w:p>
+          <w:p>
+            <w:pPr>
+              <w:rPr>
+                <w:rFonts w:ascii="Segoe MDL2 Assets" w:hAnsi="Segoe MDL2 Assets" w:cs="Times New Roman"/>
+                <w:lang w:val="en-DK"/>
+              </w:rPr>
+            </w:pPr>
+            <w:r>
+              <w:rPr>
+                <w:rFonts w:ascii="Cambria" w:hAnsi="Cambria" w:cs="Cambria"/>
+                <w:lang w:val="en-DK"/>
+              </w:rPr>
+              <w:t> </w:t>
+            </w:r>
+            <w:r>
+              <w:rPr>
+                <w:rFonts w:ascii="Segoe MDL2 Assets" w:hAnsi="Segoe MDL2 Assets" w:cs="Times New Roman"/>
+                <w:lang w:val="en-DK"/>
+              </w:rPr>
+              <w:t xml:space="preserve"> </w:t>
+            </w:r>
+            <w:r>
+              <w:rPr>
+                <w:rFonts w:ascii="Cambria" w:hAnsi="Cambria" w:cs="Cambria"/>
+                <w:lang w:val="en-DK"/>
+              </w:rPr>
+              <w:t> </w:t>
+            </w:r>
+            <w:r>
+              <w:rPr>
+                <w:rFonts w:ascii="Segoe MDL2 Assets" w:hAnsi="Segoe MDL2 Assets" w:cs="Times New Roman"/>
+                <w:lang w:val="en-DK"/>
+              </w:rPr>
+              <w:t xml:space="preserve"> </w:t>
+            </w:r>
+            <w:r>
+              <w:rPr>
+                <w:rFonts w:ascii="Cambria" w:hAnsi="Cambria" w:cs="Cambria"/>
+                <w:lang w:val="en-DK"/>
+              </w:rPr>
+              <w:t> </w:t>
+            </w:r>
+            <w:r>
+              <w:rPr>
+                <w:rFonts w:ascii="Segoe MDL2 Assets" w:hAnsi="Segoe MDL2 Assets" w:cs="Times New Roman"/>
+                <w:lang w:val="en-DK"/>
+              </w:rPr>
+              <w:t xml:space="preserve"> </w:t>
+            </w:r>
+            <w:r>
+              <w:rPr>
+                <w:rFonts w:ascii="Cambria" w:hAnsi="Cambria" w:cs="Cambria"/>
+                <w:lang w:val="en-DK"/>
+              </w:rPr>
+              <w:t> </w:t>
+            </w:r>
+            <w:r>
+              <w:rPr>
+                <w:rFonts w:ascii="Segoe MDL2 Assets" w:hAnsi="Segoe MDL2 Assets" w:cs="Times New Roman"/>
+                <w:lang w:val="en-DK"/>
+              </w:rPr>
+              <w:t xml:space="preserve"> </w:t>
+            </w:r>
+            <w:r>
+              <w:rPr>
+                <w:rFonts w:ascii="Cambria" w:hAnsi="Cambria" w:cs="Cambria"/>
+                <w:lang w:val="en-DK"/>
+              </w:rPr>
+              <w:t> </w:t>
+            </w:r>
+            <w:r>
+              <w:rPr>
+                <w:rFonts w:ascii="Segoe MDL2 Assets" w:hAnsi="Segoe MDL2 Assets" w:cs="Times New Roman"/>
+                <w:lang w:val="en-DK"/>
+              </w:rPr>
+              <w:t xml:space="preserve"> </w:t>
+            </w:r>
+            <w:r>
+              <w:rPr>
+                <w:rFonts w:ascii="Cambria" w:hAnsi="Cambria" w:cs="Cambria"/>
+                <w:lang w:val="en-DK"/>
+              </w:rPr>
+              <w:t> </w:t>
+            </w:r>
+            <w:r>
+              <w:rPr>
+                <w:rFonts w:ascii="Segoe MDL2 Assets" w:hAnsi="Segoe MDL2 Assets" w:cs="Times New Roman"/>
+                <w:lang w:val="en-DK"/>
+              </w:rPr>
+              <w:t xml:space="preserve"> </w:t>
+            </w:r>
+            <w:r>
+              <w:rPr>
+                <w:rFonts w:ascii="Cambria" w:hAnsi="Cambria" w:cs="Cambria"/>
+                <w:lang w:val="en-DK"/>
+              </w:rPr>
+              <w:t> </w:t>
+            </w:r>
+            <w:r>
+              <w:rPr>
+                <w:rFonts w:ascii="Segoe MDL2 Assets" w:hAnsi="Segoe MDL2 Assets" w:cs="Times New Roman"/>
+                <w:lang w:val="en-DK"/>
+              </w:rPr>
+              <w:t xml:space="preserve"> </w:t>
+            </w:r>
+            <w:r>
+              <w:rPr>
+                <w:rFonts w:ascii="Cambria" w:hAnsi="Cambria" w:cs="Cambria"/>
+                <w:lang w:val="en-DK"/>
+              </w:rPr>
+              <w:t> </w:t>
+            </w:r>
+            <w:r>
+              <w:rPr>
+                <w:rFonts w:ascii="Segoe MDL2 Assets" w:hAnsi="Segoe MDL2 Assets" w:cs="Times New Roman"/>
+                <w:lang w:val="en-DK"/>
+              </w:rPr>
+              <w:t xml:space="preserve"> </w:t>
+            </w:r>
+            <w:proofErr w:type="spellStart"/>
+            <w:r>
+              <w:rPr>
+                <w:rFonts w:ascii="Segoe MDL2 Assets" w:hAnsi="Segoe MDL2 Assets" w:cs="Times New Roman"/>
+                <w:lang w:val="en-DK"/>
+              </w:rPr>
+              <w:t>ax</w:t>
+            </w:r>
+            <w:proofErr w:type="spellEnd"/>
+            <w:r>
+              <w:rPr>
+                <w:rFonts w:ascii="Segoe MDL2 Assets" w:hAnsi="Segoe MDL2 Assets" w:cs="Times New Roman"/>
+                <w:lang w:val="en-DK"/>
+              </w:rPr>
+              <w:t xml:space="preserve"> += </w:t>
+            </w:r>
+            <w:proofErr w:type="spellStart"/>
+            <w:r>
+              <w:rPr>
+                <w:rFonts w:ascii="Segoe MDL2 Assets" w:hAnsi="Segoe MDL2 Assets" w:cs="Times New Roman"/>
+                <w:lang w:val="en-DK"/>
+              </w:rPr>
+              <w:t>self.G</w:t>
+            </w:r>
+            <w:proofErr w:type="spellEnd"/>
+            <w:r>
+              <w:rPr>
+                <w:rFonts w:ascii="Segoe MDL2 Assets" w:hAnsi="Segoe MDL2 Assets" w:cs="Times New Roman"/>
+                <w:lang w:val="en-DK"/>
+              </w:rPr>
+              <w:t xml:space="preserve"> * MASS * dx / dist**3</w:t>
+            </w:r>
+          </w:p>
+          <w:p>
+            <w:pPr>
+              <w:rPr>
+                <w:rFonts w:ascii="Segoe MDL2 Assets" w:hAnsi="Segoe MDL2 Assets" w:cs="Times New Roman"/>
+                <w:lang w:val="en-DK"/>
+              </w:rPr>
+            </w:pPr>
+            <w:r>
+              <w:rPr>
+                <w:rFonts w:ascii="Cambria" w:hAnsi="Cambria" w:cs="Cambria"/>
+                <w:lang w:val="en-DK"/>
+              </w:rPr>
+              <w:t> </w:t>
+            </w:r>
+            <w:r>
+              <w:rPr>
+                <w:rFonts w:ascii="Segoe MDL2 Assets" w:hAnsi="Segoe MDL2 Assets" w:cs="Times New Roman"/>
+                <w:lang w:val="en-DK"/>
+              </w:rPr>
+              <w:t xml:space="preserve"> </w:t>
+            </w:r>
+            <w:r>
+              <w:rPr>
+                <w:rFonts w:ascii="Cambria" w:hAnsi="Cambria" w:cs="Cambria"/>
+                <w:lang w:val="en-DK"/>
+              </w:rPr>
+              <w:t> </w:t>
+            </w:r>
+            <w:r>
+              <w:rPr>
+                <w:rFonts w:ascii="Segoe MDL2 Assets" w:hAnsi="Segoe MDL2 Assets" w:cs="Times New Roman"/>
+                <w:lang w:val="en-DK"/>
+              </w:rPr>
+              <w:t xml:space="preserve"> </w:t>
+            </w:r>
+            <w:r>
+              <w:rPr>
+                <w:rFonts w:ascii="Cambria" w:hAnsi="Cambria" w:cs="Cambria"/>
+                <w:lang w:val="en-DK"/>
+              </w:rPr>
+              <w:t> </w:t>
+            </w:r>
+            <w:r>
+              <w:rPr>
+                <w:rFonts w:ascii="Segoe MDL2 Assets" w:hAnsi="Segoe MDL2 Assets" w:cs="Times New Roman"/>
+                <w:lang w:val="en-DK"/>
+              </w:rPr>
+              <w:t xml:space="preserve"> </w:t>
+            </w:r>
+            <w:r>
+              <w:rPr>
+                <w:rFonts w:ascii="Cambria" w:hAnsi="Cambria" w:cs="Cambria"/>
+                <w:lang w:val="en-DK"/>
+              </w:rPr>
+              <w:t> </w:t>
+            </w:r>
+            <w:r>
+              <w:rPr>
+                <w:rFonts w:ascii="Segoe MDL2 Assets" w:hAnsi="Segoe MDL2 Assets" w:cs="Times New Roman"/>
+                <w:lang w:val="en-DK"/>
+              </w:rPr>
+              <w:t xml:space="preserve"> </w:t>
+            </w:r>
+            <w:r>
+              <w:rPr>
+                <w:rFonts w:ascii="Cambria" w:hAnsi="Cambria" w:cs="Cambria"/>
+                <w:lang w:val="en-DK"/>
+              </w:rPr>
+              <w:t> </w:t>
+            </w:r>
+            <w:r>
+              <w:rPr>
+                <w:rFonts w:ascii="Segoe MDL2 Assets" w:hAnsi="Segoe MDL2 Assets" w:cs="Times New Roman"/>
+                <w:lang w:val="en-DK"/>
+              </w:rPr>
+              <w:t xml:space="preserve"> </w:t>
+            </w:r>
+            <w:r>
+              <w:rPr>
+                <w:rFonts w:ascii="Cambria" w:hAnsi="Cambria" w:cs="Cambria"/>
+                <w:lang w:val="en-DK"/>
+              </w:rPr>
+              <w:t> </w:t>
+            </w:r>
+            <w:r>
+              <w:rPr>
+                <w:rFonts w:ascii="Segoe MDL2 Assets" w:hAnsi="Segoe MDL2 Assets" w:cs="Times New Roman"/>
+                <w:lang w:val="en-DK"/>
+              </w:rPr>
+              <w:t xml:space="preserve"> </w:t>
+            </w:r>
+            <w:r>
+              <w:rPr>
+                <w:rFonts w:ascii="Cambria" w:hAnsi="Cambria" w:cs="Cambria"/>
+                <w:lang w:val="en-DK"/>
+              </w:rPr>
+              <w:t> </w:t>
+            </w:r>
+            <w:r>
+              <w:rPr>
+                <w:rFonts w:ascii="Segoe MDL2 Assets" w:hAnsi="Segoe MDL2 Assets" w:cs="Times New Roman"/>
+                <w:lang w:val="en-DK"/>
+              </w:rPr>
+              <w:t xml:space="preserve"> </w:t>
+            </w:r>
+            <w:r>
+              <w:rPr>
+                <w:rFonts w:ascii="Cambria" w:hAnsi="Cambria" w:cs="Cambria"/>
+                <w:lang w:val="en-DK"/>
+              </w:rPr>
+              <w:t> </w:t>
+            </w:r>
+            <w:r>
+              <w:rPr>
+                <w:rFonts w:ascii="Segoe MDL2 Assets" w:hAnsi="Segoe MDL2 Assets" w:cs="Times New Roman"/>
+                <w:lang w:val="en-DK"/>
+              </w:rPr>
+              <w:t xml:space="preserve"> ay += </w:t>
+            </w:r>
+            <w:proofErr w:type="spellStart"/>
+            <w:r>
+              <w:rPr>
+                <w:rFonts w:ascii="Segoe MDL2 Assets" w:hAnsi="Segoe MDL2 Assets" w:cs="Times New Roman"/>
+                <w:lang w:val="en-DK"/>
+              </w:rPr>
+              <w:t>self.G</w:t>
+            </w:r>
+            <w:proofErr w:type="spellEnd"/>
+            <w:r>
+              <w:rPr>
+                <w:rFonts w:ascii="Segoe MDL2 Assets" w:hAnsi="Segoe MDL2 Assets" w:cs="Times New Roman"/>
+                <w:lang w:val="en-DK"/>
+              </w:rPr>
+              <w:t xml:space="preserve"> * MASS * </w:t>
+            </w:r>
+            <w:proofErr w:type="spellStart"/>
+            <w:r>
+              <w:rPr>
+                <w:rFonts w:ascii="Segoe MDL2 Assets" w:hAnsi="Segoe MDL2 Assets" w:cs="Times New Roman"/>
+                <w:lang w:val="en-DK"/>
+              </w:rPr>
+              <w:t>dy</w:t>
+            </w:r>
+            <w:proofErr w:type="spellEnd"/>
+            <w:r>
+              <w:rPr>
+                <w:rFonts w:ascii="Segoe MDL2 Assets" w:hAnsi="Segoe MDL2 Assets" w:cs="Times New Roman"/>
+                <w:lang w:val="en-DK"/>
+              </w:rPr>
+              <w:t xml:space="preserve"> / dist**3</w:t>
+            </w:r>
+          </w:p>
+          <w:p>
+            <w:pPr>
+              <w:rPr>
+                <w:rFonts w:ascii="Segoe MDL2 Assets" w:hAnsi="Segoe MDL2 Assets" w:cs="Times New Roman"/>
+                <w:lang w:val="en-DK"/>
+              </w:rPr>
+            </w:pPr>
+          </w:p>
+          <w:p>
+            <w:pPr>
+              <w:rPr>
+                <w:rFonts w:ascii="Segoe MDL2 Assets" w:hAnsi="Segoe MDL2 Assets" w:cs="Times New Roman"/>
+                <w:lang w:val="en-DK"/>
+              </w:rPr>
+            </w:pPr>
+            <w:r>
+              <w:rPr>
+                <w:rFonts w:ascii="Cambria" w:hAnsi="Cambria" w:cs="Cambria"/>
+                <w:lang w:val="en-DK"/>
+              </w:rPr>
+              <w:t> </w:t>
+            </w:r>
+            <w:r>
+              <w:rPr>
+                <w:rFonts w:ascii="Segoe MDL2 Assets" w:hAnsi="Segoe MDL2 Assets" w:cs="Times New Roman"/>
+                <w:lang w:val="en-DK"/>
+              </w:rPr>
+              <w:t xml:space="preserve"> </w:t>
+            </w:r>
+            <w:r>
+              <w:rPr>
+                <w:rFonts w:ascii="Cambria" w:hAnsi="Cambria" w:cs="Cambria"/>
+                <w:lang w:val="en-DK"/>
+              </w:rPr>
+              <w:t> </w:t>
+            </w:r>
+            <w:r>
+              <w:rPr>
+                <w:rFonts w:ascii="Segoe MDL2 Assets" w:hAnsi="Segoe MDL2 Assets" w:cs="Times New Roman"/>
+                <w:lang w:val="en-DK"/>
+              </w:rPr>
+              <w:t xml:space="preserve"> </w:t>
+            </w:r>
+            <w:r>
+              <w:rPr>
+                <w:rFonts w:ascii="Cambria" w:hAnsi="Cambria" w:cs="Cambria"/>
+                <w:lang w:val="en-DK"/>
+              </w:rPr>
+              <w:t> </w:t>
+            </w:r>
+            <w:r>
+              <w:rPr>
+                <w:rFonts w:ascii="Segoe MDL2 Assets" w:hAnsi="Segoe MDL2 Assets" w:cs="Times New Roman"/>
+                <w:lang w:val="en-DK"/>
+              </w:rPr>
+              <w:t xml:space="preserve"> </w:t>
+            </w:r>
+            <w:r>
+              <w:rPr>
+                <w:rFonts w:ascii="Cambria" w:hAnsi="Cambria" w:cs="Cambria"/>
+                <w:lang w:val="en-DK"/>
+              </w:rPr>
+              <w:t> </w:t>
+            </w:r>
+            <w:r>
+              <w:rPr>
+                <w:rFonts w:ascii="Segoe MDL2 Assets" w:hAnsi="Segoe MDL2 Assets" w:cs="Times New Roman"/>
+                <w:lang w:val="en-DK"/>
+              </w:rPr>
+              <w:t xml:space="preserve"> </w:t>
+            </w:r>
+            <w:r>
+              <w:rPr>
+                <w:rFonts w:ascii="Cambria" w:hAnsi="Cambria" w:cs="Cambria"/>
+                <w:lang w:val="en-DK"/>
+              </w:rPr>
+              <w:t> </w:t>
+            </w:r>
+            <w:r>
+              <w:rPr>
+                <w:rFonts w:ascii="Segoe MDL2 Assets" w:hAnsi="Segoe MDL2 Assets" w:cs="Times New Roman"/>
+                <w:lang w:val="en-DK"/>
+              </w:rPr>
+              <w:t xml:space="preserve"> </w:t>
+            </w:r>
+            <w:r>
+              <w:rPr>
+                <w:rFonts w:ascii="Cambria" w:hAnsi="Cambria" w:cs="Cambria"/>
+                <w:lang w:val="en-DK"/>
+              </w:rPr>
+              <w:t> </w:t>
+            </w:r>
+            <w:r>
+              <w:rPr>
+                <w:rFonts w:ascii="Segoe MDL2 Assets" w:hAnsi="Segoe MDL2 Assets" w:cs="Times New Roman"/>
+                <w:lang w:val="en-DK"/>
+              </w:rPr>
+              <w:t xml:space="preserve"> VELOCITY[0] += </w:t>
+            </w:r>
+            <w:proofErr w:type="spellStart"/>
+            <w:r>
+              <w:rPr>
+                <w:rFonts w:ascii="Segoe MDL2 Assets" w:hAnsi="Segoe MDL2 Assets" w:cs="Times New Roman"/>
+                <w:lang w:val="en-DK"/>
+              </w:rPr>
+              <w:t>ax</w:t>
+            </w:r>
+            <w:proofErr w:type="spellEnd"/>
+          </w:p>
+          <w:p>
+            <w:pPr>
+              <w:rPr>
+                <w:rFonts w:ascii="Segoe MDL2 Assets" w:hAnsi="Segoe MDL2 Assets" w:cs="Times New Roman"/>
+                <w:lang w:val="en-DK"/>
+              </w:rPr>
+            </w:pPr>
+            <w:r>
+              <w:rPr>
+                <w:rFonts w:ascii="Cambria" w:hAnsi="Cambria" w:cs="Cambria"/>
+                <w:lang w:val="en-DK"/>
+              </w:rPr>
+              <w:t> </w:t>
+            </w:r>
+            <w:r>
+              <w:rPr>
+                <w:rFonts w:ascii="Segoe MDL2 Assets" w:hAnsi="Segoe MDL2 Assets" w:cs="Times New Roman"/>
+                <w:lang w:val="en-DK"/>
+              </w:rPr>
+              <w:t xml:space="preserve"> </w:t>
+            </w:r>
+            <w:r>
+              <w:rPr>
+                <w:rFonts w:ascii="Cambria" w:hAnsi="Cambria" w:cs="Cambria"/>
+                <w:lang w:val="en-DK"/>
+              </w:rPr>
+              <w:t> </w:t>
+            </w:r>
+            <w:r>
+              <w:rPr>
+                <w:rFonts w:ascii="Segoe MDL2 Assets" w:hAnsi="Segoe MDL2 Assets" w:cs="Times New Roman"/>
+                <w:lang w:val="en-DK"/>
+              </w:rPr>
+              <w:t xml:space="preserve"> </w:t>
+            </w:r>
+            <w:r>
+              <w:rPr>
+                <w:rFonts w:ascii="Cambria" w:hAnsi="Cambria" w:cs="Cambria"/>
+                <w:lang w:val="en-DK"/>
+              </w:rPr>
+              <w:t> </w:t>
+            </w:r>
+            <w:r>
+              <w:rPr>
+                <w:rFonts w:ascii="Segoe MDL2 Assets" w:hAnsi="Segoe MDL2 Assets" w:cs="Times New Roman"/>
+                <w:lang w:val="en-DK"/>
+              </w:rPr>
+              <w:t xml:space="preserve"> </w:t>
+            </w:r>
+            <w:r>
+              <w:rPr>
+                <w:rFonts w:ascii="Cambria" w:hAnsi="Cambria" w:cs="Cambria"/>
+                <w:lang w:val="en-DK"/>
+              </w:rPr>
+              <w:t> </w:t>
+            </w:r>
+            <w:r>
+              <w:rPr>
+                <w:rFonts w:ascii="Segoe MDL2 Assets" w:hAnsi="Segoe MDL2 Assets" w:cs="Times New Roman"/>
+                <w:lang w:val="en-DK"/>
+              </w:rPr>
+              <w:t xml:space="preserve"> </w:t>
+            </w:r>
+            <w:r>
+              <w:rPr>
+                <w:rFonts w:ascii="Cambria" w:hAnsi="Cambria" w:cs="Cambria"/>
+                <w:lang w:val="en-DK"/>
+              </w:rPr>
+              <w:t> </w:t>
+            </w:r>
+            <w:r>
+              <w:rPr>
+                <w:rFonts w:ascii="Segoe MDL2 Assets" w:hAnsi="Segoe MDL2 Assets" w:cs="Times New Roman"/>
+                <w:lang w:val="en-DK"/>
+              </w:rPr>
+              <w:t xml:space="preserve"> </w:t>
+            </w:r>
+            <w:r>
+              <w:rPr>
+                <w:rFonts w:ascii="Cambria" w:hAnsi="Cambria" w:cs="Cambria"/>
+                <w:lang w:val="en-DK"/>
+              </w:rPr>
+              <w:t> </w:t>
+            </w:r>
+            <w:r>
+              <w:rPr>
+                <w:rFonts w:ascii="Segoe MDL2 Assets" w:hAnsi="Segoe MDL2 Assets" w:cs="Times New Roman"/>
+                <w:lang w:val="en-DK"/>
+              </w:rPr>
+              <w:t xml:space="preserve"> VELOCITY[1] += ay</w:t>
+            </w:r>
+          </w:p>
+          <w:p>
+            <w:pPr>
+              <w:rPr>
+                <w:rFonts w:ascii="Segoe MDL2 Assets" w:hAnsi="Segoe MDL2 Assets" w:cs="Times New Roman"/>
+                <w:lang w:val="en-DK"/>
+              </w:rPr>
+            </w:pPr>
+          </w:p>
+          <w:p>
+            <w:pPr>
+              <w:rPr>
+                <w:rFonts w:ascii="Segoe MDL2 Assets" w:hAnsi="Segoe MDL2 Assets" w:cs="Times New Roman"/>
+                <w:lang w:val="en-DK"/>
+              </w:rPr>
+            </w:pPr>
+            <w:r>
+              <w:rPr>
+                <w:rFonts w:ascii="Cambria" w:hAnsi="Cambria" w:cs="Cambria"/>
+                <w:lang w:val="en-DK"/>
+              </w:rPr>
+              <w:lastRenderedPageBreak/>
+              <w:t> </w:t>
+            </w:r>
+            <w:r>
+              <w:rPr>
+                <w:rFonts w:ascii="Segoe MDL2 Assets" w:hAnsi="Segoe MDL2 Assets" w:cs="Times New Roman"/>
+                <w:lang w:val="en-DK"/>
+              </w:rPr>
+              <w:t xml:space="preserve"> </w:t>
+            </w:r>
+            <w:r>
+              <w:rPr>
+                <w:rFonts w:ascii="Cambria" w:hAnsi="Cambria" w:cs="Cambria"/>
+                <w:lang w:val="en-DK"/>
+              </w:rPr>
+              <w:t> </w:t>
+            </w:r>
+            <w:r>
+              <w:rPr>
+                <w:rFonts w:ascii="Segoe MDL2 Assets" w:hAnsi="Segoe MDL2 Assets" w:cs="Times New Roman"/>
+                <w:lang w:val="en-DK"/>
+              </w:rPr>
+              <w:t xml:space="preserve"> </w:t>
+            </w:r>
+            <w:r>
+              <w:rPr>
+                <w:rFonts w:ascii="Cambria" w:hAnsi="Cambria" w:cs="Cambria"/>
+                <w:lang w:val="en-DK"/>
+              </w:rPr>
+              <w:t> </w:t>
+            </w:r>
+            <w:r>
+              <w:rPr>
+                <w:rFonts w:ascii="Segoe MDL2 Assets" w:hAnsi="Segoe MDL2 Assets" w:cs="Times New Roman"/>
+                <w:lang w:val="en-DK"/>
+              </w:rPr>
+              <w:t xml:space="preserve"> </w:t>
+            </w:r>
+            <w:r>
+              <w:rPr>
+                <w:rFonts w:ascii="Cambria" w:hAnsi="Cambria" w:cs="Cambria"/>
+                <w:lang w:val="en-DK"/>
+              </w:rPr>
+              <w:t> </w:t>
+            </w:r>
+            <w:r>
+              <w:rPr>
+                <w:rFonts w:ascii="Segoe MDL2 Assets" w:hAnsi="Segoe MDL2 Assets" w:cs="Times New Roman"/>
+                <w:lang w:val="en-DK"/>
+              </w:rPr>
+              <w:t xml:space="preserve"> </w:t>
+            </w:r>
+            <w:r>
+              <w:rPr>
+                <w:rFonts w:ascii="Cambria" w:hAnsi="Cambria" w:cs="Cambria"/>
+                <w:lang w:val="en-DK"/>
+              </w:rPr>
+              <w:t> </w:t>
+            </w:r>
+            <w:r>
+              <w:rPr>
+                <w:rFonts w:ascii="Segoe MDL2 Assets" w:hAnsi="Segoe MDL2 Assets" w:cs="Times New Roman"/>
+                <w:lang w:val="en-DK"/>
+              </w:rPr>
+              <w:t xml:space="preserve"> </w:t>
+            </w:r>
+            <w:r>
+              <w:rPr>
+                <w:rFonts w:ascii="Cambria" w:hAnsi="Cambria" w:cs="Cambria"/>
+                <w:lang w:val="en-DK"/>
+              </w:rPr>
+              <w:t> </w:t>
+            </w:r>
+            <w:r>
+              <w:rPr>
+                <w:rFonts w:ascii="Segoe MDL2 Assets" w:hAnsi="Segoe MDL2 Assets" w:cs="Times New Roman"/>
+                <w:lang w:val="en-DK"/>
+              </w:rPr>
+              <w:t xml:space="preserve"> body1.updatePos(</w:t>
+            </w:r>
+          </w:p>
+          <w:p>
+            <w:pPr>
+              <w:rPr>
+                <w:rFonts w:ascii="Segoe MDL2 Assets" w:hAnsi="Segoe MDL2 Assets" w:cs="Times New Roman"/>
+                <w:lang w:val="en-DK"/>
+              </w:rPr>
+            </w:pPr>
+            <w:r>
+              <w:rPr>
+                <w:rFonts w:ascii="Cambria" w:hAnsi="Cambria" w:cs="Cambria"/>
+                <w:lang w:val="en-DK"/>
+              </w:rPr>
+              <w:t> </w:t>
+            </w:r>
+            <w:r>
+              <w:rPr>
+                <w:rFonts w:ascii="Segoe MDL2 Assets" w:hAnsi="Segoe MDL2 Assets" w:cs="Times New Roman"/>
+                <w:lang w:val="en-DK"/>
+              </w:rPr>
+              <w:t xml:space="preserve"> </w:t>
+            </w:r>
+            <w:r>
+              <w:rPr>
+                <w:rFonts w:ascii="Cambria" w:hAnsi="Cambria" w:cs="Cambria"/>
+                <w:lang w:val="en-DK"/>
+              </w:rPr>
+              <w:t> </w:t>
+            </w:r>
+            <w:r>
+              <w:rPr>
+                <w:rFonts w:ascii="Segoe MDL2 Assets" w:hAnsi="Segoe MDL2 Assets" w:cs="Times New Roman"/>
+                <w:lang w:val="en-DK"/>
+              </w:rPr>
+              <w:t xml:space="preserve"> </w:t>
+            </w:r>
+            <w:r>
+              <w:rPr>
+                <w:rFonts w:ascii="Cambria" w:hAnsi="Cambria" w:cs="Cambria"/>
+                <w:lang w:val="en-DK"/>
+              </w:rPr>
+              <w:t> </w:t>
+            </w:r>
+            <w:r>
+              <w:rPr>
+                <w:rFonts w:ascii="Segoe MDL2 Assets" w:hAnsi="Segoe MDL2 Assets" w:cs="Times New Roman"/>
+                <w:lang w:val="en-DK"/>
+              </w:rPr>
+              <w:t xml:space="preserve"> </w:t>
+            </w:r>
+            <w:r>
+              <w:rPr>
+                <w:rFonts w:ascii="Cambria" w:hAnsi="Cambria" w:cs="Cambria"/>
+                <w:lang w:val="en-DK"/>
+              </w:rPr>
+              <w:t> </w:t>
+            </w:r>
+            <w:r>
+              <w:rPr>
+                <w:rFonts w:ascii="Segoe MDL2 Assets" w:hAnsi="Segoe MDL2 Assets" w:cs="Times New Roman"/>
+                <w:lang w:val="en-DK"/>
+              </w:rPr>
+              <w:t xml:space="preserve"> </w:t>
+            </w:r>
+            <w:r>
+              <w:rPr>
+                <w:rFonts w:ascii="Cambria" w:hAnsi="Cambria" w:cs="Cambria"/>
+                <w:lang w:val="en-DK"/>
+              </w:rPr>
+              <w:t> </w:t>
+            </w:r>
+            <w:r>
+              <w:rPr>
+                <w:rFonts w:ascii="Segoe MDL2 Assets" w:hAnsi="Segoe MDL2 Assets" w:cs="Times New Roman"/>
+                <w:lang w:val="en-DK"/>
+              </w:rPr>
+              <w:t xml:space="preserve"> </w:t>
+            </w:r>
+            <w:r>
+              <w:rPr>
+                <w:rFonts w:ascii="Cambria" w:hAnsi="Cambria" w:cs="Cambria"/>
+                <w:lang w:val="en-DK"/>
+              </w:rPr>
+              <w:t> </w:t>
+            </w:r>
+            <w:r>
+              <w:rPr>
+                <w:rFonts w:ascii="Segoe MDL2 Assets" w:hAnsi="Segoe MDL2 Assets" w:cs="Times New Roman"/>
+                <w:lang w:val="en-DK"/>
+              </w:rPr>
+              <w:t xml:space="preserve"> </w:t>
+            </w:r>
+            <w:r>
+              <w:rPr>
+                <w:rFonts w:ascii="Cambria" w:hAnsi="Cambria" w:cs="Cambria"/>
+                <w:lang w:val="en-DK"/>
+              </w:rPr>
+              <w:t> </w:t>
+            </w:r>
+            <w:r>
+              <w:rPr>
+                <w:rFonts w:ascii="Segoe MDL2 Assets" w:hAnsi="Segoe MDL2 Assets" w:cs="Times New Roman"/>
+                <w:lang w:val="en-DK"/>
+              </w:rPr>
+              <w:t xml:space="preserve"> </w:t>
+            </w:r>
+            <w:r>
+              <w:rPr>
+                <w:rFonts w:ascii="Cambria" w:hAnsi="Cambria" w:cs="Cambria"/>
+                <w:lang w:val="en-DK"/>
+              </w:rPr>
+              <w:t> </w:t>
+            </w:r>
+            <w:r>
+              <w:rPr>
+                <w:rFonts w:ascii="Segoe MDL2 Assets" w:hAnsi="Segoe MDL2 Assets" w:cs="Times New Roman"/>
+                <w:lang w:val="en-DK"/>
+              </w:rPr>
+              <w:t xml:space="preserve"> VELOCITY[0] * </w:t>
+            </w:r>
+            <w:proofErr w:type="spellStart"/>
+            <w:r>
+              <w:rPr>
+                <w:rFonts w:ascii="Segoe MDL2 Assets" w:hAnsi="Segoe MDL2 Assets" w:cs="Times New Roman"/>
+                <w:lang w:val="en-DK"/>
+              </w:rPr>
+              <w:t>self.dt</w:t>
+            </w:r>
+            <w:proofErr w:type="spellEnd"/>
+            <w:r>
+              <w:rPr>
+                <w:rFonts w:ascii="Segoe MDL2 Assets" w:hAnsi="Segoe MDL2 Assets" w:cs="Times New Roman"/>
+                <w:lang w:val="en-DK"/>
+              </w:rPr>
+              <w:t>,</w:t>
+            </w:r>
+          </w:p>
+          <w:p>
+            <w:pPr>
+              <w:rPr>
+                <w:rFonts w:ascii="Segoe MDL2 Assets" w:hAnsi="Segoe MDL2 Assets" w:cs="Times New Roman"/>
+                <w:lang w:val="en-DK"/>
+              </w:rPr>
+            </w:pPr>
+            <w:r>
+              <w:rPr>
+                <w:rFonts w:ascii="Cambria" w:hAnsi="Cambria" w:cs="Cambria"/>
+                <w:lang w:val="en-DK"/>
+              </w:rPr>
+              <w:t> </w:t>
+            </w:r>
+            <w:r>
+              <w:rPr>
+                <w:rFonts w:ascii="Segoe MDL2 Assets" w:hAnsi="Segoe MDL2 Assets" w:cs="Times New Roman"/>
+                <w:lang w:val="en-DK"/>
+              </w:rPr>
+              <w:t xml:space="preserve"> </w:t>
+            </w:r>
+            <w:r>
+              <w:rPr>
+                <w:rFonts w:ascii="Cambria" w:hAnsi="Cambria" w:cs="Cambria"/>
+                <w:lang w:val="en-DK"/>
+              </w:rPr>
+              <w:t> </w:t>
+            </w:r>
+            <w:r>
+              <w:rPr>
+                <w:rFonts w:ascii="Segoe MDL2 Assets" w:hAnsi="Segoe MDL2 Assets" w:cs="Times New Roman"/>
+                <w:lang w:val="en-DK"/>
+              </w:rPr>
+              <w:t xml:space="preserve"> </w:t>
+            </w:r>
+            <w:r>
+              <w:rPr>
+                <w:rFonts w:ascii="Cambria" w:hAnsi="Cambria" w:cs="Cambria"/>
+                <w:lang w:val="en-DK"/>
+              </w:rPr>
+              <w:t> </w:t>
+            </w:r>
+            <w:r>
+              <w:rPr>
+                <w:rFonts w:ascii="Segoe MDL2 Assets" w:hAnsi="Segoe MDL2 Assets" w:cs="Times New Roman"/>
+                <w:lang w:val="en-DK"/>
+              </w:rPr>
+              <w:t xml:space="preserve"> </w:t>
+            </w:r>
+            <w:r>
+              <w:rPr>
+                <w:rFonts w:ascii="Cambria" w:hAnsi="Cambria" w:cs="Cambria"/>
+                <w:lang w:val="en-DK"/>
+              </w:rPr>
+              <w:t> </w:t>
+            </w:r>
+            <w:r>
+              <w:rPr>
+                <w:rFonts w:ascii="Segoe MDL2 Assets" w:hAnsi="Segoe MDL2 Assets" w:cs="Times New Roman"/>
+                <w:lang w:val="en-DK"/>
+              </w:rPr>
+              <w:t xml:space="preserve"> </w:t>
+            </w:r>
+            <w:r>
+              <w:rPr>
+                <w:rFonts w:ascii="Cambria" w:hAnsi="Cambria" w:cs="Cambria"/>
+                <w:lang w:val="en-DK"/>
+              </w:rPr>
+              <w:t> </w:t>
+            </w:r>
+            <w:r>
+              <w:rPr>
+                <w:rFonts w:ascii="Segoe MDL2 Assets" w:hAnsi="Segoe MDL2 Assets" w:cs="Times New Roman"/>
+                <w:lang w:val="en-DK"/>
+              </w:rPr>
+              <w:t xml:space="preserve"> </w:t>
+            </w:r>
+            <w:r>
+              <w:rPr>
+                <w:rFonts w:ascii="Cambria" w:hAnsi="Cambria" w:cs="Cambria"/>
+                <w:lang w:val="en-DK"/>
+              </w:rPr>
+              <w:t> </w:t>
+            </w:r>
+            <w:r>
+              <w:rPr>
+                <w:rFonts w:ascii="Segoe MDL2 Assets" w:hAnsi="Segoe MDL2 Assets" w:cs="Times New Roman"/>
+                <w:lang w:val="en-DK"/>
+              </w:rPr>
+              <w:t xml:space="preserve"> </w:t>
+            </w:r>
+            <w:r>
+              <w:rPr>
+                <w:rFonts w:ascii="Cambria" w:hAnsi="Cambria" w:cs="Cambria"/>
+                <w:lang w:val="en-DK"/>
+              </w:rPr>
+              <w:t> </w:t>
+            </w:r>
+            <w:r>
+              <w:rPr>
+                <w:rFonts w:ascii="Segoe MDL2 Assets" w:hAnsi="Segoe MDL2 Assets" w:cs="Times New Roman"/>
+                <w:lang w:val="en-DK"/>
+              </w:rPr>
+              <w:t xml:space="preserve"> </w:t>
+            </w:r>
+            <w:r>
+              <w:rPr>
+                <w:rFonts w:ascii="Cambria" w:hAnsi="Cambria" w:cs="Cambria"/>
+                <w:lang w:val="en-DK"/>
+              </w:rPr>
+              <w:t> </w:t>
+            </w:r>
+            <w:r>
+              <w:rPr>
+                <w:rFonts w:ascii="Segoe MDL2 Assets" w:hAnsi="Segoe MDL2 Assets" w:cs="Times New Roman"/>
+                <w:lang w:val="en-DK"/>
+              </w:rPr>
+              <w:t xml:space="preserve"> VELOCITY[1] * </w:t>
+            </w:r>
+            <w:proofErr w:type="spellStart"/>
+            <w:r>
+              <w:rPr>
+                <w:rFonts w:ascii="Segoe MDL2 Assets" w:hAnsi="Segoe MDL2 Assets" w:cs="Times New Roman"/>
+                <w:lang w:val="en-DK"/>
+              </w:rPr>
+              <w:t>self.dt</w:t>
+            </w:r>
+            <w:proofErr w:type="spellEnd"/>
+          </w:p>
+          <w:p>
+            <w:pPr>
+              <w:rPr>
+                <w:rFonts w:ascii="Segoe MDL2 Assets" w:hAnsi="Segoe MDL2 Assets" w:cs="Times New Roman"/>
+                <w:lang w:val="en-DK"/>
+              </w:rPr>
+            </w:pPr>
+            <w:r>
+              <w:rPr>
+                <w:rFonts w:ascii="Cambria" w:hAnsi="Cambria" w:cs="Cambria"/>
+                <w:lang w:val="en-DK"/>
+              </w:rPr>
+              <w:t> </w:t>
+            </w:r>
+            <w:r>
+              <w:rPr>
+                <w:rFonts w:ascii="Segoe MDL2 Assets" w:hAnsi="Segoe MDL2 Assets" w:cs="Times New Roman"/>
+                <w:lang w:val="en-DK"/>
+              </w:rPr>
+              <w:t xml:space="preserve"> </w:t>
+            </w:r>
+            <w:r>
+              <w:rPr>
+                <w:rFonts w:ascii="Cambria" w:hAnsi="Cambria" w:cs="Cambria"/>
+                <w:lang w:val="en-DK"/>
+              </w:rPr>
+              <w:t> </w:t>
+            </w:r>
+            <w:r>
+              <w:rPr>
+                <w:rFonts w:ascii="Segoe MDL2 Assets" w:hAnsi="Segoe MDL2 Assets" w:cs="Times New Roman"/>
+                <w:lang w:val="en-DK"/>
+              </w:rPr>
+              <w:t xml:space="preserve"> </w:t>
+            </w:r>
+            <w:r>
+              <w:rPr>
+                <w:rFonts w:ascii="Cambria" w:hAnsi="Cambria" w:cs="Cambria"/>
+                <w:lang w:val="en-DK"/>
+              </w:rPr>
+              <w:t> </w:t>
+            </w:r>
+            <w:r>
+              <w:rPr>
+                <w:rFonts w:ascii="Segoe MDL2 Assets" w:hAnsi="Segoe MDL2 Assets" w:cs="Times New Roman"/>
+                <w:lang w:val="en-DK"/>
+              </w:rPr>
+              <w:t xml:space="preserve"> </w:t>
+            </w:r>
+            <w:r>
+              <w:rPr>
+                <w:rFonts w:ascii="Cambria" w:hAnsi="Cambria" w:cs="Cambria"/>
+                <w:lang w:val="en-DK"/>
+              </w:rPr>
+              <w:t> </w:t>
+            </w:r>
+            <w:r>
+              <w:rPr>
+                <w:rFonts w:ascii="Segoe MDL2 Assets" w:hAnsi="Segoe MDL2 Assets" w:cs="Times New Roman"/>
+                <w:lang w:val="en-DK"/>
+              </w:rPr>
+              <w:t xml:space="preserve"> </w:t>
+            </w:r>
+            <w:r>
+              <w:rPr>
+                <w:rFonts w:ascii="Cambria" w:hAnsi="Cambria" w:cs="Cambria"/>
+                <w:lang w:val="en-DK"/>
+              </w:rPr>
+              <w:t> </w:t>
+            </w:r>
+            <w:r>
+              <w:rPr>
+                <w:rFonts w:ascii="Segoe MDL2 Assets" w:hAnsi="Segoe MDL2 Assets" w:cs="Times New Roman"/>
+                <w:lang w:val="en-DK"/>
+              </w:rPr>
+              <w:t xml:space="preserve"> </w:t>
+            </w:r>
+            <w:r>
+              <w:rPr>
+                <w:rFonts w:ascii="Cambria" w:hAnsi="Cambria" w:cs="Cambria"/>
+                <w:lang w:val="en-DK"/>
+              </w:rPr>
+              <w:t> </w:t>
+            </w:r>
+            <w:r>
+              <w:rPr>
+                <w:rFonts w:ascii="Segoe MDL2 Assets" w:hAnsi="Segoe MDL2 Assets" w:cs="Times New Roman"/>
+                <w:lang w:val="en-DK"/>
+              </w:rPr>
+              <w:t xml:space="preserve"> )</w:t>
+            </w:r>
+          </w:p>
+          <w:p/>
+        </w:tc>
+      </w:tr>
+    </w:tbl>
+    <w:p/>
+    <w:p>
       <w:pPr>
         <w:pStyle w:val="Heading1"/>
       </w:pPr>
       <w:r>
         <w:t>Rutediagrammer</w:t>
       </w:r>
-      <w:bookmarkEnd w:id="4"/>
+      <w:bookmarkEnd w:id="6"/>
     </w:p>
     <w:p>
       <w:r>
@@ -3524,6 +6905,22 @@
       <w:color w:val="666666"/>
     </w:rPr>
   </w:style>
+  <w:style w:type="table" w:styleId="TableGrid">
+    <w:name w:val="Table Grid"/>
+    <w:basedOn w:val="TableNormal"/>
+    <w:uiPriority w:val="39"/>
+    <w:rsid w:val="00FC003C"/>
+    <w:tblPr>
+      <w:tblBorders>
+        <w:top w:val="single" w:sz="4" w:space="0" w:color="auto"/>
+        <w:left w:val="single" w:sz="4" w:space="0" w:color="auto"/>
+        <w:bottom w:val="single" w:sz="4" w:space="0" w:color="auto"/>
+        <w:right w:val="single" w:sz="4" w:space="0" w:color="auto"/>
+        <w:insideH w:val="single" w:sz="4" w:space="0" w:color="auto"/>
+        <w:insideV w:val="single" w:sz="4" w:space="0" w:color="auto"/>
+      </w:tblBorders>
+    </w:tblPr>
+  </w:style>
 </w:styles>
 </file>
 
@@ -3632,6 +7029,20 @@
     <w:pitch w:val="variable"/>
     <w:sig w:usb0="E00006FF" w:usb1="420024FF" w:usb2="02000000" w:usb3="00000000" w:csb0="0000019F" w:csb1="00000000"/>
   </w:font>
+  <w:font w:name="Segoe MDL2 Assets">
+    <w:panose1 w:val="050A0102010101010101"/>
+    <w:charset w:val="00"/>
+    <w:family w:val="roman"/>
+    <w:pitch w:val="variable"/>
+    <w:sig w:usb0="00000003" w:usb1="10000000" w:usb2="00000000" w:usb3="00000000" w:csb0="00000001" w:csb1="00000000"/>
+  </w:font>
+  <w:font w:name="Cambria">
+    <w:panose1 w:val="02040503050406030204"/>
+    <w:charset w:val="00"/>
+    <w:family w:val="roman"/>
+    <w:pitch w:val="variable"/>
+    <w:sig w:usb0="E00006FF" w:usb1="420024FF" w:usb2="02000000" w:usb3="00000000" w:csb0="0000019F" w:csb1="00000000"/>
+  </w:font>
 </w:fonts>
 </file>
 
@@ -3653,12 +7064,15 @@
     <w:rsidRoot w:val="00560E4C"/>
     <w:rsid w:val="00014513"/>
     <w:rsid w:val="00036F8A"/>
+    <w:rsid w:val="001778C9"/>
     <w:rsid w:val="001F5ABE"/>
     <w:rsid w:val="00315E7B"/>
+    <w:rsid w:val="003F5806"/>
     <w:rsid w:val="00520D27"/>
     <w:rsid w:val="00560E4C"/>
     <w:rsid w:val="00631C0A"/>
     <w:rsid w:val="008A708E"/>
+    <w:rsid w:val="009369B8"/>
     <w:rsid w:val="00B50222"/>
     <w:rsid w:val="00C87345"/>
     <w:rsid w:val="00C976FA"/>
@@ -4112,39 +7526,13 @@
     <w:semiHidden/>
     <w:unhideWhenUsed/>
   </w:style>
-  <w:style w:type="paragraph" w:customStyle="1" w:styleId="4B7B645A0D41474EB3E7F35D2D5DB226">
-    <w:name w:val="4B7B645A0D41474EB3E7F35D2D5DB226"/>
-    <w:rsid w:val="00560E4C"/>
-  </w:style>
-  <w:style w:type="paragraph" w:customStyle="1" w:styleId="72E1E113910444DC909AA2C0C1855EE4">
-    <w:name w:val="72E1E113910444DC909AA2C0C1855EE4"/>
-    <w:rsid w:val="00560E4C"/>
-  </w:style>
-  <w:style w:type="paragraph" w:customStyle="1" w:styleId="B9FFA303B9B04A98ADB0F91F0BBBF435">
-    <w:name w:val="B9FFA303B9B04A98ADB0F91F0BBBF435"/>
-    <w:rsid w:val="00560E4C"/>
-  </w:style>
-  <w:style w:type="paragraph" w:customStyle="1" w:styleId="C519D2DF90B7433F9B6A6D48D089D72D">
-    <w:name w:val="C519D2DF90B7433F9B6A6D48D089D72D"/>
-    <w:rsid w:val="00560E4C"/>
-  </w:style>
-  <w:style w:type="paragraph" w:customStyle="1" w:styleId="EA0D34F7A340426B954FF80DC2CF29DC">
-    <w:name w:val="EA0D34F7A340426B954FF80DC2CF29DC"/>
-    <w:rsid w:val="00560E4C"/>
-  </w:style>
   <w:style w:type="paragraph" w:customStyle="1" w:styleId="79FD7EBCEA5C44F6851677FDDA11142E">
     <w:name w:val="79FD7EBCEA5C44F6851677FDDA11142E"/>
     <w:rsid w:val="00315E7B"/>
-    <w:rPr>
-      <w:lang w:val="en-DK" w:eastAsia="en-DK"/>
-    </w:rPr>
   </w:style>
   <w:style w:type="paragraph" w:customStyle="1" w:styleId="63351396900E4A44A96B21397ADA7E8C">
     <w:name w:val="63351396900E4A44A96B21397ADA7E8C"/>
     <w:rsid w:val="00315E7B"/>
-    <w:rPr>
-      <w:lang w:val="en-DK" w:eastAsia="en-DK"/>
-    </w:rPr>
   </w:style>
   <w:style w:type="character" w:styleId="PlaceholderText">
     <w:name w:val="Placeholder Text"/>

--- a/notes/res.docx
+++ b/notes/res.docx
@@ -33,12 +33,14 @@
             <w:jc w:val="center"/>
             <w:rPr>
               <w:color w:val="156082" w:themeColor="accent1"/>
+              <w:lang w:val="da-DK"/>
             </w:rPr>
           </w:pPr>
           <w:r>
             <w:rPr>
               <w:noProof/>
               <w:color w:val="156082" w:themeColor="accent1"/>
+              <w:lang w:val="da-DK"/>
             </w:rPr>
             <w:drawing>
               <wp:inline distT="0" distB="0" distL="0" distR="0" wp14:anchorId="641DEFB4" wp14:editId="6B81A900">
@@ -56,7 +58,7 @@
                         <pic:cNvPicPr/>
                       </pic:nvPicPr>
                       <pic:blipFill>
-                        <a:blip r:embed="rId5" cstate="print">
+                        <a:blip r:embed="rId6" cstate="print">
                           <a:duotone>
                             <a:schemeClr val="accent1">
                               <a:shade val="45000"/>
@@ -100,8 +102,9 @@
               <w:rFonts w:asciiTheme="majorHAnsi" w:eastAsiaTheme="majorEastAsia" w:hAnsiTheme="majorHAnsi" w:cstheme="majorBidi"/>
               <w:caps/>
               <w:color w:val="156082" w:themeColor="accent1"/>
-              <w:sz w:val="72"/>
-              <w:szCs w:val="72"/>
+              <w:sz w:val="52"/>
+              <w:szCs w:val="52"/>
+              <w:lang w:val="en-GB"/>
             </w:rPr>
             <w:alias w:val="Title"/>
             <w:tag w:val=""/>
@@ -112,12 +115,6 @@
             <w:dataBinding w:prefixMappings="xmlns:ns0='http://purl.org/dc/elements/1.1/' xmlns:ns1='http://schemas.openxmlformats.org/package/2006/metadata/core-properties' " w:xpath="/ns1:coreProperties[1]/ns0:title[1]" w:storeItemID="{6C3C8BC8-F283-45AE-878A-BAB7291924A1}"/>
             <w:text/>
           </w:sdtPr>
-          <w:sdtEndPr>
-            <w:rPr>
-              <w:sz w:val="80"/>
-              <w:szCs w:val="80"/>
-            </w:rPr>
-          </w:sdtEndPr>
           <w:sdtContent>
             <w:p>
               <w:pPr>
@@ -132,8 +129,9 @@
                   <w:rFonts w:asciiTheme="majorHAnsi" w:eastAsiaTheme="majorEastAsia" w:hAnsiTheme="majorHAnsi" w:cstheme="majorBidi"/>
                   <w:caps/>
                   <w:color w:val="156082" w:themeColor="accent1"/>
-                  <w:sz w:val="80"/>
-                  <w:szCs w:val="80"/>
+                  <w:sz w:val="52"/>
+                  <w:szCs w:val="52"/>
+                  <w:lang w:val="en-GB"/>
                 </w:rPr>
               </w:pPr>
               <w:r>
@@ -141,10 +139,33 @@
                   <w:rFonts w:asciiTheme="majorHAnsi" w:eastAsiaTheme="majorEastAsia" w:hAnsiTheme="majorHAnsi" w:cstheme="majorBidi"/>
                   <w:caps/>
                   <w:color w:val="156082" w:themeColor="accent1"/>
-                  <w:sz w:val="72"/>
-                  <w:szCs w:val="72"/>
+                  <w:sz w:val="52"/>
+                  <w:szCs w:val="52"/>
+                  <w:lang w:val="en-GB"/>
                 </w:rPr>
-                <w:t>Solar simulator</w:t>
+                <w:t>SIMULATION</w:t>
+              </w:r>
+              <w:r>
+                <w:rPr>
+                  <w:rFonts w:asciiTheme="majorHAnsi" w:eastAsiaTheme="majorEastAsia" w:hAnsiTheme="majorHAnsi" w:cstheme="majorBidi"/>
+                  <w:caps/>
+                  <w:color w:val="156082" w:themeColor="accent1"/>
+                  <w:sz w:val="52"/>
+                  <w:szCs w:val="52"/>
+                  <w:lang w:val="en-GB"/>
+                </w:rPr>
+                <w:t xml:space="preserve"> of </w:t>
+              </w:r>
+              <w:r>
+                <w:rPr>
+                  <w:rFonts w:asciiTheme="majorHAnsi" w:eastAsiaTheme="majorEastAsia" w:hAnsiTheme="majorHAnsi" w:cstheme="majorBidi"/>
+                  <w:caps/>
+                  <w:color w:val="156082" w:themeColor="accent1"/>
+                  <w:sz w:val="52"/>
+                  <w:szCs w:val="52"/>
+                  <w:lang w:val="en-GB"/>
+                </w:rPr>
+                <w:t>Newtonian solar system</w:t>
               </w:r>
             </w:p>
           </w:sdtContent>
@@ -155,6 +176,7 @@
               <w:color w:val="156082" w:themeColor="accent1"/>
               <w:sz w:val="28"/>
               <w:szCs w:val="28"/>
+              <w:lang w:val="en-GB"/>
             </w:rPr>
             <w:alias w:val="Subtitle"/>
             <w:tag w:val=""/>
@@ -174,6 +196,7 @@
                   <w:color w:val="156082" w:themeColor="accent1"/>
                   <w:sz w:val="28"/>
                   <w:szCs w:val="28"/>
+                  <w:lang w:val="en-GB"/>
                 </w:rPr>
               </w:pPr>
               <w:r>
@@ -181,6 +204,7 @@
                   <w:color w:val="156082" w:themeColor="accent1"/>
                   <w:sz w:val="28"/>
                   <w:szCs w:val="28"/>
+                  <w:lang w:val="en-GB"/>
                 </w:rPr>
                 <w:t>Proc B exam</w:t>
               </w:r>
@@ -194,12 +218,14 @@
             <w:jc w:val="center"/>
             <w:rPr>
               <w:color w:val="156082" w:themeColor="accent1"/>
+              <w:lang w:val="da-DK"/>
             </w:rPr>
           </w:pPr>
           <w:r>
             <w:rPr>
               <w:noProof/>
               <w:color w:val="156082" w:themeColor="accent1"/>
+              <w:lang w:val="da-DK"/>
             </w:rPr>
             <mc:AlternateContent>
               <mc:Choice Requires="wps">
@@ -267,6 +293,7 @@
                                     <w:color w:val="156082" w:themeColor="accent1"/>
                                     <w:sz w:val="28"/>
                                     <w:szCs w:val="28"/>
+                                    <w:lang w:val="da-DK"/>
                                   </w:rPr>
                                   <w:alias w:val="Date"/>
                                   <w:tag w:val=""/>
@@ -300,6 +327,7 @@
                                         <w:color w:val="156082" w:themeColor="accent1"/>
                                         <w:sz w:val="28"/>
                                         <w:szCs w:val="28"/>
+                                        <w:lang w:val="da-DK"/>
                                       </w:rPr>
                                       <w:t xml:space="preserve">     </w:t>
                                     </w:r>
@@ -367,14 +395,7 @@
                                         <w:color w:val="156082" w:themeColor="accent1"/>
                                         <w:lang w:val="da-DK"/>
                                       </w:rPr>
-                                      <w:t>SESG HTX S</w:t>
-                                    </w:r>
-                                    <w:r>
-                                      <w:rPr>
-                                        <w:color w:val="156082" w:themeColor="accent1"/>
-                                        <w:lang w:val="da-DK"/>
-                                      </w:rPr>
-                                      <w:t>vendborg</w:t>
+                                      <w:t>SESG HTX Svendborg</w:t>
                                     </w:r>
                                   </w:sdtContent>
                                 </w:sdt>
@@ -415,6 +436,7 @@
                               <w:color w:val="156082" w:themeColor="accent1"/>
                               <w:sz w:val="28"/>
                               <w:szCs w:val="28"/>
+                              <w:lang w:val="da-DK"/>
                             </w:rPr>
                             <w:alias w:val="Date"/>
                             <w:tag w:val=""/>
@@ -448,6 +470,7 @@
                                   <w:color w:val="156082" w:themeColor="accent1"/>
                                   <w:sz w:val="28"/>
                                   <w:szCs w:val="28"/>
+                                  <w:lang w:val="da-DK"/>
                                 </w:rPr>
                                 <w:t xml:space="preserve">     </w:t>
                               </w:r>
@@ -515,14 +538,7 @@
                                   <w:color w:val="156082" w:themeColor="accent1"/>
                                   <w:lang w:val="da-DK"/>
                                 </w:rPr>
-                                <w:t>SESG HTX S</w:t>
-                              </w:r>
-                              <w:r>
-                                <w:rPr>
-                                  <w:color w:val="156082" w:themeColor="accent1"/>
-                                  <w:lang w:val="da-DK"/>
-                                </w:rPr>
-                                <w:t>vendborg</w:t>
+                                <w:t>SESG HTX Svendborg</w:t>
                               </w:r>
                             </w:sdtContent>
                           </w:sdt>
@@ -539,6 +555,7 @@
             <w:rPr>
               <w:noProof/>
               <w:color w:val="156082" w:themeColor="accent1"/>
+              <w:lang w:val="da-DK"/>
             </w:rPr>
             <w:drawing>
               <wp:inline distT="0" distB="0" distL="0" distR="0" wp14:anchorId="7A3F0A1F" wp14:editId="5F744C68">
@@ -556,7 +573,7 @@
                         <pic:cNvPicPr/>
                       </pic:nvPicPr>
                       <pic:blipFill>
-                        <a:blip r:embed="rId6" cstate="print">
+                        <a:blip r:embed="rId7" cstate="print">
                           <a:duotone>
                             <a:schemeClr val="accent1">
                               <a:shade val="45000"/>
@@ -633,43 +650,116 @@
     </w:p>
     <w:p>
       <w:r>
-        <w:t xml:space="preserve">Ved en givet stjerne og en givet planet hvordan vil bane i rummet se ud, og hvilken fysiske </w:t>
-      </w:r>
-      <w:r>
-        <w:t>størrelser</w:t>
-      </w:r>
-      <w:r>
-        <w:t xml:space="preserve"> indgår der.</w:t>
+        <w:t xml:space="preserve">Ud fra vise kendte start værdier, hvordan vil objekter i rummet bevæge sig. Og hvordan kan systemet som opstår ud fra de kendte </w:t>
+      </w:r>
+      <w:r>
+        <w:t>startværdier</w:t>
+      </w:r>
+      <w:r>
+        <w:t xml:space="preserve"> </w:t>
+      </w:r>
+      <w:r>
+        <w:t>visualiseres</w:t>
       </w:r>
     </w:p>
     <w:p>
       <w:pPr>
         <w:pStyle w:val="Heading1"/>
       </w:pPr>
-      <w:bookmarkStart w:id="2" w:name="_Toc225235115"/>
-      <w:r>
-        <w:t>Programbeskrivelse</w:t>
+      <w:bookmarkStart w:id="2" w:name="_Toc225235116"/>
+      <w:r>
+        <w:t>Funktionalitet</w:t>
       </w:r>
       <w:bookmarkEnd w:id="2"/>
     </w:p>
     <w:p>
       <w:r>
-        <w:t>Programmet er en visualisering af udvalget komponenter fra den virkelige verden som opgør vores solsystem, programmet skal kunne udregne og visualiserer en planet af vilkårlig størrelses bane i kredsløb om en stjerne.</w:t>
+        <w:t>Programmet skal ud fra start position, masse samt start velocity, simulerer plan</w:t>
+      </w:r>
+      <w:r>
+        <w:t>e</w:t>
+      </w:r>
+      <w:r>
+        <w:t xml:space="preserve">ternes </w:t>
+      </w:r>
+      <w:r>
+        <w:t>og</w:t>
+      </w:r>
+      <w:r>
+        <w:t xml:space="preserve"> stjernernes påvirkning på hindanen</w:t>
+      </w:r>
+      <w:r>
+        <w:t xml:space="preserve"> og deres bane i rummet.</w:t>
+      </w:r>
+    </w:p>
+    <w:p>
+      <w:r>
+        <w:t>Det skal derfor være muligt at ændrer de kendte start værdier og deres se hvordan det påvirker udfaldet af systemet</w:t>
+      </w:r>
+      <w:r>
+        <w:t xml:space="preserve"> </w:t>
       </w:r>
     </w:p>
     <w:p>
       <w:pPr>
         <w:pStyle w:val="Heading1"/>
       </w:pPr>
-      <w:bookmarkStart w:id="3" w:name="_Toc225235116"/>
-      <w:r>
-        <w:t>Funktionalitet</w:t>
+      <w:bookmarkStart w:id="3" w:name="_Toc225235115"/>
+      <w:r>
+        <w:t>Programbeskrivelse</w:t>
       </w:r>
       <w:bookmarkEnd w:id="3"/>
     </w:p>
     <w:p>
       <w:r>
-        <w:t xml:space="preserve">Programmet skal ud fra start position, masse samt start velocity, simulerer planternes samt stjernernes påvirkning på hindanen </w:t>
+        <w:t>Programmet er en visualisering af udvalget komponenter fra den virkelige verden som opgør vores solsystem, programmet skal kunne udregne og visualiserer en planet af vilkårlig størrelses i kredsløb om en stjerne.</w:t>
+      </w:r>
+      <w:r>
+        <w:t xml:space="preserve"> Programmet bliver skrevet i Python, med et </w:t>
+      </w:r>
+      <w:proofErr w:type="spellStart"/>
+      <w:r>
+        <w:t>library</w:t>
+      </w:r>
+      <w:proofErr w:type="spellEnd"/>
+      <w:r>
+        <w:t xml:space="preserve"> </w:t>
+      </w:r>
+      <w:r>
+        <w:t xml:space="preserve">som hedder </w:t>
+      </w:r>
+      <w:proofErr w:type="spellStart"/>
+      <w:r>
+        <w:t>pygame</w:t>
+      </w:r>
+      <w:proofErr w:type="spellEnd"/>
+      <w:r>
+        <w:t xml:space="preserve">. </w:t>
+      </w:r>
+      <w:proofErr w:type="spellStart"/>
+      <w:r>
+        <w:t>Pygame</w:t>
+      </w:r>
+      <w:proofErr w:type="spellEnd"/>
+      <w:r>
+        <w:t xml:space="preserve"> bliver brugt til skabe den overflade, som </w:t>
+      </w:r>
+      <w:r>
+        <w:t>simulationen</w:t>
+      </w:r>
+      <w:r>
+        <w:t xml:space="preserve"> </w:t>
+      </w:r>
+      <w:proofErr w:type="spellStart"/>
+      <w:r>
+        <w:t>renderes</w:t>
+      </w:r>
+      <w:proofErr w:type="spellEnd"/>
+      <w:r>
+        <w:t xml:space="preserve"> </w:t>
+      </w:r>
+      <w:r>
+        <w:t>på.</w:t>
       </w:r>
     </w:p>
     <w:p>
@@ -736,27 +826,13 @@
           <w:i/>
           <w:iCs/>
         </w:rPr>
-        <w:t>g</w:t>
+        <w:t xml:space="preserve">g </w:t>
       </w:r>
       <w:r>
         <w:rPr>
           <w:rFonts w:eastAsiaTheme="minorEastAsia"/>
-          <w:i/>
-          <w:iCs/>
-        </w:rPr>
-        <w:t xml:space="preserve"> </w:t>
-      </w:r>
-      <w:r>
-        <w:rPr>
-          <w:rFonts w:eastAsiaTheme="minorEastAsia"/>
-        </w:rPr>
-        <w:t xml:space="preserve">er </w:t>
-      </w:r>
-      <w:r>
-        <w:rPr>
-          <w:rFonts w:eastAsiaTheme="minorEastAsia"/>
-        </w:rPr>
-        <w:t>tyngdeaccelerationen</w:t>
+        </w:rPr>
+        <w:t>er tyngdeaccelerationen</w:t>
       </w:r>
       <w:r>
         <w:rPr>
@@ -776,13 +852,7 @@
         <w:rPr>
           <w:rFonts w:eastAsiaTheme="minorEastAsia"/>
         </w:rPr>
-        <w:t>Tyngdeaccelerationen</w:t>
-      </w:r>
-      <w:r>
-        <w:rPr>
-          <w:rFonts w:eastAsiaTheme="minorEastAsia"/>
-        </w:rPr>
-        <w:t xml:space="preserve"> er en værdi som beskriver jordens kraft ved dens overflade, g kan blive fundet med</w:t>
+        <w:t>Tyngdeaccelerationen er en værdi som beskriver jordens kraft ved dens overflade, g kan blive fundet med</w:t>
       </w:r>
       <w:r>
         <w:rPr>
@@ -884,13 +954,7 @@
         <w:rPr>
           <w:rFonts w:eastAsiaTheme="minorEastAsia"/>
         </w:rPr>
-        <w:t xml:space="preserve">. G er den </w:t>
-      </w:r>
-      <w:r>
-        <w:rPr>
-          <w:rFonts w:eastAsiaTheme="minorEastAsia"/>
-        </w:rPr>
-        <w:t>universal gravitations konstant</w:t>
+        <w:t>. G er den universal gravitations konstant</w:t>
       </w:r>
       <w:r>
         <w:rPr>
@@ -971,7 +1035,7 @@
                     <pic:cNvPicPr/>
                   </pic:nvPicPr>
                   <pic:blipFill>
-                    <a:blip r:embed="rId7"/>
+                    <a:blip r:embed="rId8"/>
                     <a:stretch>
                       <a:fillRect/>
                     </a:stretch>
@@ -1495,7 +1559,6 @@
             <w:rPr>
               <w:rFonts w:ascii="Cambria Math" w:eastAsiaTheme="minorEastAsia" w:hAnsi="Cambria Math"/>
             </w:rPr>
-            <w:lastRenderedPageBreak/>
             <m:t>r=</m:t>
           </m:r>
           <m:d>
@@ -2273,15 +2336,438 @@
     </w:p>
     <w:p>
       <w:r>
-        <w:t>Beskrivelse af variabler, objekter, hændelser og lign.</w:t>
+        <w:t xml:space="preserve">Den udvalgte kode er min </w:t>
+      </w:r>
+      <w:proofErr w:type="spellStart"/>
+      <w:r>
+        <w:t>Gravi</w:t>
+      </w:r>
+      <w:proofErr w:type="spellEnd"/>
+      <w:r>
+        <w:t xml:space="preserve"> </w:t>
+      </w:r>
+      <w:r>
+        <w:t>klasse</w:t>
+      </w:r>
+      <w:r>
+        <w:t xml:space="preserve">, </w:t>
+      </w:r>
+      <w:proofErr w:type="spellStart"/>
+      <w:r>
+        <w:t>Gravi</w:t>
+      </w:r>
+      <w:proofErr w:type="spellEnd"/>
+      <w:r>
+        <w:t xml:space="preserve"> stå for at beregne tyngdepåvirkningen mellem to eller flere objekter. </w:t>
+      </w:r>
+      <w:proofErr w:type="spellStart"/>
+      <w:r>
+        <w:t>Gravi</w:t>
+      </w:r>
+      <w:proofErr w:type="spellEnd"/>
+      <w:r>
+        <w:t xml:space="preserve"> </w:t>
+      </w:r>
+      <w:r>
+        <w:t>k</w:t>
+      </w:r>
+      <w:r>
+        <w:t xml:space="preserve">lassen har </w:t>
+      </w:r>
+      <w:r>
+        <w:t xml:space="preserve">tre </w:t>
+      </w:r>
+      <w:r>
+        <w:t>properties</w:t>
+      </w:r>
+      <w:r>
+        <w:t xml:space="preserve"> G, </w:t>
+      </w:r>
+      <w:proofErr w:type="spellStart"/>
+      <w:r>
+        <w:t>dt</w:t>
+      </w:r>
+      <w:proofErr w:type="spellEnd"/>
+      <w:r>
+        <w:t xml:space="preserve"> og </w:t>
+      </w:r>
+      <w:proofErr w:type="spellStart"/>
+      <w:r>
+        <w:t>bodies</w:t>
+      </w:r>
+      <w:proofErr w:type="spellEnd"/>
+      <w:r>
+        <w:t xml:space="preserve">. </w:t>
       </w:r>
     </w:p>
     <w:p>
-      <w:r>
-        <w:t>Den udvalgte kode er min Gravi class</w:t>
-      </w:r>
-      <w:r>
-        <w:t xml:space="preserve">, Gravi stå for at beregne tyngdepåvirkningen mellem to eller flere objekter. Gravi classen har </w:t>
+      <w:pPr>
+        <w:rPr>
+          <w:rFonts w:eastAsiaTheme="minorEastAsia"/>
+        </w:rPr>
+      </w:pPr>
+      <w:r>
+        <w:t>G er en float værdien som beskriver den universale</w:t>
+      </w:r>
+      <w:r>
+        <w:rPr>
+          <w:rFonts w:eastAsiaTheme="minorEastAsia"/>
+        </w:rPr>
+        <w:t xml:space="preserve"> gravitations konstant. </w:t>
+      </w:r>
+    </w:p>
+    <w:p>
+      <w:pPr>
+        <w:rPr>
+          <w:rFonts w:eastAsiaTheme="minorEastAsia"/>
+        </w:rPr>
+      </w:pPr>
+      <w:proofErr w:type="spellStart"/>
+      <w:r>
+        <w:rPr>
+          <w:rFonts w:eastAsiaTheme="minorEastAsia"/>
+        </w:rPr>
+        <w:t>dt</w:t>
+      </w:r>
+      <w:proofErr w:type="spellEnd"/>
+      <w:r>
+        <w:rPr>
+          <w:rFonts w:eastAsiaTheme="minorEastAsia"/>
+        </w:rPr>
+        <w:t xml:space="preserve"> er også en float samt en af de værdier som bruges til at fastlægge, simulationen præcision og hastighed.</w:t>
+      </w:r>
+    </w:p>
+    <w:p>
+      <w:pPr>
+        <w:rPr>
+          <w:rFonts w:eastAsiaTheme="minorEastAsia"/>
+        </w:rPr>
+      </w:pPr>
+      <w:r>
+        <w:rPr>
+          <w:rFonts w:eastAsiaTheme="minorEastAsia"/>
+        </w:rPr>
+        <w:t xml:space="preserve"> </w:t>
+      </w:r>
+      <w:proofErr w:type="spellStart"/>
+      <w:r>
+        <w:rPr>
+          <w:rFonts w:eastAsiaTheme="minorEastAsia"/>
+        </w:rPr>
+        <w:t>bodies</w:t>
+      </w:r>
+      <w:proofErr w:type="spellEnd"/>
+      <w:r>
+        <w:rPr>
+          <w:rFonts w:eastAsiaTheme="minorEastAsia"/>
+        </w:rPr>
+        <w:t xml:space="preserve"> er en liste som indeholder de objekter som der bliver simuleret, </w:t>
+      </w:r>
+      <w:proofErr w:type="spellStart"/>
+      <w:r>
+        <w:rPr>
+          <w:rFonts w:eastAsiaTheme="minorEastAsia"/>
+        </w:rPr>
+        <w:t>gravi</w:t>
+      </w:r>
+      <w:proofErr w:type="spellEnd"/>
+      <w:r>
+        <w:rPr>
+          <w:rFonts w:eastAsiaTheme="minorEastAsia"/>
+        </w:rPr>
+        <w:t xml:space="preserve"> klassen indeholder ydeliger to metoder. De to metoder som </w:t>
+      </w:r>
+      <w:proofErr w:type="spellStart"/>
+      <w:r>
+        <w:rPr>
+          <w:rFonts w:eastAsiaTheme="minorEastAsia"/>
+        </w:rPr>
+        <w:t>gravi</w:t>
+      </w:r>
+      <w:proofErr w:type="spellEnd"/>
+      <w:r>
+        <w:rPr>
+          <w:rFonts w:eastAsiaTheme="minorEastAsia"/>
+        </w:rPr>
+        <w:t xml:space="preserve"> klassen indeholder, er </w:t>
+      </w:r>
+      <w:proofErr w:type="spellStart"/>
+      <w:proofErr w:type="gramStart"/>
+      <w:r>
+        <w:rPr>
+          <w:rFonts w:eastAsiaTheme="minorEastAsia"/>
+        </w:rPr>
+        <w:t>appendBody</w:t>
+      </w:r>
+      <w:proofErr w:type="spellEnd"/>
+      <w:r>
+        <w:rPr>
+          <w:rFonts w:eastAsiaTheme="minorEastAsia"/>
+        </w:rPr>
+        <w:t>(</w:t>
+      </w:r>
+      <w:proofErr w:type="gramEnd"/>
+      <w:r>
+        <w:rPr>
+          <w:rFonts w:eastAsiaTheme="minorEastAsia"/>
+        </w:rPr>
+        <w:t>BODY</w:t>
+      </w:r>
+      <w:r>
+        <w:rPr>
+          <w:rFonts w:eastAsiaTheme="minorEastAsia"/>
+        </w:rPr>
+        <w:t xml:space="preserve">) og </w:t>
+      </w:r>
+      <w:proofErr w:type="spellStart"/>
+      <w:proofErr w:type="gramStart"/>
+      <w:r>
+        <w:rPr>
+          <w:rFonts w:eastAsiaTheme="minorEastAsia"/>
+        </w:rPr>
+        <w:t>compute</w:t>
+      </w:r>
+      <w:proofErr w:type="spellEnd"/>
+      <w:r>
+        <w:rPr>
+          <w:rFonts w:eastAsiaTheme="minorEastAsia"/>
+        </w:rPr>
+        <w:t>(</w:t>
+      </w:r>
+      <w:proofErr w:type="gramEnd"/>
+      <w:r>
+        <w:rPr>
+          <w:rFonts w:eastAsiaTheme="minorEastAsia"/>
+        </w:rPr>
+        <w:t>).</w:t>
+      </w:r>
+      <w:r>
+        <w:rPr>
+          <w:rFonts w:eastAsiaTheme="minorEastAsia"/>
+        </w:rPr>
+        <w:t xml:space="preserve"> </w:t>
+      </w:r>
+      <w:proofErr w:type="spellStart"/>
+      <w:proofErr w:type="gramStart"/>
+      <w:r>
+        <w:rPr>
+          <w:rFonts w:eastAsiaTheme="minorEastAsia"/>
+        </w:rPr>
+        <w:t>appendBody</w:t>
+      </w:r>
+      <w:proofErr w:type="spellEnd"/>
+      <w:r>
+        <w:rPr>
+          <w:rFonts w:eastAsiaTheme="minorEastAsia"/>
+        </w:rPr>
+        <w:t>(</w:t>
+      </w:r>
+      <w:proofErr w:type="gramEnd"/>
+      <w:r>
+        <w:rPr>
+          <w:rFonts w:eastAsiaTheme="minorEastAsia"/>
+        </w:rPr>
+        <w:t xml:space="preserve">) funktionen tager et </w:t>
+      </w:r>
+      <w:r>
+        <w:rPr>
+          <w:rFonts w:eastAsiaTheme="minorEastAsia"/>
+        </w:rPr>
+        <w:t>argument</w:t>
+      </w:r>
+      <w:r>
+        <w:rPr>
+          <w:rFonts w:eastAsiaTheme="minorEastAsia"/>
+        </w:rPr>
+        <w:t xml:space="preserve"> </w:t>
+      </w:r>
+      <w:r>
+        <w:rPr>
+          <w:rFonts w:eastAsiaTheme="minorEastAsia"/>
+        </w:rPr>
+        <w:t xml:space="preserve">som hedder BODY, </w:t>
+      </w:r>
+      <w:proofErr w:type="spellStart"/>
+      <w:proofErr w:type="gramStart"/>
+      <w:r>
+        <w:rPr>
+          <w:rFonts w:eastAsiaTheme="minorEastAsia"/>
+        </w:rPr>
+        <w:t>appendBody</w:t>
+      </w:r>
+      <w:proofErr w:type="spellEnd"/>
+      <w:r>
+        <w:rPr>
+          <w:rFonts w:eastAsiaTheme="minorEastAsia"/>
+        </w:rPr>
+        <w:t>(</w:t>
+      </w:r>
+      <w:proofErr w:type="gramEnd"/>
+      <w:r>
+        <w:rPr>
+          <w:rFonts w:eastAsiaTheme="minorEastAsia"/>
+        </w:rPr>
+        <w:t xml:space="preserve">) funktionen vil tage </w:t>
+      </w:r>
+      <w:r>
+        <w:rPr>
+          <w:rFonts w:eastAsiaTheme="minorEastAsia"/>
+        </w:rPr>
+        <w:t>argument</w:t>
+      </w:r>
+      <w:r>
+        <w:rPr>
+          <w:rFonts w:eastAsiaTheme="minorEastAsia"/>
+        </w:rPr>
+        <w:t xml:space="preserve">et </w:t>
+      </w:r>
+      <w:r>
+        <w:rPr>
+          <w:rFonts w:eastAsiaTheme="minorEastAsia"/>
+        </w:rPr>
+        <w:t xml:space="preserve">og tilføje det til listen </w:t>
+      </w:r>
+      <w:proofErr w:type="spellStart"/>
+      <w:r>
+        <w:rPr>
+          <w:rFonts w:eastAsiaTheme="minorEastAsia"/>
+        </w:rPr>
+        <w:t>bodies</w:t>
+      </w:r>
+      <w:proofErr w:type="spellEnd"/>
+      <w:r>
+        <w:rPr>
+          <w:rFonts w:eastAsiaTheme="minorEastAsia"/>
+        </w:rPr>
+        <w:t>.</w:t>
+      </w:r>
+    </w:p>
+    <w:p>
+      <w:pPr>
+        <w:rPr>
+          <w:rFonts w:eastAsiaTheme="minorEastAsia"/>
+        </w:rPr>
+      </w:pPr>
+      <w:proofErr w:type="spellStart"/>
+      <w:proofErr w:type="gramStart"/>
+      <w:r>
+        <w:rPr>
+          <w:rFonts w:eastAsiaTheme="minorEastAsia"/>
+        </w:rPr>
+        <w:t>compute</w:t>
+      </w:r>
+      <w:proofErr w:type="spellEnd"/>
+      <w:r>
+        <w:rPr>
+          <w:rFonts w:eastAsiaTheme="minorEastAsia"/>
+        </w:rPr>
+        <w:t>(</w:t>
+      </w:r>
+      <w:proofErr w:type="gramEnd"/>
+      <w:r>
+        <w:rPr>
+          <w:rFonts w:eastAsiaTheme="minorEastAsia"/>
+        </w:rPr>
+        <w:t>) funktionen udregner hvor stor end kraft et objekt bliver påvirket af, og derefter opdaterer objektets velocity og position tilsvarende.</w:t>
+      </w:r>
+    </w:p>
+    <w:p>
+      <w:pPr>
+        <w:rPr>
+          <w:rFonts w:eastAsiaTheme="minorEastAsia"/>
+        </w:rPr>
+      </w:pPr>
+      <w:proofErr w:type="spellStart"/>
+      <w:proofErr w:type="gramStart"/>
+      <w:r>
+        <w:rPr>
+          <w:rFonts w:eastAsiaTheme="minorEastAsia"/>
+        </w:rPr>
+        <w:t>Compute</w:t>
+      </w:r>
+      <w:proofErr w:type="spellEnd"/>
+      <w:r>
+        <w:rPr>
+          <w:rFonts w:eastAsiaTheme="minorEastAsia"/>
+        </w:rPr>
+        <w:t>(</w:t>
+      </w:r>
+      <w:proofErr w:type="gramEnd"/>
+      <w:r>
+        <w:rPr>
+          <w:rFonts w:eastAsiaTheme="minorEastAsia"/>
+        </w:rPr>
+        <w:t xml:space="preserve">) funktion består af 2 for loops der hver </w:t>
+      </w:r>
+      <w:r>
+        <w:rPr>
+          <w:rFonts w:eastAsiaTheme="minorEastAsia"/>
+        </w:rPr>
+        <w:t xml:space="preserve">iterere </w:t>
+      </w:r>
+      <w:r>
+        <w:rPr>
+          <w:rFonts w:eastAsiaTheme="minorEastAsia"/>
+        </w:rPr>
+        <w:t>over den samme liste, det første for loop er til at ændre objekt1’s position. Det andet for loop udregner hvor meget elementerne i list påvirker objekt1’s position.</w:t>
+      </w:r>
+    </w:p>
+    <w:p>
+      <w:r>
+        <w:lastRenderedPageBreak/>
+        <w:t>I det første for loop bliver objekt1’s properties kaldt, for at aflæse dens position og velocity. Derefter bliver to variabler lavet og sat til at holde værdien 0, de to variabler kommer til at holde alle kræfterne udregnet i den andet for loop lagt sammen.</w:t>
+      </w:r>
+    </w:p>
+    <w:p>
+      <w:r>
+        <w:t xml:space="preserve">I det andet loop bliver to af objekt2’s properties aflæst, de properties som bliver aflæst er position og masse. Inden det er der </w:t>
+      </w:r>
+      <w:r>
+        <w:t xml:space="preserve">et </w:t>
+      </w:r>
+      <w:r>
+        <w:t xml:space="preserve">konditionalt statement </w:t>
+      </w:r>
+      <w:r>
+        <w:t>som skipper loopet, hvis objekt2 er lige med objekt1. objek</w:t>
+      </w:r>
+      <w:r>
+        <w:t>t2’s position bliver brugt til at finde afstanden mellem objekt1 og objekt2.</w:t>
+      </w:r>
+    </w:p>
+    <w:p>
+      <w:r>
+        <w:t>For at finde afstanden mellem de to objekter, bliver der skabt to variabler dx og dy. dx og dy bliver fundet ved at trække objekt2’s position fra objekt1. dx og dy skaber en retvinklet trekant med afstanden mellem de to objekter som hypotenusen. dx og dy skaber en retvinklet trekant da de er vektor komposanter, eftersom jeg har en retvinklet trekant, kan jeg bruge Pythagoras til at finde afstanden mellem de to objekter. Jeg har nu all den data jeg skal bruge for at kunne udregne den acceleration, som objekt1 vil opleve på grund af objekt2.</w:t>
+      </w:r>
+    </w:p>
+    <w:p>
+      <w:r>
+        <w:t xml:space="preserve">Acceleration vil blive lagt til </w:t>
+      </w:r>
+      <w:proofErr w:type="spellStart"/>
+      <w:r>
+        <w:t>ax</w:t>
+      </w:r>
+      <w:proofErr w:type="spellEnd"/>
+      <w:r>
+        <w:t xml:space="preserve"> og </w:t>
+      </w:r>
+      <w:proofErr w:type="spellStart"/>
+      <w:r>
+        <w:t>ay</w:t>
+      </w:r>
+      <w:proofErr w:type="spellEnd"/>
+      <w:r>
+        <w:t xml:space="preserve">, og den andet for loop vil forsætte ind til den totale kraft er udregnet. Når den totale kraft er </w:t>
+      </w:r>
+      <w:r>
+        <w:t>udregnet,</w:t>
+      </w:r>
+      <w:r>
+        <w:t xml:space="preserve"> vil </w:t>
+      </w:r>
+      <w:r>
+        <w:t>accelerationen blive brugt til at opdaterer objekt1’s position, og det første loop vil nu forsætte.</w:t>
       </w:r>
     </w:p>
     <w:tbl>
@@ -2301,2879 +2787,2902 @@
           </w:tcPr>
           <w:p>
             <w:pPr>
-              <w:rPr>
-                <w:rFonts w:ascii="Segoe MDL2 Assets" w:hAnsi="Segoe MDL2 Assets" w:cs="Times New Roman"/>
-                <w:lang w:val="en-DK"/>
+              <w:tabs>
+                <w:tab w:val="left" w:pos="2100"/>
+              </w:tabs>
+              <w:spacing w:after="0" w:line="240" w:lineRule="auto"/>
+              <w:rPr>
+                <w:rFonts w:ascii="Segoe MDL2 Assets" w:hAnsi="Segoe MDL2 Assets" w:cs="Times New Roman"/>
+                <w:lang w:val="en-GB"/>
               </w:rPr>
             </w:pPr>
             <w:r>
               <w:rPr>
                 <w:rFonts w:ascii="Segoe MDL2 Assets" w:hAnsi="Segoe MDL2 Assets" w:cs="Times New Roman"/>
-                <w:lang w:val="en-DK"/>
+                <w:lang w:val="en-GB"/>
               </w:rPr>
               <w:t>import math</w:t>
+            </w:r>
+            <w:r>
+              <w:rPr>
+                <w:rFonts w:ascii="Segoe MDL2 Assets" w:hAnsi="Segoe MDL2 Assets" w:cs="Times New Roman"/>
+                <w:lang w:val="en-GB"/>
+              </w:rPr>
+              <w:tab/>
             </w:r>
           </w:p>
           <w:p>
             <w:pPr>
-              <w:rPr>
-                <w:rFonts w:ascii="Segoe MDL2 Assets" w:hAnsi="Segoe MDL2 Assets" w:cs="Times New Roman"/>
-                <w:lang w:val="en-DK"/>
-              </w:rPr>
-            </w:pPr>
-            <w:r>
-              <w:rPr>
-                <w:rFonts w:ascii="Segoe MDL2 Assets" w:hAnsi="Segoe MDL2 Assets" w:cs="Times New Roman"/>
-                <w:lang w:val="en-DK"/>
-              </w:rPr>
-              <w:t xml:space="preserve">class </w:t>
-            </w:r>
-            <w:proofErr w:type="spellStart"/>
-            <w:r>
-              <w:rPr>
-                <w:rFonts w:ascii="Segoe MDL2 Assets" w:hAnsi="Segoe MDL2 Assets" w:cs="Times New Roman"/>
-                <w:lang w:val="en-DK"/>
-              </w:rPr>
-              <w:t>Gravi</w:t>
-            </w:r>
-            <w:proofErr w:type="spellEnd"/>
-            <w:r>
-              <w:rPr>
-                <w:rFonts w:ascii="Segoe MDL2 Assets" w:hAnsi="Segoe MDL2 Assets" w:cs="Times New Roman"/>
-                <w:lang w:val="en-DK"/>
-              </w:rPr>
-              <w:t>:</w:t>
-            </w:r>
-          </w:p>
-          <w:p>
-            <w:pPr>
-              <w:rPr>
-                <w:rFonts w:ascii="Segoe MDL2 Assets" w:hAnsi="Segoe MDL2 Assets" w:cs="Times New Roman"/>
-                <w:lang w:val="en-DK"/>
-              </w:rPr>
-            </w:pPr>
-            <w:r>
-              <w:rPr>
-                <w:rFonts w:ascii="Cambria" w:hAnsi="Cambria" w:cs="Cambria"/>
-                <w:lang w:val="en-DK"/>
-              </w:rPr>
-              <w:t> </w:t>
-            </w:r>
-            <w:r>
-              <w:rPr>
-                <w:rFonts w:ascii="Segoe MDL2 Assets" w:hAnsi="Segoe MDL2 Assets" w:cs="Times New Roman"/>
-                <w:lang w:val="en-DK"/>
-              </w:rPr>
-              <w:t xml:space="preserve"> </w:t>
-            </w:r>
-            <w:r>
-              <w:rPr>
-                <w:rFonts w:ascii="Cambria" w:hAnsi="Cambria" w:cs="Cambria"/>
-                <w:lang w:val="en-DK"/>
-              </w:rPr>
-              <w:t> </w:t>
-            </w:r>
-            <w:r>
-              <w:rPr>
-                <w:rFonts w:ascii="Segoe MDL2 Assets" w:hAnsi="Segoe MDL2 Assets" w:cs="Times New Roman"/>
-                <w:lang w:val="en-DK"/>
-              </w:rPr>
-              <w:t xml:space="preserve"> def __</w:t>
-            </w:r>
-            <w:proofErr w:type="spellStart"/>
-            <w:r>
-              <w:rPr>
-                <w:rFonts w:ascii="Segoe MDL2 Assets" w:hAnsi="Segoe MDL2 Assets" w:cs="Times New Roman"/>
-                <w:lang w:val="en-DK"/>
-              </w:rPr>
-              <w:t>init</w:t>
-            </w:r>
-            <w:proofErr w:type="spellEnd"/>
-            <w:r>
-              <w:rPr>
-                <w:rFonts w:ascii="Segoe MDL2 Assets" w:hAnsi="Segoe MDL2 Assets" w:cs="Times New Roman"/>
-                <w:lang w:val="en-DK"/>
-              </w:rPr>
-              <w:t>__(self) -&gt; None:</w:t>
-            </w:r>
-          </w:p>
-          <w:p>
-            <w:pPr>
-              <w:rPr>
-                <w:rFonts w:ascii="Segoe MDL2 Assets" w:hAnsi="Segoe MDL2 Assets" w:cs="Times New Roman"/>
-                <w:lang w:val="en-DK"/>
-              </w:rPr>
-            </w:pPr>
-            <w:r>
-              <w:rPr>
-                <w:rFonts w:ascii="Cambria" w:hAnsi="Cambria" w:cs="Cambria"/>
-                <w:lang w:val="en-DK"/>
-              </w:rPr>
-              <w:t> </w:t>
-            </w:r>
-            <w:r>
-              <w:rPr>
-                <w:rFonts w:ascii="Segoe MDL2 Assets" w:hAnsi="Segoe MDL2 Assets" w:cs="Times New Roman"/>
-                <w:lang w:val="en-DK"/>
-              </w:rPr>
-              <w:t xml:space="preserve"> </w:t>
-            </w:r>
-            <w:r>
-              <w:rPr>
-                <w:rFonts w:ascii="Cambria" w:hAnsi="Cambria" w:cs="Cambria"/>
-                <w:lang w:val="en-DK"/>
-              </w:rPr>
-              <w:t> </w:t>
-            </w:r>
-            <w:r>
-              <w:rPr>
-                <w:rFonts w:ascii="Segoe MDL2 Assets" w:hAnsi="Segoe MDL2 Assets" w:cs="Times New Roman"/>
-                <w:lang w:val="en-DK"/>
-              </w:rPr>
-              <w:t xml:space="preserve"> </w:t>
-            </w:r>
-            <w:r>
-              <w:rPr>
-                <w:rFonts w:ascii="Cambria" w:hAnsi="Cambria" w:cs="Cambria"/>
-                <w:lang w:val="en-DK"/>
-              </w:rPr>
-              <w:t> </w:t>
-            </w:r>
-            <w:r>
-              <w:rPr>
-                <w:rFonts w:ascii="Segoe MDL2 Assets" w:hAnsi="Segoe MDL2 Assets" w:cs="Times New Roman"/>
-                <w:lang w:val="en-DK"/>
-              </w:rPr>
-              <w:t xml:space="preserve"> </w:t>
-            </w:r>
-            <w:r>
-              <w:rPr>
-                <w:rFonts w:ascii="Cambria" w:hAnsi="Cambria" w:cs="Cambria"/>
-                <w:lang w:val="en-DK"/>
-              </w:rPr>
-              <w:t> </w:t>
-            </w:r>
-            <w:r>
-              <w:rPr>
-                <w:rFonts w:ascii="Segoe MDL2 Assets" w:hAnsi="Segoe MDL2 Assets" w:cs="Times New Roman"/>
-                <w:lang w:val="en-DK"/>
-              </w:rPr>
-              <w:t xml:space="preserve"> </w:t>
-            </w:r>
-            <w:proofErr w:type="spellStart"/>
-            <w:r>
-              <w:rPr>
-                <w:rFonts w:ascii="Segoe MDL2 Assets" w:hAnsi="Segoe MDL2 Assets" w:cs="Times New Roman"/>
-                <w:lang w:val="en-DK"/>
-              </w:rPr>
-              <w:t>self.G</w:t>
-            </w:r>
-            <w:proofErr w:type="spellEnd"/>
-            <w:r>
-              <w:rPr>
-                <w:rFonts w:ascii="Segoe MDL2 Assets" w:hAnsi="Segoe MDL2 Assets" w:cs="Times New Roman"/>
-                <w:lang w:val="en-DK"/>
-              </w:rPr>
-              <w:t>: float =</w:t>
-            </w:r>
-            <w:r>
-              <w:rPr>
-                <w:rFonts w:ascii="Cambria" w:hAnsi="Cambria" w:cs="Cambria"/>
-                <w:lang w:val="en-DK"/>
-              </w:rPr>
-              <w:t> </w:t>
-            </w:r>
-            <w:r>
-              <w:rPr>
-                <w:rFonts w:ascii="Segoe MDL2 Assets" w:hAnsi="Segoe MDL2 Assets" w:cs="Times New Roman"/>
-                <w:lang w:val="en-DK"/>
-              </w:rPr>
-              <w:t>6.67430 * (10**(-11))</w:t>
-            </w:r>
-          </w:p>
-          <w:p>
-            <w:pPr>
-              <w:rPr>
-                <w:rFonts w:ascii="Segoe MDL2 Assets" w:hAnsi="Segoe MDL2 Assets" w:cs="Times New Roman"/>
-                <w:lang w:val="en-DK"/>
-              </w:rPr>
-            </w:pPr>
-            <w:r>
-              <w:rPr>
-                <w:rFonts w:ascii="Cambria" w:hAnsi="Cambria" w:cs="Cambria"/>
-                <w:lang w:val="en-DK"/>
-              </w:rPr>
-              <w:t> </w:t>
-            </w:r>
-            <w:r>
-              <w:rPr>
-                <w:rFonts w:ascii="Segoe MDL2 Assets" w:hAnsi="Segoe MDL2 Assets" w:cs="Times New Roman"/>
-                <w:lang w:val="en-DK"/>
-              </w:rPr>
-              <w:t xml:space="preserve"> </w:t>
-            </w:r>
-            <w:r>
-              <w:rPr>
-                <w:rFonts w:ascii="Cambria" w:hAnsi="Cambria" w:cs="Cambria"/>
-                <w:lang w:val="en-DK"/>
-              </w:rPr>
-              <w:t> </w:t>
-            </w:r>
-            <w:r>
-              <w:rPr>
-                <w:rFonts w:ascii="Segoe MDL2 Assets" w:hAnsi="Segoe MDL2 Assets" w:cs="Times New Roman"/>
-                <w:lang w:val="en-DK"/>
-              </w:rPr>
-              <w:t xml:space="preserve"> </w:t>
-            </w:r>
-            <w:r>
-              <w:rPr>
-                <w:rFonts w:ascii="Cambria" w:hAnsi="Cambria" w:cs="Cambria"/>
-                <w:lang w:val="en-DK"/>
-              </w:rPr>
-              <w:t> </w:t>
-            </w:r>
-            <w:r>
-              <w:rPr>
-                <w:rFonts w:ascii="Segoe MDL2 Assets" w:hAnsi="Segoe MDL2 Assets" w:cs="Times New Roman"/>
-                <w:lang w:val="en-DK"/>
-              </w:rPr>
-              <w:t xml:space="preserve"> </w:t>
-            </w:r>
-            <w:r>
-              <w:rPr>
-                <w:rFonts w:ascii="Cambria" w:hAnsi="Cambria" w:cs="Cambria"/>
-                <w:lang w:val="en-DK"/>
-              </w:rPr>
-              <w:t> </w:t>
-            </w:r>
-            <w:r>
-              <w:rPr>
-                <w:rFonts w:ascii="Segoe MDL2 Assets" w:hAnsi="Segoe MDL2 Assets" w:cs="Times New Roman"/>
-                <w:lang w:val="en-DK"/>
-              </w:rPr>
-              <w:t xml:space="preserve"> </w:t>
-            </w:r>
-            <w:proofErr w:type="spellStart"/>
-            <w:r>
-              <w:rPr>
-                <w:rFonts w:ascii="Segoe MDL2 Assets" w:hAnsi="Segoe MDL2 Assets" w:cs="Times New Roman"/>
-                <w:lang w:val="en-DK"/>
-              </w:rPr>
-              <w:t>self.bodies</w:t>
-            </w:r>
-            <w:proofErr w:type="spellEnd"/>
-            <w:r>
-              <w:rPr>
-                <w:rFonts w:ascii="Segoe MDL2 Assets" w:hAnsi="Segoe MDL2 Assets" w:cs="Times New Roman"/>
-                <w:lang w:val="en-DK"/>
-              </w:rPr>
-              <w:t>: list = []</w:t>
-            </w:r>
-          </w:p>
-          <w:p>
-            <w:pPr>
-              <w:rPr>
-                <w:rFonts w:ascii="Segoe MDL2 Assets" w:hAnsi="Segoe MDL2 Assets" w:cs="Times New Roman"/>
-                <w:lang w:val="en-DK"/>
-              </w:rPr>
-            </w:pPr>
-            <w:r>
-              <w:rPr>
-                <w:rFonts w:ascii="Cambria" w:hAnsi="Cambria" w:cs="Cambria"/>
-                <w:lang w:val="en-DK"/>
-              </w:rPr>
-              <w:t> </w:t>
-            </w:r>
-            <w:r>
-              <w:rPr>
-                <w:rFonts w:ascii="Segoe MDL2 Assets" w:hAnsi="Segoe MDL2 Assets" w:cs="Times New Roman"/>
-                <w:lang w:val="en-DK"/>
-              </w:rPr>
-              <w:t xml:space="preserve"> </w:t>
-            </w:r>
-            <w:r>
-              <w:rPr>
-                <w:rFonts w:ascii="Cambria" w:hAnsi="Cambria" w:cs="Cambria"/>
-                <w:lang w:val="en-DK"/>
-              </w:rPr>
-              <w:t> </w:t>
-            </w:r>
-            <w:r>
-              <w:rPr>
-                <w:rFonts w:ascii="Segoe MDL2 Assets" w:hAnsi="Segoe MDL2 Assets" w:cs="Times New Roman"/>
-                <w:lang w:val="en-DK"/>
-              </w:rPr>
-              <w:t xml:space="preserve"> </w:t>
-            </w:r>
-            <w:r>
-              <w:rPr>
-                <w:rFonts w:ascii="Cambria" w:hAnsi="Cambria" w:cs="Cambria"/>
-                <w:lang w:val="en-DK"/>
-              </w:rPr>
-              <w:t> </w:t>
-            </w:r>
-            <w:r>
-              <w:rPr>
-                <w:rFonts w:ascii="Segoe MDL2 Assets" w:hAnsi="Segoe MDL2 Assets" w:cs="Times New Roman"/>
-                <w:lang w:val="en-DK"/>
-              </w:rPr>
-              <w:t xml:space="preserve"> </w:t>
-            </w:r>
-            <w:r>
-              <w:rPr>
-                <w:rFonts w:ascii="Cambria" w:hAnsi="Cambria" w:cs="Cambria"/>
-                <w:lang w:val="en-DK"/>
-              </w:rPr>
-              <w:t> </w:t>
-            </w:r>
-            <w:r>
-              <w:rPr>
-                <w:rFonts w:ascii="Segoe MDL2 Assets" w:hAnsi="Segoe MDL2 Assets" w:cs="Times New Roman"/>
-                <w:lang w:val="en-DK"/>
-              </w:rPr>
-              <w:t xml:space="preserve"> </w:t>
-            </w:r>
-            <w:proofErr w:type="spellStart"/>
-            <w:r>
-              <w:rPr>
-                <w:rFonts w:ascii="Segoe MDL2 Assets" w:hAnsi="Segoe MDL2 Assets" w:cs="Times New Roman"/>
-                <w:lang w:val="en-DK"/>
-              </w:rPr>
-              <w:t>self.QUEUE</w:t>
-            </w:r>
-            <w:proofErr w:type="spellEnd"/>
-            <w:r>
-              <w:rPr>
-                <w:rFonts w:ascii="Segoe MDL2 Assets" w:hAnsi="Segoe MDL2 Assets" w:cs="Times New Roman"/>
-                <w:lang w:val="en-DK"/>
-              </w:rPr>
-              <w:t>: list = []</w:t>
-            </w:r>
-          </w:p>
-          <w:p>
-            <w:pPr>
-              <w:rPr>
-                <w:rFonts w:ascii="Segoe MDL2 Assets" w:hAnsi="Segoe MDL2 Assets" w:cs="Times New Roman"/>
-                <w:lang w:val="en-DK"/>
-              </w:rPr>
-            </w:pPr>
-            <w:r>
-              <w:rPr>
-                <w:rFonts w:ascii="Cambria" w:hAnsi="Cambria" w:cs="Cambria"/>
-                <w:lang w:val="en-DK"/>
-              </w:rPr>
-              <w:t> </w:t>
-            </w:r>
-            <w:r>
-              <w:rPr>
-                <w:rFonts w:ascii="Segoe MDL2 Assets" w:hAnsi="Segoe MDL2 Assets" w:cs="Times New Roman"/>
-                <w:lang w:val="en-DK"/>
-              </w:rPr>
-              <w:t xml:space="preserve"> </w:t>
-            </w:r>
-            <w:r>
-              <w:rPr>
-                <w:rFonts w:ascii="Cambria" w:hAnsi="Cambria" w:cs="Cambria"/>
-                <w:lang w:val="en-DK"/>
-              </w:rPr>
-              <w:t> </w:t>
-            </w:r>
-            <w:r>
-              <w:rPr>
-                <w:rFonts w:ascii="Segoe MDL2 Assets" w:hAnsi="Segoe MDL2 Assets" w:cs="Times New Roman"/>
-                <w:lang w:val="en-DK"/>
-              </w:rPr>
-              <w:t xml:space="preserve"> </w:t>
-            </w:r>
-            <w:r>
-              <w:rPr>
-                <w:rFonts w:ascii="Cambria" w:hAnsi="Cambria" w:cs="Cambria"/>
-                <w:lang w:val="en-DK"/>
-              </w:rPr>
-              <w:t> </w:t>
-            </w:r>
-            <w:r>
-              <w:rPr>
-                <w:rFonts w:ascii="Segoe MDL2 Assets" w:hAnsi="Segoe MDL2 Assets" w:cs="Times New Roman"/>
-                <w:lang w:val="en-DK"/>
-              </w:rPr>
-              <w:t xml:space="preserve"> </w:t>
-            </w:r>
-            <w:r>
-              <w:rPr>
-                <w:rFonts w:ascii="Cambria" w:hAnsi="Cambria" w:cs="Cambria"/>
-                <w:lang w:val="en-DK"/>
-              </w:rPr>
-              <w:t> </w:t>
-            </w:r>
-            <w:r>
-              <w:rPr>
-                <w:rFonts w:ascii="Segoe MDL2 Assets" w:hAnsi="Segoe MDL2 Assets" w:cs="Times New Roman"/>
-                <w:lang w:val="en-DK"/>
-              </w:rPr>
-              <w:t xml:space="preserve"> </w:t>
-            </w:r>
-            <w:proofErr w:type="spellStart"/>
-            <w:r>
-              <w:rPr>
-                <w:rFonts w:ascii="Segoe MDL2 Assets" w:hAnsi="Segoe MDL2 Assets" w:cs="Times New Roman"/>
-                <w:lang w:val="en-DK"/>
-              </w:rPr>
-              <w:t>self.dt</w:t>
-            </w:r>
-            <w:proofErr w:type="spellEnd"/>
-            <w:r>
-              <w:rPr>
-                <w:rFonts w:ascii="Segoe MDL2 Assets" w:hAnsi="Segoe MDL2 Assets" w:cs="Times New Roman"/>
-                <w:lang w:val="en-DK"/>
-              </w:rPr>
-              <w:t>: float = 0.000001</w:t>
-            </w:r>
-          </w:p>
-          <w:p>
-            <w:pPr>
-              <w:rPr>
-                <w:rFonts w:ascii="Segoe MDL2 Assets" w:hAnsi="Segoe MDL2 Assets" w:cs="Times New Roman"/>
-                <w:lang w:val="en-DK"/>
-              </w:rPr>
-            </w:pPr>
-            <w:r>
-              <w:rPr>
-                <w:rFonts w:ascii="Cambria" w:hAnsi="Cambria" w:cs="Cambria"/>
-                <w:lang w:val="en-DK"/>
-              </w:rPr>
-              <w:t> </w:t>
-            </w:r>
-            <w:r>
-              <w:rPr>
-                <w:rFonts w:ascii="Segoe MDL2 Assets" w:hAnsi="Segoe MDL2 Assets" w:cs="Times New Roman"/>
-                <w:lang w:val="en-DK"/>
-              </w:rPr>
-              <w:t xml:space="preserve"> </w:t>
-            </w:r>
-            <w:r>
-              <w:rPr>
-                <w:rFonts w:ascii="Cambria" w:hAnsi="Cambria" w:cs="Cambria"/>
-                <w:lang w:val="en-DK"/>
-              </w:rPr>
-              <w:t> </w:t>
-            </w:r>
-            <w:r>
-              <w:rPr>
-                <w:rFonts w:ascii="Segoe MDL2 Assets" w:hAnsi="Segoe MDL2 Assets" w:cs="Times New Roman"/>
-                <w:lang w:val="en-DK"/>
-              </w:rPr>
-              <w:t xml:space="preserve"> </w:t>
-            </w:r>
-          </w:p>
-          <w:p>
-            <w:pPr>
-              <w:rPr>
-                <w:rFonts w:ascii="Segoe MDL2 Assets" w:hAnsi="Segoe MDL2 Assets" w:cs="Times New Roman"/>
-                <w:lang w:val="en-DK"/>
-              </w:rPr>
-            </w:pPr>
-            <w:r>
-              <w:rPr>
-                <w:rFonts w:ascii="Cambria" w:hAnsi="Cambria" w:cs="Cambria"/>
-                <w:lang w:val="en-DK"/>
-              </w:rPr>
-              <w:t> </w:t>
-            </w:r>
-            <w:r>
-              <w:rPr>
-                <w:rFonts w:ascii="Segoe MDL2 Assets" w:hAnsi="Segoe MDL2 Assets" w:cs="Times New Roman"/>
-                <w:lang w:val="en-DK"/>
-              </w:rPr>
-              <w:t xml:space="preserve"> </w:t>
-            </w:r>
-            <w:r>
-              <w:rPr>
-                <w:rFonts w:ascii="Cambria" w:hAnsi="Cambria" w:cs="Cambria"/>
-                <w:lang w:val="en-DK"/>
-              </w:rPr>
-              <w:t> </w:t>
-            </w:r>
-            <w:r>
-              <w:rPr>
-                <w:rFonts w:ascii="Segoe MDL2 Assets" w:hAnsi="Segoe MDL2 Assets" w:cs="Times New Roman"/>
-                <w:lang w:val="en-DK"/>
-              </w:rPr>
-              <w:t xml:space="preserve"> def </w:t>
-            </w:r>
-            <w:proofErr w:type="spellStart"/>
-            <w:r>
-              <w:rPr>
-                <w:rFonts w:ascii="Segoe MDL2 Assets" w:hAnsi="Segoe MDL2 Assets" w:cs="Times New Roman"/>
-                <w:b/>
-                <w:bCs/>
-                <w:lang w:val="en-DK"/>
-              </w:rPr>
-              <w:t>appenedBody</w:t>
-            </w:r>
-            <w:proofErr w:type="spellEnd"/>
-            <w:r>
-              <w:rPr>
-                <w:rFonts w:ascii="Segoe MDL2 Assets" w:hAnsi="Segoe MDL2 Assets" w:cs="Times New Roman"/>
-                <w:lang w:val="en-DK"/>
-              </w:rPr>
-              <w:t>(self, BODY):</w:t>
-            </w:r>
-          </w:p>
-          <w:p>
-            <w:pPr>
-              <w:rPr>
-                <w:rFonts w:ascii="Segoe MDL2 Assets" w:hAnsi="Segoe MDL2 Assets" w:cs="Times New Roman"/>
-                <w:lang w:val="en-DK"/>
-              </w:rPr>
-            </w:pPr>
-            <w:r>
-              <w:rPr>
-                <w:rFonts w:ascii="Cambria" w:hAnsi="Cambria" w:cs="Cambria"/>
-                <w:lang w:val="en-DK"/>
-              </w:rPr>
-              <w:t> </w:t>
-            </w:r>
-            <w:r>
-              <w:rPr>
-                <w:rFonts w:ascii="Segoe MDL2 Assets" w:hAnsi="Segoe MDL2 Assets" w:cs="Times New Roman"/>
-                <w:lang w:val="en-DK"/>
-              </w:rPr>
-              <w:t xml:space="preserve"> </w:t>
-            </w:r>
-            <w:r>
-              <w:rPr>
-                <w:rFonts w:ascii="Cambria" w:hAnsi="Cambria" w:cs="Cambria"/>
-                <w:lang w:val="en-DK"/>
-              </w:rPr>
-              <w:t> </w:t>
-            </w:r>
-            <w:r>
-              <w:rPr>
-                <w:rFonts w:ascii="Segoe MDL2 Assets" w:hAnsi="Segoe MDL2 Assets" w:cs="Times New Roman"/>
-                <w:lang w:val="en-DK"/>
-              </w:rPr>
-              <w:t xml:space="preserve"> </w:t>
-            </w:r>
-            <w:r>
-              <w:rPr>
-                <w:rFonts w:ascii="Cambria" w:hAnsi="Cambria" w:cs="Cambria"/>
-                <w:lang w:val="en-DK"/>
-              </w:rPr>
-              <w:t> </w:t>
-            </w:r>
-            <w:r>
-              <w:rPr>
-                <w:rFonts w:ascii="Segoe MDL2 Assets" w:hAnsi="Segoe MDL2 Assets" w:cs="Times New Roman"/>
-                <w:lang w:val="en-DK"/>
-              </w:rPr>
-              <w:t xml:space="preserve"> </w:t>
-            </w:r>
-            <w:r>
-              <w:rPr>
-                <w:rFonts w:ascii="Cambria" w:hAnsi="Cambria" w:cs="Cambria"/>
-                <w:lang w:val="en-DK"/>
-              </w:rPr>
-              <w:t> </w:t>
-            </w:r>
-            <w:r>
-              <w:rPr>
-                <w:rFonts w:ascii="Segoe MDL2 Assets" w:hAnsi="Segoe MDL2 Assets" w:cs="Times New Roman"/>
-                <w:lang w:val="en-DK"/>
-              </w:rPr>
-              <w:t xml:space="preserve"> </w:t>
-            </w:r>
-            <w:proofErr w:type="spellStart"/>
-            <w:r>
-              <w:rPr>
-                <w:rFonts w:ascii="Segoe MDL2 Assets" w:hAnsi="Segoe MDL2 Assets" w:cs="Times New Roman"/>
-                <w:lang w:val="en-DK"/>
-              </w:rPr>
-              <w:t>self.bodies.append</w:t>
-            </w:r>
-            <w:proofErr w:type="spellEnd"/>
-            <w:r>
-              <w:rPr>
-                <w:rFonts w:ascii="Segoe MDL2 Assets" w:hAnsi="Segoe MDL2 Assets" w:cs="Times New Roman"/>
-                <w:lang w:val="en-DK"/>
-              </w:rPr>
-              <w:t>(BODY)</w:t>
-            </w:r>
-          </w:p>
-          <w:p>
-            <w:pPr>
-              <w:rPr>
-                <w:rFonts w:ascii="Segoe MDL2 Assets" w:hAnsi="Segoe MDL2 Assets" w:cs="Times New Roman"/>
-                <w:lang w:val="en-DK"/>
-              </w:rPr>
-            </w:pPr>
-            <w:r>
-              <w:rPr>
-                <w:rFonts w:ascii="Cambria" w:hAnsi="Cambria" w:cs="Cambria"/>
-                <w:lang w:val="en-DK"/>
-              </w:rPr>
-              <w:lastRenderedPageBreak/>
-              <w:t> </w:t>
-            </w:r>
-            <w:r>
-              <w:rPr>
-                <w:rFonts w:ascii="Segoe MDL2 Assets" w:hAnsi="Segoe MDL2 Assets" w:cs="Times New Roman"/>
-                <w:lang w:val="en-DK"/>
-              </w:rPr>
-              <w:t xml:space="preserve"> </w:t>
-            </w:r>
-            <w:r>
-              <w:rPr>
-                <w:rFonts w:ascii="Cambria" w:hAnsi="Cambria" w:cs="Cambria"/>
-                <w:lang w:val="en-DK"/>
-              </w:rPr>
-              <w:t> </w:t>
-            </w:r>
-            <w:r>
-              <w:rPr>
-                <w:rFonts w:ascii="Segoe MDL2 Assets" w:hAnsi="Segoe MDL2 Assets" w:cs="Times New Roman"/>
-                <w:lang w:val="en-DK"/>
-              </w:rPr>
-              <w:t xml:space="preserve"> def </w:t>
-            </w:r>
-            <w:r>
-              <w:rPr>
-                <w:rFonts w:ascii="Segoe MDL2 Assets" w:hAnsi="Segoe MDL2 Assets" w:cs="Times New Roman"/>
-                <w:b/>
-                <w:bCs/>
-                <w:lang w:val="en-DK"/>
-              </w:rPr>
-              <w:t>compute</w:t>
-            </w:r>
-            <w:r>
-              <w:rPr>
-                <w:rFonts w:ascii="Segoe MDL2 Assets" w:hAnsi="Segoe MDL2 Assets" w:cs="Times New Roman"/>
-                <w:lang w:val="en-DK"/>
-              </w:rPr>
-              <w:t>(self):</w:t>
-            </w:r>
-          </w:p>
-          <w:p>
-            <w:pPr>
-              <w:rPr>
-                <w:rFonts w:ascii="Segoe MDL2 Assets" w:hAnsi="Segoe MDL2 Assets" w:cs="Times New Roman"/>
-                <w:lang w:val="en-DK"/>
-              </w:rPr>
-            </w:pPr>
-            <w:r>
-              <w:rPr>
-                <w:rFonts w:ascii="Cambria" w:hAnsi="Cambria" w:cs="Cambria"/>
-                <w:lang w:val="en-DK"/>
-              </w:rPr>
-              <w:t> </w:t>
-            </w:r>
-            <w:r>
-              <w:rPr>
-                <w:rFonts w:ascii="Segoe MDL2 Assets" w:hAnsi="Segoe MDL2 Assets" w:cs="Times New Roman"/>
-                <w:lang w:val="en-DK"/>
-              </w:rPr>
-              <w:t xml:space="preserve"> </w:t>
-            </w:r>
-            <w:r>
-              <w:rPr>
-                <w:rFonts w:ascii="Cambria" w:hAnsi="Cambria" w:cs="Cambria"/>
-                <w:lang w:val="en-DK"/>
-              </w:rPr>
-              <w:t> </w:t>
-            </w:r>
-            <w:r>
-              <w:rPr>
-                <w:rFonts w:ascii="Segoe MDL2 Assets" w:hAnsi="Segoe MDL2 Assets" w:cs="Times New Roman"/>
-                <w:lang w:val="en-DK"/>
-              </w:rPr>
-              <w:t xml:space="preserve"> </w:t>
-            </w:r>
-            <w:r>
-              <w:rPr>
-                <w:rFonts w:ascii="Cambria" w:hAnsi="Cambria" w:cs="Cambria"/>
-                <w:lang w:val="en-DK"/>
-              </w:rPr>
-              <w:t> </w:t>
-            </w:r>
-            <w:r>
-              <w:rPr>
-                <w:rFonts w:ascii="Segoe MDL2 Assets" w:hAnsi="Segoe MDL2 Assets" w:cs="Times New Roman"/>
-                <w:lang w:val="en-DK"/>
-              </w:rPr>
-              <w:t xml:space="preserve"> </w:t>
-            </w:r>
-            <w:r>
-              <w:rPr>
-                <w:rFonts w:ascii="Cambria" w:hAnsi="Cambria" w:cs="Cambria"/>
-                <w:lang w:val="en-DK"/>
-              </w:rPr>
-              <w:t> </w:t>
-            </w:r>
-            <w:r>
-              <w:rPr>
-                <w:rFonts w:ascii="Segoe MDL2 Assets" w:hAnsi="Segoe MDL2 Assets" w:cs="Times New Roman"/>
-                <w:lang w:val="en-DK"/>
-              </w:rPr>
-              <w:t xml:space="preserve"> for body1 in </w:t>
-            </w:r>
-            <w:proofErr w:type="spellStart"/>
-            <w:r>
-              <w:rPr>
-                <w:rFonts w:ascii="Segoe MDL2 Assets" w:hAnsi="Segoe MDL2 Assets" w:cs="Times New Roman"/>
-                <w:lang w:val="en-DK"/>
-              </w:rPr>
-              <w:t>self.bodies</w:t>
-            </w:r>
-            <w:proofErr w:type="spellEnd"/>
-            <w:r>
-              <w:rPr>
-                <w:rFonts w:ascii="Segoe MDL2 Assets" w:hAnsi="Segoe MDL2 Assets" w:cs="Times New Roman"/>
-                <w:lang w:val="en-DK"/>
-              </w:rPr>
-              <w:t>:</w:t>
-            </w:r>
-          </w:p>
-          <w:p>
-            <w:pPr>
-              <w:rPr>
-                <w:rFonts w:ascii="Segoe MDL2 Assets" w:hAnsi="Segoe MDL2 Assets" w:cs="Times New Roman"/>
-                <w:lang w:val="en-DK"/>
-              </w:rPr>
-            </w:pPr>
-            <w:r>
-              <w:rPr>
-                <w:rFonts w:ascii="Cambria" w:hAnsi="Cambria" w:cs="Cambria"/>
-                <w:lang w:val="en-DK"/>
-              </w:rPr>
-              <w:t> </w:t>
-            </w:r>
-            <w:r>
-              <w:rPr>
-                <w:rFonts w:ascii="Segoe MDL2 Assets" w:hAnsi="Segoe MDL2 Assets" w:cs="Times New Roman"/>
-                <w:lang w:val="en-DK"/>
-              </w:rPr>
-              <w:t xml:space="preserve"> </w:t>
-            </w:r>
-            <w:r>
-              <w:rPr>
-                <w:rFonts w:ascii="Cambria" w:hAnsi="Cambria" w:cs="Cambria"/>
-                <w:lang w:val="en-DK"/>
-              </w:rPr>
-              <w:t> </w:t>
-            </w:r>
-            <w:r>
-              <w:rPr>
-                <w:rFonts w:ascii="Segoe MDL2 Assets" w:hAnsi="Segoe MDL2 Assets" w:cs="Times New Roman"/>
-                <w:lang w:val="en-DK"/>
-              </w:rPr>
-              <w:t xml:space="preserve"> </w:t>
-            </w:r>
-            <w:r>
-              <w:rPr>
-                <w:rFonts w:ascii="Cambria" w:hAnsi="Cambria" w:cs="Cambria"/>
-                <w:lang w:val="en-DK"/>
-              </w:rPr>
-              <w:t> </w:t>
-            </w:r>
-            <w:r>
-              <w:rPr>
-                <w:rFonts w:ascii="Segoe MDL2 Assets" w:hAnsi="Segoe MDL2 Assets" w:cs="Times New Roman"/>
-                <w:lang w:val="en-DK"/>
-              </w:rPr>
-              <w:t xml:space="preserve"> </w:t>
-            </w:r>
-            <w:r>
-              <w:rPr>
-                <w:rFonts w:ascii="Cambria" w:hAnsi="Cambria" w:cs="Cambria"/>
-                <w:lang w:val="en-DK"/>
-              </w:rPr>
-              <w:t> </w:t>
-            </w:r>
-            <w:r>
-              <w:rPr>
-                <w:rFonts w:ascii="Segoe MDL2 Assets" w:hAnsi="Segoe MDL2 Assets" w:cs="Times New Roman"/>
-                <w:lang w:val="en-DK"/>
-              </w:rPr>
-              <w:t xml:space="preserve"> </w:t>
-            </w:r>
-            <w:r>
-              <w:rPr>
-                <w:rFonts w:ascii="Cambria" w:hAnsi="Cambria" w:cs="Cambria"/>
-                <w:lang w:val="en-DK"/>
-              </w:rPr>
-              <w:t> </w:t>
-            </w:r>
-            <w:r>
-              <w:rPr>
-                <w:rFonts w:ascii="Segoe MDL2 Assets" w:hAnsi="Segoe MDL2 Assets" w:cs="Times New Roman"/>
-                <w:lang w:val="en-DK"/>
-              </w:rPr>
-              <w:t xml:space="preserve"> </w:t>
-            </w:r>
-            <w:r>
-              <w:rPr>
-                <w:rFonts w:ascii="Cambria" w:hAnsi="Cambria" w:cs="Cambria"/>
-                <w:lang w:val="en-DK"/>
-              </w:rPr>
-              <w:t> </w:t>
-            </w:r>
-            <w:r>
-              <w:rPr>
-                <w:rFonts w:ascii="Segoe MDL2 Assets" w:hAnsi="Segoe MDL2 Assets" w:cs="Times New Roman"/>
-                <w:lang w:val="en-DK"/>
-              </w:rPr>
-              <w:t xml:space="preserve"> POS1 = body1.position</w:t>
-            </w:r>
-          </w:p>
-          <w:p>
-            <w:pPr>
-              <w:rPr>
-                <w:rFonts w:ascii="Segoe MDL2 Assets" w:hAnsi="Segoe MDL2 Assets" w:cs="Times New Roman"/>
-                <w:lang w:val="en-DK"/>
-              </w:rPr>
-            </w:pPr>
-            <w:r>
-              <w:rPr>
-                <w:rFonts w:ascii="Cambria" w:hAnsi="Cambria" w:cs="Cambria"/>
-                <w:lang w:val="en-DK"/>
-              </w:rPr>
-              <w:t> </w:t>
-            </w:r>
-            <w:r>
-              <w:rPr>
-                <w:rFonts w:ascii="Segoe MDL2 Assets" w:hAnsi="Segoe MDL2 Assets" w:cs="Times New Roman"/>
-                <w:lang w:val="en-DK"/>
-              </w:rPr>
-              <w:t xml:space="preserve"> </w:t>
-            </w:r>
-            <w:r>
-              <w:rPr>
-                <w:rFonts w:ascii="Cambria" w:hAnsi="Cambria" w:cs="Cambria"/>
-                <w:lang w:val="en-DK"/>
-              </w:rPr>
-              <w:t> </w:t>
-            </w:r>
-            <w:r>
-              <w:rPr>
-                <w:rFonts w:ascii="Segoe MDL2 Assets" w:hAnsi="Segoe MDL2 Assets" w:cs="Times New Roman"/>
-                <w:lang w:val="en-DK"/>
-              </w:rPr>
-              <w:t xml:space="preserve"> </w:t>
-            </w:r>
-            <w:r>
-              <w:rPr>
-                <w:rFonts w:ascii="Cambria" w:hAnsi="Cambria" w:cs="Cambria"/>
-                <w:lang w:val="en-DK"/>
-              </w:rPr>
-              <w:t> </w:t>
-            </w:r>
-            <w:r>
-              <w:rPr>
-                <w:rFonts w:ascii="Segoe MDL2 Assets" w:hAnsi="Segoe MDL2 Assets" w:cs="Times New Roman"/>
-                <w:lang w:val="en-DK"/>
-              </w:rPr>
-              <w:t xml:space="preserve"> </w:t>
-            </w:r>
-            <w:r>
-              <w:rPr>
-                <w:rFonts w:ascii="Cambria" w:hAnsi="Cambria" w:cs="Cambria"/>
-                <w:lang w:val="en-DK"/>
-              </w:rPr>
-              <w:t> </w:t>
-            </w:r>
-            <w:r>
-              <w:rPr>
-                <w:rFonts w:ascii="Segoe MDL2 Assets" w:hAnsi="Segoe MDL2 Assets" w:cs="Times New Roman"/>
-                <w:lang w:val="en-DK"/>
-              </w:rPr>
-              <w:t xml:space="preserve"> </w:t>
-            </w:r>
-            <w:r>
-              <w:rPr>
-                <w:rFonts w:ascii="Cambria" w:hAnsi="Cambria" w:cs="Cambria"/>
-                <w:lang w:val="en-DK"/>
-              </w:rPr>
-              <w:t> </w:t>
-            </w:r>
-            <w:r>
-              <w:rPr>
-                <w:rFonts w:ascii="Segoe MDL2 Assets" w:hAnsi="Segoe MDL2 Assets" w:cs="Times New Roman"/>
-                <w:lang w:val="en-DK"/>
-              </w:rPr>
-              <w:t xml:space="preserve"> </w:t>
-            </w:r>
-            <w:r>
-              <w:rPr>
-                <w:rFonts w:ascii="Cambria" w:hAnsi="Cambria" w:cs="Cambria"/>
-                <w:lang w:val="en-DK"/>
-              </w:rPr>
-              <w:t> </w:t>
-            </w:r>
-            <w:r>
-              <w:rPr>
-                <w:rFonts w:ascii="Segoe MDL2 Assets" w:hAnsi="Segoe MDL2 Assets" w:cs="Times New Roman"/>
-                <w:lang w:val="en-DK"/>
-              </w:rPr>
-              <w:t xml:space="preserve"> VELOCITY = body1.velocity</w:t>
-            </w:r>
-          </w:p>
-          <w:p>
-            <w:pPr>
-              <w:rPr>
-                <w:rFonts w:ascii="Segoe MDL2 Assets" w:hAnsi="Segoe MDL2 Assets" w:cs="Times New Roman"/>
-                <w:lang w:val="en-DK"/>
+              <w:spacing w:after="0" w:line="240" w:lineRule="auto"/>
+              <w:rPr>
+                <w:rFonts w:ascii="Segoe MDL2 Assets" w:hAnsi="Segoe MDL2 Assets" w:cs="Times New Roman"/>
+                <w:lang w:val="en-GB"/>
               </w:rPr>
             </w:pPr>
           </w:p>
           <w:p>
             <w:pPr>
-              <w:rPr>
-                <w:rFonts w:ascii="Segoe MDL2 Assets" w:hAnsi="Segoe MDL2 Assets" w:cs="Times New Roman"/>
-                <w:lang w:val="en-DK"/>
+              <w:spacing w:after="0" w:line="240" w:lineRule="auto"/>
+              <w:rPr>
+                <w:rFonts w:ascii="Segoe MDL2 Assets" w:hAnsi="Segoe MDL2 Assets" w:cs="Times New Roman"/>
+                <w:lang w:val="en-GB"/>
               </w:rPr>
             </w:pPr>
             <w:r>
               <w:rPr>
-                <w:rFonts w:ascii="Cambria" w:hAnsi="Cambria" w:cs="Cambria"/>
-                <w:lang w:val="en-DK"/>
-              </w:rPr>
-              <w:t> </w:t>
-            </w:r>
-            <w:r>
-              <w:rPr>
-                <w:rFonts w:ascii="Segoe MDL2 Assets" w:hAnsi="Segoe MDL2 Assets" w:cs="Times New Roman"/>
-                <w:lang w:val="en-DK"/>
-              </w:rPr>
-              <w:t xml:space="preserve"> </w:t>
-            </w:r>
-            <w:r>
-              <w:rPr>
-                <w:rFonts w:ascii="Cambria" w:hAnsi="Cambria" w:cs="Cambria"/>
-                <w:lang w:val="en-DK"/>
-              </w:rPr>
-              <w:t> </w:t>
-            </w:r>
-            <w:r>
-              <w:rPr>
-                <w:rFonts w:ascii="Segoe MDL2 Assets" w:hAnsi="Segoe MDL2 Assets" w:cs="Times New Roman"/>
-                <w:lang w:val="en-DK"/>
-              </w:rPr>
-              <w:t xml:space="preserve"> </w:t>
-            </w:r>
-            <w:r>
-              <w:rPr>
-                <w:rFonts w:ascii="Cambria" w:hAnsi="Cambria" w:cs="Cambria"/>
-                <w:lang w:val="en-DK"/>
-              </w:rPr>
-              <w:t> </w:t>
-            </w:r>
-            <w:r>
-              <w:rPr>
-                <w:rFonts w:ascii="Segoe MDL2 Assets" w:hAnsi="Segoe MDL2 Assets" w:cs="Times New Roman"/>
-                <w:lang w:val="en-DK"/>
-              </w:rPr>
-              <w:t xml:space="preserve"> </w:t>
-            </w:r>
-            <w:r>
-              <w:rPr>
-                <w:rFonts w:ascii="Cambria" w:hAnsi="Cambria" w:cs="Cambria"/>
-                <w:lang w:val="en-DK"/>
-              </w:rPr>
-              <w:t> </w:t>
-            </w:r>
-            <w:r>
-              <w:rPr>
-                <w:rFonts w:ascii="Segoe MDL2 Assets" w:hAnsi="Segoe MDL2 Assets" w:cs="Times New Roman"/>
-                <w:lang w:val="en-DK"/>
-              </w:rPr>
-              <w:t xml:space="preserve"> </w:t>
-            </w:r>
-            <w:r>
-              <w:rPr>
-                <w:rFonts w:ascii="Cambria" w:hAnsi="Cambria" w:cs="Cambria"/>
-                <w:lang w:val="en-DK"/>
-              </w:rPr>
-              <w:t> </w:t>
-            </w:r>
-            <w:r>
-              <w:rPr>
-                <w:rFonts w:ascii="Segoe MDL2 Assets" w:hAnsi="Segoe MDL2 Assets" w:cs="Times New Roman"/>
-                <w:lang w:val="en-DK"/>
-              </w:rPr>
-              <w:t xml:space="preserve"> </w:t>
-            </w:r>
-            <w:r>
-              <w:rPr>
-                <w:rFonts w:ascii="Cambria" w:hAnsi="Cambria" w:cs="Cambria"/>
-                <w:lang w:val="en-DK"/>
-              </w:rPr>
-              <w:t> </w:t>
-            </w:r>
-            <w:r>
-              <w:rPr>
-                <w:rFonts w:ascii="Segoe MDL2 Assets" w:hAnsi="Segoe MDL2 Assets" w:cs="Times New Roman"/>
-                <w:lang w:val="en-DK"/>
-              </w:rPr>
-              <w:t xml:space="preserve"> </w:t>
+                <w:rFonts w:ascii="Segoe MDL2 Assets" w:hAnsi="Segoe MDL2 Assets" w:cs="Times New Roman"/>
+                <w:lang w:val="en-GB"/>
+              </w:rPr>
+              <w:t xml:space="preserve">class </w:t>
             </w:r>
             <w:proofErr w:type="spellStart"/>
             <w:r>
               <w:rPr>
                 <w:rFonts w:ascii="Segoe MDL2 Assets" w:hAnsi="Segoe MDL2 Assets" w:cs="Times New Roman"/>
-                <w:lang w:val="en-DK"/>
-              </w:rPr>
-              <w:t>ax</w:t>
+                <w:lang w:val="en-GB"/>
+              </w:rPr>
+              <w:t>Gravi</w:t>
             </w:r>
             <w:proofErr w:type="spellEnd"/>
             <w:r>
               <w:rPr>
                 <w:rFonts w:ascii="Segoe MDL2 Assets" w:hAnsi="Segoe MDL2 Assets" w:cs="Times New Roman"/>
-                <w:lang w:val="en-DK"/>
-              </w:rPr>
-              <w:t xml:space="preserve"> = 0</w:t>
+                <w:lang w:val="en-GB"/>
+              </w:rPr>
+              <w:t>:</w:t>
             </w:r>
           </w:p>
           <w:p>
             <w:pPr>
-              <w:rPr>
-                <w:rFonts w:ascii="Segoe MDL2 Assets" w:hAnsi="Segoe MDL2 Assets" w:cs="Times New Roman"/>
-                <w:lang w:val="en-DK"/>
+              <w:spacing w:after="0" w:line="240" w:lineRule="auto"/>
+              <w:rPr>
+                <w:rFonts w:ascii="Segoe MDL2 Assets" w:hAnsi="Segoe MDL2 Assets" w:cs="Times New Roman"/>
+                <w:lang w:val="en-GB"/>
               </w:rPr>
             </w:pPr>
             <w:r>
               <w:rPr>
                 <w:rFonts w:ascii="Cambria" w:hAnsi="Cambria" w:cs="Cambria"/>
-                <w:lang w:val="en-DK"/>
-              </w:rPr>
-              <w:t> </w:t>
-            </w:r>
-            <w:r>
-              <w:rPr>
-                <w:rFonts w:ascii="Segoe MDL2 Assets" w:hAnsi="Segoe MDL2 Assets" w:cs="Times New Roman"/>
-                <w:lang w:val="en-DK"/>
-              </w:rPr>
-              <w:t xml:space="preserve"> </w:t>
-            </w:r>
-            <w:r>
-              <w:rPr>
-                <w:rFonts w:ascii="Cambria" w:hAnsi="Cambria" w:cs="Cambria"/>
-                <w:lang w:val="en-DK"/>
-              </w:rPr>
-              <w:t> </w:t>
-            </w:r>
-            <w:r>
-              <w:rPr>
-                <w:rFonts w:ascii="Segoe MDL2 Assets" w:hAnsi="Segoe MDL2 Assets" w:cs="Times New Roman"/>
-                <w:lang w:val="en-DK"/>
-              </w:rPr>
-              <w:t xml:space="preserve"> </w:t>
-            </w:r>
-            <w:r>
-              <w:rPr>
-                <w:rFonts w:ascii="Cambria" w:hAnsi="Cambria" w:cs="Cambria"/>
-                <w:lang w:val="en-DK"/>
-              </w:rPr>
-              <w:t> </w:t>
-            </w:r>
-            <w:r>
-              <w:rPr>
-                <w:rFonts w:ascii="Segoe MDL2 Assets" w:hAnsi="Segoe MDL2 Assets" w:cs="Times New Roman"/>
-                <w:lang w:val="en-DK"/>
-              </w:rPr>
-              <w:t xml:space="preserve"> </w:t>
-            </w:r>
-            <w:r>
-              <w:rPr>
-                <w:rFonts w:ascii="Cambria" w:hAnsi="Cambria" w:cs="Cambria"/>
-                <w:lang w:val="en-DK"/>
-              </w:rPr>
-              <w:t> </w:t>
-            </w:r>
-            <w:r>
-              <w:rPr>
-                <w:rFonts w:ascii="Segoe MDL2 Assets" w:hAnsi="Segoe MDL2 Assets" w:cs="Times New Roman"/>
-                <w:lang w:val="en-DK"/>
-              </w:rPr>
-              <w:t xml:space="preserve"> </w:t>
-            </w:r>
-            <w:r>
-              <w:rPr>
-                <w:rFonts w:ascii="Cambria" w:hAnsi="Cambria" w:cs="Cambria"/>
-                <w:lang w:val="en-DK"/>
-              </w:rPr>
-              <w:t> </w:t>
-            </w:r>
-            <w:r>
-              <w:rPr>
-                <w:rFonts w:ascii="Segoe MDL2 Assets" w:hAnsi="Segoe MDL2 Assets" w:cs="Times New Roman"/>
-                <w:lang w:val="en-DK"/>
-              </w:rPr>
-              <w:t xml:space="preserve"> </w:t>
-            </w:r>
-            <w:r>
-              <w:rPr>
-                <w:rFonts w:ascii="Cambria" w:hAnsi="Cambria" w:cs="Cambria"/>
-                <w:lang w:val="en-DK"/>
-              </w:rPr>
-              <w:t> </w:t>
-            </w:r>
-            <w:r>
-              <w:rPr>
-                <w:rFonts w:ascii="Segoe MDL2 Assets" w:hAnsi="Segoe MDL2 Assets" w:cs="Times New Roman"/>
-                <w:lang w:val="en-DK"/>
-              </w:rPr>
-              <w:t xml:space="preserve"> ay = 0</w:t>
+                <w:lang w:val="en-GB"/>
+              </w:rPr>
+              <w:t> </w:t>
+            </w:r>
+            <w:r>
+              <w:rPr>
+                <w:rFonts w:ascii="Segoe MDL2 Assets" w:hAnsi="Segoe MDL2 Assets" w:cs="Times New Roman"/>
+                <w:lang w:val="en-GB"/>
+              </w:rPr>
+              <w:t xml:space="preserve"> </w:t>
+            </w:r>
+            <w:r>
+              <w:rPr>
+                <w:rFonts w:ascii="Cambria" w:hAnsi="Cambria" w:cs="Cambria"/>
+                <w:lang w:val="en-GB"/>
+              </w:rPr>
+              <w:t> </w:t>
+            </w:r>
+            <w:r>
+              <w:rPr>
+                <w:rFonts w:ascii="Segoe MDL2 Assets" w:hAnsi="Segoe MDL2 Assets" w:cs="Times New Roman"/>
+                <w:lang w:val="en-GB"/>
+              </w:rPr>
+              <w:t xml:space="preserve"> def __</w:t>
+            </w:r>
+            <w:proofErr w:type="spellStart"/>
+            <w:r>
+              <w:rPr>
+                <w:rFonts w:ascii="Segoe MDL2 Assets" w:hAnsi="Segoe MDL2 Assets" w:cs="Times New Roman"/>
+                <w:lang w:val="en-GB"/>
+              </w:rPr>
+              <w:t>init</w:t>
+            </w:r>
+            <w:proofErr w:type="spellEnd"/>
+            <w:r>
+              <w:rPr>
+                <w:rFonts w:ascii="Segoe MDL2 Assets" w:hAnsi="Segoe MDL2 Assets" w:cs="Times New Roman"/>
+                <w:lang w:val="en-GB"/>
+              </w:rPr>
+              <w:t>__(self) -&gt; None:</w:t>
             </w:r>
           </w:p>
           <w:p>
             <w:pPr>
-              <w:rPr>
-                <w:rFonts w:ascii="Segoe MDL2 Assets" w:hAnsi="Segoe MDL2 Assets" w:cs="Times New Roman"/>
-                <w:lang w:val="en-DK"/>
+              <w:spacing w:after="0" w:line="240" w:lineRule="auto"/>
+              <w:rPr>
+                <w:rFonts w:ascii="Segoe MDL2 Assets" w:hAnsi="Segoe MDL2 Assets" w:cs="Times New Roman"/>
+                <w:lang w:val="en-GB"/>
+              </w:rPr>
+            </w:pPr>
+            <w:r>
+              <w:rPr>
+                <w:rFonts w:ascii="Cambria" w:hAnsi="Cambria" w:cs="Cambria"/>
+                <w:lang w:val="en-GB"/>
+              </w:rPr>
+              <w:t> </w:t>
+            </w:r>
+            <w:r>
+              <w:rPr>
+                <w:rFonts w:ascii="Segoe MDL2 Assets" w:hAnsi="Segoe MDL2 Assets" w:cs="Times New Roman"/>
+                <w:lang w:val="en-GB"/>
+              </w:rPr>
+              <w:t xml:space="preserve"> </w:t>
+            </w:r>
+            <w:r>
+              <w:rPr>
+                <w:rFonts w:ascii="Cambria" w:hAnsi="Cambria" w:cs="Cambria"/>
+                <w:lang w:val="en-GB"/>
+              </w:rPr>
+              <w:t> </w:t>
+            </w:r>
+            <w:r>
+              <w:rPr>
+                <w:rFonts w:ascii="Segoe MDL2 Assets" w:hAnsi="Segoe MDL2 Assets" w:cs="Times New Roman"/>
+                <w:lang w:val="en-GB"/>
+              </w:rPr>
+              <w:t xml:space="preserve"> </w:t>
+            </w:r>
+            <w:r>
+              <w:rPr>
+                <w:rFonts w:ascii="Cambria" w:hAnsi="Cambria" w:cs="Cambria"/>
+                <w:lang w:val="en-GB"/>
+              </w:rPr>
+              <w:t> </w:t>
+            </w:r>
+            <w:r>
+              <w:rPr>
+                <w:rFonts w:ascii="Segoe MDL2 Assets" w:hAnsi="Segoe MDL2 Assets" w:cs="Times New Roman"/>
+                <w:lang w:val="en-GB"/>
+              </w:rPr>
+              <w:t xml:space="preserve"> </w:t>
+            </w:r>
+            <w:r>
+              <w:rPr>
+                <w:rFonts w:ascii="Cambria" w:hAnsi="Cambria" w:cs="Cambria"/>
+                <w:lang w:val="en-GB"/>
+              </w:rPr>
+              <w:t> </w:t>
+            </w:r>
+            <w:r>
+              <w:rPr>
+                <w:rFonts w:ascii="Segoe MDL2 Assets" w:hAnsi="Segoe MDL2 Assets" w:cs="Times New Roman"/>
+                <w:lang w:val="en-GB"/>
+              </w:rPr>
+              <w:t xml:space="preserve"> </w:t>
+            </w:r>
+            <w:proofErr w:type="spellStart"/>
+            <w:proofErr w:type="gramStart"/>
+            <w:r>
+              <w:rPr>
+                <w:rFonts w:ascii="Segoe MDL2 Assets" w:hAnsi="Segoe MDL2 Assets" w:cs="Times New Roman"/>
+                <w:lang w:val="en-GB"/>
+              </w:rPr>
+              <w:t>self.G</w:t>
+            </w:r>
+            <w:proofErr w:type="spellEnd"/>
+            <w:proofErr w:type="gramEnd"/>
+            <w:r>
+              <w:rPr>
+                <w:rFonts w:ascii="Segoe MDL2 Assets" w:hAnsi="Segoe MDL2 Assets" w:cs="Times New Roman"/>
+                <w:lang w:val="en-GB"/>
+              </w:rPr>
+              <w:t>: float =</w:t>
+            </w:r>
+            <w:r>
+              <w:rPr>
+                <w:rFonts w:ascii="Cambria" w:hAnsi="Cambria" w:cs="Cambria"/>
+                <w:lang w:val="en-GB"/>
+              </w:rPr>
+              <w:t> </w:t>
+            </w:r>
+            <w:r>
+              <w:rPr>
+                <w:rFonts w:ascii="Segoe MDL2 Assets" w:hAnsi="Segoe MDL2 Assets" w:cs="Times New Roman"/>
+                <w:lang w:val="en-GB"/>
+              </w:rPr>
+              <w:t>6.67430 * (10**(-11))</w:t>
+            </w:r>
+          </w:p>
+          <w:p>
+            <w:pPr>
+              <w:spacing w:after="0" w:line="240" w:lineRule="auto"/>
+              <w:rPr>
+                <w:rFonts w:ascii="Segoe MDL2 Assets" w:hAnsi="Segoe MDL2 Assets" w:cs="Times New Roman"/>
+                <w:lang w:val="en-GB"/>
+              </w:rPr>
+            </w:pPr>
+            <w:r>
+              <w:rPr>
+                <w:rFonts w:ascii="Cambria" w:hAnsi="Cambria" w:cs="Cambria"/>
+                <w:lang w:val="en-GB"/>
+              </w:rPr>
+              <w:t> </w:t>
+            </w:r>
+            <w:r>
+              <w:rPr>
+                <w:rFonts w:ascii="Segoe MDL2 Assets" w:hAnsi="Segoe MDL2 Assets" w:cs="Times New Roman"/>
+                <w:lang w:val="en-GB"/>
+              </w:rPr>
+              <w:t xml:space="preserve"> </w:t>
+            </w:r>
+            <w:r>
+              <w:rPr>
+                <w:rFonts w:ascii="Cambria" w:hAnsi="Cambria" w:cs="Cambria"/>
+                <w:lang w:val="en-GB"/>
+              </w:rPr>
+              <w:t> </w:t>
+            </w:r>
+            <w:r>
+              <w:rPr>
+                <w:rFonts w:ascii="Segoe MDL2 Assets" w:hAnsi="Segoe MDL2 Assets" w:cs="Times New Roman"/>
+                <w:lang w:val="en-GB"/>
+              </w:rPr>
+              <w:t xml:space="preserve"> </w:t>
+            </w:r>
+            <w:r>
+              <w:rPr>
+                <w:rFonts w:ascii="Cambria" w:hAnsi="Cambria" w:cs="Cambria"/>
+                <w:lang w:val="en-GB"/>
+              </w:rPr>
+              <w:t> </w:t>
+            </w:r>
+            <w:r>
+              <w:rPr>
+                <w:rFonts w:ascii="Segoe MDL2 Assets" w:hAnsi="Segoe MDL2 Assets" w:cs="Times New Roman"/>
+                <w:lang w:val="en-GB"/>
+              </w:rPr>
+              <w:t xml:space="preserve"> </w:t>
+            </w:r>
+            <w:r>
+              <w:rPr>
+                <w:rFonts w:ascii="Cambria" w:hAnsi="Cambria" w:cs="Cambria"/>
+                <w:lang w:val="en-GB"/>
+              </w:rPr>
+              <w:t> </w:t>
+            </w:r>
+            <w:r>
+              <w:rPr>
+                <w:rFonts w:ascii="Segoe MDL2 Assets" w:hAnsi="Segoe MDL2 Assets" w:cs="Times New Roman"/>
+                <w:lang w:val="en-GB"/>
+              </w:rPr>
+              <w:t xml:space="preserve"> </w:t>
+            </w:r>
+            <w:proofErr w:type="spellStart"/>
+            <w:proofErr w:type="gramStart"/>
+            <w:r>
+              <w:rPr>
+                <w:rFonts w:ascii="Segoe MDL2 Assets" w:hAnsi="Segoe MDL2 Assets" w:cs="Times New Roman"/>
+                <w:lang w:val="en-GB"/>
+              </w:rPr>
+              <w:t>self.bodies</w:t>
+            </w:r>
+            <w:proofErr w:type="spellEnd"/>
+            <w:proofErr w:type="gramEnd"/>
+            <w:r>
+              <w:rPr>
+                <w:rFonts w:ascii="Segoe MDL2 Assets" w:hAnsi="Segoe MDL2 Assets" w:cs="Times New Roman"/>
+                <w:lang w:val="en-GB"/>
+              </w:rPr>
+              <w:t>: list = []</w:t>
+            </w:r>
+          </w:p>
+          <w:p>
+            <w:pPr>
+              <w:spacing w:after="0" w:line="240" w:lineRule="auto"/>
+              <w:rPr>
+                <w:rFonts w:ascii="Segoe MDL2 Assets" w:hAnsi="Segoe MDL2 Assets" w:cs="Times New Roman"/>
+                <w:lang w:val="en-GB"/>
+              </w:rPr>
+            </w:pPr>
+            <w:r>
+              <w:rPr>
+                <w:rFonts w:ascii="Cambria" w:hAnsi="Cambria" w:cs="Cambria"/>
+                <w:lang w:val="en-GB"/>
+              </w:rPr>
+              <w:t> </w:t>
+            </w:r>
+            <w:r>
+              <w:rPr>
+                <w:rFonts w:ascii="Segoe MDL2 Assets" w:hAnsi="Segoe MDL2 Assets" w:cs="Times New Roman"/>
+                <w:lang w:val="en-GB"/>
+              </w:rPr>
+              <w:t xml:space="preserve"> </w:t>
+            </w:r>
+            <w:r>
+              <w:rPr>
+                <w:rFonts w:ascii="Cambria" w:hAnsi="Cambria" w:cs="Cambria"/>
+                <w:lang w:val="en-GB"/>
+              </w:rPr>
+              <w:t> </w:t>
+            </w:r>
+            <w:r>
+              <w:rPr>
+                <w:rFonts w:ascii="Segoe MDL2 Assets" w:hAnsi="Segoe MDL2 Assets" w:cs="Times New Roman"/>
+                <w:lang w:val="en-GB"/>
+              </w:rPr>
+              <w:t xml:space="preserve"> </w:t>
+            </w:r>
+            <w:r>
+              <w:rPr>
+                <w:rFonts w:ascii="Cambria" w:hAnsi="Cambria" w:cs="Cambria"/>
+                <w:lang w:val="en-GB"/>
+              </w:rPr>
+              <w:t> </w:t>
+            </w:r>
+            <w:r>
+              <w:rPr>
+                <w:rFonts w:ascii="Segoe MDL2 Assets" w:hAnsi="Segoe MDL2 Assets" w:cs="Times New Roman"/>
+                <w:lang w:val="en-GB"/>
+              </w:rPr>
+              <w:t xml:space="preserve"> </w:t>
+            </w:r>
+            <w:r>
+              <w:rPr>
+                <w:rFonts w:ascii="Cambria" w:hAnsi="Cambria" w:cs="Cambria"/>
+                <w:lang w:val="en-GB"/>
+              </w:rPr>
+              <w:t> </w:t>
+            </w:r>
+            <w:r>
+              <w:rPr>
+                <w:rFonts w:ascii="Segoe MDL2 Assets" w:hAnsi="Segoe MDL2 Assets" w:cs="Times New Roman"/>
+                <w:lang w:val="en-GB"/>
+              </w:rPr>
+              <w:t xml:space="preserve"> </w:t>
+            </w:r>
+            <w:proofErr w:type="spellStart"/>
+            <w:proofErr w:type="gramStart"/>
+            <w:r>
+              <w:rPr>
+                <w:rFonts w:ascii="Segoe MDL2 Assets" w:hAnsi="Segoe MDL2 Assets" w:cs="Times New Roman"/>
+                <w:lang w:val="en-GB"/>
+              </w:rPr>
+              <w:t>self.dt</w:t>
+            </w:r>
+            <w:proofErr w:type="spellEnd"/>
+            <w:proofErr w:type="gramEnd"/>
+            <w:r>
+              <w:rPr>
+                <w:rFonts w:ascii="Segoe MDL2 Assets" w:hAnsi="Segoe MDL2 Assets" w:cs="Times New Roman"/>
+                <w:lang w:val="en-GB"/>
+              </w:rPr>
+              <w:t>: float = 0.000001</w:t>
+            </w:r>
+          </w:p>
+          <w:p>
+            <w:pPr>
+              <w:spacing w:after="0" w:line="240" w:lineRule="auto"/>
+              <w:rPr>
+                <w:rFonts w:ascii="Segoe MDL2 Assets" w:hAnsi="Segoe MDL2 Assets" w:cs="Times New Roman"/>
+                <w:lang w:val="en-GB"/>
+              </w:rPr>
+            </w:pPr>
+            <w:r>
+              <w:rPr>
+                <w:rFonts w:ascii="Cambria" w:hAnsi="Cambria" w:cs="Cambria"/>
+                <w:lang w:val="en-GB"/>
+              </w:rPr>
+              <w:t> </w:t>
+            </w:r>
+            <w:r>
+              <w:rPr>
+                <w:rFonts w:ascii="Segoe MDL2 Assets" w:hAnsi="Segoe MDL2 Assets" w:cs="Times New Roman"/>
+                <w:lang w:val="en-GB"/>
+              </w:rPr>
+              <w:t xml:space="preserve"> </w:t>
+            </w:r>
+            <w:r>
+              <w:rPr>
+                <w:rFonts w:ascii="Cambria" w:hAnsi="Cambria" w:cs="Cambria"/>
+                <w:lang w:val="en-GB"/>
+              </w:rPr>
+              <w:t> </w:t>
+            </w:r>
+            <w:r>
+              <w:rPr>
+                <w:rFonts w:ascii="Segoe MDL2 Assets" w:hAnsi="Segoe MDL2 Assets" w:cs="Times New Roman"/>
+                <w:lang w:val="en-GB"/>
+              </w:rPr>
+              <w:t xml:space="preserve"> </w:t>
+            </w:r>
+          </w:p>
+          <w:p>
+            <w:pPr>
+              <w:spacing w:after="0" w:line="240" w:lineRule="auto"/>
+              <w:rPr>
+                <w:rFonts w:ascii="Segoe MDL2 Assets" w:hAnsi="Segoe MDL2 Assets" w:cs="Times New Roman"/>
+                <w:lang w:val="en-GB"/>
+              </w:rPr>
+            </w:pPr>
+            <w:r>
+              <w:rPr>
+                <w:rFonts w:ascii="Cambria" w:hAnsi="Cambria" w:cs="Cambria"/>
+                <w:lang w:val="en-GB"/>
+              </w:rPr>
+              <w:t> </w:t>
+            </w:r>
+            <w:r>
+              <w:rPr>
+                <w:rFonts w:ascii="Segoe MDL2 Assets" w:hAnsi="Segoe MDL2 Assets" w:cs="Times New Roman"/>
+                <w:lang w:val="en-GB"/>
+              </w:rPr>
+              <w:t xml:space="preserve"> </w:t>
+            </w:r>
+            <w:r>
+              <w:rPr>
+                <w:rFonts w:ascii="Cambria" w:hAnsi="Cambria" w:cs="Cambria"/>
+                <w:lang w:val="en-GB"/>
+              </w:rPr>
+              <w:t> </w:t>
+            </w:r>
+            <w:r>
+              <w:rPr>
+                <w:rFonts w:ascii="Segoe MDL2 Assets" w:hAnsi="Segoe MDL2 Assets" w:cs="Times New Roman"/>
+                <w:lang w:val="en-GB"/>
+              </w:rPr>
+              <w:t xml:space="preserve"> def </w:t>
+            </w:r>
+            <w:proofErr w:type="spellStart"/>
+            <w:proofErr w:type="gramStart"/>
+            <w:r>
+              <w:rPr>
+                <w:rFonts w:ascii="Segoe MDL2 Assets" w:hAnsi="Segoe MDL2 Assets" w:cs="Times New Roman"/>
+                <w:b/>
+                <w:bCs/>
+                <w:lang w:val="en-GB"/>
+              </w:rPr>
+              <w:t>appendBody</w:t>
+            </w:r>
+            <w:proofErr w:type="spellEnd"/>
+            <w:r>
+              <w:rPr>
+                <w:rFonts w:ascii="Segoe MDL2 Assets" w:hAnsi="Segoe MDL2 Assets" w:cs="Times New Roman"/>
+                <w:lang w:val="en-GB"/>
+              </w:rPr>
+              <w:t>(</w:t>
+            </w:r>
+            <w:proofErr w:type="gramEnd"/>
+            <w:r>
+              <w:rPr>
+                <w:rFonts w:ascii="Segoe MDL2 Assets" w:hAnsi="Segoe MDL2 Assets" w:cs="Times New Roman"/>
+                <w:lang w:val="en-GB"/>
+              </w:rPr>
+              <w:t>self, BODY):</w:t>
+            </w:r>
+          </w:p>
+          <w:p>
+            <w:pPr>
+              <w:spacing w:after="0" w:line="240" w:lineRule="auto"/>
+              <w:rPr>
+                <w:rFonts w:ascii="Segoe MDL2 Assets" w:hAnsi="Segoe MDL2 Assets" w:cs="Times New Roman"/>
+                <w:lang w:val="en-GB"/>
+              </w:rPr>
+            </w:pPr>
+            <w:r>
+              <w:rPr>
+                <w:rFonts w:ascii="Cambria" w:hAnsi="Cambria" w:cs="Cambria"/>
+                <w:lang w:val="en-GB"/>
+              </w:rPr>
+              <w:t> </w:t>
+            </w:r>
+            <w:r>
+              <w:rPr>
+                <w:rFonts w:ascii="Segoe MDL2 Assets" w:hAnsi="Segoe MDL2 Assets" w:cs="Times New Roman"/>
+                <w:lang w:val="en-GB"/>
+              </w:rPr>
+              <w:t xml:space="preserve"> </w:t>
+            </w:r>
+            <w:r>
+              <w:rPr>
+                <w:rFonts w:ascii="Cambria" w:hAnsi="Cambria" w:cs="Cambria"/>
+                <w:lang w:val="en-GB"/>
+              </w:rPr>
+              <w:t> </w:t>
+            </w:r>
+            <w:r>
+              <w:rPr>
+                <w:rFonts w:ascii="Segoe MDL2 Assets" w:hAnsi="Segoe MDL2 Assets" w:cs="Times New Roman"/>
+                <w:lang w:val="en-GB"/>
+              </w:rPr>
+              <w:t xml:space="preserve"> </w:t>
+            </w:r>
+            <w:r>
+              <w:rPr>
+                <w:rFonts w:ascii="Cambria" w:hAnsi="Cambria" w:cs="Cambria"/>
+                <w:lang w:val="en-GB"/>
+              </w:rPr>
+              <w:t> </w:t>
+            </w:r>
+            <w:r>
+              <w:rPr>
+                <w:rFonts w:ascii="Segoe MDL2 Assets" w:hAnsi="Segoe MDL2 Assets" w:cs="Times New Roman"/>
+                <w:lang w:val="en-GB"/>
+              </w:rPr>
+              <w:t xml:space="preserve"> </w:t>
+            </w:r>
+            <w:r>
+              <w:rPr>
+                <w:rFonts w:ascii="Cambria" w:hAnsi="Cambria" w:cs="Cambria"/>
+                <w:lang w:val="en-GB"/>
+              </w:rPr>
+              <w:t> </w:t>
+            </w:r>
+            <w:r>
+              <w:rPr>
+                <w:rFonts w:ascii="Segoe MDL2 Assets" w:hAnsi="Segoe MDL2 Assets" w:cs="Times New Roman"/>
+                <w:lang w:val="en-GB"/>
+              </w:rPr>
+              <w:t xml:space="preserve"> </w:t>
+            </w:r>
+            <w:proofErr w:type="spellStart"/>
+            <w:proofErr w:type="gramStart"/>
+            <w:r>
+              <w:rPr>
+                <w:rFonts w:ascii="Segoe MDL2 Assets" w:hAnsi="Segoe MDL2 Assets" w:cs="Times New Roman"/>
+                <w:lang w:val="en-GB"/>
+              </w:rPr>
+              <w:t>self.bodies</w:t>
+            </w:r>
+            <w:proofErr w:type="gramEnd"/>
+            <w:r>
+              <w:rPr>
+                <w:rFonts w:ascii="Segoe MDL2 Assets" w:hAnsi="Segoe MDL2 Assets" w:cs="Times New Roman"/>
+                <w:lang w:val="en-GB"/>
+              </w:rPr>
+              <w:t>.</w:t>
+            </w:r>
+            <w:proofErr w:type="gramStart"/>
+            <w:r>
+              <w:rPr>
+                <w:rFonts w:ascii="Segoe MDL2 Assets" w:hAnsi="Segoe MDL2 Assets" w:cs="Times New Roman"/>
+                <w:lang w:val="en-GB"/>
+              </w:rPr>
+              <w:t>append</w:t>
+            </w:r>
+            <w:proofErr w:type="spellEnd"/>
+            <w:r>
+              <w:rPr>
+                <w:rFonts w:ascii="Segoe MDL2 Assets" w:hAnsi="Segoe MDL2 Assets" w:cs="Times New Roman"/>
+                <w:lang w:val="en-GB"/>
+              </w:rPr>
+              <w:t>(</w:t>
+            </w:r>
+            <w:proofErr w:type="gramEnd"/>
+            <w:r>
+              <w:rPr>
+                <w:rFonts w:ascii="Segoe MDL2 Assets" w:hAnsi="Segoe MDL2 Assets" w:cs="Times New Roman"/>
+                <w:lang w:val="en-GB"/>
+              </w:rPr>
+              <w:t>BODY)</w:t>
+            </w:r>
+          </w:p>
+          <w:p>
+            <w:pPr>
+              <w:spacing w:after="0" w:line="240" w:lineRule="auto"/>
+              <w:rPr>
+                <w:rFonts w:ascii="Segoe MDL2 Assets" w:hAnsi="Segoe MDL2 Assets" w:cs="Times New Roman"/>
+                <w:lang w:val="en-GB"/>
+              </w:rPr>
+            </w:pPr>
+            <w:r>
+              <w:rPr>
+                <w:rFonts w:ascii="Cambria" w:hAnsi="Cambria" w:cs="Cambria"/>
+                <w:lang w:val="en-GB"/>
+              </w:rPr>
+              <w:t> </w:t>
+            </w:r>
+            <w:r>
+              <w:rPr>
+                <w:rFonts w:ascii="Segoe MDL2 Assets" w:hAnsi="Segoe MDL2 Assets" w:cs="Times New Roman"/>
+                <w:lang w:val="en-GB"/>
+              </w:rPr>
+              <w:t xml:space="preserve"> </w:t>
+            </w:r>
+            <w:r>
+              <w:rPr>
+                <w:rFonts w:ascii="Cambria" w:hAnsi="Cambria" w:cs="Cambria"/>
+                <w:lang w:val="en-GB"/>
+              </w:rPr>
+              <w:t> </w:t>
+            </w:r>
+            <w:r>
+              <w:rPr>
+                <w:rFonts w:ascii="Segoe MDL2 Assets" w:hAnsi="Segoe MDL2 Assets" w:cs="Times New Roman"/>
+                <w:lang w:val="en-GB"/>
+              </w:rPr>
+              <w:t xml:space="preserve"> def </w:t>
+            </w:r>
+            <w:r>
+              <w:rPr>
+                <w:rFonts w:ascii="Segoe MDL2 Assets" w:hAnsi="Segoe MDL2 Assets" w:cs="Times New Roman"/>
+                <w:b/>
+                <w:bCs/>
+                <w:lang w:val="en-GB"/>
+              </w:rPr>
+              <w:t>compute</w:t>
+            </w:r>
+            <w:r>
+              <w:rPr>
+                <w:rFonts w:ascii="Segoe MDL2 Assets" w:hAnsi="Segoe MDL2 Assets" w:cs="Times New Roman"/>
+                <w:lang w:val="en-GB"/>
+              </w:rPr>
+              <w:t>(self):</w:t>
+            </w:r>
+          </w:p>
+          <w:p>
+            <w:pPr>
+              <w:spacing w:after="0" w:line="240" w:lineRule="auto"/>
+              <w:rPr>
+                <w:rFonts w:ascii="Segoe MDL2 Assets" w:hAnsi="Segoe MDL2 Assets" w:cs="Times New Roman"/>
+                <w:lang w:val="en-GB"/>
+              </w:rPr>
+            </w:pPr>
+            <w:r>
+              <w:rPr>
+                <w:rFonts w:ascii="Cambria" w:hAnsi="Cambria" w:cs="Cambria"/>
+                <w:lang w:val="en-GB"/>
+              </w:rPr>
+              <w:t> </w:t>
+            </w:r>
+            <w:r>
+              <w:rPr>
+                <w:rFonts w:ascii="Segoe MDL2 Assets" w:hAnsi="Segoe MDL2 Assets" w:cs="Times New Roman"/>
+                <w:lang w:val="en-GB"/>
+              </w:rPr>
+              <w:t xml:space="preserve"> </w:t>
+            </w:r>
+            <w:r>
+              <w:rPr>
+                <w:rFonts w:ascii="Cambria" w:hAnsi="Cambria" w:cs="Cambria"/>
+                <w:lang w:val="en-GB"/>
+              </w:rPr>
+              <w:t> </w:t>
+            </w:r>
+            <w:r>
+              <w:rPr>
+                <w:rFonts w:ascii="Segoe MDL2 Assets" w:hAnsi="Segoe MDL2 Assets" w:cs="Times New Roman"/>
+                <w:lang w:val="en-GB"/>
+              </w:rPr>
+              <w:t xml:space="preserve"> </w:t>
+            </w:r>
+            <w:r>
+              <w:rPr>
+                <w:rFonts w:ascii="Cambria" w:hAnsi="Cambria" w:cs="Cambria"/>
+                <w:lang w:val="en-GB"/>
+              </w:rPr>
+              <w:t> </w:t>
+            </w:r>
+            <w:r>
+              <w:rPr>
+                <w:rFonts w:ascii="Segoe MDL2 Assets" w:hAnsi="Segoe MDL2 Assets" w:cs="Times New Roman"/>
+                <w:lang w:val="en-GB"/>
+              </w:rPr>
+              <w:t xml:space="preserve"> </w:t>
+            </w:r>
+            <w:r>
+              <w:rPr>
+                <w:rFonts w:ascii="Cambria" w:hAnsi="Cambria" w:cs="Cambria"/>
+                <w:lang w:val="en-GB"/>
+              </w:rPr>
+              <w:t> </w:t>
+            </w:r>
+            <w:r>
+              <w:rPr>
+                <w:rFonts w:ascii="Segoe MDL2 Assets" w:hAnsi="Segoe MDL2 Assets" w:cs="Times New Roman"/>
+                <w:lang w:val="en-GB"/>
+              </w:rPr>
+              <w:t xml:space="preserve"> for body1 in </w:t>
+            </w:r>
+            <w:proofErr w:type="spellStart"/>
+            <w:proofErr w:type="gramStart"/>
+            <w:r>
+              <w:rPr>
+                <w:rFonts w:ascii="Segoe MDL2 Assets" w:hAnsi="Segoe MDL2 Assets" w:cs="Times New Roman"/>
+                <w:lang w:val="en-GB"/>
+              </w:rPr>
+              <w:t>self.bodies</w:t>
+            </w:r>
+            <w:proofErr w:type="spellEnd"/>
+            <w:proofErr w:type="gramEnd"/>
+            <w:r>
+              <w:rPr>
+                <w:rFonts w:ascii="Segoe MDL2 Assets" w:hAnsi="Segoe MDL2 Assets" w:cs="Times New Roman"/>
+                <w:lang w:val="en-GB"/>
+              </w:rPr>
+              <w:t>:</w:t>
+            </w:r>
+          </w:p>
+          <w:p>
+            <w:pPr>
+              <w:spacing w:after="0" w:line="240" w:lineRule="auto"/>
+              <w:rPr>
+                <w:rFonts w:ascii="Segoe MDL2 Assets" w:hAnsi="Segoe MDL2 Assets" w:cs="Times New Roman"/>
+                <w:lang w:val="en-GB"/>
+              </w:rPr>
+            </w:pPr>
+            <w:r>
+              <w:rPr>
+                <w:rFonts w:ascii="Cambria" w:hAnsi="Cambria" w:cs="Cambria"/>
+                <w:lang w:val="en-GB"/>
+              </w:rPr>
+              <w:t> </w:t>
+            </w:r>
+            <w:r>
+              <w:rPr>
+                <w:rFonts w:ascii="Segoe MDL2 Assets" w:hAnsi="Segoe MDL2 Assets" w:cs="Times New Roman"/>
+                <w:lang w:val="en-GB"/>
+              </w:rPr>
+              <w:t xml:space="preserve"> </w:t>
+            </w:r>
+            <w:r>
+              <w:rPr>
+                <w:rFonts w:ascii="Cambria" w:hAnsi="Cambria" w:cs="Cambria"/>
+                <w:lang w:val="en-GB"/>
+              </w:rPr>
+              <w:t> </w:t>
+            </w:r>
+            <w:r>
+              <w:rPr>
+                <w:rFonts w:ascii="Segoe MDL2 Assets" w:hAnsi="Segoe MDL2 Assets" w:cs="Times New Roman"/>
+                <w:lang w:val="en-GB"/>
+              </w:rPr>
+              <w:t xml:space="preserve"> </w:t>
+            </w:r>
+            <w:r>
+              <w:rPr>
+                <w:rFonts w:ascii="Cambria" w:hAnsi="Cambria" w:cs="Cambria"/>
+                <w:lang w:val="en-GB"/>
+              </w:rPr>
+              <w:t> </w:t>
+            </w:r>
+            <w:r>
+              <w:rPr>
+                <w:rFonts w:ascii="Segoe MDL2 Assets" w:hAnsi="Segoe MDL2 Assets" w:cs="Times New Roman"/>
+                <w:lang w:val="en-GB"/>
+              </w:rPr>
+              <w:t xml:space="preserve"> </w:t>
+            </w:r>
+            <w:r>
+              <w:rPr>
+                <w:rFonts w:ascii="Cambria" w:hAnsi="Cambria" w:cs="Cambria"/>
+                <w:lang w:val="en-GB"/>
+              </w:rPr>
+              <w:t> </w:t>
+            </w:r>
+            <w:r>
+              <w:rPr>
+                <w:rFonts w:ascii="Segoe MDL2 Assets" w:hAnsi="Segoe MDL2 Assets" w:cs="Times New Roman"/>
+                <w:lang w:val="en-GB"/>
+              </w:rPr>
+              <w:t xml:space="preserve"> </w:t>
+            </w:r>
+            <w:r>
+              <w:rPr>
+                <w:rFonts w:ascii="Cambria" w:hAnsi="Cambria" w:cs="Cambria"/>
+                <w:lang w:val="en-GB"/>
+              </w:rPr>
+              <w:t> </w:t>
+            </w:r>
+            <w:r>
+              <w:rPr>
+                <w:rFonts w:ascii="Segoe MDL2 Assets" w:hAnsi="Segoe MDL2 Assets" w:cs="Times New Roman"/>
+                <w:lang w:val="en-GB"/>
+              </w:rPr>
+              <w:t xml:space="preserve"> </w:t>
+            </w:r>
+            <w:r>
+              <w:rPr>
+                <w:rFonts w:ascii="Cambria" w:hAnsi="Cambria" w:cs="Cambria"/>
+                <w:lang w:val="en-GB"/>
+              </w:rPr>
+              <w:t> </w:t>
+            </w:r>
+            <w:r>
+              <w:rPr>
+                <w:rFonts w:ascii="Segoe MDL2 Assets" w:hAnsi="Segoe MDL2 Assets" w:cs="Times New Roman"/>
+                <w:lang w:val="en-GB"/>
+              </w:rPr>
+              <w:t xml:space="preserve"> POS1 = body1.position</w:t>
+            </w:r>
+          </w:p>
+          <w:p>
+            <w:pPr>
+              <w:spacing w:after="0" w:line="240" w:lineRule="auto"/>
+              <w:rPr>
+                <w:rFonts w:ascii="Segoe MDL2 Assets" w:hAnsi="Segoe MDL2 Assets" w:cs="Times New Roman"/>
+                <w:lang w:val="en-GB"/>
+              </w:rPr>
+            </w:pPr>
+            <w:r>
+              <w:rPr>
+                <w:rFonts w:ascii="Cambria" w:hAnsi="Cambria" w:cs="Cambria"/>
+                <w:lang w:val="en-GB"/>
+              </w:rPr>
+              <w:t> </w:t>
+            </w:r>
+            <w:r>
+              <w:rPr>
+                <w:rFonts w:ascii="Segoe MDL2 Assets" w:hAnsi="Segoe MDL2 Assets" w:cs="Times New Roman"/>
+                <w:lang w:val="en-GB"/>
+              </w:rPr>
+              <w:t xml:space="preserve"> </w:t>
+            </w:r>
+            <w:r>
+              <w:rPr>
+                <w:rFonts w:ascii="Cambria" w:hAnsi="Cambria" w:cs="Cambria"/>
+                <w:lang w:val="en-GB"/>
+              </w:rPr>
+              <w:t> </w:t>
+            </w:r>
+            <w:r>
+              <w:rPr>
+                <w:rFonts w:ascii="Segoe MDL2 Assets" w:hAnsi="Segoe MDL2 Assets" w:cs="Times New Roman"/>
+                <w:lang w:val="en-GB"/>
+              </w:rPr>
+              <w:t xml:space="preserve"> </w:t>
+            </w:r>
+            <w:r>
+              <w:rPr>
+                <w:rFonts w:ascii="Cambria" w:hAnsi="Cambria" w:cs="Cambria"/>
+                <w:lang w:val="en-GB"/>
+              </w:rPr>
+              <w:t> </w:t>
+            </w:r>
+            <w:r>
+              <w:rPr>
+                <w:rFonts w:ascii="Segoe MDL2 Assets" w:hAnsi="Segoe MDL2 Assets" w:cs="Times New Roman"/>
+                <w:lang w:val="en-GB"/>
+              </w:rPr>
+              <w:t xml:space="preserve"> </w:t>
+            </w:r>
+            <w:r>
+              <w:rPr>
+                <w:rFonts w:ascii="Cambria" w:hAnsi="Cambria" w:cs="Cambria"/>
+                <w:lang w:val="en-GB"/>
+              </w:rPr>
+              <w:t> </w:t>
+            </w:r>
+            <w:r>
+              <w:rPr>
+                <w:rFonts w:ascii="Segoe MDL2 Assets" w:hAnsi="Segoe MDL2 Assets" w:cs="Times New Roman"/>
+                <w:lang w:val="en-GB"/>
+              </w:rPr>
+              <w:t xml:space="preserve"> </w:t>
+            </w:r>
+            <w:r>
+              <w:rPr>
+                <w:rFonts w:ascii="Cambria" w:hAnsi="Cambria" w:cs="Cambria"/>
+                <w:lang w:val="en-GB"/>
+              </w:rPr>
+              <w:t> </w:t>
+            </w:r>
+            <w:r>
+              <w:rPr>
+                <w:rFonts w:ascii="Segoe MDL2 Assets" w:hAnsi="Segoe MDL2 Assets" w:cs="Times New Roman"/>
+                <w:lang w:val="en-GB"/>
+              </w:rPr>
+              <w:t xml:space="preserve"> </w:t>
+            </w:r>
+            <w:r>
+              <w:rPr>
+                <w:rFonts w:ascii="Cambria" w:hAnsi="Cambria" w:cs="Cambria"/>
+                <w:lang w:val="en-GB"/>
+              </w:rPr>
+              <w:t> </w:t>
+            </w:r>
+            <w:r>
+              <w:rPr>
+                <w:rFonts w:ascii="Segoe MDL2 Assets" w:hAnsi="Segoe MDL2 Assets" w:cs="Times New Roman"/>
+                <w:lang w:val="en-GB"/>
+              </w:rPr>
+              <w:t xml:space="preserve"> VELOCITY = body1.velocity</w:t>
+            </w:r>
+          </w:p>
+          <w:p>
+            <w:pPr>
+              <w:spacing w:after="0" w:line="240" w:lineRule="auto"/>
+              <w:rPr>
+                <w:rFonts w:ascii="Segoe MDL2 Assets" w:hAnsi="Segoe MDL2 Assets" w:cs="Times New Roman"/>
+                <w:lang w:val="en-GB"/>
               </w:rPr>
             </w:pPr>
           </w:p>
           <w:p>
             <w:pPr>
-              <w:rPr>
-                <w:rFonts w:ascii="Segoe MDL2 Assets" w:hAnsi="Segoe MDL2 Assets" w:cs="Times New Roman"/>
-                <w:lang w:val="en-DK"/>
+              <w:spacing w:after="0" w:line="240" w:lineRule="auto"/>
+              <w:rPr>
+                <w:rFonts w:ascii="Segoe MDL2 Assets" w:hAnsi="Segoe MDL2 Assets" w:cs="Times New Roman"/>
               </w:rPr>
             </w:pPr>
             <w:r>
               <w:rPr>
                 <w:rFonts w:ascii="Cambria" w:hAnsi="Cambria" w:cs="Cambria"/>
-                <w:lang w:val="en-DK"/>
-              </w:rPr>
-              <w:t> </w:t>
-            </w:r>
-            <w:r>
-              <w:rPr>
-                <w:rFonts w:ascii="Segoe MDL2 Assets" w:hAnsi="Segoe MDL2 Assets" w:cs="Times New Roman"/>
-                <w:lang w:val="en-DK"/>
-              </w:rPr>
-              <w:t xml:space="preserve"> </w:t>
-            </w:r>
-            <w:r>
-              <w:rPr>
-                <w:rFonts w:ascii="Cambria" w:hAnsi="Cambria" w:cs="Cambria"/>
-                <w:lang w:val="en-DK"/>
-              </w:rPr>
-              <w:t> </w:t>
-            </w:r>
-            <w:r>
-              <w:rPr>
-                <w:rFonts w:ascii="Segoe MDL2 Assets" w:hAnsi="Segoe MDL2 Assets" w:cs="Times New Roman"/>
-                <w:lang w:val="en-DK"/>
-              </w:rPr>
-              <w:t xml:space="preserve"> </w:t>
-            </w:r>
-            <w:r>
-              <w:rPr>
-                <w:rFonts w:ascii="Cambria" w:hAnsi="Cambria" w:cs="Cambria"/>
-                <w:lang w:val="en-DK"/>
-              </w:rPr>
-              <w:t> </w:t>
-            </w:r>
-            <w:r>
-              <w:rPr>
-                <w:rFonts w:ascii="Segoe MDL2 Assets" w:hAnsi="Segoe MDL2 Assets" w:cs="Times New Roman"/>
-                <w:lang w:val="en-DK"/>
-              </w:rPr>
-              <w:t xml:space="preserve"> </w:t>
-            </w:r>
-            <w:r>
-              <w:rPr>
-                <w:rFonts w:ascii="Cambria" w:hAnsi="Cambria" w:cs="Cambria"/>
-                <w:lang w:val="en-DK"/>
-              </w:rPr>
-              <w:t> </w:t>
-            </w:r>
-            <w:r>
-              <w:rPr>
-                <w:rFonts w:ascii="Segoe MDL2 Assets" w:hAnsi="Segoe MDL2 Assets" w:cs="Times New Roman"/>
-                <w:lang w:val="en-DK"/>
-              </w:rPr>
-              <w:t xml:space="preserve"> </w:t>
-            </w:r>
-            <w:r>
-              <w:rPr>
-                <w:rFonts w:ascii="Cambria" w:hAnsi="Cambria" w:cs="Cambria"/>
-                <w:lang w:val="en-DK"/>
-              </w:rPr>
-              <w:t> </w:t>
-            </w:r>
-            <w:r>
-              <w:rPr>
-                <w:rFonts w:ascii="Segoe MDL2 Assets" w:hAnsi="Segoe MDL2 Assets" w:cs="Times New Roman"/>
-                <w:lang w:val="en-DK"/>
-              </w:rPr>
-              <w:t xml:space="preserve"> </w:t>
-            </w:r>
-            <w:r>
-              <w:rPr>
-                <w:rFonts w:ascii="Cambria" w:hAnsi="Cambria" w:cs="Cambria"/>
-                <w:lang w:val="en-DK"/>
-              </w:rPr>
-              <w:t> </w:t>
-            </w:r>
-            <w:r>
-              <w:rPr>
-                <w:rFonts w:ascii="Segoe MDL2 Assets" w:hAnsi="Segoe MDL2 Assets" w:cs="Times New Roman"/>
-                <w:lang w:val="en-DK"/>
-              </w:rPr>
-              <w:t xml:space="preserve"> for body2 in </w:t>
+                <w:lang w:val="en-GB"/>
+              </w:rPr>
+              <w:t> </w:t>
+            </w:r>
+            <w:r>
+              <w:rPr>
+                <w:rFonts w:ascii="Segoe MDL2 Assets" w:hAnsi="Segoe MDL2 Assets" w:cs="Times New Roman"/>
+                <w:lang w:val="en-GB"/>
+              </w:rPr>
+              <w:t xml:space="preserve"> </w:t>
+            </w:r>
+            <w:r>
+              <w:rPr>
+                <w:rFonts w:ascii="Cambria" w:hAnsi="Cambria" w:cs="Cambria"/>
+                <w:lang w:val="en-GB"/>
+              </w:rPr>
+              <w:t> </w:t>
+            </w:r>
+            <w:r>
+              <w:rPr>
+                <w:rFonts w:ascii="Segoe MDL2 Assets" w:hAnsi="Segoe MDL2 Assets" w:cs="Times New Roman"/>
+                <w:lang w:val="en-GB"/>
+              </w:rPr>
+              <w:t xml:space="preserve"> </w:t>
+            </w:r>
+            <w:r>
+              <w:rPr>
+                <w:rFonts w:ascii="Cambria" w:hAnsi="Cambria" w:cs="Cambria"/>
+                <w:lang w:val="en-GB"/>
+              </w:rPr>
+              <w:t> </w:t>
+            </w:r>
+            <w:r>
+              <w:rPr>
+                <w:rFonts w:ascii="Segoe MDL2 Assets" w:hAnsi="Segoe MDL2 Assets" w:cs="Times New Roman"/>
+                <w:lang w:val="en-GB"/>
+              </w:rPr>
+              <w:t xml:space="preserve"> </w:t>
+            </w:r>
+            <w:r>
+              <w:rPr>
+                <w:rFonts w:ascii="Cambria" w:hAnsi="Cambria" w:cs="Cambria"/>
+                <w:lang w:val="en-GB"/>
+              </w:rPr>
+              <w:t> </w:t>
+            </w:r>
+            <w:r>
+              <w:rPr>
+                <w:rFonts w:ascii="Segoe MDL2 Assets" w:hAnsi="Segoe MDL2 Assets" w:cs="Times New Roman"/>
+                <w:lang w:val="en-GB"/>
+              </w:rPr>
+              <w:t xml:space="preserve"> </w:t>
+            </w:r>
+            <w:r>
+              <w:rPr>
+                <w:rFonts w:ascii="Cambria" w:hAnsi="Cambria" w:cs="Cambria"/>
+                <w:lang w:val="en-GB"/>
+              </w:rPr>
+              <w:t> </w:t>
+            </w:r>
+            <w:r>
+              <w:rPr>
+                <w:rFonts w:ascii="Segoe MDL2 Assets" w:hAnsi="Segoe MDL2 Assets" w:cs="Times New Roman"/>
+                <w:lang w:val="en-GB"/>
+              </w:rPr>
+              <w:t xml:space="preserve"> </w:t>
+            </w:r>
+            <w:r>
+              <w:rPr>
+                <w:rFonts w:ascii="Cambria" w:hAnsi="Cambria" w:cs="Cambria"/>
+                <w:lang w:val="en-GB"/>
+              </w:rPr>
+              <w:t> </w:t>
+            </w:r>
+            <w:r>
+              <w:rPr>
+                <w:rFonts w:ascii="Segoe MDL2 Assets" w:hAnsi="Segoe MDL2 Assets" w:cs="Times New Roman"/>
+                <w:lang w:val="en-GB"/>
+              </w:rPr>
+              <w:t xml:space="preserve"> </w:t>
             </w:r>
             <w:proofErr w:type="spellStart"/>
             <w:r>
               <w:rPr>
                 <w:rFonts w:ascii="Segoe MDL2 Assets" w:hAnsi="Segoe MDL2 Assets" w:cs="Times New Roman"/>
-                <w:lang w:val="en-DK"/>
-              </w:rPr>
-              <w:t>self.bodies</w:t>
+              </w:rPr>
+              <w:t>ax</w:t>
             </w:r>
             <w:proofErr w:type="spellEnd"/>
             <w:r>
               <w:rPr>
                 <w:rFonts w:ascii="Segoe MDL2 Assets" w:hAnsi="Segoe MDL2 Assets" w:cs="Times New Roman"/>
-                <w:lang w:val="en-DK"/>
-              </w:rPr>
-              <w:t>:</w:t>
+              </w:rPr>
+              <w:t xml:space="preserve"> = 0</w:t>
             </w:r>
           </w:p>
           <w:p>
             <w:pPr>
-              <w:rPr>
-                <w:rFonts w:ascii="Segoe MDL2 Assets" w:hAnsi="Segoe MDL2 Assets" w:cs="Times New Roman"/>
-                <w:lang w:val="en-DK"/>
+              <w:spacing w:after="0" w:line="240" w:lineRule="auto"/>
+              <w:rPr>
+                <w:rFonts w:ascii="Segoe MDL2 Assets" w:hAnsi="Segoe MDL2 Assets" w:cs="Times New Roman"/>
               </w:rPr>
             </w:pPr>
             <w:r>
               <w:rPr>
                 <w:rFonts w:ascii="Cambria" w:hAnsi="Cambria" w:cs="Cambria"/>
-                <w:lang w:val="en-DK"/>
-              </w:rPr>
-              <w:t> </w:t>
-            </w:r>
-            <w:r>
-              <w:rPr>
-                <w:rFonts w:ascii="Segoe MDL2 Assets" w:hAnsi="Segoe MDL2 Assets" w:cs="Times New Roman"/>
-                <w:lang w:val="en-DK"/>
-              </w:rPr>
-              <w:t xml:space="preserve"> </w:t>
-            </w:r>
-            <w:r>
-              <w:rPr>
-                <w:rFonts w:ascii="Cambria" w:hAnsi="Cambria" w:cs="Cambria"/>
-                <w:lang w:val="en-DK"/>
-              </w:rPr>
-              <w:t> </w:t>
-            </w:r>
-            <w:r>
-              <w:rPr>
-                <w:rFonts w:ascii="Segoe MDL2 Assets" w:hAnsi="Segoe MDL2 Assets" w:cs="Times New Roman"/>
-                <w:lang w:val="en-DK"/>
-              </w:rPr>
-              <w:t xml:space="preserve"> </w:t>
-            </w:r>
-            <w:r>
-              <w:rPr>
-                <w:rFonts w:ascii="Cambria" w:hAnsi="Cambria" w:cs="Cambria"/>
-                <w:lang w:val="en-DK"/>
-              </w:rPr>
-              <w:t> </w:t>
-            </w:r>
-            <w:r>
-              <w:rPr>
-                <w:rFonts w:ascii="Segoe MDL2 Assets" w:hAnsi="Segoe MDL2 Assets" w:cs="Times New Roman"/>
-                <w:lang w:val="en-DK"/>
-              </w:rPr>
-              <w:t xml:space="preserve"> </w:t>
-            </w:r>
-            <w:r>
-              <w:rPr>
-                <w:rFonts w:ascii="Cambria" w:hAnsi="Cambria" w:cs="Cambria"/>
-                <w:lang w:val="en-DK"/>
-              </w:rPr>
-              <w:t> </w:t>
-            </w:r>
-            <w:r>
-              <w:rPr>
-                <w:rFonts w:ascii="Segoe MDL2 Assets" w:hAnsi="Segoe MDL2 Assets" w:cs="Times New Roman"/>
-                <w:lang w:val="en-DK"/>
-              </w:rPr>
-              <w:t xml:space="preserve"> </w:t>
-            </w:r>
-            <w:r>
-              <w:rPr>
-                <w:rFonts w:ascii="Cambria" w:hAnsi="Cambria" w:cs="Cambria"/>
-                <w:lang w:val="en-DK"/>
-              </w:rPr>
-              <w:t> </w:t>
-            </w:r>
-            <w:r>
-              <w:rPr>
-                <w:rFonts w:ascii="Segoe MDL2 Assets" w:hAnsi="Segoe MDL2 Assets" w:cs="Times New Roman"/>
-                <w:lang w:val="en-DK"/>
-              </w:rPr>
-              <w:t xml:space="preserve"> </w:t>
-            </w:r>
-            <w:r>
-              <w:rPr>
-                <w:rFonts w:ascii="Cambria" w:hAnsi="Cambria" w:cs="Cambria"/>
-                <w:lang w:val="en-DK"/>
-              </w:rPr>
-              <w:t> </w:t>
-            </w:r>
-            <w:r>
-              <w:rPr>
-                <w:rFonts w:ascii="Segoe MDL2 Assets" w:hAnsi="Segoe MDL2 Assets" w:cs="Times New Roman"/>
-                <w:lang w:val="en-DK"/>
-              </w:rPr>
-              <w:t xml:space="preserve"> </w:t>
-            </w:r>
-            <w:r>
-              <w:rPr>
-                <w:rFonts w:ascii="Cambria" w:hAnsi="Cambria" w:cs="Cambria"/>
-                <w:lang w:val="en-DK"/>
-              </w:rPr>
-              <w:t> </w:t>
-            </w:r>
-            <w:r>
-              <w:rPr>
-                <w:rFonts w:ascii="Segoe MDL2 Assets" w:hAnsi="Segoe MDL2 Assets" w:cs="Times New Roman"/>
-                <w:lang w:val="en-DK"/>
-              </w:rPr>
-              <w:t xml:space="preserve"> </w:t>
-            </w:r>
-            <w:r>
-              <w:rPr>
-                <w:rFonts w:ascii="Cambria" w:hAnsi="Cambria" w:cs="Cambria"/>
-                <w:lang w:val="en-DK"/>
-              </w:rPr>
-              <w:t> </w:t>
-            </w:r>
-            <w:r>
-              <w:rPr>
-                <w:rFonts w:ascii="Segoe MDL2 Assets" w:hAnsi="Segoe MDL2 Assets" w:cs="Times New Roman"/>
-                <w:lang w:val="en-DK"/>
-              </w:rPr>
-              <w:t xml:space="preserve"> if body2 is body1:</w:t>
+              </w:rPr>
+              <w:t> </w:t>
+            </w:r>
+            <w:r>
+              <w:rPr>
+                <w:rFonts w:ascii="Segoe MDL2 Assets" w:hAnsi="Segoe MDL2 Assets" w:cs="Times New Roman"/>
+              </w:rPr>
+              <w:t xml:space="preserve"> </w:t>
+            </w:r>
+            <w:r>
+              <w:rPr>
+                <w:rFonts w:ascii="Cambria" w:hAnsi="Cambria" w:cs="Cambria"/>
+              </w:rPr>
+              <w:t> </w:t>
+            </w:r>
+            <w:r>
+              <w:rPr>
+                <w:rFonts w:ascii="Segoe MDL2 Assets" w:hAnsi="Segoe MDL2 Assets" w:cs="Times New Roman"/>
+              </w:rPr>
+              <w:t xml:space="preserve"> </w:t>
+            </w:r>
+            <w:r>
+              <w:rPr>
+                <w:rFonts w:ascii="Cambria" w:hAnsi="Cambria" w:cs="Cambria"/>
+              </w:rPr>
+              <w:t> </w:t>
+            </w:r>
+            <w:r>
+              <w:rPr>
+                <w:rFonts w:ascii="Segoe MDL2 Assets" w:hAnsi="Segoe MDL2 Assets" w:cs="Times New Roman"/>
+              </w:rPr>
+              <w:t xml:space="preserve"> </w:t>
+            </w:r>
+            <w:r>
+              <w:rPr>
+                <w:rFonts w:ascii="Cambria" w:hAnsi="Cambria" w:cs="Cambria"/>
+              </w:rPr>
+              <w:t> </w:t>
+            </w:r>
+            <w:r>
+              <w:rPr>
+                <w:rFonts w:ascii="Segoe MDL2 Assets" w:hAnsi="Segoe MDL2 Assets" w:cs="Times New Roman"/>
+              </w:rPr>
+              <w:t xml:space="preserve"> </w:t>
+            </w:r>
+            <w:r>
+              <w:rPr>
+                <w:rFonts w:ascii="Cambria" w:hAnsi="Cambria" w:cs="Cambria"/>
+              </w:rPr>
+              <w:t> </w:t>
+            </w:r>
+            <w:r>
+              <w:rPr>
+                <w:rFonts w:ascii="Segoe MDL2 Assets" w:hAnsi="Segoe MDL2 Assets" w:cs="Times New Roman"/>
+              </w:rPr>
+              <w:t xml:space="preserve"> </w:t>
+            </w:r>
+            <w:r>
+              <w:rPr>
+                <w:rFonts w:ascii="Cambria" w:hAnsi="Cambria" w:cs="Cambria"/>
+              </w:rPr>
+              <w:t> </w:t>
+            </w:r>
+            <w:r>
+              <w:rPr>
+                <w:rFonts w:ascii="Segoe MDL2 Assets" w:hAnsi="Segoe MDL2 Assets" w:cs="Times New Roman"/>
+              </w:rPr>
+              <w:t xml:space="preserve"> </w:t>
+            </w:r>
+            <w:proofErr w:type="spellStart"/>
+            <w:r>
+              <w:rPr>
+                <w:rFonts w:ascii="Segoe MDL2 Assets" w:hAnsi="Segoe MDL2 Assets" w:cs="Times New Roman"/>
+              </w:rPr>
+              <w:t>ay</w:t>
+            </w:r>
+            <w:proofErr w:type="spellEnd"/>
+            <w:r>
+              <w:rPr>
+                <w:rFonts w:ascii="Segoe MDL2 Assets" w:hAnsi="Segoe MDL2 Assets" w:cs="Times New Roman"/>
+              </w:rPr>
+              <w:t xml:space="preserve"> = 0</w:t>
             </w:r>
           </w:p>
           <w:p>
             <w:pPr>
-              <w:rPr>
-                <w:rFonts w:ascii="Segoe MDL2 Assets" w:hAnsi="Segoe MDL2 Assets" w:cs="Times New Roman"/>
-                <w:lang w:val="en-DK"/>
-              </w:rPr>
-            </w:pPr>
-            <w:r>
-              <w:rPr>
-                <w:rFonts w:ascii="Cambria" w:hAnsi="Cambria" w:cs="Cambria"/>
-                <w:lang w:val="en-DK"/>
-              </w:rPr>
-              <w:t> </w:t>
-            </w:r>
-            <w:r>
-              <w:rPr>
-                <w:rFonts w:ascii="Segoe MDL2 Assets" w:hAnsi="Segoe MDL2 Assets" w:cs="Times New Roman"/>
-                <w:lang w:val="en-DK"/>
-              </w:rPr>
-              <w:t xml:space="preserve"> </w:t>
-            </w:r>
-            <w:r>
-              <w:rPr>
-                <w:rFonts w:ascii="Cambria" w:hAnsi="Cambria" w:cs="Cambria"/>
-                <w:lang w:val="en-DK"/>
-              </w:rPr>
-              <w:t> </w:t>
-            </w:r>
-            <w:r>
-              <w:rPr>
-                <w:rFonts w:ascii="Segoe MDL2 Assets" w:hAnsi="Segoe MDL2 Assets" w:cs="Times New Roman"/>
-                <w:lang w:val="en-DK"/>
-              </w:rPr>
-              <w:t xml:space="preserve"> </w:t>
-            </w:r>
-            <w:r>
-              <w:rPr>
-                <w:rFonts w:ascii="Cambria" w:hAnsi="Cambria" w:cs="Cambria"/>
-                <w:lang w:val="en-DK"/>
-              </w:rPr>
-              <w:t> </w:t>
-            </w:r>
-            <w:r>
-              <w:rPr>
-                <w:rFonts w:ascii="Segoe MDL2 Assets" w:hAnsi="Segoe MDL2 Assets" w:cs="Times New Roman"/>
-                <w:lang w:val="en-DK"/>
-              </w:rPr>
-              <w:t xml:space="preserve"> </w:t>
-            </w:r>
-            <w:r>
-              <w:rPr>
-                <w:rFonts w:ascii="Cambria" w:hAnsi="Cambria" w:cs="Cambria"/>
-                <w:lang w:val="en-DK"/>
-              </w:rPr>
-              <w:t> </w:t>
-            </w:r>
-            <w:r>
-              <w:rPr>
-                <w:rFonts w:ascii="Segoe MDL2 Assets" w:hAnsi="Segoe MDL2 Assets" w:cs="Times New Roman"/>
-                <w:lang w:val="en-DK"/>
-              </w:rPr>
-              <w:t xml:space="preserve"> </w:t>
-            </w:r>
-            <w:r>
-              <w:rPr>
-                <w:rFonts w:ascii="Cambria" w:hAnsi="Cambria" w:cs="Cambria"/>
-                <w:lang w:val="en-DK"/>
-              </w:rPr>
-              <w:t> </w:t>
-            </w:r>
-            <w:r>
-              <w:rPr>
-                <w:rFonts w:ascii="Segoe MDL2 Assets" w:hAnsi="Segoe MDL2 Assets" w:cs="Times New Roman"/>
-                <w:lang w:val="en-DK"/>
-              </w:rPr>
-              <w:t xml:space="preserve"> </w:t>
-            </w:r>
-            <w:r>
-              <w:rPr>
-                <w:rFonts w:ascii="Cambria" w:hAnsi="Cambria" w:cs="Cambria"/>
-                <w:lang w:val="en-DK"/>
-              </w:rPr>
-              <w:t> </w:t>
-            </w:r>
-            <w:r>
-              <w:rPr>
-                <w:rFonts w:ascii="Segoe MDL2 Assets" w:hAnsi="Segoe MDL2 Assets" w:cs="Times New Roman"/>
-                <w:lang w:val="en-DK"/>
-              </w:rPr>
-              <w:t xml:space="preserve"> </w:t>
-            </w:r>
-            <w:r>
-              <w:rPr>
-                <w:rFonts w:ascii="Cambria" w:hAnsi="Cambria" w:cs="Cambria"/>
-                <w:lang w:val="en-DK"/>
-              </w:rPr>
-              <w:t> </w:t>
-            </w:r>
-            <w:r>
-              <w:rPr>
-                <w:rFonts w:ascii="Segoe MDL2 Assets" w:hAnsi="Segoe MDL2 Assets" w:cs="Times New Roman"/>
-                <w:lang w:val="en-DK"/>
-              </w:rPr>
-              <w:t xml:space="preserve"> </w:t>
-            </w:r>
-            <w:r>
-              <w:rPr>
-                <w:rFonts w:ascii="Cambria" w:hAnsi="Cambria" w:cs="Cambria"/>
-                <w:lang w:val="en-DK"/>
-              </w:rPr>
-              <w:t> </w:t>
-            </w:r>
-            <w:r>
-              <w:rPr>
-                <w:rFonts w:ascii="Segoe MDL2 Assets" w:hAnsi="Segoe MDL2 Assets" w:cs="Times New Roman"/>
-                <w:lang w:val="en-DK"/>
-              </w:rPr>
-              <w:t xml:space="preserve"> </w:t>
-            </w:r>
-            <w:r>
-              <w:rPr>
-                <w:rFonts w:ascii="Cambria" w:hAnsi="Cambria" w:cs="Cambria"/>
-                <w:lang w:val="en-DK"/>
-              </w:rPr>
-              <w:t> </w:t>
-            </w:r>
-            <w:r>
-              <w:rPr>
-                <w:rFonts w:ascii="Segoe MDL2 Assets" w:hAnsi="Segoe MDL2 Assets" w:cs="Times New Roman"/>
-                <w:lang w:val="en-DK"/>
-              </w:rPr>
-              <w:t xml:space="preserve"> </w:t>
-            </w:r>
-            <w:r>
-              <w:rPr>
-                <w:rFonts w:ascii="Cambria" w:hAnsi="Cambria" w:cs="Cambria"/>
-                <w:lang w:val="en-DK"/>
-              </w:rPr>
-              <w:t> </w:t>
-            </w:r>
-            <w:r>
-              <w:rPr>
-                <w:rFonts w:ascii="Segoe MDL2 Assets" w:hAnsi="Segoe MDL2 Assets" w:cs="Times New Roman"/>
-                <w:lang w:val="en-DK"/>
-              </w:rPr>
-              <w:t xml:space="preserve"> continue</w:t>
-            </w:r>
-          </w:p>
-          <w:p>
-            <w:pPr>
-              <w:rPr>
-                <w:rFonts w:ascii="Segoe MDL2 Assets" w:hAnsi="Segoe MDL2 Assets" w:cs="Times New Roman"/>
-                <w:lang w:val="en-DK"/>
+              <w:spacing w:after="0" w:line="240" w:lineRule="auto"/>
+              <w:rPr>
+                <w:rFonts w:ascii="Segoe MDL2 Assets" w:hAnsi="Segoe MDL2 Assets" w:cs="Times New Roman"/>
               </w:rPr>
             </w:pPr>
           </w:p>
           <w:p>
             <w:pPr>
-              <w:rPr>
-                <w:rFonts w:ascii="Segoe MDL2 Assets" w:hAnsi="Segoe MDL2 Assets" w:cs="Times New Roman"/>
-                <w:lang w:val="en-DK"/>
+              <w:spacing w:after="0" w:line="240" w:lineRule="auto"/>
+              <w:rPr>
+                <w:rFonts w:ascii="Segoe MDL2 Assets" w:hAnsi="Segoe MDL2 Assets" w:cs="Times New Roman"/>
+                <w:lang w:val="en-GB"/>
               </w:rPr>
             </w:pPr>
             <w:r>
               <w:rPr>
                 <w:rFonts w:ascii="Cambria" w:hAnsi="Cambria" w:cs="Cambria"/>
-                <w:lang w:val="en-DK"/>
-              </w:rPr>
-              <w:t> </w:t>
-            </w:r>
-            <w:r>
-              <w:rPr>
-                <w:rFonts w:ascii="Segoe MDL2 Assets" w:hAnsi="Segoe MDL2 Assets" w:cs="Times New Roman"/>
-                <w:lang w:val="en-DK"/>
-              </w:rPr>
-              <w:t xml:space="preserve"> </w:t>
-            </w:r>
-            <w:r>
-              <w:rPr>
-                <w:rFonts w:ascii="Cambria" w:hAnsi="Cambria" w:cs="Cambria"/>
-                <w:lang w:val="en-DK"/>
-              </w:rPr>
-              <w:t> </w:t>
-            </w:r>
-            <w:r>
-              <w:rPr>
-                <w:rFonts w:ascii="Segoe MDL2 Assets" w:hAnsi="Segoe MDL2 Assets" w:cs="Times New Roman"/>
-                <w:lang w:val="en-DK"/>
-              </w:rPr>
-              <w:t xml:space="preserve"> </w:t>
-            </w:r>
-            <w:r>
-              <w:rPr>
-                <w:rFonts w:ascii="Cambria" w:hAnsi="Cambria" w:cs="Cambria"/>
-                <w:lang w:val="en-DK"/>
-              </w:rPr>
-              <w:t> </w:t>
-            </w:r>
-            <w:r>
-              <w:rPr>
-                <w:rFonts w:ascii="Segoe MDL2 Assets" w:hAnsi="Segoe MDL2 Assets" w:cs="Times New Roman"/>
-                <w:lang w:val="en-DK"/>
-              </w:rPr>
-              <w:t xml:space="preserve"> </w:t>
-            </w:r>
-            <w:r>
-              <w:rPr>
-                <w:rFonts w:ascii="Cambria" w:hAnsi="Cambria" w:cs="Cambria"/>
-                <w:lang w:val="en-DK"/>
-              </w:rPr>
-              <w:t> </w:t>
-            </w:r>
-            <w:r>
-              <w:rPr>
-                <w:rFonts w:ascii="Segoe MDL2 Assets" w:hAnsi="Segoe MDL2 Assets" w:cs="Times New Roman"/>
-                <w:lang w:val="en-DK"/>
-              </w:rPr>
-              <w:t xml:space="preserve"> </w:t>
-            </w:r>
-            <w:r>
-              <w:rPr>
-                <w:rFonts w:ascii="Cambria" w:hAnsi="Cambria" w:cs="Cambria"/>
-                <w:lang w:val="en-DK"/>
-              </w:rPr>
-              <w:t> </w:t>
-            </w:r>
-            <w:r>
-              <w:rPr>
-                <w:rFonts w:ascii="Segoe MDL2 Assets" w:hAnsi="Segoe MDL2 Assets" w:cs="Times New Roman"/>
-                <w:lang w:val="en-DK"/>
-              </w:rPr>
-              <w:t xml:space="preserve"> </w:t>
-            </w:r>
-            <w:r>
-              <w:rPr>
-                <w:rFonts w:ascii="Cambria" w:hAnsi="Cambria" w:cs="Cambria"/>
-                <w:lang w:val="en-DK"/>
-              </w:rPr>
-              <w:t> </w:t>
-            </w:r>
-            <w:r>
-              <w:rPr>
-                <w:rFonts w:ascii="Segoe MDL2 Assets" w:hAnsi="Segoe MDL2 Assets" w:cs="Times New Roman"/>
-                <w:lang w:val="en-DK"/>
-              </w:rPr>
-              <w:t xml:space="preserve"> </w:t>
-            </w:r>
-            <w:r>
-              <w:rPr>
-                <w:rFonts w:ascii="Cambria" w:hAnsi="Cambria" w:cs="Cambria"/>
-                <w:lang w:val="en-DK"/>
-              </w:rPr>
-              <w:t> </w:t>
-            </w:r>
-            <w:r>
-              <w:rPr>
-                <w:rFonts w:ascii="Segoe MDL2 Assets" w:hAnsi="Segoe MDL2 Assets" w:cs="Times New Roman"/>
-                <w:lang w:val="en-DK"/>
-              </w:rPr>
-              <w:t xml:space="preserve"> </w:t>
-            </w:r>
-            <w:r>
-              <w:rPr>
-                <w:rFonts w:ascii="Cambria" w:hAnsi="Cambria" w:cs="Cambria"/>
-                <w:lang w:val="en-DK"/>
-              </w:rPr>
-              <w:t> </w:t>
-            </w:r>
-            <w:r>
-              <w:rPr>
-                <w:rFonts w:ascii="Segoe MDL2 Assets" w:hAnsi="Segoe MDL2 Assets" w:cs="Times New Roman"/>
-                <w:lang w:val="en-DK"/>
-              </w:rPr>
-              <w:t xml:space="preserve"> POS2 = body2.position</w:t>
+              </w:rPr>
+              <w:t> </w:t>
+            </w:r>
+            <w:r>
+              <w:rPr>
+                <w:rFonts w:ascii="Segoe MDL2 Assets" w:hAnsi="Segoe MDL2 Assets" w:cs="Times New Roman"/>
+              </w:rPr>
+              <w:t xml:space="preserve"> </w:t>
+            </w:r>
+            <w:r>
+              <w:rPr>
+                <w:rFonts w:ascii="Cambria" w:hAnsi="Cambria" w:cs="Cambria"/>
+              </w:rPr>
+              <w:t> </w:t>
+            </w:r>
+            <w:r>
+              <w:rPr>
+                <w:rFonts w:ascii="Segoe MDL2 Assets" w:hAnsi="Segoe MDL2 Assets" w:cs="Times New Roman"/>
+              </w:rPr>
+              <w:t xml:space="preserve"> </w:t>
+            </w:r>
+            <w:r>
+              <w:rPr>
+                <w:rFonts w:ascii="Cambria" w:hAnsi="Cambria" w:cs="Cambria"/>
+              </w:rPr>
+              <w:t> </w:t>
+            </w:r>
+            <w:r>
+              <w:rPr>
+                <w:rFonts w:ascii="Segoe MDL2 Assets" w:hAnsi="Segoe MDL2 Assets" w:cs="Times New Roman"/>
+              </w:rPr>
+              <w:t xml:space="preserve"> </w:t>
+            </w:r>
+            <w:r>
+              <w:rPr>
+                <w:rFonts w:ascii="Cambria" w:hAnsi="Cambria" w:cs="Cambria"/>
+              </w:rPr>
+              <w:t> </w:t>
+            </w:r>
+            <w:r>
+              <w:rPr>
+                <w:rFonts w:ascii="Segoe MDL2 Assets" w:hAnsi="Segoe MDL2 Assets" w:cs="Times New Roman"/>
+              </w:rPr>
+              <w:t xml:space="preserve"> </w:t>
+            </w:r>
+            <w:r>
+              <w:rPr>
+                <w:rFonts w:ascii="Cambria" w:hAnsi="Cambria" w:cs="Cambria"/>
+              </w:rPr>
+              <w:t> </w:t>
+            </w:r>
+            <w:r>
+              <w:rPr>
+                <w:rFonts w:ascii="Segoe MDL2 Assets" w:hAnsi="Segoe MDL2 Assets" w:cs="Times New Roman"/>
+              </w:rPr>
+              <w:t xml:space="preserve"> </w:t>
+            </w:r>
+            <w:r>
+              <w:rPr>
+                <w:rFonts w:ascii="Cambria" w:hAnsi="Cambria" w:cs="Cambria"/>
+              </w:rPr>
+              <w:t> </w:t>
+            </w:r>
+            <w:r>
+              <w:rPr>
+                <w:rFonts w:ascii="Segoe MDL2 Assets" w:hAnsi="Segoe MDL2 Assets" w:cs="Times New Roman"/>
+              </w:rPr>
+              <w:t xml:space="preserve"> </w:t>
+            </w:r>
+            <w:r>
+              <w:rPr>
+                <w:rFonts w:ascii="Segoe MDL2 Assets" w:hAnsi="Segoe MDL2 Assets" w:cs="Times New Roman"/>
+                <w:lang w:val="en-GB"/>
+              </w:rPr>
+              <w:t xml:space="preserve">for body2 in </w:t>
+            </w:r>
+            <w:proofErr w:type="spellStart"/>
+            <w:proofErr w:type="gramStart"/>
+            <w:r>
+              <w:rPr>
+                <w:rFonts w:ascii="Segoe MDL2 Assets" w:hAnsi="Segoe MDL2 Assets" w:cs="Times New Roman"/>
+                <w:lang w:val="en-GB"/>
+              </w:rPr>
+              <w:t>self.bodies</w:t>
+            </w:r>
+            <w:proofErr w:type="spellEnd"/>
+            <w:proofErr w:type="gramEnd"/>
+            <w:r>
+              <w:rPr>
+                <w:rFonts w:ascii="Segoe MDL2 Assets" w:hAnsi="Segoe MDL2 Assets" w:cs="Times New Roman"/>
+                <w:lang w:val="en-GB"/>
+              </w:rPr>
+              <w:t>:</w:t>
             </w:r>
           </w:p>
           <w:p>
             <w:pPr>
-              <w:rPr>
-                <w:rFonts w:ascii="Segoe MDL2 Assets" w:hAnsi="Segoe MDL2 Assets" w:cs="Times New Roman"/>
-                <w:lang w:val="en-DK"/>
+              <w:spacing w:after="0" w:line="240" w:lineRule="auto"/>
+              <w:rPr>
+                <w:rFonts w:ascii="Segoe MDL2 Assets" w:hAnsi="Segoe MDL2 Assets" w:cs="Times New Roman"/>
+                <w:lang w:val="en-GB"/>
               </w:rPr>
             </w:pPr>
             <w:r>
               <w:rPr>
                 <w:rFonts w:ascii="Cambria" w:hAnsi="Cambria" w:cs="Cambria"/>
-                <w:lang w:val="en-DK"/>
-              </w:rPr>
-              <w:t> </w:t>
-            </w:r>
-            <w:r>
-              <w:rPr>
-                <w:rFonts w:ascii="Segoe MDL2 Assets" w:hAnsi="Segoe MDL2 Assets" w:cs="Times New Roman"/>
-                <w:lang w:val="en-DK"/>
-              </w:rPr>
-              <w:t xml:space="preserve"> </w:t>
-            </w:r>
-            <w:r>
-              <w:rPr>
-                <w:rFonts w:ascii="Cambria" w:hAnsi="Cambria" w:cs="Cambria"/>
-                <w:lang w:val="en-DK"/>
-              </w:rPr>
-              <w:t> </w:t>
-            </w:r>
-            <w:r>
-              <w:rPr>
-                <w:rFonts w:ascii="Segoe MDL2 Assets" w:hAnsi="Segoe MDL2 Assets" w:cs="Times New Roman"/>
-                <w:lang w:val="en-DK"/>
-              </w:rPr>
-              <w:t xml:space="preserve"> </w:t>
-            </w:r>
-            <w:r>
-              <w:rPr>
-                <w:rFonts w:ascii="Cambria" w:hAnsi="Cambria" w:cs="Cambria"/>
-                <w:lang w:val="en-DK"/>
-              </w:rPr>
-              <w:t> </w:t>
-            </w:r>
-            <w:r>
-              <w:rPr>
-                <w:rFonts w:ascii="Segoe MDL2 Assets" w:hAnsi="Segoe MDL2 Assets" w:cs="Times New Roman"/>
-                <w:lang w:val="en-DK"/>
-              </w:rPr>
-              <w:t xml:space="preserve"> </w:t>
-            </w:r>
-            <w:r>
-              <w:rPr>
-                <w:rFonts w:ascii="Cambria" w:hAnsi="Cambria" w:cs="Cambria"/>
-                <w:lang w:val="en-DK"/>
-              </w:rPr>
-              <w:t> </w:t>
-            </w:r>
-            <w:r>
-              <w:rPr>
-                <w:rFonts w:ascii="Segoe MDL2 Assets" w:hAnsi="Segoe MDL2 Assets" w:cs="Times New Roman"/>
-                <w:lang w:val="en-DK"/>
-              </w:rPr>
-              <w:t xml:space="preserve"> </w:t>
-            </w:r>
-            <w:r>
-              <w:rPr>
-                <w:rFonts w:ascii="Cambria" w:hAnsi="Cambria" w:cs="Cambria"/>
-                <w:lang w:val="en-DK"/>
-              </w:rPr>
-              <w:t> </w:t>
-            </w:r>
-            <w:r>
-              <w:rPr>
-                <w:rFonts w:ascii="Segoe MDL2 Assets" w:hAnsi="Segoe MDL2 Assets" w:cs="Times New Roman"/>
-                <w:lang w:val="en-DK"/>
-              </w:rPr>
-              <w:t xml:space="preserve"> </w:t>
-            </w:r>
-            <w:r>
-              <w:rPr>
-                <w:rFonts w:ascii="Cambria" w:hAnsi="Cambria" w:cs="Cambria"/>
-                <w:lang w:val="en-DK"/>
-              </w:rPr>
-              <w:t> </w:t>
-            </w:r>
-            <w:r>
-              <w:rPr>
-                <w:rFonts w:ascii="Segoe MDL2 Assets" w:hAnsi="Segoe MDL2 Assets" w:cs="Times New Roman"/>
-                <w:lang w:val="en-DK"/>
-              </w:rPr>
-              <w:t xml:space="preserve"> </w:t>
-            </w:r>
-            <w:r>
-              <w:rPr>
-                <w:rFonts w:ascii="Cambria" w:hAnsi="Cambria" w:cs="Cambria"/>
-                <w:lang w:val="en-DK"/>
-              </w:rPr>
-              <w:t> </w:t>
-            </w:r>
-            <w:r>
-              <w:rPr>
-                <w:rFonts w:ascii="Segoe MDL2 Assets" w:hAnsi="Segoe MDL2 Assets" w:cs="Times New Roman"/>
-                <w:lang w:val="en-DK"/>
-              </w:rPr>
-              <w:t xml:space="preserve"> </w:t>
-            </w:r>
-            <w:r>
-              <w:rPr>
-                <w:rFonts w:ascii="Cambria" w:hAnsi="Cambria" w:cs="Cambria"/>
-                <w:lang w:val="en-DK"/>
-              </w:rPr>
-              <w:t> </w:t>
-            </w:r>
-            <w:r>
-              <w:rPr>
-                <w:rFonts w:ascii="Segoe MDL2 Assets" w:hAnsi="Segoe MDL2 Assets" w:cs="Times New Roman"/>
-                <w:lang w:val="en-DK"/>
-              </w:rPr>
-              <w:t xml:space="preserve"> MASS = body2.mass</w:t>
+                <w:lang w:val="en-GB"/>
+              </w:rPr>
+              <w:t> </w:t>
+            </w:r>
+            <w:r>
+              <w:rPr>
+                <w:rFonts w:ascii="Segoe MDL2 Assets" w:hAnsi="Segoe MDL2 Assets" w:cs="Times New Roman"/>
+                <w:lang w:val="en-GB"/>
+              </w:rPr>
+              <w:t xml:space="preserve"> </w:t>
+            </w:r>
+            <w:r>
+              <w:rPr>
+                <w:rFonts w:ascii="Cambria" w:hAnsi="Cambria" w:cs="Cambria"/>
+                <w:lang w:val="en-GB"/>
+              </w:rPr>
+              <w:t> </w:t>
+            </w:r>
+            <w:r>
+              <w:rPr>
+                <w:rFonts w:ascii="Segoe MDL2 Assets" w:hAnsi="Segoe MDL2 Assets" w:cs="Times New Roman"/>
+                <w:lang w:val="en-GB"/>
+              </w:rPr>
+              <w:t xml:space="preserve"> </w:t>
+            </w:r>
+            <w:r>
+              <w:rPr>
+                <w:rFonts w:ascii="Cambria" w:hAnsi="Cambria" w:cs="Cambria"/>
+                <w:lang w:val="en-GB"/>
+              </w:rPr>
+              <w:t> </w:t>
+            </w:r>
+            <w:r>
+              <w:rPr>
+                <w:rFonts w:ascii="Segoe MDL2 Assets" w:hAnsi="Segoe MDL2 Assets" w:cs="Times New Roman"/>
+                <w:lang w:val="en-GB"/>
+              </w:rPr>
+              <w:t xml:space="preserve"> </w:t>
+            </w:r>
+            <w:r>
+              <w:rPr>
+                <w:rFonts w:ascii="Cambria" w:hAnsi="Cambria" w:cs="Cambria"/>
+                <w:lang w:val="en-GB"/>
+              </w:rPr>
+              <w:t> </w:t>
+            </w:r>
+            <w:r>
+              <w:rPr>
+                <w:rFonts w:ascii="Segoe MDL2 Assets" w:hAnsi="Segoe MDL2 Assets" w:cs="Times New Roman"/>
+                <w:lang w:val="en-GB"/>
+              </w:rPr>
+              <w:t xml:space="preserve"> </w:t>
+            </w:r>
+            <w:r>
+              <w:rPr>
+                <w:rFonts w:ascii="Cambria" w:hAnsi="Cambria" w:cs="Cambria"/>
+                <w:lang w:val="en-GB"/>
+              </w:rPr>
+              <w:t> </w:t>
+            </w:r>
+            <w:r>
+              <w:rPr>
+                <w:rFonts w:ascii="Segoe MDL2 Assets" w:hAnsi="Segoe MDL2 Assets" w:cs="Times New Roman"/>
+                <w:lang w:val="en-GB"/>
+              </w:rPr>
+              <w:t xml:space="preserve"> </w:t>
+            </w:r>
+            <w:r>
+              <w:rPr>
+                <w:rFonts w:ascii="Cambria" w:hAnsi="Cambria" w:cs="Cambria"/>
+                <w:lang w:val="en-GB"/>
+              </w:rPr>
+              <w:t> </w:t>
+            </w:r>
+            <w:r>
+              <w:rPr>
+                <w:rFonts w:ascii="Segoe MDL2 Assets" w:hAnsi="Segoe MDL2 Assets" w:cs="Times New Roman"/>
+                <w:lang w:val="en-GB"/>
+              </w:rPr>
+              <w:t xml:space="preserve"> </w:t>
+            </w:r>
+            <w:r>
+              <w:rPr>
+                <w:rFonts w:ascii="Cambria" w:hAnsi="Cambria" w:cs="Cambria"/>
+                <w:lang w:val="en-GB"/>
+              </w:rPr>
+              <w:t> </w:t>
+            </w:r>
+            <w:r>
+              <w:rPr>
+                <w:rFonts w:ascii="Segoe MDL2 Assets" w:hAnsi="Segoe MDL2 Assets" w:cs="Times New Roman"/>
+                <w:lang w:val="en-GB"/>
+              </w:rPr>
+              <w:t xml:space="preserve"> </w:t>
+            </w:r>
+            <w:r>
+              <w:rPr>
+                <w:rFonts w:ascii="Cambria" w:hAnsi="Cambria" w:cs="Cambria"/>
+                <w:lang w:val="en-GB"/>
+              </w:rPr>
+              <w:t> </w:t>
+            </w:r>
+            <w:r>
+              <w:rPr>
+                <w:rFonts w:ascii="Segoe MDL2 Assets" w:hAnsi="Segoe MDL2 Assets" w:cs="Times New Roman"/>
+                <w:lang w:val="en-GB"/>
+              </w:rPr>
+              <w:t xml:space="preserve"> if body2 is body1:</w:t>
             </w:r>
           </w:p>
           <w:p>
             <w:pPr>
-              <w:rPr>
-                <w:rFonts w:ascii="Segoe MDL2 Assets" w:hAnsi="Segoe MDL2 Assets" w:cs="Times New Roman"/>
-                <w:lang w:val="en-DK"/>
+              <w:spacing w:after="0" w:line="240" w:lineRule="auto"/>
+              <w:rPr>
+                <w:rFonts w:ascii="Segoe MDL2 Assets" w:hAnsi="Segoe MDL2 Assets" w:cs="Times New Roman"/>
+                <w:lang w:val="en-GB"/>
+              </w:rPr>
+            </w:pPr>
+            <w:r>
+              <w:rPr>
+                <w:rFonts w:ascii="Cambria" w:hAnsi="Cambria" w:cs="Cambria"/>
+                <w:lang w:val="en-GB"/>
+              </w:rPr>
+              <w:t> </w:t>
+            </w:r>
+            <w:r>
+              <w:rPr>
+                <w:rFonts w:ascii="Segoe MDL2 Assets" w:hAnsi="Segoe MDL2 Assets" w:cs="Times New Roman"/>
+                <w:lang w:val="en-GB"/>
+              </w:rPr>
+              <w:t xml:space="preserve"> </w:t>
+            </w:r>
+            <w:r>
+              <w:rPr>
+                <w:rFonts w:ascii="Cambria" w:hAnsi="Cambria" w:cs="Cambria"/>
+                <w:lang w:val="en-GB"/>
+              </w:rPr>
+              <w:t> </w:t>
+            </w:r>
+            <w:r>
+              <w:rPr>
+                <w:rFonts w:ascii="Segoe MDL2 Assets" w:hAnsi="Segoe MDL2 Assets" w:cs="Times New Roman"/>
+                <w:lang w:val="en-GB"/>
+              </w:rPr>
+              <w:t xml:space="preserve"> </w:t>
+            </w:r>
+            <w:r>
+              <w:rPr>
+                <w:rFonts w:ascii="Cambria" w:hAnsi="Cambria" w:cs="Cambria"/>
+                <w:lang w:val="en-GB"/>
+              </w:rPr>
+              <w:t> </w:t>
+            </w:r>
+            <w:r>
+              <w:rPr>
+                <w:rFonts w:ascii="Segoe MDL2 Assets" w:hAnsi="Segoe MDL2 Assets" w:cs="Times New Roman"/>
+                <w:lang w:val="en-GB"/>
+              </w:rPr>
+              <w:t xml:space="preserve"> </w:t>
+            </w:r>
+            <w:r>
+              <w:rPr>
+                <w:rFonts w:ascii="Cambria" w:hAnsi="Cambria" w:cs="Cambria"/>
+                <w:lang w:val="en-GB"/>
+              </w:rPr>
+              <w:t> </w:t>
+            </w:r>
+            <w:r>
+              <w:rPr>
+                <w:rFonts w:ascii="Segoe MDL2 Assets" w:hAnsi="Segoe MDL2 Assets" w:cs="Times New Roman"/>
+                <w:lang w:val="en-GB"/>
+              </w:rPr>
+              <w:t xml:space="preserve"> </w:t>
+            </w:r>
+            <w:r>
+              <w:rPr>
+                <w:rFonts w:ascii="Cambria" w:hAnsi="Cambria" w:cs="Cambria"/>
+                <w:lang w:val="en-GB"/>
+              </w:rPr>
+              <w:t> </w:t>
+            </w:r>
+            <w:r>
+              <w:rPr>
+                <w:rFonts w:ascii="Segoe MDL2 Assets" w:hAnsi="Segoe MDL2 Assets" w:cs="Times New Roman"/>
+                <w:lang w:val="en-GB"/>
+              </w:rPr>
+              <w:t xml:space="preserve"> </w:t>
+            </w:r>
+            <w:r>
+              <w:rPr>
+                <w:rFonts w:ascii="Cambria" w:hAnsi="Cambria" w:cs="Cambria"/>
+                <w:lang w:val="en-GB"/>
+              </w:rPr>
+              <w:t> </w:t>
+            </w:r>
+            <w:r>
+              <w:rPr>
+                <w:rFonts w:ascii="Segoe MDL2 Assets" w:hAnsi="Segoe MDL2 Assets" w:cs="Times New Roman"/>
+                <w:lang w:val="en-GB"/>
+              </w:rPr>
+              <w:t xml:space="preserve"> </w:t>
+            </w:r>
+            <w:r>
+              <w:rPr>
+                <w:rFonts w:ascii="Cambria" w:hAnsi="Cambria" w:cs="Cambria"/>
+                <w:lang w:val="en-GB"/>
+              </w:rPr>
+              <w:t> </w:t>
+            </w:r>
+            <w:r>
+              <w:rPr>
+                <w:rFonts w:ascii="Segoe MDL2 Assets" w:hAnsi="Segoe MDL2 Assets" w:cs="Times New Roman"/>
+                <w:lang w:val="en-GB"/>
+              </w:rPr>
+              <w:t xml:space="preserve"> </w:t>
+            </w:r>
+            <w:r>
+              <w:rPr>
+                <w:rFonts w:ascii="Cambria" w:hAnsi="Cambria" w:cs="Cambria"/>
+                <w:lang w:val="en-GB"/>
+              </w:rPr>
+              <w:t> </w:t>
+            </w:r>
+            <w:r>
+              <w:rPr>
+                <w:rFonts w:ascii="Segoe MDL2 Assets" w:hAnsi="Segoe MDL2 Assets" w:cs="Times New Roman"/>
+                <w:lang w:val="en-GB"/>
+              </w:rPr>
+              <w:t xml:space="preserve"> </w:t>
+            </w:r>
+            <w:r>
+              <w:rPr>
+                <w:rFonts w:ascii="Cambria" w:hAnsi="Cambria" w:cs="Cambria"/>
+                <w:lang w:val="en-GB"/>
+              </w:rPr>
+              <w:t> </w:t>
+            </w:r>
+            <w:r>
+              <w:rPr>
+                <w:rFonts w:ascii="Segoe MDL2 Assets" w:hAnsi="Segoe MDL2 Assets" w:cs="Times New Roman"/>
+                <w:lang w:val="en-GB"/>
+              </w:rPr>
+              <w:t xml:space="preserve"> </w:t>
+            </w:r>
+            <w:r>
+              <w:rPr>
+                <w:rFonts w:ascii="Cambria" w:hAnsi="Cambria" w:cs="Cambria"/>
+                <w:lang w:val="en-GB"/>
+              </w:rPr>
+              <w:t> </w:t>
+            </w:r>
+            <w:r>
+              <w:rPr>
+                <w:rFonts w:ascii="Segoe MDL2 Assets" w:hAnsi="Segoe MDL2 Assets" w:cs="Times New Roman"/>
+                <w:lang w:val="en-GB"/>
+              </w:rPr>
+              <w:t xml:space="preserve"> continue</w:t>
+            </w:r>
+          </w:p>
+          <w:p>
+            <w:pPr>
+              <w:spacing w:after="0" w:line="240" w:lineRule="auto"/>
+              <w:rPr>
+                <w:rFonts w:ascii="Segoe MDL2 Assets" w:hAnsi="Segoe MDL2 Assets" w:cs="Times New Roman"/>
+                <w:lang w:val="en-GB"/>
               </w:rPr>
             </w:pPr>
           </w:p>
           <w:p>
             <w:pPr>
-              <w:rPr>
-                <w:rFonts w:ascii="Segoe MDL2 Assets" w:hAnsi="Segoe MDL2 Assets" w:cs="Times New Roman"/>
-                <w:lang w:val="en-DK"/>
+              <w:spacing w:after="0" w:line="240" w:lineRule="auto"/>
+              <w:rPr>
+                <w:rFonts w:ascii="Segoe MDL2 Assets" w:hAnsi="Segoe MDL2 Assets" w:cs="Times New Roman"/>
+                <w:lang w:val="en-GB"/>
               </w:rPr>
             </w:pPr>
             <w:r>
               <w:rPr>
                 <w:rFonts w:ascii="Cambria" w:hAnsi="Cambria" w:cs="Cambria"/>
-                <w:lang w:val="en-DK"/>
-              </w:rPr>
-              <w:t> </w:t>
-            </w:r>
-            <w:r>
-              <w:rPr>
-                <w:rFonts w:ascii="Segoe MDL2 Assets" w:hAnsi="Segoe MDL2 Assets" w:cs="Times New Roman"/>
-                <w:lang w:val="en-DK"/>
-              </w:rPr>
-              <w:t xml:space="preserve"> </w:t>
-            </w:r>
-            <w:r>
-              <w:rPr>
-                <w:rFonts w:ascii="Cambria" w:hAnsi="Cambria" w:cs="Cambria"/>
-                <w:lang w:val="en-DK"/>
-              </w:rPr>
-              <w:t> </w:t>
-            </w:r>
-            <w:r>
-              <w:rPr>
-                <w:rFonts w:ascii="Segoe MDL2 Assets" w:hAnsi="Segoe MDL2 Assets" w:cs="Times New Roman"/>
-                <w:lang w:val="en-DK"/>
-              </w:rPr>
-              <w:t xml:space="preserve"> </w:t>
-            </w:r>
-            <w:r>
-              <w:rPr>
-                <w:rFonts w:ascii="Cambria" w:hAnsi="Cambria" w:cs="Cambria"/>
-                <w:lang w:val="en-DK"/>
-              </w:rPr>
-              <w:t> </w:t>
-            </w:r>
-            <w:r>
-              <w:rPr>
-                <w:rFonts w:ascii="Segoe MDL2 Assets" w:hAnsi="Segoe MDL2 Assets" w:cs="Times New Roman"/>
-                <w:lang w:val="en-DK"/>
-              </w:rPr>
-              <w:t xml:space="preserve"> </w:t>
-            </w:r>
-            <w:r>
-              <w:rPr>
-                <w:rFonts w:ascii="Cambria" w:hAnsi="Cambria" w:cs="Cambria"/>
-                <w:lang w:val="en-DK"/>
-              </w:rPr>
-              <w:t> </w:t>
-            </w:r>
-            <w:r>
-              <w:rPr>
-                <w:rFonts w:ascii="Segoe MDL2 Assets" w:hAnsi="Segoe MDL2 Assets" w:cs="Times New Roman"/>
-                <w:lang w:val="en-DK"/>
-              </w:rPr>
-              <w:t xml:space="preserve"> </w:t>
-            </w:r>
-            <w:r>
-              <w:rPr>
-                <w:rFonts w:ascii="Cambria" w:hAnsi="Cambria" w:cs="Cambria"/>
-                <w:lang w:val="en-DK"/>
-              </w:rPr>
-              <w:t> </w:t>
-            </w:r>
-            <w:r>
-              <w:rPr>
-                <w:rFonts w:ascii="Segoe MDL2 Assets" w:hAnsi="Segoe MDL2 Assets" w:cs="Times New Roman"/>
-                <w:lang w:val="en-DK"/>
-              </w:rPr>
-              <w:t xml:space="preserve"> </w:t>
-            </w:r>
-            <w:r>
-              <w:rPr>
-                <w:rFonts w:ascii="Cambria" w:hAnsi="Cambria" w:cs="Cambria"/>
-                <w:lang w:val="en-DK"/>
-              </w:rPr>
-              <w:t> </w:t>
-            </w:r>
-            <w:r>
-              <w:rPr>
-                <w:rFonts w:ascii="Segoe MDL2 Assets" w:hAnsi="Segoe MDL2 Assets" w:cs="Times New Roman"/>
-                <w:lang w:val="en-DK"/>
-              </w:rPr>
-              <w:t xml:space="preserve"> </w:t>
-            </w:r>
-            <w:r>
-              <w:rPr>
-                <w:rFonts w:ascii="Cambria" w:hAnsi="Cambria" w:cs="Cambria"/>
-                <w:lang w:val="en-DK"/>
-              </w:rPr>
-              <w:t> </w:t>
-            </w:r>
-            <w:r>
-              <w:rPr>
-                <w:rFonts w:ascii="Segoe MDL2 Assets" w:hAnsi="Segoe MDL2 Assets" w:cs="Times New Roman"/>
-                <w:lang w:val="en-DK"/>
-              </w:rPr>
-              <w:t xml:space="preserve"> </w:t>
-            </w:r>
-            <w:r>
-              <w:rPr>
-                <w:rFonts w:ascii="Cambria" w:hAnsi="Cambria" w:cs="Cambria"/>
-                <w:lang w:val="en-DK"/>
-              </w:rPr>
-              <w:t> </w:t>
-            </w:r>
-            <w:r>
-              <w:rPr>
-                <w:rFonts w:ascii="Segoe MDL2 Assets" w:hAnsi="Segoe MDL2 Assets" w:cs="Times New Roman"/>
-                <w:lang w:val="en-DK"/>
-              </w:rPr>
-              <w:t xml:space="preserve"> dx = POS2[0] - POS1[0]</w:t>
+                <w:lang w:val="en-GB"/>
+              </w:rPr>
+              <w:t> </w:t>
+            </w:r>
+            <w:r>
+              <w:rPr>
+                <w:rFonts w:ascii="Segoe MDL2 Assets" w:hAnsi="Segoe MDL2 Assets" w:cs="Times New Roman"/>
+                <w:lang w:val="en-GB"/>
+              </w:rPr>
+              <w:t xml:space="preserve"> </w:t>
+            </w:r>
+            <w:r>
+              <w:rPr>
+                <w:rFonts w:ascii="Cambria" w:hAnsi="Cambria" w:cs="Cambria"/>
+                <w:lang w:val="en-GB"/>
+              </w:rPr>
+              <w:t> </w:t>
+            </w:r>
+            <w:r>
+              <w:rPr>
+                <w:rFonts w:ascii="Segoe MDL2 Assets" w:hAnsi="Segoe MDL2 Assets" w:cs="Times New Roman"/>
+                <w:lang w:val="en-GB"/>
+              </w:rPr>
+              <w:t xml:space="preserve"> </w:t>
+            </w:r>
+            <w:r>
+              <w:rPr>
+                <w:rFonts w:ascii="Cambria" w:hAnsi="Cambria" w:cs="Cambria"/>
+                <w:lang w:val="en-GB"/>
+              </w:rPr>
+              <w:t> </w:t>
+            </w:r>
+            <w:r>
+              <w:rPr>
+                <w:rFonts w:ascii="Segoe MDL2 Assets" w:hAnsi="Segoe MDL2 Assets" w:cs="Times New Roman"/>
+                <w:lang w:val="en-GB"/>
+              </w:rPr>
+              <w:t xml:space="preserve"> </w:t>
+            </w:r>
+            <w:r>
+              <w:rPr>
+                <w:rFonts w:ascii="Cambria" w:hAnsi="Cambria" w:cs="Cambria"/>
+                <w:lang w:val="en-GB"/>
+              </w:rPr>
+              <w:t> </w:t>
+            </w:r>
+            <w:r>
+              <w:rPr>
+                <w:rFonts w:ascii="Segoe MDL2 Assets" w:hAnsi="Segoe MDL2 Assets" w:cs="Times New Roman"/>
+                <w:lang w:val="en-GB"/>
+              </w:rPr>
+              <w:t xml:space="preserve"> </w:t>
+            </w:r>
+            <w:r>
+              <w:rPr>
+                <w:rFonts w:ascii="Cambria" w:hAnsi="Cambria" w:cs="Cambria"/>
+                <w:lang w:val="en-GB"/>
+              </w:rPr>
+              <w:t> </w:t>
+            </w:r>
+            <w:r>
+              <w:rPr>
+                <w:rFonts w:ascii="Segoe MDL2 Assets" w:hAnsi="Segoe MDL2 Assets" w:cs="Times New Roman"/>
+                <w:lang w:val="en-GB"/>
+              </w:rPr>
+              <w:t xml:space="preserve"> </w:t>
+            </w:r>
+            <w:r>
+              <w:rPr>
+                <w:rFonts w:ascii="Cambria" w:hAnsi="Cambria" w:cs="Cambria"/>
+                <w:lang w:val="en-GB"/>
+              </w:rPr>
+              <w:t> </w:t>
+            </w:r>
+            <w:r>
+              <w:rPr>
+                <w:rFonts w:ascii="Segoe MDL2 Assets" w:hAnsi="Segoe MDL2 Assets" w:cs="Times New Roman"/>
+                <w:lang w:val="en-GB"/>
+              </w:rPr>
+              <w:t xml:space="preserve"> </w:t>
+            </w:r>
+            <w:r>
+              <w:rPr>
+                <w:rFonts w:ascii="Cambria" w:hAnsi="Cambria" w:cs="Cambria"/>
+                <w:lang w:val="en-GB"/>
+              </w:rPr>
+              <w:t> </w:t>
+            </w:r>
+            <w:r>
+              <w:rPr>
+                <w:rFonts w:ascii="Segoe MDL2 Assets" w:hAnsi="Segoe MDL2 Assets" w:cs="Times New Roman"/>
+                <w:lang w:val="en-GB"/>
+              </w:rPr>
+              <w:t xml:space="preserve"> </w:t>
+            </w:r>
+            <w:r>
+              <w:rPr>
+                <w:rFonts w:ascii="Cambria" w:hAnsi="Cambria" w:cs="Cambria"/>
+                <w:lang w:val="en-GB"/>
+              </w:rPr>
+              <w:t> </w:t>
+            </w:r>
+            <w:r>
+              <w:rPr>
+                <w:rFonts w:ascii="Segoe MDL2 Assets" w:hAnsi="Segoe MDL2 Assets" w:cs="Times New Roman"/>
+                <w:lang w:val="en-GB"/>
+              </w:rPr>
+              <w:t xml:space="preserve"> POS2 = body2.position</w:t>
             </w:r>
           </w:p>
           <w:p>
             <w:pPr>
-              <w:rPr>
-                <w:rFonts w:ascii="Segoe MDL2 Assets" w:hAnsi="Segoe MDL2 Assets" w:cs="Times New Roman"/>
-                <w:lang w:val="en-DK"/>
+              <w:spacing w:after="0" w:line="240" w:lineRule="auto"/>
+              <w:rPr>
+                <w:rFonts w:ascii="Segoe MDL2 Assets" w:hAnsi="Segoe MDL2 Assets" w:cs="Times New Roman"/>
+                <w:lang w:val="en-GB"/>
               </w:rPr>
             </w:pPr>
             <w:r>
               <w:rPr>
                 <w:rFonts w:ascii="Cambria" w:hAnsi="Cambria" w:cs="Cambria"/>
-                <w:lang w:val="en-DK"/>
-              </w:rPr>
-              <w:t> </w:t>
-            </w:r>
-            <w:r>
-              <w:rPr>
-                <w:rFonts w:ascii="Segoe MDL2 Assets" w:hAnsi="Segoe MDL2 Assets" w:cs="Times New Roman"/>
-                <w:lang w:val="en-DK"/>
-              </w:rPr>
-              <w:t xml:space="preserve"> </w:t>
-            </w:r>
-            <w:r>
-              <w:rPr>
-                <w:rFonts w:ascii="Cambria" w:hAnsi="Cambria" w:cs="Cambria"/>
-                <w:lang w:val="en-DK"/>
-              </w:rPr>
-              <w:t> </w:t>
-            </w:r>
-            <w:r>
-              <w:rPr>
-                <w:rFonts w:ascii="Segoe MDL2 Assets" w:hAnsi="Segoe MDL2 Assets" w:cs="Times New Roman"/>
-                <w:lang w:val="en-DK"/>
-              </w:rPr>
-              <w:t xml:space="preserve"> </w:t>
-            </w:r>
-            <w:r>
-              <w:rPr>
-                <w:rFonts w:ascii="Cambria" w:hAnsi="Cambria" w:cs="Cambria"/>
-                <w:lang w:val="en-DK"/>
-              </w:rPr>
-              <w:t> </w:t>
-            </w:r>
-            <w:r>
-              <w:rPr>
-                <w:rFonts w:ascii="Segoe MDL2 Assets" w:hAnsi="Segoe MDL2 Assets" w:cs="Times New Roman"/>
-                <w:lang w:val="en-DK"/>
-              </w:rPr>
-              <w:t xml:space="preserve"> </w:t>
-            </w:r>
-            <w:r>
-              <w:rPr>
-                <w:rFonts w:ascii="Cambria" w:hAnsi="Cambria" w:cs="Cambria"/>
-                <w:lang w:val="en-DK"/>
-              </w:rPr>
-              <w:t> </w:t>
-            </w:r>
-            <w:r>
-              <w:rPr>
-                <w:rFonts w:ascii="Segoe MDL2 Assets" w:hAnsi="Segoe MDL2 Assets" w:cs="Times New Roman"/>
-                <w:lang w:val="en-DK"/>
-              </w:rPr>
-              <w:t xml:space="preserve"> </w:t>
-            </w:r>
-            <w:r>
-              <w:rPr>
-                <w:rFonts w:ascii="Cambria" w:hAnsi="Cambria" w:cs="Cambria"/>
-                <w:lang w:val="en-DK"/>
-              </w:rPr>
-              <w:t> </w:t>
-            </w:r>
-            <w:r>
-              <w:rPr>
-                <w:rFonts w:ascii="Segoe MDL2 Assets" w:hAnsi="Segoe MDL2 Assets" w:cs="Times New Roman"/>
-                <w:lang w:val="en-DK"/>
-              </w:rPr>
-              <w:t xml:space="preserve"> </w:t>
-            </w:r>
-            <w:r>
-              <w:rPr>
-                <w:rFonts w:ascii="Cambria" w:hAnsi="Cambria" w:cs="Cambria"/>
-                <w:lang w:val="en-DK"/>
-              </w:rPr>
-              <w:t> </w:t>
-            </w:r>
-            <w:r>
-              <w:rPr>
-                <w:rFonts w:ascii="Segoe MDL2 Assets" w:hAnsi="Segoe MDL2 Assets" w:cs="Times New Roman"/>
-                <w:lang w:val="en-DK"/>
-              </w:rPr>
-              <w:t xml:space="preserve"> </w:t>
-            </w:r>
-            <w:r>
-              <w:rPr>
-                <w:rFonts w:ascii="Cambria" w:hAnsi="Cambria" w:cs="Cambria"/>
-                <w:lang w:val="en-DK"/>
-              </w:rPr>
-              <w:t> </w:t>
-            </w:r>
-            <w:r>
-              <w:rPr>
-                <w:rFonts w:ascii="Segoe MDL2 Assets" w:hAnsi="Segoe MDL2 Assets" w:cs="Times New Roman"/>
-                <w:lang w:val="en-DK"/>
-              </w:rPr>
-              <w:t xml:space="preserve"> </w:t>
-            </w:r>
-            <w:r>
-              <w:rPr>
-                <w:rFonts w:ascii="Cambria" w:hAnsi="Cambria" w:cs="Cambria"/>
-                <w:lang w:val="en-DK"/>
-              </w:rPr>
-              <w:t> </w:t>
-            </w:r>
-            <w:r>
-              <w:rPr>
-                <w:rFonts w:ascii="Segoe MDL2 Assets" w:hAnsi="Segoe MDL2 Assets" w:cs="Times New Roman"/>
-                <w:lang w:val="en-DK"/>
-              </w:rPr>
-              <w:t xml:space="preserve"> </w:t>
-            </w:r>
-            <w:proofErr w:type="spellStart"/>
-            <w:r>
-              <w:rPr>
-                <w:rFonts w:ascii="Segoe MDL2 Assets" w:hAnsi="Segoe MDL2 Assets" w:cs="Times New Roman"/>
-                <w:lang w:val="en-DK"/>
-              </w:rPr>
-              <w:t>dy</w:t>
-            </w:r>
-            <w:proofErr w:type="spellEnd"/>
-            <w:r>
-              <w:rPr>
-                <w:rFonts w:ascii="Segoe MDL2 Assets" w:hAnsi="Segoe MDL2 Assets" w:cs="Times New Roman"/>
-                <w:lang w:val="en-DK"/>
-              </w:rPr>
-              <w:t xml:space="preserve"> = POS2[1] - POS1[1]</w:t>
+                <w:lang w:val="en-GB"/>
+              </w:rPr>
+              <w:t> </w:t>
+            </w:r>
+            <w:r>
+              <w:rPr>
+                <w:rFonts w:ascii="Segoe MDL2 Assets" w:hAnsi="Segoe MDL2 Assets" w:cs="Times New Roman"/>
+                <w:lang w:val="en-GB"/>
+              </w:rPr>
+              <w:t xml:space="preserve"> </w:t>
+            </w:r>
+            <w:r>
+              <w:rPr>
+                <w:rFonts w:ascii="Cambria" w:hAnsi="Cambria" w:cs="Cambria"/>
+                <w:lang w:val="en-GB"/>
+              </w:rPr>
+              <w:t> </w:t>
+            </w:r>
+            <w:r>
+              <w:rPr>
+                <w:rFonts w:ascii="Segoe MDL2 Assets" w:hAnsi="Segoe MDL2 Assets" w:cs="Times New Roman"/>
+                <w:lang w:val="en-GB"/>
+              </w:rPr>
+              <w:t xml:space="preserve"> </w:t>
+            </w:r>
+            <w:r>
+              <w:rPr>
+                <w:rFonts w:ascii="Cambria" w:hAnsi="Cambria" w:cs="Cambria"/>
+                <w:lang w:val="en-GB"/>
+              </w:rPr>
+              <w:t> </w:t>
+            </w:r>
+            <w:r>
+              <w:rPr>
+                <w:rFonts w:ascii="Segoe MDL2 Assets" w:hAnsi="Segoe MDL2 Assets" w:cs="Times New Roman"/>
+                <w:lang w:val="en-GB"/>
+              </w:rPr>
+              <w:t xml:space="preserve"> </w:t>
+            </w:r>
+            <w:r>
+              <w:rPr>
+                <w:rFonts w:ascii="Cambria" w:hAnsi="Cambria" w:cs="Cambria"/>
+                <w:lang w:val="en-GB"/>
+              </w:rPr>
+              <w:t> </w:t>
+            </w:r>
+            <w:r>
+              <w:rPr>
+                <w:rFonts w:ascii="Segoe MDL2 Assets" w:hAnsi="Segoe MDL2 Assets" w:cs="Times New Roman"/>
+                <w:lang w:val="en-GB"/>
+              </w:rPr>
+              <w:t xml:space="preserve"> </w:t>
+            </w:r>
+            <w:r>
+              <w:rPr>
+                <w:rFonts w:ascii="Cambria" w:hAnsi="Cambria" w:cs="Cambria"/>
+                <w:lang w:val="en-GB"/>
+              </w:rPr>
+              <w:t> </w:t>
+            </w:r>
+            <w:r>
+              <w:rPr>
+                <w:rFonts w:ascii="Segoe MDL2 Assets" w:hAnsi="Segoe MDL2 Assets" w:cs="Times New Roman"/>
+                <w:lang w:val="en-GB"/>
+              </w:rPr>
+              <w:t xml:space="preserve"> </w:t>
+            </w:r>
+            <w:r>
+              <w:rPr>
+                <w:rFonts w:ascii="Cambria" w:hAnsi="Cambria" w:cs="Cambria"/>
+                <w:lang w:val="en-GB"/>
+              </w:rPr>
+              <w:t> </w:t>
+            </w:r>
+            <w:r>
+              <w:rPr>
+                <w:rFonts w:ascii="Segoe MDL2 Assets" w:hAnsi="Segoe MDL2 Assets" w:cs="Times New Roman"/>
+                <w:lang w:val="en-GB"/>
+              </w:rPr>
+              <w:t xml:space="preserve"> </w:t>
+            </w:r>
+            <w:r>
+              <w:rPr>
+                <w:rFonts w:ascii="Cambria" w:hAnsi="Cambria" w:cs="Cambria"/>
+                <w:lang w:val="en-GB"/>
+              </w:rPr>
+              <w:t> </w:t>
+            </w:r>
+            <w:r>
+              <w:rPr>
+                <w:rFonts w:ascii="Segoe MDL2 Assets" w:hAnsi="Segoe MDL2 Assets" w:cs="Times New Roman"/>
+                <w:lang w:val="en-GB"/>
+              </w:rPr>
+              <w:t xml:space="preserve"> </w:t>
+            </w:r>
+            <w:r>
+              <w:rPr>
+                <w:rFonts w:ascii="Cambria" w:hAnsi="Cambria" w:cs="Cambria"/>
+                <w:lang w:val="en-GB"/>
+              </w:rPr>
+              <w:t> </w:t>
+            </w:r>
+            <w:r>
+              <w:rPr>
+                <w:rFonts w:ascii="Segoe MDL2 Assets" w:hAnsi="Segoe MDL2 Assets" w:cs="Times New Roman"/>
+                <w:lang w:val="en-GB"/>
+              </w:rPr>
+              <w:t xml:space="preserve"> MASS = body2.mass</w:t>
             </w:r>
           </w:p>
           <w:p>
             <w:pPr>
-              <w:rPr>
-                <w:rFonts w:ascii="Segoe MDL2 Assets" w:hAnsi="Segoe MDL2 Assets" w:cs="Times New Roman"/>
-                <w:lang w:val="en-DK"/>
+              <w:spacing w:after="0" w:line="240" w:lineRule="auto"/>
+              <w:rPr>
+                <w:rFonts w:ascii="Segoe MDL2 Assets" w:hAnsi="Segoe MDL2 Assets" w:cs="Times New Roman"/>
+                <w:lang w:val="en-GB"/>
               </w:rPr>
             </w:pPr>
           </w:p>
           <w:p>
             <w:pPr>
-              <w:rPr>
-                <w:rFonts w:ascii="Segoe MDL2 Assets" w:hAnsi="Segoe MDL2 Assets" w:cs="Times New Roman"/>
-                <w:lang w:val="en-DK"/>
+              <w:spacing w:after="0" w:line="240" w:lineRule="auto"/>
+              <w:rPr>
+                <w:rFonts w:ascii="Segoe MDL2 Assets" w:hAnsi="Segoe MDL2 Assets" w:cs="Times New Roman"/>
+                <w:lang w:val="en-GB"/>
               </w:rPr>
             </w:pPr>
             <w:r>
               <w:rPr>
                 <w:rFonts w:ascii="Cambria" w:hAnsi="Cambria" w:cs="Cambria"/>
-                <w:lang w:val="en-DK"/>
-              </w:rPr>
-              <w:t> </w:t>
-            </w:r>
-            <w:r>
-              <w:rPr>
-                <w:rFonts w:ascii="Segoe MDL2 Assets" w:hAnsi="Segoe MDL2 Assets" w:cs="Times New Roman"/>
-                <w:lang w:val="en-DK"/>
-              </w:rPr>
-              <w:t xml:space="preserve"> </w:t>
-            </w:r>
-            <w:r>
-              <w:rPr>
-                <w:rFonts w:ascii="Cambria" w:hAnsi="Cambria" w:cs="Cambria"/>
-                <w:lang w:val="en-DK"/>
-              </w:rPr>
-              <w:t> </w:t>
-            </w:r>
-            <w:r>
-              <w:rPr>
-                <w:rFonts w:ascii="Segoe MDL2 Assets" w:hAnsi="Segoe MDL2 Assets" w:cs="Times New Roman"/>
-                <w:lang w:val="en-DK"/>
-              </w:rPr>
-              <w:t xml:space="preserve"> </w:t>
-            </w:r>
-            <w:r>
-              <w:rPr>
-                <w:rFonts w:ascii="Cambria" w:hAnsi="Cambria" w:cs="Cambria"/>
-                <w:lang w:val="en-DK"/>
-              </w:rPr>
-              <w:t> </w:t>
-            </w:r>
-            <w:r>
-              <w:rPr>
-                <w:rFonts w:ascii="Segoe MDL2 Assets" w:hAnsi="Segoe MDL2 Assets" w:cs="Times New Roman"/>
-                <w:lang w:val="en-DK"/>
-              </w:rPr>
-              <w:t xml:space="preserve"> </w:t>
-            </w:r>
-            <w:r>
-              <w:rPr>
-                <w:rFonts w:ascii="Cambria" w:hAnsi="Cambria" w:cs="Cambria"/>
-                <w:lang w:val="en-DK"/>
-              </w:rPr>
-              <w:t> </w:t>
-            </w:r>
-            <w:r>
-              <w:rPr>
-                <w:rFonts w:ascii="Segoe MDL2 Assets" w:hAnsi="Segoe MDL2 Assets" w:cs="Times New Roman"/>
-                <w:lang w:val="en-DK"/>
-              </w:rPr>
-              <w:t xml:space="preserve"> </w:t>
-            </w:r>
-            <w:r>
-              <w:rPr>
-                <w:rFonts w:ascii="Cambria" w:hAnsi="Cambria" w:cs="Cambria"/>
-                <w:lang w:val="en-DK"/>
-              </w:rPr>
-              <w:t> </w:t>
-            </w:r>
-            <w:r>
-              <w:rPr>
-                <w:rFonts w:ascii="Segoe MDL2 Assets" w:hAnsi="Segoe MDL2 Assets" w:cs="Times New Roman"/>
-                <w:lang w:val="en-DK"/>
-              </w:rPr>
-              <w:t xml:space="preserve"> </w:t>
-            </w:r>
-            <w:r>
-              <w:rPr>
-                <w:rFonts w:ascii="Cambria" w:hAnsi="Cambria" w:cs="Cambria"/>
-                <w:lang w:val="en-DK"/>
-              </w:rPr>
-              <w:t> </w:t>
-            </w:r>
-            <w:r>
-              <w:rPr>
-                <w:rFonts w:ascii="Segoe MDL2 Assets" w:hAnsi="Segoe MDL2 Assets" w:cs="Times New Roman"/>
-                <w:lang w:val="en-DK"/>
-              </w:rPr>
-              <w:t xml:space="preserve"> </w:t>
-            </w:r>
-            <w:r>
-              <w:rPr>
-                <w:rFonts w:ascii="Cambria" w:hAnsi="Cambria" w:cs="Cambria"/>
-                <w:lang w:val="en-DK"/>
-              </w:rPr>
-              <w:t> </w:t>
-            </w:r>
-            <w:r>
-              <w:rPr>
-                <w:rFonts w:ascii="Segoe MDL2 Assets" w:hAnsi="Segoe MDL2 Assets" w:cs="Times New Roman"/>
-                <w:lang w:val="en-DK"/>
-              </w:rPr>
-              <w:t xml:space="preserve"> </w:t>
-            </w:r>
-            <w:r>
-              <w:rPr>
-                <w:rFonts w:ascii="Cambria" w:hAnsi="Cambria" w:cs="Cambria"/>
-                <w:lang w:val="en-DK"/>
-              </w:rPr>
-              <w:t> </w:t>
-            </w:r>
-            <w:r>
-              <w:rPr>
-                <w:rFonts w:ascii="Segoe MDL2 Assets" w:hAnsi="Segoe MDL2 Assets" w:cs="Times New Roman"/>
-                <w:lang w:val="en-DK"/>
-              </w:rPr>
-              <w:t xml:space="preserve"> dist = </w:t>
-            </w:r>
-            <w:proofErr w:type="spellStart"/>
-            <w:r>
-              <w:rPr>
-                <w:rFonts w:ascii="Segoe MDL2 Assets" w:hAnsi="Segoe MDL2 Assets" w:cs="Times New Roman"/>
-                <w:lang w:val="en-DK"/>
-              </w:rPr>
-              <w:t>math.sqrt</w:t>
-            </w:r>
-            <w:proofErr w:type="spellEnd"/>
-            <w:r>
-              <w:rPr>
-                <w:rFonts w:ascii="Segoe MDL2 Assets" w:hAnsi="Segoe MDL2 Assets" w:cs="Times New Roman"/>
-                <w:lang w:val="en-DK"/>
-              </w:rPr>
-              <w:t xml:space="preserve">(dx**2 + </w:t>
-            </w:r>
-            <w:proofErr w:type="spellStart"/>
-            <w:r>
-              <w:rPr>
-                <w:rFonts w:ascii="Segoe MDL2 Assets" w:hAnsi="Segoe MDL2 Assets" w:cs="Times New Roman"/>
-                <w:lang w:val="en-DK"/>
-              </w:rPr>
-              <w:t>dy</w:t>
-            </w:r>
-            <w:proofErr w:type="spellEnd"/>
-            <w:r>
-              <w:rPr>
-                <w:rFonts w:ascii="Segoe MDL2 Assets" w:hAnsi="Segoe MDL2 Assets" w:cs="Times New Roman"/>
-                <w:lang w:val="en-DK"/>
-              </w:rPr>
-              <w:t>**2)</w:t>
+                <w:lang w:val="en-GB"/>
+              </w:rPr>
+              <w:t> </w:t>
+            </w:r>
+            <w:r>
+              <w:rPr>
+                <w:rFonts w:ascii="Segoe MDL2 Assets" w:hAnsi="Segoe MDL2 Assets" w:cs="Times New Roman"/>
+                <w:lang w:val="en-GB"/>
+              </w:rPr>
+              <w:t xml:space="preserve"> </w:t>
+            </w:r>
+            <w:r>
+              <w:rPr>
+                <w:rFonts w:ascii="Cambria" w:hAnsi="Cambria" w:cs="Cambria"/>
+                <w:lang w:val="en-GB"/>
+              </w:rPr>
+              <w:t> </w:t>
+            </w:r>
+            <w:r>
+              <w:rPr>
+                <w:rFonts w:ascii="Segoe MDL2 Assets" w:hAnsi="Segoe MDL2 Assets" w:cs="Times New Roman"/>
+                <w:lang w:val="en-GB"/>
+              </w:rPr>
+              <w:t xml:space="preserve"> </w:t>
+            </w:r>
+            <w:r>
+              <w:rPr>
+                <w:rFonts w:ascii="Cambria" w:hAnsi="Cambria" w:cs="Cambria"/>
+                <w:lang w:val="en-GB"/>
+              </w:rPr>
+              <w:t> </w:t>
+            </w:r>
+            <w:r>
+              <w:rPr>
+                <w:rFonts w:ascii="Segoe MDL2 Assets" w:hAnsi="Segoe MDL2 Assets" w:cs="Times New Roman"/>
+                <w:lang w:val="en-GB"/>
+              </w:rPr>
+              <w:t xml:space="preserve"> </w:t>
+            </w:r>
+            <w:r>
+              <w:rPr>
+                <w:rFonts w:ascii="Cambria" w:hAnsi="Cambria" w:cs="Cambria"/>
+                <w:lang w:val="en-GB"/>
+              </w:rPr>
+              <w:t> </w:t>
+            </w:r>
+            <w:r>
+              <w:rPr>
+                <w:rFonts w:ascii="Segoe MDL2 Assets" w:hAnsi="Segoe MDL2 Assets" w:cs="Times New Roman"/>
+                <w:lang w:val="en-GB"/>
+              </w:rPr>
+              <w:t xml:space="preserve"> </w:t>
+            </w:r>
+            <w:r>
+              <w:rPr>
+                <w:rFonts w:ascii="Cambria" w:hAnsi="Cambria" w:cs="Cambria"/>
+                <w:lang w:val="en-GB"/>
+              </w:rPr>
+              <w:t> </w:t>
+            </w:r>
+            <w:r>
+              <w:rPr>
+                <w:rFonts w:ascii="Segoe MDL2 Assets" w:hAnsi="Segoe MDL2 Assets" w:cs="Times New Roman"/>
+                <w:lang w:val="en-GB"/>
+              </w:rPr>
+              <w:t xml:space="preserve"> </w:t>
+            </w:r>
+            <w:r>
+              <w:rPr>
+                <w:rFonts w:ascii="Cambria" w:hAnsi="Cambria" w:cs="Cambria"/>
+                <w:lang w:val="en-GB"/>
+              </w:rPr>
+              <w:t> </w:t>
+            </w:r>
+            <w:r>
+              <w:rPr>
+                <w:rFonts w:ascii="Segoe MDL2 Assets" w:hAnsi="Segoe MDL2 Assets" w:cs="Times New Roman"/>
+                <w:lang w:val="en-GB"/>
+              </w:rPr>
+              <w:t xml:space="preserve"> </w:t>
+            </w:r>
+            <w:r>
+              <w:rPr>
+                <w:rFonts w:ascii="Cambria" w:hAnsi="Cambria" w:cs="Cambria"/>
+                <w:lang w:val="en-GB"/>
+              </w:rPr>
+              <w:t> </w:t>
+            </w:r>
+            <w:r>
+              <w:rPr>
+                <w:rFonts w:ascii="Segoe MDL2 Assets" w:hAnsi="Segoe MDL2 Assets" w:cs="Times New Roman"/>
+                <w:lang w:val="en-GB"/>
+              </w:rPr>
+              <w:t xml:space="preserve"> </w:t>
+            </w:r>
+            <w:r>
+              <w:rPr>
+                <w:rFonts w:ascii="Cambria" w:hAnsi="Cambria" w:cs="Cambria"/>
+                <w:lang w:val="en-GB"/>
+              </w:rPr>
+              <w:t> </w:t>
+            </w:r>
+            <w:r>
+              <w:rPr>
+                <w:rFonts w:ascii="Segoe MDL2 Assets" w:hAnsi="Segoe MDL2 Assets" w:cs="Times New Roman"/>
+                <w:lang w:val="en-GB"/>
+              </w:rPr>
+              <w:t xml:space="preserve"> dx = POS2[0] - POS1[0]</w:t>
             </w:r>
           </w:p>
           <w:p>
             <w:pPr>
-              <w:rPr>
-                <w:rFonts w:ascii="Segoe MDL2 Assets" w:hAnsi="Segoe MDL2 Assets" w:cs="Times New Roman"/>
-                <w:lang w:val="en-DK"/>
+              <w:spacing w:after="0" w:line="240" w:lineRule="auto"/>
+              <w:rPr>
+                <w:rFonts w:ascii="Segoe MDL2 Assets" w:hAnsi="Segoe MDL2 Assets" w:cs="Times New Roman"/>
+                <w:lang w:val="en-GB"/>
+              </w:rPr>
+            </w:pPr>
+            <w:r>
+              <w:rPr>
+                <w:rFonts w:ascii="Cambria" w:hAnsi="Cambria" w:cs="Cambria"/>
+                <w:lang w:val="en-GB"/>
+              </w:rPr>
+              <w:t> </w:t>
+            </w:r>
+            <w:r>
+              <w:rPr>
+                <w:rFonts w:ascii="Segoe MDL2 Assets" w:hAnsi="Segoe MDL2 Assets" w:cs="Times New Roman"/>
+                <w:lang w:val="en-GB"/>
+              </w:rPr>
+              <w:t xml:space="preserve"> </w:t>
+            </w:r>
+            <w:r>
+              <w:rPr>
+                <w:rFonts w:ascii="Cambria" w:hAnsi="Cambria" w:cs="Cambria"/>
+                <w:lang w:val="en-GB"/>
+              </w:rPr>
+              <w:t> </w:t>
+            </w:r>
+            <w:r>
+              <w:rPr>
+                <w:rFonts w:ascii="Segoe MDL2 Assets" w:hAnsi="Segoe MDL2 Assets" w:cs="Times New Roman"/>
+                <w:lang w:val="en-GB"/>
+              </w:rPr>
+              <w:t xml:space="preserve"> </w:t>
+            </w:r>
+            <w:r>
+              <w:rPr>
+                <w:rFonts w:ascii="Cambria" w:hAnsi="Cambria" w:cs="Cambria"/>
+                <w:lang w:val="en-GB"/>
+              </w:rPr>
+              <w:t> </w:t>
+            </w:r>
+            <w:r>
+              <w:rPr>
+                <w:rFonts w:ascii="Segoe MDL2 Assets" w:hAnsi="Segoe MDL2 Assets" w:cs="Times New Roman"/>
+                <w:lang w:val="en-GB"/>
+              </w:rPr>
+              <w:t xml:space="preserve"> </w:t>
+            </w:r>
+            <w:r>
+              <w:rPr>
+                <w:rFonts w:ascii="Cambria" w:hAnsi="Cambria" w:cs="Cambria"/>
+                <w:lang w:val="en-GB"/>
+              </w:rPr>
+              <w:t> </w:t>
+            </w:r>
+            <w:r>
+              <w:rPr>
+                <w:rFonts w:ascii="Segoe MDL2 Assets" w:hAnsi="Segoe MDL2 Assets" w:cs="Times New Roman"/>
+                <w:lang w:val="en-GB"/>
+              </w:rPr>
+              <w:t xml:space="preserve"> </w:t>
+            </w:r>
+            <w:r>
+              <w:rPr>
+                <w:rFonts w:ascii="Cambria" w:hAnsi="Cambria" w:cs="Cambria"/>
+                <w:lang w:val="en-GB"/>
+              </w:rPr>
+              <w:t> </w:t>
+            </w:r>
+            <w:r>
+              <w:rPr>
+                <w:rFonts w:ascii="Segoe MDL2 Assets" w:hAnsi="Segoe MDL2 Assets" w:cs="Times New Roman"/>
+                <w:lang w:val="en-GB"/>
+              </w:rPr>
+              <w:t xml:space="preserve"> </w:t>
+            </w:r>
+            <w:r>
+              <w:rPr>
+                <w:rFonts w:ascii="Cambria" w:hAnsi="Cambria" w:cs="Cambria"/>
+                <w:lang w:val="en-GB"/>
+              </w:rPr>
+              <w:t> </w:t>
+            </w:r>
+            <w:r>
+              <w:rPr>
+                <w:rFonts w:ascii="Segoe MDL2 Assets" w:hAnsi="Segoe MDL2 Assets" w:cs="Times New Roman"/>
+                <w:lang w:val="en-GB"/>
+              </w:rPr>
+              <w:t xml:space="preserve"> </w:t>
+            </w:r>
+            <w:r>
+              <w:rPr>
+                <w:rFonts w:ascii="Cambria" w:hAnsi="Cambria" w:cs="Cambria"/>
+                <w:lang w:val="en-GB"/>
+              </w:rPr>
+              <w:t> </w:t>
+            </w:r>
+            <w:r>
+              <w:rPr>
+                <w:rFonts w:ascii="Segoe MDL2 Assets" w:hAnsi="Segoe MDL2 Assets" w:cs="Times New Roman"/>
+                <w:lang w:val="en-GB"/>
+              </w:rPr>
+              <w:t xml:space="preserve"> </w:t>
+            </w:r>
+            <w:r>
+              <w:rPr>
+                <w:rFonts w:ascii="Cambria" w:hAnsi="Cambria" w:cs="Cambria"/>
+                <w:lang w:val="en-GB"/>
+              </w:rPr>
+              <w:t> </w:t>
+            </w:r>
+            <w:r>
+              <w:rPr>
+                <w:rFonts w:ascii="Segoe MDL2 Assets" w:hAnsi="Segoe MDL2 Assets" w:cs="Times New Roman"/>
+                <w:lang w:val="en-GB"/>
+              </w:rPr>
+              <w:t xml:space="preserve"> </w:t>
+            </w:r>
+            <w:proofErr w:type="spellStart"/>
+            <w:r>
+              <w:rPr>
+                <w:rFonts w:ascii="Segoe MDL2 Assets" w:hAnsi="Segoe MDL2 Assets" w:cs="Times New Roman"/>
+                <w:lang w:val="en-GB"/>
+              </w:rPr>
+              <w:t>dy</w:t>
+            </w:r>
+            <w:proofErr w:type="spellEnd"/>
+            <w:r>
+              <w:rPr>
+                <w:rFonts w:ascii="Segoe MDL2 Assets" w:hAnsi="Segoe MDL2 Assets" w:cs="Times New Roman"/>
+                <w:lang w:val="en-GB"/>
+              </w:rPr>
+              <w:t xml:space="preserve"> = POS2[1] - POS1[1]</w:t>
+            </w:r>
+          </w:p>
+          <w:p>
+            <w:pPr>
+              <w:spacing w:after="0" w:line="240" w:lineRule="auto"/>
+              <w:rPr>
+                <w:rFonts w:ascii="Segoe MDL2 Assets" w:hAnsi="Segoe MDL2 Assets" w:cs="Times New Roman"/>
+                <w:lang w:val="en-GB"/>
               </w:rPr>
             </w:pPr>
           </w:p>
           <w:p>
             <w:pPr>
-              <w:rPr>
-                <w:rFonts w:ascii="Segoe MDL2 Assets" w:hAnsi="Segoe MDL2 Assets" w:cs="Times New Roman"/>
-                <w:lang w:val="en-DK"/>
+              <w:spacing w:after="0" w:line="240" w:lineRule="auto"/>
+              <w:rPr>
+                <w:rFonts w:ascii="Segoe MDL2 Assets" w:hAnsi="Segoe MDL2 Assets" w:cs="Times New Roman"/>
+                <w:lang w:val="en-GB"/>
               </w:rPr>
             </w:pPr>
             <w:r>
               <w:rPr>
                 <w:rFonts w:ascii="Cambria" w:hAnsi="Cambria" w:cs="Cambria"/>
-                <w:lang w:val="en-DK"/>
-              </w:rPr>
-              <w:t> </w:t>
-            </w:r>
-            <w:r>
-              <w:rPr>
-                <w:rFonts w:ascii="Segoe MDL2 Assets" w:hAnsi="Segoe MDL2 Assets" w:cs="Times New Roman"/>
-                <w:lang w:val="en-DK"/>
-              </w:rPr>
-              <w:t xml:space="preserve"> </w:t>
-            </w:r>
-            <w:r>
-              <w:rPr>
-                <w:rFonts w:ascii="Cambria" w:hAnsi="Cambria" w:cs="Cambria"/>
-                <w:lang w:val="en-DK"/>
-              </w:rPr>
-              <w:t> </w:t>
-            </w:r>
-            <w:r>
-              <w:rPr>
-                <w:rFonts w:ascii="Segoe MDL2 Assets" w:hAnsi="Segoe MDL2 Assets" w:cs="Times New Roman"/>
-                <w:lang w:val="en-DK"/>
-              </w:rPr>
-              <w:t xml:space="preserve"> </w:t>
-            </w:r>
-            <w:r>
-              <w:rPr>
-                <w:rFonts w:ascii="Cambria" w:hAnsi="Cambria" w:cs="Cambria"/>
-                <w:lang w:val="en-DK"/>
-              </w:rPr>
-              <w:t> </w:t>
-            </w:r>
-            <w:r>
-              <w:rPr>
-                <w:rFonts w:ascii="Segoe MDL2 Assets" w:hAnsi="Segoe MDL2 Assets" w:cs="Times New Roman"/>
-                <w:lang w:val="en-DK"/>
-              </w:rPr>
-              <w:t xml:space="preserve"> </w:t>
-            </w:r>
-            <w:r>
-              <w:rPr>
-                <w:rFonts w:ascii="Cambria" w:hAnsi="Cambria" w:cs="Cambria"/>
-                <w:lang w:val="en-DK"/>
-              </w:rPr>
-              <w:t> </w:t>
-            </w:r>
-            <w:r>
-              <w:rPr>
-                <w:rFonts w:ascii="Segoe MDL2 Assets" w:hAnsi="Segoe MDL2 Assets" w:cs="Times New Roman"/>
-                <w:lang w:val="en-DK"/>
-              </w:rPr>
-              <w:t xml:space="preserve"> </w:t>
-            </w:r>
-            <w:r>
-              <w:rPr>
-                <w:rFonts w:ascii="Cambria" w:hAnsi="Cambria" w:cs="Cambria"/>
-                <w:lang w:val="en-DK"/>
-              </w:rPr>
-              <w:t> </w:t>
-            </w:r>
-            <w:r>
-              <w:rPr>
-                <w:rFonts w:ascii="Segoe MDL2 Assets" w:hAnsi="Segoe MDL2 Assets" w:cs="Times New Roman"/>
-                <w:lang w:val="en-DK"/>
-              </w:rPr>
-              <w:t xml:space="preserve"> </w:t>
-            </w:r>
-            <w:r>
-              <w:rPr>
-                <w:rFonts w:ascii="Cambria" w:hAnsi="Cambria" w:cs="Cambria"/>
-                <w:lang w:val="en-DK"/>
-              </w:rPr>
-              <w:t> </w:t>
-            </w:r>
-            <w:r>
-              <w:rPr>
-                <w:rFonts w:ascii="Segoe MDL2 Assets" w:hAnsi="Segoe MDL2 Assets" w:cs="Times New Roman"/>
-                <w:lang w:val="en-DK"/>
-              </w:rPr>
-              <w:t xml:space="preserve"> </w:t>
-            </w:r>
-            <w:r>
-              <w:rPr>
-                <w:rFonts w:ascii="Cambria" w:hAnsi="Cambria" w:cs="Cambria"/>
-                <w:lang w:val="en-DK"/>
-              </w:rPr>
-              <w:t> </w:t>
-            </w:r>
-            <w:r>
-              <w:rPr>
-                <w:rFonts w:ascii="Segoe MDL2 Assets" w:hAnsi="Segoe MDL2 Assets" w:cs="Times New Roman"/>
-                <w:lang w:val="en-DK"/>
-              </w:rPr>
-              <w:t xml:space="preserve"> </w:t>
-            </w:r>
-            <w:r>
-              <w:rPr>
-                <w:rFonts w:ascii="Cambria" w:hAnsi="Cambria" w:cs="Cambria"/>
-                <w:lang w:val="en-DK"/>
-              </w:rPr>
-              <w:t> </w:t>
-            </w:r>
-            <w:r>
-              <w:rPr>
-                <w:rFonts w:ascii="Segoe MDL2 Assets" w:hAnsi="Segoe MDL2 Assets" w:cs="Times New Roman"/>
-                <w:lang w:val="en-DK"/>
-              </w:rPr>
-              <w:t xml:space="preserve"> if dist &lt; 1:</w:t>
+                <w:lang w:val="en-GB"/>
+              </w:rPr>
+              <w:t> </w:t>
+            </w:r>
+            <w:r>
+              <w:rPr>
+                <w:rFonts w:ascii="Segoe MDL2 Assets" w:hAnsi="Segoe MDL2 Assets" w:cs="Times New Roman"/>
+                <w:lang w:val="en-GB"/>
+              </w:rPr>
+              <w:t xml:space="preserve"> </w:t>
+            </w:r>
+            <w:r>
+              <w:rPr>
+                <w:rFonts w:ascii="Cambria" w:hAnsi="Cambria" w:cs="Cambria"/>
+                <w:lang w:val="en-GB"/>
+              </w:rPr>
+              <w:t> </w:t>
+            </w:r>
+            <w:r>
+              <w:rPr>
+                <w:rFonts w:ascii="Segoe MDL2 Assets" w:hAnsi="Segoe MDL2 Assets" w:cs="Times New Roman"/>
+                <w:lang w:val="en-GB"/>
+              </w:rPr>
+              <w:t xml:space="preserve"> </w:t>
+            </w:r>
+            <w:r>
+              <w:rPr>
+                <w:rFonts w:ascii="Cambria" w:hAnsi="Cambria" w:cs="Cambria"/>
+                <w:lang w:val="en-GB"/>
+              </w:rPr>
+              <w:t> </w:t>
+            </w:r>
+            <w:r>
+              <w:rPr>
+                <w:rFonts w:ascii="Segoe MDL2 Assets" w:hAnsi="Segoe MDL2 Assets" w:cs="Times New Roman"/>
+                <w:lang w:val="en-GB"/>
+              </w:rPr>
+              <w:t xml:space="preserve"> </w:t>
+            </w:r>
+            <w:r>
+              <w:rPr>
+                <w:rFonts w:ascii="Cambria" w:hAnsi="Cambria" w:cs="Cambria"/>
+                <w:lang w:val="en-GB"/>
+              </w:rPr>
+              <w:t> </w:t>
+            </w:r>
+            <w:r>
+              <w:rPr>
+                <w:rFonts w:ascii="Segoe MDL2 Assets" w:hAnsi="Segoe MDL2 Assets" w:cs="Times New Roman"/>
+                <w:lang w:val="en-GB"/>
+              </w:rPr>
+              <w:t xml:space="preserve"> </w:t>
+            </w:r>
+            <w:r>
+              <w:rPr>
+                <w:rFonts w:ascii="Cambria" w:hAnsi="Cambria" w:cs="Cambria"/>
+                <w:lang w:val="en-GB"/>
+              </w:rPr>
+              <w:t> </w:t>
+            </w:r>
+            <w:r>
+              <w:rPr>
+                <w:rFonts w:ascii="Segoe MDL2 Assets" w:hAnsi="Segoe MDL2 Assets" w:cs="Times New Roman"/>
+                <w:lang w:val="en-GB"/>
+              </w:rPr>
+              <w:t xml:space="preserve"> </w:t>
+            </w:r>
+            <w:r>
+              <w:rPr>
+                <w:rFonts w:ascii="Cambria" w:hAnsi="Cambria" w:cs="Cambria"/>
+                <w:lang w:val="en-GB"/>
+              </w:rPr>
+              <w:t> </w:t>
+            </w:r>
+            <w:r>
+              <w:rPr>
+                <w:rFonts w:ascii="Segoe MDL2 Assets" w:hAnsi="Segoe MDL2 Assets" w:cs="Times New Roman"/>
+                <w:lang w:val="en-GB"/>
+              </w:rPr>
+              <w:t xml:space="preserve"> </w:t>
+            </w:r>
+            <w:r>
+              <w:rPr>
+                <w:rFonts w:ascii="Cambria" w:hAnsi="Cambria" w:cs="Cambria"/>
+                <w:lang w:val="en-GB"/>
+              </w:rPr>
+              <w:t> </w:t>
+            </w:r>
+            <w:r>
+              <w:rPr>
+                <w:rFonts w:ascii="Segoe MDL2 Assets" w:hAnsi="Segoe MDL2 Assets" w:cs="Times New Roman"/>
+                <w:lang w:val="en-GB"/>
+              </w:rPr>
+              <w:t xml:space="preserve"> </w:t>
+            </w:r>
+            <w:r>
+              <w:rPr>
+                <w:rFonts w:ascii="Cambria" w:hAnsi="Cambria" w:cs="Cambria"/>
+                <w:lang w:val="en-GB"/>
+              </w:rPr>
+              <w:t> </w:t>
+            </w:r>
+            <w:r>
+              <w:rPr>
+                <w:rFonts w:ascii="Segoe MDL2 Assets" w:hAnsi="Segoe MDL2 Assets" w:cs="Times New Roman"/>
+                <w:lang w:val="en-GB"/>
+              </w:rPr>
+              <w:t xml:space="preserve"> dist = </w:t>
+            </w:r>
+            <w:proofErr w:type="spellStart"/>
+            <w:proofErr w:type="gramStart"/>
+            <w:r>
+              <w:rPr>
+                <w:rFonts w:ascii="Segoe MDL2 Assets" w:hAnsi="Segoe MDL2 Assets" w:cs="Times New Roman"/>
+                <w:lang w:val="en-GB"/>
+              </w:rPr>
+              <w:t>math.sqrt</w:t>
+            </w:r>
+            <w:proofErr w:type="spellEnd"/>
+            <w:proofErr w:type="gramEnd"/>
+            <w:r>
+              <w:rPr>
+                <w:rFonts w:ascii="Segoe MDL2 Assets" w:hAnsi="Segoe MDL2 Assets" w:cs="Times New Roman"/>
+                <w:lang w:val="en-GB"/>
+              </w:rPr>
+              <w:t xml:space="preserve">(dx**2 + </w:t>
+            </w:r>
+            <w:proofErr w:type="spellStart"/>
+            <w:r>
+              <w:rPr>
+                <w:rFonts w:ascii="Segoe MDL2 Assets" w:hAnsi="Segoe MDL2 Assets" w:cs="Times New Roman"/>
+                <w:lang w:val="en-GB"/>
+              </w:rPr>
+              <w:t>dy</w:t>
+            </w:r>
+            <w:proofErr w:type="spellEnd"/>
+            <w:r>
+              <w:rPr>
+                <w:rFonts w:ascii="Segoe MDL2 Assets" w:hAnsi="Segoe MDL2 Assets" w:cs="Times New Roman"/>
+                <w:lang w:val="en-GB"/>
+              </w:rPr>
+              <w:t>**2)</w:t>
             </w:r>
           </w:p>
           <w:p>
             <w:pPr>
-              <w:rPr>
-                <w:rFonts w:ascii="Segoe MDL2 Assets" w:hAnsi="Segoe MDL2 Assets" w:cs="Times New Roman"/>
-                <w:lang w:val="en-DK"/>
-              </w:rPr>
-            </w:pPr>
-            <w:r>
-              <w:rPr>
-                <w:rFonts w:ascii="Cambria" w:hAnsi="Cambria" w:cs="Cambria"/>
-                <w:lang w:val="en-DK"/>
-              </w:rPr>
-              <w:t> </w:t>
-            </w:r>
-            <w:r>
-              <w:rPr>
-                <w:rFonts w:ascii="Segoe MDL2 Assets" w:hAnsi="Segoe MDL2 Assets" w:cs="Times New Roman"/>
-                <w:lang w:val="en-DK"/>
-              </w:rPr>
-              <w:t xml:space="preserve"> </w:t>
-            </w:r>
-            <w:r>
-              <w:rPr>
-                <w:rFonts w:ascii="Cambria" w:hAnsi="Cambria" w:cs="Cambria"/>
-                <w:lang w:val="en-DK"/>
-              </w:rPr>
-              <w:t> </w:t>
-            </w:r>
-            <w:r>
-              <w:rPr>
-                <w:rFonts w:ascii="Segoe MDL2 Assets" w:hAnsi="Segoe MDL2 Assets" w:cs="Times New Roman"/>
-                <w:lang w:val="en-DK"/>
-              </w:rPr>
-              <w:t xml:space="preserve"> </w:t>
-            </w:r>
-            <w:r>
-              <w:rPr>
-                <w:rFonts w:ascii="Cambria" w:hAnsi="Cambria" w:cs="Cambria"/>
-                <w:lang w:val="en-DK"/>
-              </w:rPr>
-              <w:t> </w:t>
-            </w:r>
-            <w:r>
-              <w:rPr>
-                <w:rFonts w:ascii="Segoe MDL2 Assets" w:hAnsi="Segoe MDL2 Assets" w:cs="Times New Roman"/>
-                <w:lang w:val="en-DK"/>
-              </w:rPr>
-              <w:t xml:space="preserve"> </w:t>
-            </w:r>
-            <w:r>
-              <w:rPr>
-                <w:rFonts w:ascii="Cambria" w:hAnsi="Cambria" w:cs="Cambria"/>
-                <w:lang w:val="en-DK"/>
-              </w:rPr>
-              <w:t> </w:t>
-            </w:r>
-            <w:r>
-              <w:rPr>
-                <w:rFonts w:ascii="Segoe MDL2 Assets" w:hAnsi="Segoe MDL2 Assets" w:cs="Times New Roman"/>
-                <w:lang w:val="en-DK"/>
-              </w:rPr>
-              <w:t xml:space="preserve"> </w:t>
-            </w:r>
-            <w:r>
-              <w:rPr>
-                <w:rFonts w:ascii="Cambria" w:hAnsi="Cambria" w:cs="Cambria"/>
-                <w:lang w:val="en-DK"/>
-              </w:rPr>
-              <w:t> </w:t>
-            </w:r>
-            <w:r>
-              <w:rPr>
-                <w:rFonts w:ascii="Segoe MDL2 Assets" w:hAnsi="Segoe MDL2 Assets" w:cs="Times New Roman"/>
-                <w:lang w:val="en-DK"/>
-              </w:rPr>
-              <w:t xml:space="preserve"> </w:t>
-            </w:r>
-            <w:r>
-              <w:rPr>
-                <w:rFonts w:ascii="Cambria" w:hAnsi="Cambria" w:cs="Cambria"/>
-                <w:lang w:val="en-DK"/>
-              </w:rPr>
-              <w:t> </w:t>
-            </w:r>
-            <w:r>
-              <w:rPr>
-                <w:rFonts w:ascii="Segoe MDL2 Assets" w:hAnsi="Segoe MDL2 Assets" w:cs="Times New Roman"/>
-                <w:lang w:val="en-DK"/>
-              </w:rPr>
-              <w:t xml:space="preserve"> </w:t>
-            </w:r>
-            <w:r>
-              <w:rPr>
-                <w:rFonts w:ascii="Cambria" w:hAnsi="Cambria" w:cs="Cambria"/>
-                <w:lang w:val="en-DK"/>
-              </w:rPr>
-              <w:t> </w:t>
-            </w:r>
-            <w:r>
-              <w:rPr>
-                <w:rFonts w:ascii="Segoe MDL2 Assets" w:hAnsi="Segoe MDL2 Assets" w:cs="Times New Roman"/>
-                <w:lang w:val="en-DK"/>
-              </w:rPr>
-              <w:t xml:space="preserve"> </w:t>
-            </w:r>
-            <w:r>
-              <w:rPr>
-                <w:rFonts w:ascii="Cambria" w:hAnsi="Cambria" w:cs="Cambria"/>
-                <w:lang w:val="en-DK"/>
-              </w:rPr>
-              <w:t> </w:t>
-            </w:r>
-            <w:r>
-              <w:rPr>
-                <w:rFonts w:ascii="Segoe MDL2 Assets" w:hAnsi="Segoe MDL2 Assets" w:cs="Times New Roman"/>
-                <w:lang w:val="en-DK"/>
-              </w:rPr>
-              <w:t xml:space="preserve"> </w:t>
-            </w:r>
-            <w:r>
-              <w:rPr>
-                <w:rFonts w:ascii="Cambria" w:hAnsi="Cambria" w:cs="Cambria"/>
-                <w:lang w:val="en-DK"/>
-              </w:rPr>
-              <w:t> </w:t>
-            </w:r>
-            <w:r>
-              <w:rPr>
-                <w:rFonts w:ascii="Segoe MDL2 Assets" w:hAnsi="Segoe MDL2 Assets" w:cs="Times New Roman"/>
-                <w:lang w:val="en-DK"/>
-              </w:rPr>
-              <w:t xml:space="preserve"> </w:t>
-            </w:r>
-            <w:r>
-              <w:rPr>
-                <w:rFonts w:ascii="Cambria" w:hAnsi="Cambria" w:cs="Cambria"/>
-                <w:lang w:val="en-DK"/>
-              </w:rPr>
-              <w:t> </w:t>
-            </w:r>
-            <w:r>
-              <w:rPr>
-                <w:rFonts w:ascii="Segoe MDL2 Assets" w:hAnsi="Segoe MDL2 Assets" w:cs="Times New Roman"/>
-                <w:lang w:val="en-DK"/>
-              </w:rPr>
-              <w:t xml:space="preserve"> continue</w:t>
-            </w:r>
-          </w:p>
-          <w:p>
-            <w:pPr>
-              <w:rPr>
-                <w:rFonts w:ascii="Segoe MDL2 Assets" w:hAnsi="Segoe MDL2 Assets" w:cs="Times New Roman"/>
-                <w:lang w:val="en-DK"/>
+              <w:spacing w:after="0" w:line="240" w:lineRule="auto"/>
+              <w:rPr>
+                <w:rFonts w:ascii="Segoe MDL2 Assets" w:hAnsi="Segoe MDL2 Assets" w:cs="Times New Roman"/>
+                <w:lang w:val="en-GB"/>
               </w:rPr>
             </w:pPr>
           </w:p>
           <w:p>
             <w:pPr>
-              <w:rPr>
-                <w:rFonts w:ascii="Segoe MDL2 Assets" w:hAnsi="Segoe MDL2 Assets" w:cs="Times New Roman"/>
-                <w:lang w:val="en-DK"/>
+              <w:spacing w:after="0" w:line="240" w:lineRule="auto"/>
+              <w:rPr>
+                <w:rFonts w:ascii="Segoe MDL2 Assets" w:hAnsi="Segoe MDL2 Assets" w:cs="Times New Roman"/>
+                <w:lang w:val="en-GB"/>
               </w:rPr>
             </w:pPr>
             <w:r>
               <w:rPr>
                 <w:rFonts w:ascii="Cambria" w:hAnsi="Cambria" w:cs="Cambria"/>
-                <w:lang w:val="en-DK"/>
-              </w:rPr>
-              <w:t> </w:t>
-            </w:r>
-            <w:r>
-              <w:rPr>
-                <w:rFonts w:ascii="Segoe MDL2 Assets" w:hAnsi="Segoe MDL2 Assets" w:cs="Times New Roman"/>
-                <w:lang w:val="en-DK"/>
-              </w:rPr>
-              <w:t xml:space="preserve"> </w:t>
-            </w:r>
-            <w:r>
-              <w:rPr>
-                <w:rFonts w:ascii="Cambria" w:hAnsi="Cambria" w:cs="Cambria"/>
-                <w:lang w:val="en-DK"/>
-              </w:rPr>
-              <w:t> </w:t>
-            </w:r>
-            <w:r>
-              <w:rPr>
-                <w:rFonts w:ascii="Segoe MDL2 Assets" w:hAnsi="Segoe MDL2 Assets" w:cs="Times New Roman"/>
-                <w:lang w:val="en-DK"/>
-              </w:rPr>
-              <w:t xml:space="preserve"> </w:t>
-            </w:r>
-            <w:r>
-              <w:rPr>
-                <w:rFonts w:ascii="Cambria" w:hAnsi="Cambria" w:cs="Cambria"/>
-                <w:lang w:val="en-DK"/>
-              </w:rPr>
-              <w:t> </w:t>
-            </w:r>
-            <w:r>
-              <w:rPr>
-                <w:rFonts w:ascii="Segoe MDL2 Assets" w:hAnsi="Segoe MDL2 Assets" w:cs="Times New Roman"/>
-                <w:lang w:val="en-DK"/>
-              </w:rPr>
-              <w:t xml:space="preserve"> </w:t>
-            </w:r>
-            <w:r>
-              <w:rPr>
-                <w:rFonts w:ascii="Cambria" w:hAnsi="Cambria" w:cs="Cambria"/>
-                <w:lang w:val="en-DK"/>
-              </w:rPr>
-              <w:t> </w:t>
-            </w:r>
-            <w:r>
-              <w:rPr>
-                <w:rFonts w:ascii="Segoe MDL2 Assets" w:hAnsi="Segoe MDL2 Assets" w:cs="Times New Roman"/>
-                <w:lang w:val="en-DK"/>
-              </w:rPr>
-              <w:t xml:space="preserve"> </w:t>
-            </w:r>
-            <w:r>
-              <w:rPr>
-                <w:rFonts w:ascii="Cambria" w:hAnsi="Cambria" w:cs="Cambria"/>
-                <w:lang w:val="en-DK"/>
-              </w:rPr>
-              <w:t> </w:t>
-            </w:r>
-            <w:r>
-              <w:rPr>
-                <w:rFonts w:ascii="Segoe MDL2 Assets" w:hAnsi="Segoe MDL2 Assets" w:cs="Times New Roman"/>
-                <w:lang w:val="en-DK"/>
-              </w:rPr>
-              <w:t xml:space="preserve"> </w:t>
-            </w:r>
-            <w:r>
-              <w:rPr>
-                <w:rFonts w:ascii="Cambria" w:hAnsi="Cambria" w:cs="Cambria"/>
-                <w:lang w:val="en-DK"/>
-              </w:rPr>
-              <w:t> </w:t>
-            </w:r>
-            <w:r>
-              <w:rPr>
-                <w:rFonts w:ascii="Segoe MDL2 Assets" w:hAnsi="Segoe MDL2 Assets" w:cs="Times New Roman"/>
-                <w:lang w:val="en-DK"/>
-              </w:rPr>
-              <w:t xml:space="preserve"> </w:t>
-            </w:r>
-            <w:r>
-              <w:rPr>
-                <w:rFonts w:ascii="Cambria" w:hAnsi="Cambria" w:cs="Cambria"/>
-                <w:lang w:val="en-DK"/>
-              </w:rPr>
-              <w:t> </w:t>
-            </w:r>
-            <w:r>
-              <w:rPr>
-                <w:rFonts w:ascii="Segoe MDL2 Assets" w:hAnsi="Segoe MDL2 Assets" w:cs="Times New Roman"/>
-                <w:lang w:val="en-DK"/>
-              </w:rPr>
-              <w:t xml:space="preserve"> </w:t>
-            </w:r>
-            <w:r>
-              <w:rPr>
-                <w:rFonts w:ascii="Cambria" w:hAnsi="Cambria" w:cs="Cambria"/>
-                <w:lang w:val="en-DK"/>
-              </w:rPr>
-              <w:t> </w:t>
-            </w:r>
-            <w:r>
-              <w:rPr>
-                <w:rFonts w:ascii="Segoe MDL2 Assets" w:hAnsi="Segoe MDL2 Assets" w:cs="Times New Roman"/>
-                <w:lang w:val="en-DK"/>
-              </w:rPr>
-              <w:t xml:space="preserve"> </w:t>
-            </w:r>
-            <w:proofErr w:type="spellStart"/>
-            <w:r>
-              <w:rPr>
-                <w:rFonts w:ascii="Segoe MDL2 Assets" w:hAnsi="Segoe MDL2 Assets" w:cs="Times New Roman"/>
-                <w:lang w:val="en-DK"/>
-              </w:rPr>
-              <w:t>ax</w:t>
-            </w:r>
-            <w:proofErr w:type="spellEnd"/>
-            <w:r>
-              <w:rPr>
-                <w:rFonts w:ascii="Segoe MDL2 Assets" w:hAnsi="Segoe MDL2 Assets" w:cs="Times New Roman"/>
-                <w:lang w:val="en-DK"/>
-              </w:rPr>
-              <w:t xml:space="preserve"> += </w:t>
-            </w:r>
-            <w:proofErr w:type="spellStart"/>
-            <w:r>
-              <w:rPr>
-                <w:rFonts w:ascii="Segoe MDL2 Assets" w:hAnsi="Segoe MDL2 Assets" w:cs="Times New Roman"/>
-                <w:lang w:val="en-DK"/>
-              </w:rPr>
-              <w:t>self.G</w:t>
-            </w:r>
-            <w:proofErr w:type="spellEnd"/>
-            <w:r>
-              <w:rPr>
-                <w:rFonts w:ascii="Segoe MDL2 Assets" w:hAnsi="Segoe MDL2 Assets" w:cs="Times New Roman"/>
-                <w:lang w:val="en-DK"/>
-              </w:rPr>
-              <w:t xml:space="preserve"> * MASS * dx / dist**3</w:t>
+                <w:lang w:val="en-GB"/>
+              </w:rPr>
+              <w:lastRenderedPageBreak/>
+              <w:t> </w:t>
+            </w:r>
+            <w:r>
+              <w:rPr>
+                <w:rFonts w:ascii="Segoe MDL2 Assets" w:hAnsi="Segoe MDL2 Assets" w:cs="Times New Roman"/>
+                <w:lang w:val="en-GB"/>
+              </w:rPr>
+              <w:t xml:space="preserve"> </w:t>
+            </w:r>
+            <w:r>
+              <w:rPr>
+                <w:rFonts w:ascii="Cambria" w:hAnsi="Cambria" w:cs="Cambria"/>
+                <w:lang w:val="en-GB"/>
+              </w:rPr>
+              <w:t> </w:t>
+            </w:r>
+            <w:r>
+              <w:rPr>
+                <w:rFonts w:ascii="Segoe MDL2 Assets" w:hAnsi="Segoe MDL2 Assets" w:cs="Times New Roman"/>
+                <w:lang w:val="en-GB"/>
+              </w:rPr>
+              <w:t xml:space="preserve"> </w:t>
+            </w:r>
+            <w:r>
+              <w:rPr>
+                <w:rFonts w:ascii="Cambria" w:hAnsi="Cambria" w:cs="Cambria"/>
+                <w:lang w:val="en-GB"/>
+              </w:rPr>
+              <w:t> </w:t>
+            </w:r>
+            <w:r>
+              <w:rPr>
+                <w:rFonts w:ascii="Segoe MDL2 Assets" w:hAnsi="Segoe MDL2 Assets" w:cs="Times New Roman"/>
+                <w:lang w:val="en-GB"/>
+              </w:rPr>
+              <w:t xml:space="preserve"> </w:t>
+            </w:r>
+            <w:r>
+              <w:rPr>
+                <w:rFonts w:ascii="Cambria" w:hAnsi="Cambria" w:cs="Cambria"/>
+                <w:lang w:val="en-GB"/>
+              </w:rPr>
+              <w:t> </w:t>
+            </w:r>
+            <w:r>
+              <w:rPr>
+                <w:rFonts w:ascii="Segoe MDL2 Assets" w:hAnsi="Segoe MDL2 Assets" w:cs="Times New Roman"/>
+                <w:lang w:val="en-GB"/>
+              </w:rPr>
+              <w:t xml:space="preserve"> </w:t>
+            </w:r>
+            <w:r>
+              <w:rPr>
+                <w:rFonts w:ascii="Cambria" w:hAnsi="Cambria" w:cs="Cambria"/>
+                <w:lang w:val="en-GB"/>
+              </w:rPr>
+              <w:t> </w:t>
+            </w:r>
+            <w:r>
+              <w:rPr>
+                <w:rFonts w:ascii="Segoe MDL2 Assets" w:hAnsi="Segoe MDL2 Assets" w:cs="Times New Roman"/>
+                <w:lang w:val="en-GB"/>
+              </w:rPr>
+              <w:t xml:space="preserve"> </w:t>
+            </w:r>
+            <w:r>
+              <w:rPr>
+                <w:rFonts w:ascii="Cambria" w:hAnsi="Cambria" w:cs="Cambria"/>
+                <w:lang w:val="en-GB"/>
+              </w:rPr>
+              <w:t> </w:t>
+            </w:r>
+            <w:r>
+              <w:rPr>
+                <w:rFonts w:ascii="Segoe MDL2 Assets" w:hAnsi="Segoe MDL2 Assets" w:cs="Times New Roman"/>
+                <w:lang w:val="en-GB"/>
+              </w:rPr>
+              <w:t xml:space="preserve"> </w:t>
+            </w:r>
+            <w:r>
+              <w:rPr>
+                <w:rFonts w:ascii="Cambria" w:hAnsi="Cambria" w:cs="Cambria"/>
+                <w:lang w:val="en-GB"/>
+              </w:rPr>
+              <w:t> </w:t>
+            </w:r>
+            <w:r>
+              <w:rPr>
+                <w:rFonts w:ascii="Segoe MDL2 Assets" w:hAnsi="Segoe MDL2 Assets" w:cs="Times New Roman"/>
+                <w:lang w:val="en-GB"/>
+              </w:rPr>
+              <w:t xml:space="preserve"> </w:t>
+            </w:r>
+            <w:r>
+              <w:rPr>
+                <w:rFonts w:ascii="Cambria" w:hAnsi="Cambria" w:cs="Cambria"/>
+                <w:lang w:val="en-GB"/>
+              </w:rPr>
+              <w:t> </w:t>
+            </w:r>
+            <w:r>
+              <w:rPr>
+                <w:rFonts w:ascii="Segoe MDL2 Assets" w:hAnsi="Segoe MDL2 Assets" w:cs="Times New Roman"/>
+                <w:lang w:val="en-GB"/>
+              </w:rPr>
+              <w:t xml:space="preserve"> if dist &lt; 1:</w:t>
             </w:r>
           </w:p>
           <w:p>
             <w:pPr>
-              <w:rPr>
-                <w:rFonts w:ascii="Segoe MDL2 Assets" w:hAnsi="Segoe MDL2 Assets" w:cs="Times New Roman"/>
-                <w:lang w:val="en-DK"/>
+              <w:spacing w:after="0" w:line="240" w:lineRule="auto"/>
+              <w:rPr>
+                <w:rFonts w:ascii="Segoe MDL2 Assets" w:hAnsi="Segoe MDL2 Assets" w:cs="Times New Roman"/>
               </w:rPr>
             </w:pPr>
             <w:r>
               <w:rPr>
                 <w:rFonts w:ascii="Cambria" w:hAnsi="Cambria" w:cs="Cambria"/>
-                <w:lang w:val="en-DK"/>
-              </w:rPr>
-              <w:t> </w:t>
-            </w:r>
-            <w:r>
-              <w:rPr>
-                <w:rFonts w:ascii="Segoe MDL2 Assets" w:hAnsi="Segoe MDL2 Assets" w:cs="Times New Roman"/>
-                <w:lang w:val="en-DK"/>
-              </w:rPr>
-              <w:t xml:space="preserve"> </w:t>
-            </w:r>
-            <w:r>
-              <w:rPr>
-                <w:rFonts w:ascii="Cambria" w:hAnsi="Cambria" w:cs="Cambria"/>
-                <w:lang w:val="en-DK"/>
-              </w:rPr>
-              <w:t> </w:t>
-            </w:r>
-            <w:r>
-              <w:rPr>
-                <w:rFonts w:ascii="Segoe MDL2 Assets" w:hAnsi="Segoe MDL2 Assets" w:cs="Times New Roman"/>
-                <w:lang w:val="en-DK"/>
-              </w:rPr>
-              <w:t xml:space="preserve"> </w:t>
-            </w:r>
-            <w:r>
-              <w:rPr>
-                <w:rFonts w:ascii="Cambria" w:hAnsi="Cambria" w:cs="Cambria"/>
-                <w:lang w:val="en-DK"/>
-              </w:rPr>
-              <w:t> </w:t>
-            </w:r>
-            <w:r>
-              <w:rPr>
-                <w:rFonts w:ascii="Segoe MDL2 Assets" w:hAnsi="Segoe MDL2 Assets" w:cs="Times New Roman"/>
-                <w:lang w:val="en-DK"/>
-              </w:rPr>
-              <w:t xml:space="preserve"> </w:t>
-            </w:r>
-            <w:r>
-              <w:rPr>
-                <w:rFonts w:ascii="Cambria" w:hAnsi="Cambria" w:cs="Cambria"/>
-                <w:lang w:val="en-DK"/>
-              </w:rPr>
-              <w:t> </w:t>
-            </w:r>
-            <w:r>
-              <w:rPr>
-                <w:rFonts w:ascii="Segoe MDL2 Assets" w:hAnsi="Segoe MDL2 Assets" w:cs="Times New Roman"/>
-                <w:lang w:val="en-DK"/>
-              </w:rPr>
-              <w:t xml:space="preserve"> </w:t>
-            </w:r>
-            <w:r>
-              <w:rPr>
-                <w:rFonts w:ascii="Cambria" w:hAnsi="Cambria" w:cs="Cambria"/>
-                <w:lang w:val="en-DK"/>
-              </w:rPr>
-              <w:t> </w:t>
-            </w:r>
-            <w:r>
-              <w:rPr>
-                <w:rFonts w:ascii="Segoe MDL2 Assets" w:hAnsi="Segoe MDL2 Assets" w:cs="Times New Roman"/>
-                <w:lang w:val="en-DK"/>
-              </w:rPr>
-              <w:t xml:space="preserve"> </w:t>
-            </w:r>
-            <w:r>
-              <w:rPr>
-                <w:rFonts w:ascii="Cambria" w:hAnsi="Cambria" w:cs="Cambria"/>
-                <w:lang w:val="en-DK"/>
-              </w:rPr>
-              <w:t> </w:t>
-            </w:r>
-            <w:r>
-              <w:rPr>
-                <w:rFonts w:ascii="Segoe MDL2 Assets" w:hAnsi="Segoe MDL2 Assets" w:cs="Times New Roman"/>
-                <w:lang w:val="en-DK"/>
-              </w:rPr>
-              <w:t xml:space="preserve"> </w:t>
-            </w:r>
-            <w:r>
-              <w:rPr>
-                <w:rFonts w:ascii="Cambria" w:hAnsi="Cambria" w:cs="Cambria"/>
-                <w:lang w:val="en-DK"/>
-              </w:rPr>
-              <w:t> </w:t>
-            </w:r>
-            <w:r>
-              <w:rPr>
-                <w:rFonts w:ascii="Segoe MDL2 Assets" w:hAnsi="Segoe MDL2 Assets" w:cs="Times New Roman"/>
-                <w:lang w:val="en-DK"/>
-              </w:rPr>
-              <w:t xml:space="preserve"> </w:t>
-            </w:r>
-            <w:r>
-              <w:rPr>
-                <w:rFonts w:ascii="Cambria" w:hAnsi="Cambria" w:cs="Cambria"/>
-                <w:lang w:val="en-DK"/>
-              </w:rPr>
-              <w:t> </w:t>
-            </w:r>
-            <w:r>
-              <w:rPr>
-                <w:rFonts w:ascii="Segoe MDL2 Assets" w:hAnsi="Segoe MDL2 Assets" w:cs="Times New Roman"/>
-                <w:lang w:val="en-DK"/>
-              </w:rPr>
-              <w:t xml:space="preserve"> ay += </w:t>
+                <w:lang w:val="en-GB"/>
+              </w:rPr>
+              <w:t> </w:t>
+            </w:r>
+            <w:r>
+              <w:rPr>
+                <w:rFonts w:ascii="Segoe MDL2 Assets" w:hAnsi="Segoe MDL2 Assets" w:cs="Times New Roman"/>
+                <w:lang w:val="en-GB"/>
+              </w:rPr>
+              <w:t xml:space="preserve"> </w:t>
+            </w:r>
+            <w:r>
+              <w:rPr>
+                <w:rFonts w:ascii="Cambria" w:hAnsi="Cambria" w:cs="Cambria"/>
+                <w:lang w:val="en-GB"/>
+              </w:rPr>
+              <w:t> </w:t>
+            </w:r>
+            <w:r>
+              <w:rPr>
+                <w:rFonts w:ascii="Segoe MDL2 Assets" w:hAnsi="Segoe MDL2 Assets" w:cs="Times New Roman"/>
+                <w:lang w:val="en-GB"/>
+              </w:rPr>
+              <w:t xml:space="preserve"> </w:t>
+            </w:r>
+            <w:r>
+              <w:rPr>
+                <w:rFonts w:ascii="Cambria" w:hAnsi="Cambria" w:cs="Cambria"/>
+                <w:lang w:val="en-GB"/>
+              </w:rPr>
+              <w:t> </w:t>
+            </w:r>
+            <w:r>
+              <w:rPr>
+                <w:rFonts w:ascii="Segoe MDL2 Assets" w:hAnsi="Segoe MDL2 Assets" w:cs="Times New Roman"/>
+                <w:lang w:val="en-GB"/>
+              </w:rPr>
+              <w:t xml:space="preserve"> </w:t>
+            </w:r>
+            <w:r>
+              <w:rPr>
+                <w:rFonts w:ascii="Cambria" w:hAnsi="Cambria" w:cs="Cambria"/>
+                <w:lang w:val="en-GB"/>
+              </w:rPr>
+              <w:t> </w:t>
+            </w:r>
+            <w:r>
+              <w:rPr>
+                <w:rFonts w:ascii="Segoe MDL2 Assets" w:hAnsi="Segoe MDL2 Assets" w:cs="Times New Roman"/>
+                <w:lang w:val="en-GB"/>
+              </w:rPr>
+              <w:t xml:space="preserve"> </w:t>
+            </w:r>
+            <w:r>
+              <w:rPr>
+                <w:rFonts w:ascii="Cambria" w:hAnsi="Cambria" w:cs="Cambria"/>
+                <w:lang w:val="en-GB"/>
+              </w:rPr>
+              <w:t> </w:t>
+            </w:r>
+            <w:r>
+              <w:rPr>
+                <w:rFonts w:ascii="Segoe MDL2 Assets" w:hAnsi="Segoe MDL2 Assets" w:cs="Times New Roman"/>
+                <w:lang w:val="en-GB"/>
+              </w:rPr>
+              <w:t xml:space="preserve"> </w:t>
+            </w:r>
+            <w:r>
+              <w:rPr>
+                <w:rFonts w:ascii="Cambria" w:hAnsi="Cambria" w:cs="Cambria"/>
+                <w:lang w:val="en-GB"/>
+              </w:rPr>
+              <w:t> </w:t>
+            </w:r>
+            <w:r>
+              <w:rPr>
+                <w:rFonts w:ascii="Segoe MDL2 Assets" w:hAnsi="Segoe MDL2 Assets" w:cs="Times New Roman"/>
+                <w:lang w:val="en-GB"/>
+              </w:rPr>
+              <w:t xml:space="preserve"> </w:t>
+            </w:r>
+            <w:r>
+              <w:rPr>
+                <w:rFonts w:ascii="Cambria" w:hAnsi="Cambria" w:cs="Cambria"/>
+                <w:lang w:val="en-GB"/>
+              </w:rPr>
+              <w:t> </w:t>
+            </w:r>
+            <w:r>
+              <w:rPr>
+                <w:rFonts w:ascii="Segoe MDL2 Assets" w:hAnsi="Segoe MDL2 Assets" w:cs="Times New Roman"/>
+                <w:lang w:val="en-GB"/>
+              </w:rPr>
+              <w:t xml:space="preserve"> </w:t>
+            </w:r>
+            <w:r>
+              <w:rPr>
+                <w:rFonts w:ascii="Cambria" w:hAnsi="Cambria" w:cs="Cambria"/>
+                <w:lang w:val="en-GB"/>
+              </w:rPr>
+              <w:t> </w:t>
+            </w:r>
+            <w:r>
+              <w:rPr>
+                <w:rFonts w:ascii="Segoe MDL2 Assets" w:hAnsi="Segoe MDL2 Assets" w:cs="Times New Roman"/>
+                <w:lang w:val="en-GB"/>
+              </w:rPr>
+              <w:t xml:space="preserve"> </w:t>
+            </w:r>
+            <w:r>
+              <w:rPr>
+                <w:rFonts w:ascii="Cambria" w:hAnsi="Cambria" w:cs="Cambria"/>
+                <w:lang w:val="en-GB"/>
+              </w:rPr>
+              <w:t> </w:t>
+            </w:r>
+            <w:r>
+              <w:rPr>
+                <w:rFonts w:ascii="Segoe MDL2 Assets" w:hAnsi="Segoe MDL2 Assets" w:cs="Times New Roman"/>
+                <w:lang w:val="en-GB"/>
+              </w:rPr>
+              <w:t xml:space="preserve"> </w:t>
+            </w:r>
+            <w:r>
+              <w:rPr>
+                <w:rFonts w:ascii="Cambria" w:hAnsi="Cambria" w:cs="Cambria"/>
+                <w:lang w:val="en-GB"/>
+              </w:rPr>
+              <w:t> </w:t>
+            </w:r>
+            <w:r>
+              <w:rPr>
+                <w:rFonts w:ascii="Segoe MDL2 Assets" w:hAnsi="Segoe MDL2 Assets" w:cs="Times New Roman"/>
+                <w:lang w:val="en-GB"/>
+              </w:rPr>
+              <w:t xml:space="preserve"> </w:t>
             </w:r>
             <w:proofErr w:type="spellStart"/>
             <w:r>
               <w:rPr>
                 <w:rFonts w:ascii="Segoe MDL2 Assets" w:hAnsi="Segoe MDL2 Assets" w:cs="Times New Roman"/>
-                <w:lang w:val="en-DK"/>
-              </w:rPr>
-              <w:t>self.G</w:t>
+              </w:rPr>
+              <w:t>continue</w:t>
             </w:r>
             <w:proofErr w:type="spellEnd"/>
-            <w:r>
-              <w:rPr>
-                <w:rFonts w:ascii="Segoe MDL2 Assets" w:hAnsi="Segoe MDL2 Assets" w:cs="Times New Roman"/>
-                <w:lang w:val="en-DK"/>
-              </w:rPr>
-              <w:t xml:space="preserve"> * MASS * </w:t>
-            </w:r>
-            <w:proofErr w:type="spellStart"/>
-            <w:r>
-              <w:rPr>
-                <w:rFonts w:ascii="Segoe MDL2 Assets" w:hAnsi="Segoe MDL2 Assets" w:cs="Times New Roman"/>
-                <w:lang w:val="en-DK"/>
-              </w:rPr>
-              <w:t>dy</w:t>
-            </w:r>
-            <w:proofErr w:type="spellEnd"/>
-            <w:r>
-              <w:rPr>
-                <w:rFonts w:ascii="Segoe MDL2 Assets" w:hAnsi="Segoe MDL2 Assets" w:cs="Times New Roman"/>
-                <w:lang w:val="en-DK"/>
-              </w:rPr>
-              <w:t xml:space="preserve"> / dist**3</w:t>
-            </w:r>
           </w:p>
           <w:p>
             <w:pPr>
-              <w:rPr>
-                <w:rFonts w:ascii="Segoe MDL2 Assets" w:hAnsi="Segoe MDL2 Assets" w:cs="Times New Roman"/>
-                <w:lang w:val="en-DK"/>
+              <w:spacing w:after="0" w:line="240" w:lineRule="auto"/>
+              <w:rPr>
+                <w:rFonts w:ascii="Segoe MDL2 Assets" w:hAnsi="Segoe MDL2 Assets" w:cs="Times New Roman"/>
               </w:rPr>
             </w:pPr>
           </w:p>
           <w:p>
             <w:pPr>
-              <w:rPr>
-                <w:rFonts w:ascii="Segoe MDL2 Assets" w:hAnsi="Segoe MDL2 Assets" w:cs="Times New Roman"/>
-                <w:lang w:val="en-DK"/>
+              <w:spacing w:after="0" w:line="240" w:lineRule="auto"/>
+              <w:rPr>
+                <w:rFonts w:ascii="Segoe MDL2 Assets" w:hAnsi="Segoe MDL2 Assets" w:cs="Times New Roman"/>
+                <w:lang w:val="en-GB"/>
               </w:rPr>
             </w:pPr>
             <w:r>
               <w:rPr>
                 <w:rFonts w:ascii="Cambria" w:hAnsi="Cambria" w:cs="Cambria"/>
-                <w:lang w:val="en-DK"/>
-              </w:rPr>
-              <w:t> </w:t>
-            </w:r>
-            <w:r>
-              <w:rPr>
-                <w:rFonts w:ascii="Segoe MDL2 Assets" w:hAnsi="Segoe MDL2 Assets" w:cs="Times New Roman"/>
-                <w:lang w:val="en-DK"/>
-              </w:rPr>
-              <w:t xml:space="preserve"> </w:t>
-            </w:r>
-            <w:r>
-              <w:rPr>
-                <w:rFonts w:ascii="Cambria" w:hAnsi="Cambria" w:cs="Cambria"/>
-                <w:lang w:val="en-DK"/>
-              </w:rPr>
-              <w:t> </w:t>
-            </w:r>
-            <w:r>
-              <w:rPr>
-                <w:rFonts w:ascii="Segoe MDL2 Assets" w:hAnsi="Segoe MDL2 Assets" w:cs="Times New Roman"/>
-                <w:lang w:val="en-DK"/>
-              </w:rPr>
-              <w:t xml:space="preserve"> </w:t>
-            </w:r>
-            <w:r>
-              <w:rPr>
-                <w:rFonts w:ascii="Cambria" w:hAnsi="Cambria" w:cs="Cambria"/>
-                <w:lang w:val="en-DK"/>
-              </w:rPr>
-              <w:t> </w:t>
-            </w:r>
-            <w:r>
-              <w:rPr>
-                <w:rFonts w:ascii="Segoe MDL2 Assets" w:hAnsi="Segoe MDL2 Assets" w:cs="Times New Roman"/>
-                <w:lang w:val="en-DK"/>
-              </w:rPr>
-              <w:t xml:space="preserve"> </w:t>
-            </w:r>
-            <w:r>
-              <w:rPr>
-                <w:rFonts w:ascii="Cambria" w:hAnsi="Cambria" w:cs="Cambria"/>
-                <w:lang w:val="en-DK"/>
-              </w:rPr>
-              <w:t> </w:t>
-            </w:r>
-            <w:r>
-              <w:rPr>
-                <w:rFonts w:ascii="Segoe MDL2 Assets" w:hAnsi="Segoe MDL2 Assets" w:cs="Times New Roman"/>
-                <w:lang w:val="en-DK"/>
-              </w:rPr>
-              <w:t xml:space="preserve"> </w:t>
-            </w:r>
-            <w:r>
-              <w:rPr>
-                <w:rFonts w:ascii="Cambria" w:hAnsi="Cambria" w:cs="Cambria"/>
-                <w:lang w:val="en-DK"/>
-              </w:rPr>
-              <w:t> </w:t>
-            </w:r>
-            <w:r>
-              <w:rPr>
-                <w:rFonts w:ascii="Segoe MDL2 Assets" w:hAnsi="Segoe MDL2 Assets" w:cs="Times New Roman"/>
-                <w:lang w:val="en-DK"/>
-              </w:rPr>
-              <w:t xml:space="preserve"> </w:t>
-            </w:r>
-            <w:r>
-              <w:rPr>
-                <w:rFonts w:ascii="Cambria" w:hAnsi="Cambria" w:cs="Cambria"/>
-                <w:lang w:val="en-DK"/>
-              </w:rPr>
-              <w:t> </w:t>
-            </w:r>
-            <w:r>
-              <w:rPr>
-                <w:rFonts w:ascii="Segoe MDL2 Assets" w:hAnsi="Segoe MDL2 Assets" w:cs="Times New Roman"/>
-                <w:lang w:val="en-DK"/>
-              </w:rPr>
-              <w:t xml:space="preserve"> VELOCITY[0] += </w:t>
+              </w:rPr>
+              <w:t> </w:t>
+            </w:r>
+            <w:r>
+              <w:rPr>
+                <w:rFonts w:ascii="Segoe MDL2 Assets" w:hAnsi="Segoe MDL2 Assets" w:cs="Times New Roman"/>
+              </w:rPr>
+              <w:t xml:space="preserve"> </w:t>
+            </w:r>
+            <w:r>
+              <w:rPr>
+                <w:rFonts w:ascii="Cambria" w:hAnsi="Cambria" w:cs="Cambria"/>
+              </w:rPr>
+              <w:t> </w:t>
+            </w:r>
+            <w:r>
+              <w:rPr>
+                <w:rFonts w:ascii="Segoe MDL2 Assets" w:hAnsi="Segoe MDL2 Assets" w:cs="Times New Roman"/>
+              </w:rPr>
+              <w:t xml:space="preserve"> </w:t>
+            </w:r>
+            <w:r>
+              <w:rPr>
+                <w:rFonts w:ascii="Cambria" w:hAnsi="Cambria" w:cs="Cambria"/>
+              </w:rPr>
+              <w:t> </w:t>
+            </w:r>
+            <w:r>
+              <w:rPr>
+                <w:rFonts w:ascii="Segoe MDL2 Assets" w:hAnsi="Segoe MDL2 Assets" w:cs="Times New Roman"/>
+              </w:rPr>
+              <w:t xml:space="preserve"> </w:t>
+            </w:r>
+            <w:r>
+              <w:rPr>
+                <w:rFonts w:ascii="Cambria" w:hAnsi="Cambria" w:cs="Cambria"/>
+              </w:rPr>
+              <w:t> </w:t>
+            </w:r>
+            <w:r>
+              <w:rPr>
+                <w:rFonts w:ascii="Segoe MDL2 Assets" w:hAnsi="Segoe MDL2 Assets" w:cs="Times New Roman"/>
+              </w:rPr>
+              <w:t xml:space="preserve"> </w:t>
+            </w:r>
+            <w:r>
+              <w:rPr>
+                <w:rFonts w:ascii="Cambria" w:hAnsi="Cambria" w:cs="Cambria"/>
+              </w:rPr>
+              <w:t> </w:t>
+            </w:r>
+            <w:r>
+              <w:rPr>
+                <w:rFonts w:ascii="Segoe MDL2 Assets" w:hAnsi="Segoe MDL2 Assets" w:cs="Times New Roman"/>
+              </w:rPr>
+              <w:t xml:space="preserve"> </w:t>
+            </w:r>
+            <w:r>
+              <w:rPr>
+                <w:rFonts w:ascii="Cambria" w:hAnsi="Cambria" w:cs="Cambria"/>
+              </w:rPr>
+              <w:t> </w:t>
+            </w:r>
+            <w:r>
+              <w:rPr>
+                <w:rFonts w:ascii="Segoe MDL2 Assets" w:hAnsi="Segoe MDL2 Assets" w:cs="Times New Roman"/>
+              </w:rPr>
+              <w:t xml:space="preserve"> </w:t>
+            </w:r>
+            <w:r>
+              <w:rPr>
+                <w:rFonts w:ascii="Cambria" w:hAnsi="Cambria" w:cs="Cambria"/>
+              </w:rPr>
+              <w:t> </w:t>
+            </w:r>
+            <w:r>
+              <w:rPr>
+                <w:rFonts w:ascii="Segoe MDL2 Assets" w:hAnsi="Segoe MDL2 Assets" w:cs="Times New Roman"/>
+              </w:rPr>
+              <w:t xml:space="preserve"> </w:t>
+            </w:r>
+            <w:r>
+              <w:rPr>
+                <w:rFonts w:ascii="Cambria" w:hAnsi="Cambria" w:cs="Cambria"/>
+              </w:rPr>
+              <w:t> </w:t>
+            </w:r>
+            <w:r>
+              <w:rPr>
+                <w:rFonts w:ascii="Segoe MDL2 Assets" w:hAnsi="Segoe MDL2 Assets" w:cs="Times New Roman"/>
+              </w:rPr>
+              <w:t xml:space="preserve"> </w:t>
             </w:r>
             <w:proofErr w:type="spellStart"/>
             <w:r>
               <w:rPr>
                 <w:rFonts w:ascii="Segoe MDL2 Assets" w:hAnsi="Segoe MDL2 Assets" w:cs="Times New Roman"/>
-                <w:lang w:val="en-DK"/>
+                <w:lang w:val="en-GB"/>
+              </w:rPr>
+              <w:t>ax</w:t>
+            </w:r>
+            <w:proofErr w:type="spellEnd"/>
+            <w:r>
+              <w:rPr>
+                <w:rFonts w:ascii="Segoe MDL2 Assets" w:hAnsi="Segoe MDL2 Assets" w:cs="Times New Roman"/>
+                <w:lang w:val="en-GB"/>
+              </w:rPr>
+              <w:t xml:space="preserve"> += </w:t>
+            </w:r>
+            <w:proofErr w:type="spellStart"/>
+            <w:proofErr w:type="gramStart"/>
+            <w:r>
+              <w:rPr>
+                <w:rFonts w:ascii="Segoe MDL2 Assets" w:hAnsi="Segoe MDL2 Assets" w:cs="Times New Roman"/>
+                <w:lang w:val="en-GB"/>
+              </w:rPr>
+              <w:t>self.G</w:t>
+            </w:r>
+            <w:proofErr w:type="spellEnd"/>
+            <w:proofErr w:type="gramEnd"/>
+            <w:r>
+              <w:rPr>
+                <w:rFonts w:ascii="Segoe MDL2 Assets" w:hAnsi="Segoe MDL2 Assets" w:cs="Times New Roman"/>
+                <w:lang w:val="en-GB"/>
+              </w:rPr>
+              <w:t xml:space="preserve"> * MASS * dx / dist**3</w:t>
+            </w:r>
+          </w:p>
+          <w:p>
+            <w:pPr>
+              <w:spacing w:after="0" w:line="240" w:lineRule="auto"/>
+              <w:rPr>
+                <w:rFonts w:ascii="Segoe MDL2 Assets" w:hAnsi="Segoe MDL2 Assets" w:cs="Times New Roman"/>
+                <w:lang w:val="en-GB"/>
+              </w:rPr>
+            </w:pPr>
+            <w:r>
+              <w:rPr>
+                <w:rFonts w:ascii="Cambria" w:hAnsi="Cambria" w:cs="Cambria"/>
+                <w:lang w:val="en-GB"/>
+              </w:rPr>
+              <w:t> </w:t>
+            </w:r>
+            <w:r>
+              <w:rPr>
+                <w:rFonts w:ascii="Segoe MDL2 Assets" w:hAnsi="Segoe MDL2 Assets" w:cs="Times New Roman"/>
+                <w:lang w:val="en-GB"/>
+              </w:rPr>
+              <w:t xml:space="preserve"> </w:t>
+            </w:r>
+            <w:r>
+              <w:rPr>
+                <w:rFonts w:ascii="Cambria" w:hAnsi="Cambria" w:cs="Cambria"/>
+                <w:lang w:val="en-GB"/>
+              </w:rPr>
+              <w:t> </w:t>
+            </w:r>
+            <w:r>
+              <w:rPr>
+                <w:rFonts w:ascii="Segoe MDL2 Assets" w:hAnsi="Segoe MDL2 Assets" w:cs="Times New Roman"/>
+                <w:lang w:val="en-GB"/>
+              </w:rPr>
+              <w:t xml:space="preserve"> </w:t>
+            </w:r>
+            <w:r>
+              <w:rPr>
+                <w:rFonts w:ascii="Cambria" w:hAnsi="Cambria" w:cs="Cambria"/>
+                <w:lang w:val="en-GB"/>
+              </w:rPr>
+              <w:t> </w:t>
+            </w:r>
+            <w:r>
+              <w:rPr>
+                <w:rFonts w:ascii="Segoe MDL2 Assets" w:hAnsi="Segoe MDL2 Assets" w:cs="Times New Roman"/>
+                <w:lang w:val="en-GB"/>
+              </w:rPr>
+              <w:t xml:space="preserve"> </w:t>
+            </w:r>
+            <w:r>
+              <w:rPr>
+                <w:rFonts w:ascii="Cambria" w:hAnsi="Cambria" w:cs="Cambria"/>
+                <w:lang w:val="en-GB"/>
+              </w:rPr>
+              <w:t> </w:t>
+            </w:r>
+            <w:r>
+              <w:rPr>
+                <w:rFonts w:ascii="Segoe MDL2 Assets" w:hAnsi="Segoe MDL2 Assets" w:cs="Times New Roman"/>
+                <w:lang w:val="en-GB"/>
+              </w:rPr>
+              <w:t xml:space="preserve"> </w:t>
+            </w:r>
+            <w:r>
+              <w:rPr>
+                <w:rFonts w:ascii="Cambria" w:hAnsi="Cambria" w:cs="Cambria"/>
+                <w:lang w:val="en-GB"/>
+              </w:rPr>
+              <w:t> </w:t>
+            </w:r>
+            <w:r>
+              <w:rPr>
+                <w:rFonts w:ascii="Segoe MDL2 Assets" w:hAnsi="Segoe MDL2 Assets" w:cs="Times New Roman"/>
+                <w:lang w:val="en-GB"/>
+              </w:rPr>
+              <w:t xml:space="preserve"> </w:t>
+            </w:r>
+            <w:r>
+              <w:rPr>
+                <w:rFonts w:ascii="Cambria" w:hAnsi="Cambria" w:cs="Cambria"/>
+                <w:lang w:val="en-GB"/>
+              </w:rPr>
+              <w:t> </w:t>
+            </w:r>
+            <w:r>
+              <w:rPr>
+                <w:rFonts w:ascii="Segoe MDL2 Assets" w:hAnsi="Segoe MDL2 Assets" w:cs="Times New Roman"/>
+                <w:lang w:val="en-GB"/>
+              </w:rPr>
+              <w:t xml:space="preserve"> </w:t>
+            </w:r>
+            <w:r>
+              <w:rPr>
+                <w:rFonts w:ascii="Cambria" w:hAnsi="Cambria" w:cs="Cambria"/>
+                <w:lang w:val="en-GB"/>
+              </w:rPr>
+              <w:t> </w:t>
+            </w:r>
+            <w:r>
+              <w:rPr>
+                <w:rFonts w:ascii="Segoe MDL2 Assets" w:hAnsi="Segoe MDL2 Assets" w:cs="Times New Roman"/>
+                <w:lang w:val="en-GB"/>
+              </w:rPr>
+              <w:t xml:space="preserve"> </w:t>
+            </w:r>
+            <w:r>
+              <w:rPr>
+                <w:rFonts w:ascii="Cambria" w:hAnsi="Cambria" w:cs="Cambria"/>
+                <w:lang w:val="en-GB"/>
+              </w:rPr>
+              <w:t> </w:t>
+            </w:r>
+            <w:r>
+              <w:rPr>
+                <w:rFonts w:ascii="Segoe MDL2 Assets" w:hAnsi="Segoe MDL2 Assets" w:cs="Times New Roman"/>
+                <w:lang w:val="en-GB"/>
+              </w:rPr>
+              <w:t xml:space="preserve"> ay += </w:t>
+            </w:r>
+            <w:proofErr w:type="spellStart"/>
+            <w:proofErr w:type="gramStart"/>
+            <w:r>
+              <w:rPr>
+                <w:rFonts w:ascii="Segoe MDL2 Assets" w:hAnsi="Segoe MDL2 Assets" w:cs="Times New Roman"/>
+                <w:lang w:val="en-GB"/>
+              </w:rPr>
+              <w:t>self.G</w:t>
+            </w:r>
+            <w:proofErr w:type="spellEnd"/>
+            <w:proofErr w:type="gramEnd"/>
+            <w:r>
+              <w:rPr>
+                <w:rFonts w:ascii="Segoe MDL2 Assets" w:hAnsi="Segoe MDL2 Assets" w:cs="Times New Roman"/>
+                <w:lang w:val="en-GB"/>
+              </w:rPr>
+              <w:t xml:space="preserve"> * MASS * </w:t>
+            </w:r>
+            <w:proofErr w:type="spellStart"/>
+            <w:r>
+              <w:rPr>
+                <w:rFonts w:ascii="Segoe MDL2 Assets" w:hAnsi="Segoe MDL2 Assets" w:cs="Times New Roman"/>
+                <w:lang w:val="en-GB"/>
+              </w:rPr>
+              <w:t>dy</w:t>
+            </w:r>
+            <w:proofErr w:type="spellEnd"/>
+            <w:r>
+              <w:rPr>
+                <w:rFonts w:ascii="Segoe MDL2 Assets" w:hAnsi="Segoe MDL2 Assets" w:cs="Times New Roman"/>
+                <w:lang w:val="en-GB"/>
+              </w:rPr>
+              <w:t xml:space="preserve"> / dist**3</w:t>
+            </w:r>
+          </w:p>
+          <w:p>
+            <w:pPr>
+              <w:spacing w:after="0" w:line="240" w:lineRule="auto"/>
+              <w:rPr>
+                <w:rFonts w:ascii="Segoe MDL2 Assets" w:hAnsi="Segoe MDL2 Assets" w:cs="Times New Roman"/>
+                <w:lang w:val="en-GB"/>
+              </w:rPr>
+            </w:pPr>
+          </w:p>
+          <w:p>
+            <w:pPr>
+              <w:spacing w:after="0" w:line="240" w:lineRule="auto"/>
+              <w:rPr>
+                <w:rFonts w:ascii="Segoe MDL2 Assets" w:hAnsi="Segoe MDL2 Assets" w:cs="Times New Roman"/>
+                <w:lang w:val="en-GB"/>
+              </w:rPr>
+            </w:pPr>
+            <w:r>
+              <w:rPr>
+                <w:rFonts w:ascii="Cambria" w:hAnsi="Cambria" w:cs="Cambria"/>
+                <w:lang w:val="en-GB"/>
+              </w:rPr>
+              <w:t> </w:t>
+            </w:r>
+            <w:r>
+              <w:rPr>
+                <w:rFonts w:ascii="Segoe MDL2 Assets" w:hAnsi="Segoe MDL2 Assets" w:cs="Times New Roman"/>
+                <w:lang w:val="en-GB"/>
+              </w:rPr>
+              <w:t xml:space="preserve"> </w:t>
+            </w:r>
+            <w:r>
+              <w:rPr>
+                <w:rFonts w:ascii="Cambria" w:hAnsi="Cambria" w:cs="Cambria"/>
+                <w:lang w:val="en-GB"/>
+              </w:rPr>
+              <w:t> </w:t>
+            </w:r>
+            <w:r>
+              <w:rPr>
+                <w:rFonts w:ascii="Segoe MDL2 Assets" w:hAnsi="Segoe MDL2 Assets" w:cs="Times New Roman"/>
+                <w:lang w:val="en-GB"/>
+              </w:rPr>
+              <w:t xml:space="preserve"> </w:t>
+            </w:r>
+            <w:r>
+              <w:rPr>
+                <w:rFonts w:ascii="Cambria" w:hAnsi="Cambria" w:cs="Cambria"/>
+                <w:lang w:val="en-GB"/>
+              </w:rPr>
+              <w:t> </w:t>
+            </w:r>
+            <w:r>
+              <w:rPr>
+                <w:rFonts w:ascii="Segoe MDL2 Assets" w:hAnsi="Segoe MDL2 Assets" w:cs="Times New Roman"/>
+                <w:lang w:val="en-GB"/>
+              </w:rPr>
+              <w:t xml:space="preserve"> </w:t>
+            </w:r>
+            <w:r>
+              <w:rPr>
+                <w:rFonts w:ascii="Cambria" w:hAnsi="Cambria" w:cs="Cambria"/>
+                <w:lang w:val="en-GB"/>
+              </w:rPr>
+              <w:t> </w:t>
+            </w:r>
+            <w:r>
+              <w:rPr>
+                <w:rFonts w:ascii="Segoe MDL2 Assets" w:hAnsi="Segoe MDL2 Assets" w:cs="Times New Roman"/>
+                <w:lang w:val="en-GB"/>
+              </w:rPr>
+              <w:t xml:space="preserve"> </w:t>
+            </w:r>
+            <w:r>
+              <w:rPr>
+                <w:rFonts w:ascii="Cambria" w:hAnsi="Cambria" w:cs="Cambria"/>
+                <w:lang w:val="en-GB"/>
+              </w:rPr>
+              <w:t> </w:t>
+            </w:r>
+            <w:r>
+              <w:rPr>
+                <w:rFonts w:ascii="Segoe MDL2 Assets" w:hAnsi="Segoe MDL2 Assets" w:cs="Times New Roman"/>
+                <w:lang w:val="en-GB"/>
+              </w:rPr>
+              <w:t xml:space="preserve"> </w:t>
+            </w:r>
+            <w:r>
+              <w:rPr>
+                <w:rFonts w:ascii="Cambria" w:hAnsi="Cambria" w:cs="Cambria"/>
+                <w:lang w:val="en-GB"/>
+              </w:rPr>
+              <w:t> </w:t>
+            </w:r>
+            <w:r>
+              <w:rPr>
+                <w:rFonts w:ascii="Segoe MDL2 Assets" w:hAnsi="Segoe MDL2 Assets" w:cs="Times New Roman"/>
+                <w:lang w:val="en-GB"/>
+              </w:rPr>
+              <w:t xml:space="preserve"> </w:t>
+            </w:r>
+            <w:proofErr w:type="gramStart"/>
+            <w:r>
+              <w:rPr>
+                <w:rFonts w:ascii="Segoe MDL2 Assets" w:hAnsi="Segoe MDL2 Assets" w:cs="Times New Roman"/>
+                <w:lang w:val="en-GB"/>
+              </w:rPr>
+              <w:t>VELOCITY[</w:t>
+            </w:r>
+            <w:proofErr w:type="gramEnd"/>
+            <w:r>
+              <w:rPr>
+                <w:rFonts w:ascii="Segoe MDL2 Assets" w:hAnsi="Segoe MDL2 Assets" w:cs="Times New Roman"/>
+                <w:lang w:val="en-GB"/>
+              </w:rPr>
+              <w:t xml:space="preserve">0] += </w:t>
+            </w:r>
+            <w:proofErr w:type="spellStart"/>
+            <w:r>
+              <w:rPr>
+                <w:rFonts w:ascii="Segoe MDL2 Assets" w:hAnsi="Segoe MDL2 Assets" w:cs="Times New Roman"/>
+                <w:lang w:val="en-GB"/>
               </w:rPr>
               <w:t>ax</w:t>
             </w:r>
@@ -5181,555 +5690,616 @@
           </w:p>
           <w:p>
             <w:pPr>
-              <w:rPr>
-                <w:rFonts w:ascii="Segoe MDL2 Assets" w:hAnsi="Segoe MDL2 Assets" w:cs="Times New Roman"/>
-                <w:lang w:val="en-DK"/>
+              <w:spacing w:after="0" w:line="240" w:lineRule="auto"/>
+              <w:rPr>
+                <w:rFonts w:ascii="Segoe MDL2 Assets" w:hAnsi="Segoe MDL2 Assets" w:cs="Times New Roman"/>
+                <w:lang w:val="en-GB"/>
               </w:rPr>
             </w:pPr>
             <w:r>
               <w:rPr>
                 <w:rFonts w:ascii="Cambria" w:hAnsi="Cambria" w:cs="Cambria"/>
-                <w:lang w:val="en-DK"/>
-              </w:rPr>
-              <w:t> </w:t>
-            </w:r>
-            <w:r>
-              <w:rPr>
-                <w:rFonts w:ascii="Segoe MDL2 Assets" w:hAnsi="Segoe MDL2 Assets" w:cs="Times New Roman"/>
-                <w:lang w:val="en-DK"/>
-              </w:rPr>
-              <w:t xml:space="preserve"> </w:t>
-            </w:r>
-            <w:r>
-              <w:rPr>
-                <w:rFonts w:ascii="Cambria" w:hAnsi="Cambria" w:cs="Cambria"/>
-                <w:lang w:val="en-DK"/>
-              </w:rPr>
-              <w:t> </w:t>
-            </w:r>
-            <w:r>
-              <w:rPr>
-                <w:rFonts w:ascii="Segoe MDL2 Assets" w:hAnsi="Segoe MDL2 Assets" w:cs="Times New Roman"/>
-                <w:lang w:val="en-DK"/>
-              </w:rPr>
-              <w:t xml:space="preserve"> </w:t>
-            </w:r>
-            <w:r>
-              <w:rPr>
-                <w:rFonts w:ascii="Cambria" w:hAnsi="Cambria" w:cs="Cambria"/>
-                <w:lang w:val="en-DK"/>
-              </w:rPr>
-              <w:t> </w:t>
-            </w:r>
-            <w:r>
-              <w:rPr>
-                <w:rFonts w:ascii="Segoe MDL2 Assets" w:hAnsi="Segoe MDL2 Assets" w:cs="Times New Roman"/>
-                <w:lang w:val="en-DK"/>
-              </w:rPr>
-              <w:t xml:space="preserve"> </w:t>
-            </w:r>
-            <w:r>
-              <w:rPr>
-                <w:rFonts w:ascii="Cambria" w:hAnsi="Cambria" w:cs="Cambria"/>
-                <w:lang w:val="en-DK"/>
-              </w:rPr>
-              <w:t> </w:t>
-            </w:r>
-            <w:r>
-              <w:rPr>
-                <w:rFonts w:ascii="Segoe MDL2 Assets" w:hAnsi="Segoe MDL2 Assets" w:cs="Times New Roman"/>
-                <w:lang w:val="en-DK"/>
-              </w:rPr>
-              <w:t xml:space="preserve"> </w:t>
-            </w:r>
-            <w:r>
-              <w:rPr>
-                <w:rFonts w:ascii="Cambria" w:hAnsi="Cambria" w:cs="Cambria"/>
-                <w:lang w:val="en-DK"/>
-              </w:rPr>
-              <w:t> </w:t>
-            </w:r>
-            <w:r>
-              <w:rPr>
-                <w:rFonts w:ascii="Segoe MDL2 Assets" w:hAnsi="Segoe MDL2 Assets" w:cs="Times New Roman"/>
-                <w:lang w:val="en-DK"/>
-              </w:rPr>
-              <w:t xml:space="preserve"> </w:t>
-            </w:r>
-            <w:r>
-              <w:rPr>
-                <w:rFonts w:ascii="Cambria" w:hAnsi="Cambria" w:cs="Cambria"/>
-                <w:lang w:val="en-DK"/>
-              </w:rPr>
-              <w:t> </w:t>
-            </w:r>
-            <w:r>
-              <w:rPr>
-                <w:rFonts w:ascii="Segoe MDL2 Assets" w:hAnsi="Segoe MDL2 Assets" w:cs="Times New Roman"/>
-                <w:lang w:val="en-DK"/>
-              </w:rPr>
-              <w:t xml:space="preserve"> VELOCITY[1] += ay</w:t>
+                <w:lang w:val="en-GB"/>
+              </w:rPr>
+              <w:t> </w:t>
+            </w:r>
+            <w:r>
+              <w:rPr>
+                <w:rFonts w:ascii="Segoe MDL2 Assets" w:hAnsi="Segoe MDL2 Assets" w:cs="Times New Roman"/>
+                <w:lang w:val="en-GB"/>
+              </w:rPr>
+              <w:t xml:space="preserve"> </w:t>
+            </w:r>
+            <w:r>
+              <w:rPr>
+                <w:rFonts w:ascii="Cambria" w:hAnsi="Cambria" w:cs="Cambria"/>
+                <w:lang w:val="en-GB"/>
+              </w:rPr>
+              <w:t> </w:t>
+            </w:r>
+            <w:r>
+              <w:rPr>
+                <w:rFonts w:ascii="Segoe MDL2 Assets" w:hAnsi="Segoe MDL2 Assets" w:cs="Times New Roman"/>
+                <w:lang w:val="en-GB"/>
+              </w:rPr>
+              <w:t xml:space="preserve"> </w:t>
+            </w:r>
+            <w:r>
+              <w:rPr>
+                <w:rFonts w:ascii="Cambria" w:hAnsi="Cambria" w:cs="Cambria"/>
+                <w:lang w:val="en-GB"/>
+              </w:rPr>
+              <w:t> </w:t>
+            </w:r>
+            <w:r>
+              <w:rPr>
+                <w:rFonts w:ascii="Segoe MDL2 Assets" w:hAnsi="Segoe MDL2 Assets" w:cs="Times New Roman"/>
+                <w:lang w:val="en-GB"/>
+              </w:rPr>
+              <w:t xml:space="preserve"> </w:t>
+            </w:r>
+            <w:r>
+              <w:rPr>
+                <w:rFonts w:ascii="Cambria" w:hAnsi="Cambria" w:cs="Cambria"/>
+                <w:lang w:val="en-GB"/>
+              </w:rPr>
+              <w:t> </w:t>
+            </w:r>
+            <w:r>
+              <w:rPr>
+                <w:rFonts w:ascii="Segoe MDL2 Assets" w:hAnsi="Segoe MDL2 Assets" w:cs="Times New Roman"/>
+                <w:lang w:val="en-GB"/>
+              </w:rPr>
+              <w:t xml:space="preserve"> </w:t>
+            </w:r>
+            <w:r>
+              <w:rPr>
+                <w:rFonts w:ascii="Cambria" w:hAnsi="Cambria" w:cs="Cambria"/>
+                <w:lang w:val="en-GB"/>
+              </w:rPr>
+              <w:t> </w:t>
+            </w:r>
+            <w:r>
+              <w:rPr>
+                <w:rFonts w:ascii="Segoe MDL2 Assets" w:hAnsi="Segoe MDL2 Assets" w:cs="Times New Roman"/>
+                <w:lang w:val="en-GB"/>
+              </w:rPr>
+              <w:t xml:space="preserve"> </w:t>
+            </w:r>
+            <w:r>
+              <w:rPr>
+                <w:rFonts w:ascii="Cambria" w:hAnsi="Cambria" w:cs="Cambria"/>
+                <w:lang w:val="en-GB"/>
+              </w:rPr>
+              <w:t> </w:t>
+            </w:r>
+            <w:r>
+              <w:rPr>
+                <w:rFonts w:ascii="Segoe MDL2 Assets" w:hAnsi="Segoe MDL2 Assets" w:cs="Times New Roman"/>
+                <w:lang w:val="en-GB"/>
+              </w:rPr>
+              <w:t xml:space="preserve"> </w:t>
+            </w:r>
+            <w:proofErr w:type="gramStart"/>
+            <w:r>
+              <w:rPr>
+                <w:rFonts w:ascii="Segoe MDL2 Assets" w:hAnsi="Segoe MDL2 Assets" w:cs="Times New Roman"/>
+                <w:lang w:val="en-GB"/>
+              </w:rPr>
+              <w:t>VELOCITY[</w:t>
+            </w:r>
+            <w:proofErr w:type="gramEnd"/>
+            <w:r>
+              <w:rPr>
+                <w:rFonts w:ascii="Segoe MDL2 Assets" w:hAnsi="Segoe MDL2 Assets" w:cs="Times New Roman"/>
+                <w:lang w:val="en-GB"/>
+              </w:rPr>
+              <w:t>1] += ay</w:t>
             </w:r>
           </w:p>
           <w:p>
             <w:pPr>
-              <w:rPr>
-                <w:rFonts w:ascii="Segoe MDL2 Assets" w:hAnsi="Segoe MDL2 Assets" w:cs="Times New Roman"/>
-                <w:lang w:val="en-DK"/>
+              <w:spacing w:line="240" w:lineRule="auto"/>
+              <w:rPr>
+                <w:rFonts w:ascii="Segoe MDL2 Assets" w:hAnsi="Segoe MDL2 Assets" w:cs="Times New Roman"/>
+                <w:lang w:val="en-GB"/>
               </w:rPr>
             </w:pPr>
           </w:p>
           <w:p>
             <w:pPr>
-              <w:rPr>
-                <w:rFonts w:ascii="Segoe MDL2 Assets" w:hAnsi="Segoe MDL2 Assets" w:cs="Times New Roman"/>
-                <w:lang w:val="en-DK"/>
+              <w:spacing w:line="240" w:lineRule="auto"/>
+              <w:rPr>
+                <w:rFonts w:ascii="Segoe MDL2 Assets" w:hAnsi="Segoe MDL2 Assets" w:cs="Times New Roman"/>
+                <w:lang w:val="en-GB"/>
               </w:rPr>
             </w:pPr>
             <w:r>
               <w:rPr>
                 <w:rFonts w:ascii="Cambria" w:hAnsi="Cambria" w:cs="Cambria"/>
-                <w:lang w:val="en-DK"/>
-              </w:rPr>
-              <w:lastRenderedPageBreak/>
-              <w:t> </w:t>
-            </w:r>
-            <w:r>
-              <w:rPr>
-                <w:rFonts w:ascii="Segoe MDL2 Assets" w:hAnsi="Segoe MDL2 Assets" w:cs="Times New Roman"/>
-                <w:lang w:val="en-DK"/>
-              </w:rPr>
-              <w:t xml:space="preserve"> </w:t>
-            </w:r>
-            <w:r>
-              <w:rPr>
-                <w:rFonts w:ascii="Cambria" w:hAnsi="Cambria" w:cs="Cambria"/>
-                <w:lang w:val="en-DK"/>
-              </w:rPr>
-              <w:t> </w:t>
-            </w:r>
-            <w:r>
-              <w:rPr>
-                <w:rFonts w:ascii="Segoe MDL2 Assets" w:hAnsi="Segoe MDL2 Assets" w:cs="Times New Roman"/>
-                <w:lang w:val="en-DK"/>
-              </w:rPr>
-              <w:t xml:space="preserve"> </w:t>
-            </w:r>
-            <w:r>
-              <w:rPr>
-                <w:rFonts w:ascii="Cambria" w:hAnsi="Cambria" w:cs="Cambria"/>
-                <w:lang w:val="en-DK"/>
-              </w:rPr>
-              <w:t> </w:t>
-            </w:r>
-            <w:r>
-              <w:rPr>
-                <w:rFonts w:ascii="Segoe MDL2 Assets" w:hAnsi="Segoe MDL2 Assets" w:cs="Times New Roman"/>
-                <w:lang w:val="en-DK"/>
-              </w:rPr>
-              <w:t xml:space="preserve"> </w:t>
-            </w:r>
-            <w:r>
-              <w:rPr>
-                <w:rFonts w:ascii="Cambria" w:hAnsi="Cambria" w:cs="Cambria"/>
-                <w:lang w:val="en-DK"/>
-              </w:rPr>
-              <w:t> </w:t>
-            </w:r>
-            <w:r>
-              <w:rPr>
-                <w:rFonts w:ascii="Segoe MDL2 Assets" w:hAnsi="Segoe MDL2 Assets" w:cs="Times New Roman"/>
-                <w:lang w:val="en-DK"/>
-              </w:rPr>
-              <w:t xml:space="preserve"> </w:t>
-            </w:r>
-            <w:r>
-              <w:rPr>
-                <w:rFonts w:ascii="Cambria" w:hAnsi="Cambria" w:cs="Cambria"/>
-                <w:lang w:val="en-DK"/>
-              </w:rPr>
-              <w:t> </w:t>
-            </w:r>
-            <w:r>
-              <w:rPr>
-                <w:rFonts w:ascii="Segoe MDL2 Assets" w:hAnsi="Segoe MDL2 Assets" w:cs="Times New Roman"/>
-                <w:lang w:val="en-DK"/>
-              </w:rPr>
-              <w:t xml:space="preserve"> </w:t>
-            </w:r>
-            <w:r>
-              <w:rPr>
-                <w:rFonts w:ascii="Cambria" w:hAnsi="Cambria" w:cs="Cambria"/>
-                <w:lang w:val="en-DK"/>
-              </w:rPr>
-              <w:t> </w:t>
-            </w:r>
-            <w:r>
-              <w:rPr>
-                <w:rFonts w:ascii="Segoe MDL2 Assets" w:hAnsi="Segoe MDL2 Assets" w:cs="Times New Roman"/>
-                <w:lang w:val="en-DK"/>
+                <w:lang w:val="en-GB"/>
+              </w:rPr>
+              <w:t> </w:t>
+            </w:r>
+            <w:r>
+              <w:rPr>
+                <w:rFonts w:ascii="Segoe MDL2 Assets" w:hAnsi="Segoe MDL2 Assets" w:cs="Times New Roman"/>
+                <w:lang w:val="en-GB"/>
+              </w:rPr>
+              <w:t xml:space="preserve"> </w:t>
+            </w:r>
+            <w:r>
+              <w:rPr>
+                <w:rFonts w:ascii="Cambria" w:hAnsi="Cambria" w:cs="Cambria"/>
+                <w:lang w:val="en-GB"/>
+              </w:rPr>
+              <w:t> </w:t>
+            </w:r>
+            <w:r>
+              <w:rPr>
+                <w:rFonts w:ascii="Segoe MDL2 Assets" w:hAnsi="Segoe MDL2 Assets" w:cs="Times New Roman"/>
+                <w:lang w:val="en-GB"/>
+              </w:rPr>
+              <w:t xml:space="preserve"> </w:t>
+            </w:r>
+            <w:r>
+              <w:rPr>
+                <w:rFonts w:ascii="Cambria" w:hAnsi="Cambria" w:cs="Cambria"/>
+                <w:lang w:val="en-GB"/>
+              </w:rPr>
+              <w:t> </w:t>
+            </w:r>
+            <w:r>
+              <w:rPr>
+                <w:rFonts w:ascii="Segoe MDL2 Assets" w:hAnsi="Segoe MDL2 Assets" w:cs="Times New Roman"/>
+                <w:lang w:val="en-GB"/>
+              </w:rPr>
+              <w:t xml:space="preserve"> </w:t>
+            </w:r>
+            <w:r>
+              <w:rPr>
+                <w:rFonts w:ascii="Cambria" w:hAnsi="Cambria" w:cs="Cambria"/>
+                <w:lang w:val="en-GB"/>
+              </w:rPr>
+              <w:t> </w:t>
+            </w:r>
+            <w:r>
+              <w:rPr>
+                <w:rFonts w:ascii="Segoe MDL2 Assets" w:hAnsi="Segoe MDL2 Assets" w:cs="Times New Roman"/>
+                <w:lang w:val="en-GB"/>
+              </w:rPr>
+              <w:t xml:space="preserve"> </w:t>
+            </w:r>
+            <w:r>
+              <w:rPr>
+                <w:rFonts w:ascii="Cambria" w:hAnsi="Cambria" w:cs="Cambria"/>
+                <w:lang w:val="en-GB"/>
+              </w:rPr>
+              <w:t> </w:t>
+            </w:r>
+            <w:r>
+              <w:rPr>
+                <w:rFonts w:ascii="Segoe MDL2 Assets" w:hAnsi="Segoe MDL2 Assets" w:cs="Times New Roman"/>
+                <w:lang w:val="en-GB"/>
+              </w:rPr>
+              <w:t xml:space="preserve"> </w:t>
+            </w:r>
+            <w:r>
+              <w:rPr>
+                <w:rFonts w:ascii="Cambria" w:hAnsi="Cambria" w:cs="Cambria"/>
+                <w:lang w:val="en-GB"/>
+              </w:rPr>
+              <w:t> </w:t>
+            </w:r>
+            <w:r>
+              <w:rPr>
+                <w:rFonts w:ascii="Segoe MDL2 Assets" w:hAnsi="Segoe MDL2 Assets" w:cs="Times New Roman"/>
+                <w:lang w:val="en-GB"/>
               </w:rPr>
               <w:t xml:space="preserve"> body1.updatePos(</w:t>
             </w:r>
           </w:p>
           <w:p>
             <w:pPr>
-              <w:rPr>
-                <w:rFonts w:ascii="Segoe MDL2 Assets" w:hAnsi="Segoe MDL2 Assets" w:cs="Times New Roman"/>
-                <w:lang w:val="en-DK"/>
+              <w:spacing w:line="240" w:lineRule="auto"/>
+              <w:rPr>
+                <w:rFonts w:ascii="Segoe MDL2 Assets" w:hAnsi="Segoe MDL2 Assets" w:cs="Times New Roman"/>
+                <w:lang w:val="en-GB"/>
               </w:rPr>
             </w:pPr>
             <w:r>
               <w:rPr>
                 <w:rFonts w:ascii="Cambria" w:hAnsi="Cambria" w:cs="Cambria"/>
-                <w:lang w:val="en-DK"/>
-              </w:rPr>
-              <w:t> </w:t>
-            </w:r>
-            <w:r>
-              <w:rPr>
-                <w:rFonts w:ascii="Segoe MDL2 Assets" w:hAnsi="Segoe MDL2 Assets" w:cs="Times New Roman"/>
-                <w:lang w:val="en-DK"/>
-              </w:rPr>
-              <w:t xml:space="preserve"> </w:t>
-            </w:r>
-            <w:r>
-              <w:rPr>
-                <w:rFonts w:ascii="Cambria" w:hAnsi="Cambria" w:cs="Cambria"/>
-                <w:lang w:val="en-DK"/>
-              </w:rPr>
-              <w:t> </w:t>
-            </w:r>
-            <w:r>
-              <w:rPr>
-                <w:rFonts w:ascii="Segoe MDL2 Assets" w:hAnsi="Segoe MDL2 Assets" w:cs="Times New Roman"/>
-                <w:lang w:val="en-DK"/>
-              </w:rPr>
-              <w:t xml:space="preserve"> </w:t>
-            </w:r>
-            <w:r>
-              <w:rPr>
-                <w:rFonts w:ascii="Cambria" w:hAnsi="Cambria" w:cs="Cambria"/>
-                <w:lang w:val="en-DK"/>
-              </w:rPr>
-              <w:t> </w:t>
-            </w:r>
-            <w:r>
-              <w:rPr>
-                <w:rFonts w:ascii="Segoe MDL2 Assets" w:hAnsi="Segoe MDL2 Assets" w:cs="Times New Roman"/>
-                <w:lang w:val="en-DK"/>
-              </w:rPr>
-              <w:t xml:space="preserve"> </w:t>
-            </w:r>
-            <w:r>
-              <w:rPr>
-                <w:rFonts w:ascii="Cambria" w:hAnsi="Cambria" w:cs="Cambria"/>
-                <w:lang w:val="en-DK"/>
-              </w:rPr>
-              <w:t> </w:t>
-            </w:r>
-            <w:r>
-              <w:rPr>
-                <w:rFonts w:ascii="Segoe MDL2 Assets" w:hAnsi="Segoe MDL2 Assets" w:cs="Times New Roman"/>
-                <w:lang w:val="en-DK"/>
-              </w:rPr>
-              <w:t xml:space="preserve"> </w:t>
-            </w:r>
-            <w:r>
-              <w:rPr>
-                <w:rFonts w:ascii="Cambria" w:hAnsi="Cambria" w:cs="Cambria"/>
-                <w:lang w:val="en-DK"/>
-              </w:rPr>
-              <w:t> </w:t>
-            </w:r>
-            <w:r>
-              <w:rPr>
-                <w:rFonts w:ascii="Segoe MDL2 Assets" w:hAnsi="Segoe MDL2 Assets" w:cs="Times New Roman"/>
-                <w:lang w:val="en-DK"/>
-              </w:rPr>
-              <w:t xml:space="preserve"> </w:t>
-            </w:r>
-            <w:r>
-              <w:rPr>
-                <w:rFonts w:ascii="Cambria" w:hAnsi="Cambria" w:cs="Cambria"/>
-                <w:lang w:val="en-DK"/>
-              </w:rPr>
-              <w:t> </w:t>
-            </w:r>
-            <w:r>
-              <w:rPr>
-                <w:rFonts w:ascii="Segoe MDL2 Assets" w:hAnsi="Segoe MDL2 Assets" w:cs="Times New Roman"/>
-                <w:lang w:val="en-DK"/>
-              </w:rPr>
-              <w:t xml:space="preserve"> </w:t>
-            </w:r>
-            <w:r>
-              <w:rPr>
-                <w:rFonts w:ascii="Cambria" w:hAnsi="Cambria" w:cs="Cambria"/>
-                <w:lang w:val="en-DK"/>
-              </w:rPr>
-              <w:t> </w:t>
-            </w:r>
-            <w:r>
-              <w:rPr>
-                <w:rFonts w:ascii="Segoe MDL2 Assets" w:hAnsi="Segoe MDL2 Assets" w:cs="Times New Roman"/>
-                <w:lang w:val="en-DK"/>
-              </w:rPr>
-              <w:t xml:space="preserve"> </w:t>
-            </w:r>
-            <w:r>
-              <w:rPr>
-                <w:rFonts w:ascii="Cambria" w:hAnsi="Cambria" w:cs="Cambria"/>
-                <w:lang w:val="en-DK"/>
-              </w:rPr>
-              <w:t> </w:t>
-            </w:r>
-            <w:r>
-              <w:rPr>
-                <w:rFonts w:ascii="Segoe MDL2 Assets" w:hAnsi="Segoe MDL2 Assets" w:cs="Times New Roman"/>
-                <w:lang w:val="en-DK"/>
-              </w:rPr>
-              <w:t xml:space="preserve"> VELOCITY[0] * </w:t>
+                <w:lang w:val="en-GB"/>
+              </w:rPr>
+              <w:t> </w:t>
+            </w:r>
+            <w:r>
+              <w:rPr>
+                <w:rFonts w:ascii="Segoe MDL2 Assets" w:hAnsi="Segoe MDL2 Assets" w:cs="Times New Roman"/>
+                <w:lang w:val="en-GB"/>
+              </w:rPr>
+              <w:t xml:space="preserve"> </w:t>
+            </w:r>
+            <w:r>
+              <w:rPr>
+                <w:rFonts w:ascii="Cambria" w:hAnsi="Cambria" w:cs="Cambria"/>
+                <w:lang w:val="en-GB"/>
+              </w:rPr>
+              <w:t> </w:t>
+            </w:r>
+            <w:r>
+              <w:rPr>
+                <w:rFonts w:ascii="Segoe MDL2 Assets" w:hAnsi="Segoe MDL2 Assets" w:cs="Times New Roman"/>
+                <w:lang w:val="en-GB"/>
+              </w:rPr>
+              <w:t xml:space="preserve"> </w:t>
+            </w:r>
+            <w:r>
+              <w:rPr>
+                <w:rFonts w:ascii="Cambria" w:hAnsi="Cambria" w:cs="Cambria"/>
+                <w:lang w:val="en-GB"/>
+              </w:rPr>
+              <w:t> </w:t>
+            </w:r>
+            <w:r>
+              <w:rPr>
+                <w:rFonts w:ascii="Segoe MDL2 Assets" w:hAnsi="Segoe MDL2 Assets" w:cs="Times New Roman"/>
+                <w:lang w:val="en-GB"/>
+              </w:rPr>
+              <w:t xml:space="preserve"> </w:t>
+            </w:r>
+            <w:r>
+              <w:rPr>
+                <w:rFonts w:ascii="Cambria" w:hAnsi="Cambria" w:cs="Cambria"/>
+                <w:lang w:val="en-GB"/>
+              </w:rPr>
+              <w:t> </w:t>
+            </w:r>
+            <w:r>
+              <w:rPr>
+                <w:rFonts w:ascii="Segoe MDL2 Assets" w:hAnsi="Segoe MDL2 Assets" w:cs="Times New Roman"/>
+                <w:lang w:val="en-GB"/>
+              </w:rPr>
+              <w:t xml:space="preserve"> </w:t>
+            </w:r>
+            <w:r>
+              <w:rPr>
+                <w:rFonts w:ascii="Cambria" w:hAnsi="Cambria" w:cs="Cambria"/>
+                <w:lang w:val="en-GB"/>
+              </w:rPr>
+              <w:t> </w:t>
+            </w:r>
+            <w:r>
+              <w:rPr>
+                <w:rFonts w:ascii="Segoe MDL2 Assets" w:hAnsi="Segoe MDL2 Assets" w:cs="Times New Roman"/>
+                <w:lang w:val="en-GB"/>
+              </w:rPr>
+              <w:t xml:space="preserve"> </w:t>
+            </w:r>
+            <w:r>
+              <w:rPr>
+                <w:rFonts w:ascii="Cambria" w:hAnsi="Cambria" w:cs="Cambria"/>
+                <w:lang w:val="en-GB"/>
+              </w:rPr>
+              <w:t> </w:t>
+            </w:r>
+            <w:r>
+              <w:rPr>
+                <w:rFonts w:ascii="Segoe MDL2 Assets" w:hAnsi="Segoe MDL2 Assets" w:cs="Times New Roman"/>
+                <w:lang w:val="en-GB"/>
+              </w:rPr>
+              <w:t xml:space="preserve"> </w:t>
+            </w:r>
+            <w:r>
+              <w:rPr>
+                <w:rFonts w:ascii="Cambria" w:hAnsi="Cambria" w:cs="Cambria"/>
+                <w:lang w:val="en-GB"/>
+              </w:rPr>
+              <w:t> </w:t>
+            </w:r>
+            <w:r>
+              <w:rPr>
+                <w:rFonts w:ascii="Segoe MDL2 Assets" w:hAnsi="Segoe MDL2 Assets" w:cs="Times New Roman"/>
+                <w:lang w:val="en-GB"/>
+              </w:rPr>
+              <w:t xml:space="preserve"> </w:t>
+            </w:r>
+            <w:r>
+              <w:rPr>
+                <w:rFonts w:ascii="Cambria" w:hAnsi="Cambria" w:cs="Cambria"/>
+                <w:lang w:val="en-GB"/>
+              </w:rPr>
+              <w:t> </w:t>
+            </w:r>
+            <w:r>
+              <w:rPr>
+                <w:rFonts w:ascii="Segoe MDL2 Assets" w:hAnsi="Segoe MDL2 Assets" w:cs="Times New Roman"/>
+                <w:lang w:val="en-GB"/>
+              </w:rPr>
+              <w:t xml:space="preserve"> </w:t>
+            </w:r>
+            <w:proofErr w:type="gramStart"/>
+            <w:r>
+              <w:rPr>
+                <w:rFonts w:ascii="Segoe MDL2 Assets" w:hAnsi="Segoe MDL2 Assets" w:cs="Times New Roman"/>
+                <w:lang w:val="en-GB"/>
+              </w:rPr>
+              <w:t>VELOCITY[</w:t>
+            </w:r>
+            <w:proofErr w:type="gramEnd"/>
+            <w:r>
+              <w:rPr>
+                <w:rFonts w:ascii="Segoe MDL2 Assets" w:hAnsi="Segoe MDL2 Assets" w:cs="Times New Roman"/>
+                <w:lang w:val="en-GB"/>
+              </w:rPr>
+              <w:t xml:space="preserve">0] * </w:t>
             </w:r>
             <w:proofErr w:type="spellStart"/>
-            <w:r>
-              <w:rPr>
-                <w:rFonts w:ascii="Segoe MDL2 Assets" w:hAnsi="Segoe MDL2 Assets" w:cs="Times New Roman"/>
-                <w:lang w:val="en-DK"/>
+            <w:proofErr w:type="gramStart"/>
+            <w:r>
+              <w:rPr>
+                <w:rFonts w:ascii="Segoe MDL2 Assets" w:hAnsi="Segoe MDL2 Assets" w:cs="Times New Roman"/>
+                <w:lang w:val="en-GB"/>
               </w:rPr>
               <w:t>self.dt</w:t>
             </w:r>
             <w:proofErr w:type="spellEnd"/>
-            <w:r>
-              <w:rPr>
-                <w:rFonts w:ascii="Segoe MDL2 Assets" w:hAnsi="Segoe MDL2 Assets" w:cs="Times New Roman"/>
-                <w:lang w:val="en-DK"/>
+            <w:proofErr w:type="gramEnd"/>
+            <w:r>
+              <w:rPr>
+                <w:rFonts w:ascii="Segoe MDL2 Assets" w:hAnsi="Segoe MDL2 Assets" w:cs="Times New Roman"/>
+                <w:lang w:val="en-GB"/>
               </w:rPr>
               <w:t>,</w:t>
             </w:r>
           </w:p>
           <w:p>
             <w:pPr>
-              <w:rPr>
-                <w:rFonts w:ascii="Segoe MDL2 Assets" w:hAnsi="Segoe MDL2 Assets" w:cs="Times New Roman"/>
-                <w:lang w:val="en-DK"/>
+              <w:spacing w:line="240" w:lineRule="auto"/>
+              <w:rPr>
+                <w:rFonts w:ascii="Segoe MDL2 Assets" w:hAnsi="Segoe MDL2 Assets" w:cs="Times New Roman"/>
+                <w:lang w:val="en-GB"/>
               </w:rPr>
             </w:pPr>
             <w:r>
               <w:rPr>
                 <w:rFonts w:ascii="Cambria" w:hAnsi="Cambria" w:cs="Cambria"/>
-                <w:lang w:val="en-DK"/>
-              </w:rPr>
-              <w:t> </w:t>
-            </w:r>
-            <w:r>
-              <w:rPr>
-                <w:rFonts w:ascii="Segoe MDL2 Assets" w:hAnsi="Segoe MDL2 Assets" w:cs="Times New Roman"/>
-                <w:lang w:val="en-DK"/>
-              </w:rPr>
-              <w:t xml:space="preserve"> </w:t>
-            </w:r>
-            <w:r>
-              <w:rPr>
-                <w:rFonts w:ascii="Cambria" w:hAnsi="Cambria" w:cs="Cambria"/>
-                <w:lang w:val="en-DK"/>
-              </w:rPr>
-              <w:t> </w:t>
-            </w:r>
-            <w:r>
-              <w:rPr>
-                <w:rFonts w:ascii="Segoe MDL2 Assets" w:hAnsi="Segoe MDL2 Assets" w:cs="Times New Roman"/>
-                <w:lang w:val="en-DK"/>
-              </w:rPr>
-              <w:t xml:space="preserve"> </w:t>
-            </w:r>
-            <w:r>
-              <w:rPr>
-                <w:rFonts w:ascii="Cambria" w:hAnsi="Cambria" w:cs="Cambria"/>
-                <w:lang w:val="en-DK"/>
-              </w:rPr>
-              <w:t> </w:t>
-            </w:r>
-            <w:r>
-              <w:rPr>
-                <w:rFonts w:ascii="Segoe MDL2 Assets" w:hAnsi="Segoe MDL2 Assets" w:cs="Times New Roman"/>
-                <w:lang w:val="en-DK"/>
-              </w:rPr>
-              <w:t xml:space="preserve"> </w:t>
-            </w:r>
-            <w:r>
-              <w:rPr>
-                <w:rFonts w:ascii="Cambria" w:hAnsi="Cambria" w:cs="Cambria"/>
-                <w:lang w:val="en-DK"/>
-              </w:rPr>
-              <w:t> </w:t>
-            </w:r>
-            <w:r>
-              <w:rPr>
-                <w:rFonts w:ascii="Segoe MDL2 Assets" w:hAnsi="Segoe MDL2 Assets" w:cs="Times New Roman"/>
-                <w:lang w:val="en-DK"/>
-              </w:rPr>
-              <w:t xml:space="preserve"> </w:t>
-            </w:r>
-            <w:r>
-              <w:rPr>
-                <w:rFonts w:ascii="Cambria" w:hAnsi="Cambria" w:cs="Cambria"/>
-                <w:lang w:val="en-DK"/>
-              </w:rPr>
-              <w:t> </w:t>
-            </w:r>
-            <w:r>
-              <w:rPr>
-                <w:rFonts w:ascii="Segoe MDL2 Assets" w:hAnsi="Segoe MDL2 Assets" w:cs="Times New Roman"/>
-                <w:lang w:val="en-DK"/>
-              </w:rPr>
-              <w:t xml:space="preserve"> </w:t>
-            </w:r>
-            <w:r>
-              <w:rPr>
-                <w:rFonts w:ascii="Cambria" w:hAnsi="Cambria" w:cs="Cambria"/>
-                <w:lang w:val="en-DK"/>
-              </w:rPr>
-              <w:t> </w:t>
-            </w:r>
-            <w:r>
-              <w:rPr>
-                <w:rFonts w:ascii="Segoe MDL2 Assets" w:hAnsi="Segoe MDL2 Assets" w:cs="Times New Roman"/>
-                <w:lang w:val="en-DK"/>
-              </w:rPr>
-              <w:t xml:space="preserve"> </w:t>
-            </w:r>
-            <w:r>
-              <w:rPr>
-                <w:rFonts w:ascii="Cambria" w:hAnsi="Cambria" w:cs="Cambria"/>
-                <w:lang w:val="en-DK"/>
-              </w:rPr>
-              <w:t> </w:t>
-            </w:r>
-            <w:r>
-              <w:rPr>
-                <w:rFonts w:ascii="Segoe MDL2 Assets" w:hAnsi="Segoe MDL2 Assets" w:cs="Times New Roman"/>
-                <w:lang w:val="en-DK"/>
-              </w:rPr>
-              <w:t xml:space="preserve"> </w:t>
-            </w:r>
-            <w:r>
-              <w:rPr>
-                <w:rFonts w:ascii="Cambria" w:hAnsi="Cambria" w:cs="Cambria"/>
-                <w:lang w:val="en-DK"/>
-              </w:rPr>
-              <w:t> </w:t>
-            </w:r>
-            <w:r>
-              <w:rPr>
-                <w:rFonts w:ascii="Segoe MDL2 Assets" w:hAnsi="Segoe MDL2 Assets" w:cs="Times New Roman"/>
-                <w:lang w:val="en-DK"/>
-              </w:rPr>
-              <w:t xml:space="preserve"> VELOCITY[1] * </w:t>
+                <w:lang w:val="en-GB"/>
+              </w:rPr>
+              <w:t> </w:t>
+            </w:r>
+            <w:r>
+              <w:rPr>
+                <w:rFonts w:ascii="Segoe MDL2 Assets" w:hAnsi="Segoe MDL2 Assets" w:cs="Times New Roman"/>
+                <w:lang w:val="en-GB"/>
+              </w:rPr>
+              <w:t xml:space="preserve"> </w:t>
+            </w:r>
+            <w:r>
+              <w:rPr>
+                <w:rFonts w:ascii="Cambria" w:hAnsi="Cambria" w:cs="Cambria"/>
+                <w:lang w:val="en-GB"/>
+              </w:rPr>
+              <w:t> </w:t>
+            </w:r>
+            <w:r>
+              <w:rPr>
+                <w:rFonts w:ascii="Segoe MDL2 Assets" w:hAnsi="Segoe MDL2 Assets" w:cs="Times New Roman"/>
+                <w:lang w:val="en-GB"/>
+              </w:rPr>
+              <w:t xml:space="preserve"> </w:t>
+            </w:r>
+            <w:r>
+              <w:rPr>
+                <w:rFonts w:ascii="Cambria" w:hAnsi="Cambria" w:cs="Cambria"/>
+                <w:lang w:val="en-GB"/>
+              </w:rPr>
+              <w:t> </w:t>
+            </w:r>
+            <w:r>
+              <w:rPr>
+                <w:rFonts w:ascii="Segoe MDL2 Assets" w:hAnsi="Segoe MDL2 Assets" w:cs="Times New Roman"/>
+                <w:lang w:val="en-GB"/>
+              </w:rPr>
+              <w:t xml:space="preserve"> </w:t>
+            </w:r>
+            <w:r>
+              <w:rPr>
+                <w:rFonts w:ascii="Cambria" w:hAnsi="Cambria" w:cs="Cambria"/>
+                <w:lang w:val="en-GB"/>
+              </w:rPr>
+              <w:t> </w:t>
+            </w:r>
+            <w:r>
+              <w:rPr>
+                <w:rFonts w:ascii="Segoe MDL2 Assets" w:hAnsi="Segoe MDL2 Assets" w:cs="Times New Roman"/>
+                <w:lang w:val="en-GB"/>
+              </w:rPr>
+              <w:t xml:space="preserve"> </w:t>
+            </w:r>
+            <w:r>
+              <w:rPr>
+                <w:rFonts w:ascii="Cambria" w:hAnsi="Cambria" w:cs="Cambria"/>
+                <w:lang w:val="en-GB"/>
+              </w:rPr>
+              <w:t> </w:t>
+            </w:r>
+            <w:r>
+              <w:rPr>
+                <w:rFonts w:ascii="Segoe MDL2 Assets" w:hAnsi="Segoe MDL2 Assets" w:cs="Times New Roman"/>
+                <w:lang w:val="en-GB"/>
+              </w:rPr>
+              <w:t xml:space="preserve"> </w:t>
+            </w:r>
+            <w:r>
+              <w:rPr>
+                <w:rFonts w:ascii="Cambria" w:hAnsi="Cambria" w:cs="Cambria"/>
+                <w:lang w:val="en-GB"/>
+              </w:rPr>
+              <w:t> </w:t>
+            </w:r>
+            <w:r>
+              <w:rPr>
+                <w:rFonts w:ascii="Segoe MDL2 Assets" w:hAnsi="Segoe MDL2 Assets" w:cs="Times New Roman"/>
+                <w:lang w:val="en-GB"/>
+              </w:rPr>
+              <w:t xml:space="preserve"> </w:t>
+            </w:r>
+            <w:r>
+              <w:rPr>
+                <w:rFonts w:ascii="Cambria" w:hAnsi="Cambria" w:cs="Cambria"/>
+                <w:lang w:val="en-GB"/>
+              </w:rPr>
+              <w:t> </w:t>
+            </w:r>
+            <w:r>
+              <w:rPr>
+                <w:rFonts w:ascii="Segoe MDL2 Assets" w:hAnsi="Segoe MDL2 Assets" w:cs="Times New Roman"/>
+                <w:lang w:val="en-GB"/>
+              </w:rPr>
+              <w:t xml:space="preserve"> </w:t>
+            </w:r>
+            <w:r>
+              <w:rPr>
+                <w:rFonts w:ascii="Cambria" w:hAnsi="Cambria" w:cs="Cambria"/>
+                <w:lang w:val="en-GB"/>
+              </w:rPr>
+              <w:t> </w:t>
+            </w:r>
+            <w:r>
+              <w:rPr>
+                <w:rFonts w:ascii="Segoe MDL2 Assets" w:hAnsi="Segoe MDL2 Assets" w:cs="Times New Roman"/>
+                <w:lang w:val="en-GB"/>
+              </w:rPr>
+              <w:t xml:space="preserve"> </w:t>
+            </w:r>
+            <w:proofErr w:type="gramStart"/>
+            <w:r>
+              <w:rPr>
+                <w:rFonts w:ascii="Segoe MDL2 Assets" w:hAnsi="Segoe MDL2 Assets" w:cs="Times New Roman"/>
+                <w:lang w:val="en-GB"/>
+              </w:rPr>
+              <w:t>VELOCITY[</w:t>
+            </w:r>
+            <w:proofErr w:type="gramEnd"/>
+            <w:r>
+              <w:rPr>
+                <w:rFonts w:ascii="Segoe MDL2 Assets" w:hAnsi="Segoe MDL2 Assets" w:cs="Times New Roman"/>
+                <w:lang w:val="en-GB"/>
+              </w:rPr>
+              <w:t xml:space="preserve">1] * </w:t>
             </w:r>
             <w:proofErr w:type="spellStart"/>
-            <w:r>
-              <w:rPr>
-                <w:rFonts w:ascii="Segoe MDL2 Assets" w:hAnsi="Segoe MDL2 Assets" w:cs="Times New Roman"/>
-                <w:lang w:val="en-DK"/>
+            <w:proofErr w:type="gramStart"/>
+            <w:r>
+              <w:rPr>
+                <w:rFonts w:ascii="Segoe MDL2 Assets" w:hAnsi="Segoe MDL2 Assets" w:cs="Times New Roman"/>
+                <w:lang w:val="en-GB"/>
               </w:rPr>
               <w:t>self.dt</w:t>
             </w:r>
             <w:proofErr w:type="spellEnd"/>
+            <w:proofErr w:type="gramEnd"/>
           </w:p>
           <w:p>
             <w:pPr>
-              <w:rPr>
-                <w:rFonts w:ascii="Segoe MDL2 Assets" w:hAnsi="Segoe MDL2 Assets" w:cs="Times New Roman"/>
-                <w:lang w:val="en-DK"/>
+              <w:spacing w:line="240" w:lineRule="auto"/>
+              <w:rPr>
+                <w:rFonts w:ascii="Segoe MDL2 Assets" w:hAnsi="Segoe MDL2 Assets" w:cs="Times New Roman"/>
               </w:rPr>
             </w:pPr>
             <w:r>
               <w:rPr>
                 <w:rFonts w:ascii="Cambria" w:hAnsi="Cambria" w:cs="Cambria"/>
-                <w:lang w:val="en-DK"/>
-              </w:rPr>
-              <w:t> </w:t>
-            </w:r>
-            <w:r>
-              <w:rPr>
-                <w:rFonts w:ascii="Segoe MDL2 Assets" w:hAnsi="Segoe MDL2 Assets" w:cs="Times New Roman"/>
-                <w:lang w:val="en-DK"/>
-              </w:rPr>
-              <w:t xml:space="preserve"> </w:t>
-            </w:r>
-            <w:r>
-              <w:rPr>
-                <w:rFonts w:ascii="Cambria" w:hAnsi="Cambria" w:cs="Cambria"/>
-                <w:lang w:val="en-DK"/>
-              </w:rPr>
-              <w:t> </w:t>
-            </w:r>
-            <w:r>
-              <w:rPr>
-                <w:rFonts w:ascii="Segoe MDL2 Assets" w:hAnsi="Segoe MDL2 Assets" w:cs="Times New Roman"/>
-                <w:lang w:val="en-DK"/>
-              </w:rPr>
-              <w:t xml:space="preserve"> </w:t>
-            </w:r>
-            <w:r>
-              <w:rPr>
-                <w:rFonts w:ascii="Cambria" w:hAnsi="Cambria" w:cs="Cambria"/>
-                <w:lang w:val="en-DK"/>
-              </w:rPr>
-              <w:t> </w:t>
-            </w:r>
-            <w:r>
-              <w:rPr>
-                <w:rFonts w:ascii="Segoe MDL2 Assets" w:hAnsi="Segoe MDL2 Assets" w:cs="Times New Roman"/>
-                <w:lang w:val="en-DK"/>
-              </w:rPr>
-              <w:t xml:space="preserve"> </w:t>
-            </w:r>
-            <w:r>
-              <w:rPr>
-                <w:rFonts w:ascii="Cambria" w:hAnsi="Cambria" w:cs="Cambria"/>
-                <w:lang w:val="en-DK"/>
-              </w:rPr>
-              <w:t> </w:t>
-            </w:r>
-            <w:r>
-              <w:rPr>
-                <w:rFonts w:ascii="Segoe MDL2 Assets" w:hAnsi="Segoe MDL2 Assets" w:cs="Times New Roman"/>
-                <w:lang w:val="en-DK"/>
-              </w:rPr>
-              <w:t xml:space="preserve"> </w:t>
-            </w:r>
-            <w:r>
-              <w:rPr>
-                <w:rFonts w:ascii="Cambria" w:hAnsi="Cambria" w:cs="Cambria"/>
-                <w:lang w:val="en-DK"/>
-              </w:rPr>
-              <w:t> </w:t>
-            </w:r>
-            <w:r>
-              <w:rPr>
-                <w:rFonts w:ascii="Segoe MDL2 Assets" w:hAnsi="Segoe MDL2 Assets" w:cs="Times New Roman"/>
-                <w:lang w:val="en-DK"/>
-              </w:rPr>
-              <w:t xml:space="preserve"> </w:t>
-            </w:r>
-            <w:r>
-              <w:rPr>
-                <w:rFonts w:ascii="Cambria" w:hAnsi="Cambria" w:cs="Cambria"/>
-                <w:lang w:val="en-DK"/>
-              </w:rPr>
-              <w:t> </w:t>
-            </w:r>
-            <w:r>
-              <w:rPr>
-                <w:rFonts w:ascii="Segoe MDL2 Assets" w:hAnsi="Segoe MDL2 Assets" w:cs="Times New Roman"/>
-                <w:lang w:val="en-DK"/>
-              </w:rPr>
-              <w:t xml:space="preserve"> )</w:t>
+                <w:lang w:val="en-GB"/>
+              </w:rPr>
+              <w:t> </w:t>
+            </w:r>
+            <w:r>
+              <w:rPr>
+                <w:rFonts w:ascii="Segoe MDL2 Assets" w:hAnsi="Segoe MDL2 Assets" w:cs="Times New Roman"/>
+                <w:lang w:val="en-GB"/>
+              </w:rPr>
+              <w:t xml:space="preserve"> </w:t>
+            </w:r>
+            <w:r>
+              <w:rPr>
+                <w:rFonts w:ascii="Cambria" w:hAnsi="Cambria" w:cs="Cambria"/>
+                <w:lang w:val="en-GB"/>
+              </w:rPr>
+              <w:t> </w:t>
+            </w:r>
+            <w:r>
+              <w:rPr>
+                <w:rFonts w:ascii="Segoe MDL2 Assets" w:hAnsi="Segoe MDL2 Assets" w:cs="Times New Roman"/>
+                <w:lang w:val="en-GB"/>
+              </w:rPr>
+              <w:t xml:space="preserve"> </w:t>
+            </w:r>
+            <w:r>
+              <w:rPr>
+                <w:rFonts w:ascii="Cambria" w:hAnsi="Cambria" w:cs="Cambria"/>
+                <w:lang w:val="en-GB"/>
+              </w:rPr>
+              <w:t> </w:t>
+            </w:r>
+            <w:r>
+              <w:rPr>
+                <w:rFonts w:ascii="Segoe MDL2 Assets" w:hAnsi="Segoe MDL2 Assets" w:cs="Times New Roman"/>
+                <w:lang w:val="en-GB"/>
+              </w:rPr>
+              <w:t xml:space="preserve"> </w:t>
+            </w:r>
+            <w:r>
+              <w:rPr>
+                <w:rFonts w:ascii="Cambria" w:hAnsi="Cambria" w:cs="Cambria"/>
+                <w:lang w:val="en-GB"/>
+              </w:rPr>
+              <w:t> </w:t>
+            </w:r>
+            <w:r>
+              <w:rPr>
+                <w:rFonts w:ascii="Segoe MDL2 Assets" w:hAnsi="Segoe MDL2 Assets" w:cs="Times New Roman"/>
+                <w:lang w:val="en-GB"/>
+              </w:rPr>
+              <w:t xml:space="preserve"> </w:t>
+            </w:r>
+            <w:r>
+              <w:rPr>
+                <w:rFonts w:ascii="Cambria" w:hAnsi="Cambria" w:cs="Cambria"/>
+                <w:lang w:val="en-GB"/>
+              </w:rPr>
+              <w:t> </w:t>
+            </w:r>
+            <w:r>
+              <w:rPr>
+                <w:rFonts w:ascii="Segoe MDL2 Assets" w:hAnsi="Segoe MDL2 Assets" w:cs="Times New Roman"/>
+                <w:lang w:val="en-GB"/>
+              </w:rPr>
+              <w:t xml:space="preserve"> </w:t>
+            </w:r>
+            <w:r>
+              <w:rPr>
+                <w:rFonts w:ascii="Cambria" w:hAnsi="Cambria" w:cs="Cambria"/>
+                <w:lang w:val="en-GB"/>
+              </w:rPr>
+              <w:t> </w:t>
+            </w:r>
+            <w:r>
+              <w:rPr>
+                <w:rFonts w:ascii="Segoe MDL2 Assets" w:hAnsi="Segoe MDL2 Assets" w:cs="Times New Roman"/>
+                <w:lang w:val="en-GB"/>
+              </w:rPr>
+              <w:t xml:space="preserve"> </w:t>
+            </w:r>
+            <w:r>
+              <w:rPr>
+                <w:rFonts w:ascii="Segoe MDL2 Assets" w:hAnsi="Segoe MDL2 Assets" w:cs="Times New Roman"/>
+              </w:rPr>
+              <w:t>)</w:t>
             </w:r>
           </w:p>
-          <w:p/>
         </w:tc>
       </w:tr>
     </w:tbl>
@@ -5739,13 +6309,147 @@
         <w:pStyle w:val="Heading1"/>
       </w:pPr>
       <w:r>
+        <w:lastRenderedPageBreak/>
         <w:t>Rutediagrammer</w:t>
       </w:r>
       <w:bookmarkEnd w:id="6"/>
     </w:p>
     <w:p>
       <w:r>
-        <w:t>Visuel repræsentation af udvalgte programdele</w:t>
+        <w:rPr>
+          <w:noProof/>
+        </w:rPr>
+        <w:drawing>
+          <wp:inline distT="0" distB="0" distL="0" distR="0" wp14:anchorId="1D858C1A" wp14:editId="49C7AB15">
+            <wp:extent cx="3200400" cy="7153275"/>
+            <wp:effectExtent l="0" t="0" r="0" b="9525"/>
+            <wp:docPr id="709459486" name="Picture 7"/>
+            <wp:cNvGraphicFramePr>
+              <a:graphicFrameLocks xmlns:a="http://schemas.openxmlformats.org/drawingml/2006/main" noChangeAspect="1"/>
+            </wp:cNvGraphicFramePr>
+            <a:graphic xmlns:a="http://schemas.openxmlformats.org/drawingml/2006/main">
+              <a:graphicData uri="http://schemas.openxmlformats.org/drawingml/2006/picture">
+                <pic:pic xmlns:pic="http://schemas.openxmlformats.org/drawingml/2006/picture">
+                  <pic:nvPicPr>
+                    <pic:cNvPr id="709459486" name="Picture 709459486"/>
+                    <pic:cNvPicPr/>
+                  </pic:nvPicPr>
+                  <pic:blipFill>
+                    <a:blip r:embed="rId9">
+                      <a:extLst>
+                        <a:ext uri="{28A0092B-C50C-407E-A947-70E740481C1C}">
+                          <a14:useLocalDpi xmlns:a14="http://schemas.microsoft.com/office/drawing/2010/main" val="0"/>
+                        </a:ext>
+                      </a:extLst>
+                    </a:blip>
+                    <a:stretch>
+                      <a:fillRect/>
+                    </a:stretch>
+                  </pic:blipFill>
+                  <pic:spPr>
+                    <a:xfrm>
+                      <a:off x="0" y="0"/>
+                      <a:ext cx="3200400" cy="7153275"/>
+                    </a:xfrm>
+                    <a:prstGeom prst="rect">
+                      <a:avLst/>
+                    </a:prstGeom>
+                  </pic:spPr>
+                </pic:pic>
+              </a:graphicData>
+            </a:graphic>
+          </wp:inline>
+        </w:drawing>
+      </w:r>
+    </w:p>
+    <w:p>
+      <w:pPr>
+        <w:pStyle w:val="ListParagraph"/>
+        <w:numPr>
+          <w:ilvl w:val="0"/>
+          <w:numId w:val="1"/>
+        </w:numPr>
+      </w:pPr>
+      <w:r>
+        <w:t>Programmet</w:t>
+      </w:r>
+      <w:r>
+        <w:t xml:space="preserve"> starter, </w:t>
+      </w:r>
+      <w:r>
+        <w:t>det første for loop får position og veloc</w:t>
+      </w:r>
+      <w:r>
+        <w:t xml:space="preserve">ity </w:t>
+      </w:r>
+      <w:r>
+        <w:t xml:space="preserve">af det objekt </w:t>
+      </w:r>
+      <w:r>
+        <w:t>som skal udregnes acceleration for. Derefter bliver variabelt som holder, den midlertidige velocity reset.</w:t>
+      </w:r>
+    </w:p>
+    <w:p>
+      <w:pPr>
+        <w:pStyle w:val="ListParagraph"/>
+        <w:numPr>
+          <w:ilvl w:val="0"/>
+          <w:numId w:val="1"/>
+        </w:numPr>
+      </w:pPr>
+      <w:r>
+        <w:t xml:space="preserve">Andet loop starter og der bliver </w:t>
+      </w:r>
+      <w:proofErr w:type="spellStart"/>
+      <w:r>
+        <w:t>checket</w:t>
+      </w:r>
+      <w:proofErr w:type="spellEnd"/>
+      <w:r>
+        <w:t xml:space="preserve"> </w:t>
+      </w:r>
+      <w:r>
+        <w:t>om</w:t>
+      </w:r>
+      <w:r>
+        <w:t xml:space="preserve"> body1 og body</w:t>
+      </w:r>
+      <w:r>
+        <w:t xml:space="preserve">2 er det </w:t>
+      </w:r>
+      <w:r>
+        <w:t>samme objekt, Hvis de er så forsætter den til næste loop.</w:t>
+      </w:r>
+    </w:p>
+    <w:p>
+      <w:pPr>
+        <w:pStyle w:val="ListParagraph"/>
+        <w:numPr>
+          <w:ilvl w:val="0"/>
+          <w:numId w:val="1"/>
+        </w:numPr>
+      </w:pPr>
+      <w:r>
+        <w:lastRenderedPageBreak/>
+        <w:t>Hvis ikke så bliver distancen mellem de to objekter udregnet, hvis afstanden er mindre end 1 hvis de er så forsætter den til næste loop.</w:t>
+      </w:r>
+    </w:p>
+    <w:p>
+      <w:pPr>
+        <w:pStyle w:val="ListParagraph"/>
+        <w:numPr>
+          <w:ilvl w:val="0"/>
+          <w:numId w:val="1"/>
+        </w:numPr>
+      </w:pPr>
+      <w:r>
+        <w:t xml:space="preserve">Hvis afstanden ikke er mindre end 1 så bliver body1’s velocity og position opdateret, og næste </w:t>
+      </w:r>
+      <w:r>
+        <w:t>iteration</w:t>
+      </w:r>
+      <w:r>
+        <w:t xml:space="preserve"> går i gang.</w:t>
       </w:r>
     </w:p>
     <w:p>
@@ -5760,14 +6464,131 @@
     </w:p>
     <w:p>
       <w:r>
-        <w:t>Dokumentation af programmets afprøvning</w:t>
+        <w:t xml:space="preserve">Programmet er blevet testet med forskellige mængder af objekter og start værdier, programmet har kunne </w:t>
+      </w:r>
+      <w:proofErr w:type="gramStart"/>
+      <w:r>
+        <w:t>simuler</w:t>
+      </w:r>
+      <w:proofErr w:type="gramEnd"/>
+      <w:r>
+        <w:t xml:space="preserve"> system med 0 og op til flere stjerne og planeter</w:t>
+      </w:r>
+      <w:r>
+        <w:t xml:space="preserve">. </w:t>
+      </w:r>
+    </w:p>
+    <w:p>
+      <w:pPr>
+        <w:pStyle w:val="Heading1"/>
+        <w:rPr>
+          <w:rFonts w:eastAsiaTheme="minorHAnsi" w:cstheme="minorBidi"/>
+          <w:color w:val="auto"/>
+          <w:sz w:val="24"/>
+          <w:szCs w:val="24"/>
+        </w:rPr>
+      </w:pPr>
+      <w:bookmarkStart w:id="8" w:name="_Toc225235122"/>
+      <w:r>
+        <w:rPr>
+          <w:rFonts w:eastAsiaTheme="minorHAnsi" w:cstheme="minorBidi"/>
+          <w:color w:val="auto"/>
+          <w:sz w:val="24"/>
+          <w:szCs w:val="24"/>
+        </w:rPr>
+        <w:drawing>
+          <wp:inline distT="0" distB="0" distL="0" distR="0" wp14:anchorId="3E9C75E4" wp14:editId="3796D73C">
+            <wp:extent cx="2006407" cy="1346200"/>
+            <wp:effectExtent l="0" t="0" r="0" b="6350"/>
+            <wp:docPr id="1316170934" name="Picture 1"/>
+            <wp:cNvGraphicFramePr>
+              <a:graphicFrameLocks xmlns:a="http://schemas.openxmlformats.org/drawingml/2006/main" noChangeAspect="1"/>
+            </wp:cNvGraphicFramePr>
+            <a:graphic xmlns:a="http://schemas.openxmlformats.org/drawingml/2006/main">
+              <a:graphicData uri="http://schemas.openxmlformats.org/drawingml/2006/picture">
+                <pic:pic xmlns:pic="http://schemas.openxmlformats.org/drawingml/2006/picture">
+                  <pic:nvPicPr>
+                    <pic:cNvPr id="1316170934" name=""/>
+                    <pic:cNvPicPr/>
+                  </pic:nvPicPr>
+                  <pic:blipFill>
+                    <a:blip r:embed="rId10"/>
+                    <a:stretch>
+                      <a:fillRect/>
+                    </a:stretch>
+                  </pic:blipFill>
+                  <pic:spPr>
+                    <a:xfrm>
+                      <a:off x="0" y="0"/>
+                      <a:ext cx="2012190" cy="1350080"/>
+                    </a:xfrm>
+                    <a:prstGeom prst="rect">
+                      <a:avLst/>
+                    </a:prstGeom>
+                  </pic:spPr>
+                </pic:pic>
+              </a:graphicData>
+            </a:graphic>
+          </wp:inline>
+        </w:drawing>
+      </w:r>
+      <w:r>
+        <w:rPr>
+          <w:rFonts w:eastAsiaTheme="minorHAnsi" w:cstheme="minorBidi"/>
+          <w:color w:val="auto"/>
+          <w:sz w:val="24"/>
+          <w:szCs w:val="24"/>
+        </w:rPr>
+        <w:t xml:space="preserve"> </w:t>
+      </w:r>
+      <w:r>
+        <w:rPr>
+          <w:rFonts w:eastAsiaTheme="minorHAnsi" w:cstheme="minorBidi"/>
+          <w:color w:val="auto"/>
+          <w:sz w:val="24"/>
+          <w:szCs w:val="24"/>
+        </w:rPr>
+        <w:drawing>
+          <wp:inline distT="0" distB="0" distL="0" distR="0" wp14:anchorId="21E9F8AA" wp14:editId="12A81C58">
+            <wp:extent cx="1733550" cy="1340261"/>
+            <wp:effectExtent l="0" t="0" r="0" b="0"/>
+            <wp:docPr id="51334672" name="Picture 1"/>
+            <wp:cNvGraphicFramePr>
+              <a:graphicFrameLocks xmlns:a="http://schemas.openxmlformats.org/drawingml/2006/main" noChangeAspect="1"/>
+            </wp:cNvGraphicFramePr>
+            <a:graphic xmlns:a="http://schemas.openxmlformats.org/drawingml/2006/main">
+              <a:graphicData uri="http://schemas.openxmlformats.org/drawingml/2006/picture">
+                <pic:pic xmlns:pic="http://schemas.openxmlformats.org/drawingml/2006/picture">
+                  <pic:nvPicPr>
+                    <pic:cNvPr id="51334672" name=""/>
+                    <pic:cNvPicPr/>
+                  </pic:nvPicPr>
+                  <pic:blipFill>
+                    <a:blip r:embed="rId11"/>
+                    <a:stretch>
+                      <a:fillRect/>
+                    </a:stretch>
+                  </pic:blipFill>
+                  <pic:spPr>
+                    <a:xfrm>
+                      <a:off x="0" y="0"/>
+                      <a:ext cx="1741668" cy="1346537"/>
+                    </a:xfrm>
+                    <a:prstGeom prst="rect">
+                      <a:avLst/>
+                    </a:prstGeom>
+                  </pic:spPr>
+                </pic:pic>
+              </a:graphicData>
+            </a:graphic>
+          </wp:inline>
+        </w:drawing>
       </w:r>
     </w:p>
     <w:p>
       <w:pPr>
         <w:pStyle w:val="Heading1"/>
       </w:pPr>
-      <w:bookmarkStart w:id="8" w:name="_Toc225235122"/>
       <w:r>
         <w:t>Konklusion</w:t>
       </w:r>
@@ -5775,7 +6596,138 @@
     </w:p>
     <w:p>
       <w:r>
+        <w:t xml:space="preserve">Python programmet er i stand til at simulere et newtonian system, systemet </w:t>
+      </w:r>
+      <w:r>
+        <w:t>propagere</w:t>
+      </w:r>
+      <w:r>
+        <w:t xml:space="preserve"> sig via Eulers integration af tid. Denne valgte fremgangs metode </w:t>
+      </w:r>
+      <w:r>
+        <w:t>forårsager</w:t>
+      </w:r>
+      <w:r>
+        <w:t xml:space="preserve"> </w:t>
+      </w:r>
+      <w:r>
+        <w:t>at orbitalerne for plan</w:t>
+      </w:r>
+      <w:r>
+        <w:t>e</w:t>
+      </w:r>
+      <w:r>
+        <w:t xml:space="preserve">ter, har en </w:t>
+      </w:r>
+      <w:r>
+        <w:t>tendens</w:t>
+      </w:r>
+      <w:r>
+        <w:t xml:space="preserve"> </w:t>
+      </w:r>
+      <w:r>
+        <w:t xml:space="preserve">til destabiliser sig over tid eller ved ekstreme værdier. Men </w:t>
+      </w:r>
+      <w:r>
+        <w:t>programmet</w:t>
+      </w:r>
+      <w:r>
+        <w:t xml:space="preserve"> </w:t>
+      </w:r>
+      <w:r>
+        <w:t xml:space="preserve">er i stand til at simulere et </w:t>
+      </w:r>
+      <w:r>
+        <w:t>solsystem</w:t>
+      </w:r>
+      <w:r>
+        <w:t xml:space="preserve">, så frem de nødvendige </w:t>
+      </w:r>
+      <w:r>
+        <w:t>startværdier</w:t>
+      </w:r>
+      <w:r>
+        <w:t xml:space="preserve"> er oplyst.</w:t>
+      </w:r>
+    </w:p>
+    <w:p/>
+    <w:p>
+      <w:r>
         <w:t>Opfølgning på problemformuleringen og mangler</w:t>
+      </w:r>
+    </w:p>
+    <w:p>
+      <w:pPr>
+        <w:pStyle w:val="Heading1"/>
+      </w:pPr>
+      <w:r>
+        <w:t xml:space="preserve">Litteratur </w:t>
+      </w:r>
+      <w:proofErr w:type="spellStart"/>
+      <w:r>
+        <w:t>tingi</w:t>
+      </w:r>
+      <w:proofErr w:type="spellEnd"/>
+    </w:p>
+    <w:p>
+      <w:pPr>
+        <w:rPr>
+          <w:lang w:val="en-GB"/>
+        </w:rPr>
+      </w:pPr>
+      <w:r>
+        <w:rPr>
+          <w:lang w:val="en-GB"/>
+        </w:rPr>
+        <w:t>Python docs</w:t>
+      </w:r>
+    </w:p>
+    <w:p>
+      <w:pPr>
+        <w:rPr>
+          <w:lang w:val="en-GB"/>
+        </w:rPr>
+      </w:pPr>
+      <w:proofErr w:type="spellStart"/>
+      <w:r>
+        <w:rPr>
+          <w:lang w:val="en-GB"/>
+        </w:rPr>
+        <w:t>Pygame</w:t>
+      </w:r>
+      <w:proofErr w:type="spellEnd"/>
+      <w:r>
+        <w:rPr>
+          <w:lang w:val="en-GB"/>
+        </w:rPr>
+        <w:t xml:space="preserve"> docs</w:t>
+      </w:r>
+    </w:p>
+    <w:p>
+      <w:pPr>
+        <w:rPr>
+          <w:lang w:val="en-GB"/>
+        </w:rPr>
+      </w:pPr>
+      <w:r>
+        <w:rPr>
+          <w:lang w:val="en-GB"/>
+        </w:rPr>
+        <w:t xml:space="preserve">Bog thing </w:t>
+      </w:r>
+      <w:proofErr w:type="spellStart"/>
+      <w:r>
+        <w:rPr>
+          <w:lang w:val="en-GB"/>
+        </w:rPr>
+        <w:t>fra</w:t>
+      </w:r>
+      <w:proofErr w:type="spellEnd"/>
+      <w:r>
+        <w:rPr>
+          <w:lang w:val="en-GB"/>
+        </w:rPr>
+        <w:t xml:space="preserve"> teams?</w:t>
       </w:r>
     </w:p>
     <w:p>
@@ -5806,6 +6758,126 @@
     </w:sectPr>
   </w:body>
 </w:document>
+</file>
+
+<file path=word/numbering.xml><?xml version="1.0" encoding="utf-8"?>
+<w:numbering xmlns:wpc="http://schemas.microsoft.com/office/word/2010/wordprocessingCanvas" xmlns:cx="http://schemas.microsoft.com/office/drawing/2014/chartex" xmlns:cx1="http://schemas.microsoft.com/office/drawing/2015/9/8/chartex" xmlns:cx2="http://schemas.microsoft.com/office/drawing/2015/10/21/chartex" xmlns:cx3="http://schemas.microsoft.com/office/drawing/2016/5/9/chartex" xmlns:cx4="http://schemas.microsoft.com/office/drawing/2016/5/10/chartex" xmlns:cx5="http://schemas.microsoft.com/office/drawing/2016/5/11/chartex" xmlns:cx6="http://schemas.microsoft.com/office/drawing/2016/5/12/chartex" xmlns:cx7="http://schemas.microsoft.com/office/drawing/2016/5/13/chartex" xmlns:cx8="http://schemas.microsoft.com/office/drawing/2016/5/14/chartex" xmlns:mc="http://schemas.openxmlformats.org/markup-compatibility/2006" xmlns:aink="http://schemas.microsoft.com/office/drawing/2016/ink" xmlns:am3d="http://schemas.microsoft.com/office/drawing/2017/model3d" xmlns:o="urn:schemas-microsoft-com:office:office" xmlns:oel="http://schemas.microsoft.com/office/2019/extlst" xmlns:r="http://schemas.openxmlformats.org/officeDocument/2006/relationships" xmlns:m="http://schemas.openxmlformats.org/officeDocument/2006/math" xmlns:v="urn:schemas-microsoft-com:vml" xmlns:wp14="http://schemas.microsoft.com/office/word/2010/wordprocessingDrawing" xmlns:wp="http://schemas.openxmlformats.org/drawingml/2006/wordprocessingDrawing" xmlns:w10="urn:schemas-microsoft-com:office:word" xmlns:w="http://schemas.openxmlformats.org/wordprocessingml/2006/main" xmlns:w14="http://schemas.microsoft.com/office/word/2010/wordml" xmlns:w15="http://schemas.microsoft.com/office/word/2012/wordml" xmlns:w16cex="http://schemas.microsoft.com/office/word/2018/wordml/cex" xmlns:w16cid="http://schemas.microsoft.com/office/word/2016/wordml/cid" xmlns:w16="http://schemas.microsoft.com/office/word/2018/wordml" xmlns:w16du="http://schemas.microsoft.com/office/word/2023/wordml/word16du" xmlns:w16sdtdh="http://schemas.microsoft.com/office/word/2020/wordml/sdtdatahash" xmlns:w16sdtfl="http://schemas.microsoft.com/office/word/2024/wordml/sdtformatlock" xmlns:w16se="http://schemas.microsoft.com/office/word/2015/wordml/symex" xmlns:wpg="http://schemas.microsoft.com/office/word/2010/wordprocessingGroup" xmlns:wpi="http://schemas.microsoft.com/office/word/2010/wordprocessingInk" xmlns:wne="http://schemas.microsoft.com/office/word/2006/wordml" xmlns:wps="http://schemas.microsoft.com/office/word/2010/wordprocessingShape" mc:Ignorable="w14 w15 w16se w16cid w16 w16cex w16sdtdh w16sdtfl w16du wp14">
+  <w:abstractNum w:abstractNumId="0" w15:restartNumberingAfterBreak="0">
+    <w:nsid w:val="2DE02E16"/>
+    <w:multiLevelType w:val="hybridMultilevel"/>
+    <w:tmpl w:val="1318FD7A"/>
+    <w:lvl w:ilvl="0" w:tplc="91666548">
+      <w:numFmt w:val="bullet"/>
+      <w:lvlText w:val="-"/>
+      <w:lvlJc w:val="left"/>
+      <w:pPr>
+        <w:ind w:left="720" w:hanging="360"/>
+      </w:pPr>
+      <w:rPr>
+        <w:rFonts w:ascii="Times New Roman" w:eastAsiaTheme="minorHAnsi" w:hAnsi="Times New Roman" w:cs="Times New Roman" w:hint="default"/>
+      </w:rPr>
+    </w:lvl>
+    <w:lvl w:ilvl="1" w:tplc="20000003" w:tentative="1">
+      <w:start w:val="1"/>
+      <w:numFmt w:val="bullet"/>
+      <w:lvlText w:val="o"/>
+      <w:lvlJc w:val="left"/>
+      <w:pPr>
+        <w:ind w:left="1440" w:hanging="360"/>
+      </w:pPr>
+      <w:rPr>
+        <w:rFonts w:ascii="Courier New" w:hAnsi="Courier New" w:cs="Courier New" w:hint="default"/>
+      </w:rPr>
+    </w:lvl>
+    <w:lvl w:ilvl="2" w:tplc="20000005" w:tentative="1">
+      <w:start w:val="1"/>
+      <w:numFmt w:val="bullet"/>
+      <w:lvlText w:val=""/>
+      <w:lvlJc w:val="left"/>
+      <w:pPr>
+        <w:ind w:left="2160" w:hanging="360"/>
+      </w:pPr>
+      <w:rPr>
+        <w:rFonts w:ascii="Wingdings" w:hAnsi="Wingdings" w:hint="default"/>
+      </w:rPr>
+    </w:lvl>
+    <w:lvl w:ilvl="3" w:tplc="20000001" w:tentative="1">
+      <w:start w:val="1"/>
+      <w:numFmt w:val="bullet"/>
+      <w:lvlText w:val=""/>
+      <w:lvlJc w:val="left"/>
+      <w:pPr>
+        <w:ind w:left="2880" w:hanging="360"/>
+      </w:pPr>
+      <w:rPr>
+        <w:rFonts w:ascii="Symbol" w:hAnsi="Symbol" w:hint="default"/>
+      </w:rPr>
+    </w:lvl>
+    <w:lvl w:ilvl="4" w:tplc="20000003" w:tentative="1">
+      <w:start w:val="1"/>
+      <w:numFmt w:val="bullet"/>
+      <w:lvlText w:val="o"/>
+      <w:lvlJc w:val="left"/>
+      <w:pPr>
+        <w:ind w:left="3600" w:hanging="360"/>
+      </w:pPr>
+      <w:rPr>
+        <w:rFonts w:ascii="Courier New" w:hAnsi="Courier New" w:cs="Courier New" w:hint="default"/>
+      </w:rPr>
+    </w:lvl>
+    <w:lvl w:ilvl="5" w:tplc="20000005" w:tentative="1">
+      <w:start w:val="1"/>
+      <w:numFmt w:val="bullet"/>
+      <w:lvlText w:val=""/>
+      <w:lvlJc w:val="left"/>
+      <w:pPr>
+        <w:ind w:left="4320" w:hanging="360"/>
+      </w:pPr>
+      <w:rPr>
+        <w:rFonts w:ascii="Wingdings" w:hAnsi="Wingdings" w:hint="default"/>
+      </w:rPr>
+    </w:lvl>
+    <w:lvl w:ilvl="6" w:tplc="20000001" w:tentative="1">
+      <w:start w:val="1"/>
+      <w:numFmt w:val="bullet"/>
+      <w:lvlText w:val=""/>
+      <w:lvlJc w:val="left"/>
+      <w:pPr>
+        <w:ind w:left="5040" w:hanging="360"/>
+      </w:pPr>
+      <w:rPr>
+        <w:rFonts w:ascii="Symbol" w:hAnsi="Symbol" w:hint="default"/>
+      </w:rPr>
+    </w:lvl>
+    <w:lvl w:ilvl="7" w:tplc="20000003" w:tentative="1">
+      <w:start w:val="1"/>
+      <w:numFmt w:val="bullet"/>
+      <w:lvlText w:val="o"/>
+      <w:lvlJc w:val="left"/>
+      <w:pPr>
+        <w:ind w:left="5760" w:hanging="360"/>
+      </w:pPr>
+      <w:rPr>
+        <w:rFonts w:ascii="Courier New" w:hAnsi="Courier New" w:cs="Courier New" w:hint="default"/>
+      </w:rPr>
+    </w:lvl>
+    <w:lvl w:ilvl="8" w:tplc="20000005" w:tentative="1">
+      <w:start w:val="1"/>
+      <w:numFmt w:val="bullet"/>
+      <w:lvlText w:val=""/>
+      <w:lvlJc w:val="left"/>
+      <w:pPr>
+        <w:ind w:left="6480" w:hanging="360"/>
+      </w:pPr>
+      <w:rPr>
+        <w:rFonts w:ascii="Wingdings" w:hAnsi="Wingdings" w:hint="default"/>
+      </w:rPr>
+    </w:lvl>
+  </w:abstractNum>
+  <w:num w:numId="1" w16cid:durableId="305816057">
+    <w:abstractNumId w:val="0"/>
+  </w:num>
+</w:numbering>
 </file>
 
 <file path=word/styles.xml><?xml version="1.0" encoding="utf-8"?>
@@ -6997,18 +8069,39 @@
 
 <file path=word/glossary/fontTable.xml><?xml version="1.0" encoding="utf-8"?>
 <w:fonts xmlns:mc="http://schemas.openxmlformats.org/markup-compatibility/2006" xmlns:r="http://schemas.openxmlformats.org/officeDocument/2006/relationships" xmlns:w="http://schemas.openxmlformats.org/wordprocessingml/2006/main" xmlns:w14="http://schemas.microsoft.com/office/word/2010/wordml" xmlns:w15="http://schemas.microsoft.com/office/word/2012/wordml" xmlns:w16cex="http://schemas.microsoft.com/office/word/2018/wordml/cex" xmlns:w16cid="http://schemas.microsoft.com/office/word/2016/wordml/cid" xmlns:w16="http://schemas.microsoft.com/office/word/2018/wordml" xmlns:w16du="http://schemas.microsoft.com/office/word/2023/wordml/word16du" xmlns:w16sdtdh="http://schemas.microsoft.com/office/word/2020/wordml/sdtdatahash" xmlns:w16sdtfl="http://schemas.microsoft.com/office/word/2024/wordml/sdtformatlock" xmlns:w16se="http://schemas.microsoft.com/office/word/2015/wordml/symex" mc:Ignorable="w14 w15 w16se w16cid w16 w16cex w16sdtdh w16sdtfl w16du">
+  <w:font w:name="Times New Roman">
+    <w:panose1 w:val="02020603050405020304"/>
+    <w:charset w:val="00"/>
+    <w:family w:val="roman"/>
+    <w:pitch w:val="variable"/>
+    <w:sig w:usb0="E0002EFF" w:usb1="C000785B" w:usb2="00000009" w:usb3="00000000" w:csb0="000001FF" w:csb1="00000000"/>
+  </w:font>
   <w:font w:name="Aptos">
     <w:charset w:val="00"/>
     <w:family w:val="swiss"/>
     <w:pitch w:val="variable"/>
     <w:sig w:usb0="20000287" w:usb1="00000003" w:usb2="00000000" w:usb3="00000000" w:csb0="0000019F" w:csb1="00000000"/>
   </w:font>
-  <w:font w:name="Times New Roman">
-    <w:panose1 w:val="02020603050405020304"/>
+  <w:font w:name="Courier New">
+    <w:panose1 w:val="02070309020205020404"/>
     <w:charset w:val="00"/>
+    <w:family w:val="modern"/>
+    <w:pitch w:val="fixed"/>
+    <w:sig w:usb0="E0002EFF" w:usb1="C0007843" w:usb2="00000009" w:usb3="00000000" w:csb0="000001FF" w:csb1="00000000"/>
+  </w:font>
+  <w:font w:name="Wingdings">
+    <w:panose1 w:val="05000000000000000000"/>
+    <w:charset w:val="02"/>
+    <w:family w:val="auto"/>
+    <w:pitch w:val="variable"/>
+    <w:sig w:usb0="00000000" w:usb1="10000000" w:usb2="00000000" w:usb3="00000000" w:csb0="80000000" w:csb1="00000000"/>
+  </w:font>
+  <w:font w:name="Symbol">
+    <w:panose1 w:val="05050102010706020507"/>
+    <w:charset w:val="02"/>
     <w:family w:val="roman"/>
     <w:pitch w:val="variable"/>
-    <w:sig w:usb0="E0002EFF" w:usb1="C000785B" w:usb2="00000009" w:usb3="00000000" w:csb0="000001FF" w:csb1="00000000"/>
+    <w:sig w:usb0="00000000" w:usb1="10000000" w:usb2="00000000" w:usb3="00000000" w:csb0="80000000" w:csb1="00000000"/>
   </w:font>
   <w:font w:name="Aptos Display">
     <w:charset w:val="00"/>
@@ -7064,16 +8157,22 @@
     <w:rsidRoot w:val="00560E4C"/>
     <w:rsid w:val="00014513"/>
     <w:rsid w:val="00036F8A"/>
+    <w:rsid w:val="0005308B"/>
     <w:rsid w:val="001778C9"/>
+    <w:rsid w:val="001F0563"/>
     <w:rsid w:val="001F5ABE"/>
     <w:rsid w:val="00315E7B"/>
     <w:rsid w:val="003F5806"/>
+    <w:rsid w:val="00422787"/>
     <w:rsid w:val="00520D27"/>
     <w:rsid w:val="00560E4C"/>
     <w:rsid w:val="00631C0A"/>
+    <w:rsid w:val="0066184F"/>
+    <w:rsid w:val="00712F88"/>
     <w:rsid w:val="008A708E"/>
     <w:rsid w:val="009369B8"/>
     <w:rsid w:val="00B50222"/>
+    <w:rsid w:val="00BF1501"/>
     <w:rsid w:val="00C87345"/>
     <w:rsid w:val="00C976FA"/>
   </w:rsids>
